--- a/zht/docx/027.content.docx
+++ b/zht/docx/027.content.docx
@@ -150,26 +150,6 @@
           <w:lang w:val="zh_TW" w:bidi="zh_TW"/>
         </w:rPr>
         <w:t>dong</w:t>
-      </w:r>
-      <w:r>
-        <w:rPr>
-          <w:lang w:val="zh_TW" w:bidi="zh_TW"/>
-        </w:rPr>
-      </w:r>
-    </w:p>
-    <w:p>
-      <w:pPr/>
-      <w:r>
-        <w:rPr>
-          <w:lang w:val="zh_TW" w:bidi="zh_TW"/>
-        </w:rPr>
-      </w:r>
-      <w:r>
-        <w:rPr>
-          <w:i/>
-          <w:lang w:val="zh_TW" w:bidi="zh_TW"/>
-        </w:rPr>
-        <w:t>動物</w:t>
       </w:r>
       <w:r>
         <w:rPr>

--- a/zht/docx/027.content.docx
+++ b/zht/docx/027.content.docx
@@ -149,7 +149,7 @@
         <w:rPr>
           <w:lang w:val="zh_TW" w:bidi="zh_TW"/>
         </w:rPr>
-        <w:t>diao</w:t>
+        <w:t>dian</w:t>
       </w:r>
       <w:r>
         <w:rPr>
@@ -212,7 +212,7 @@
         <w:rPr>
           <w:lang w:val="zh_TW" w:bidi="zh_TW"/>
         </w:rPr>
-        <w:t>弔詭/反合性</w:t>
+        <w:t>癲癇，癲癇病人</w:t>
       </w:r>
       <w:r>
         <w:rPr>
@@ -231,18 +231,7 @@
         <w:rPr>
           <w:lang w:val="zh_TW" w:bidi="zh_TW"/>
         </w:rPr>
-        <w:t>一種表達形式，看似自相矛盾或荒謬不實，但也表達出基本的真理。人們常用它來引發更深刻和批判性的思考。它可能與誇張法（誇大的陳述）密切相關。弔詭中包含明顯的矛盾元素。弔詭的驚人特性使人們停下來仔細思考其意義。</w:t>
-      </w:r>
-    </w:p>
-    <w:p>
-      <w:pPr>
-        <w:pStyle w:val="Heading3"/>
-      </w:pPr>
-      <w:r>
-        <w:rPr>
-          <w:lang w:val="zh_TW" w:bidi="zh_TW"/>
-        </w:rPr>
-        <w:t>耶穌如何使用弔詭？</w:t>
+        <w:t>中樞神經系統的一種疾病，其特徵包括失去意識和抽搐。癲癇發作可分為小發作（面部或手部抽動、短暫而劇烈的腹痛，以及可能的瞬間失去意識）和大發作（全身抽搐、口吐白沫、以及持續5至20分鐘的昏迷）。雖然癲癇的原因至今仍不完全清楚，但現代已有藥物可以預防或控制發作。</w:t>
       </w:r>
     </w:p>
     <w:p>
@@ -256,7 +245,7 @@
         <w:rPr>
           <w:lang w:val="zh_TW" w:bidi="zh_TW"/>
         </w:rPr>
-        <w:t>耶穌在祂的教導事工中使用了弔詭/反合性的表達。比如，祂說成年人必須重生。在</w:t>
+        <w:t>在聖經時代，癲癇（稱為「癲病」）尚無有效的治療方法。耶穌曾醫治一名顯然患有此病的男孩（</w:t>
       </w:r>
       <w:hyperlink r:id="rId13">
         <w:r>
@@ -267,40 +256,14 @@
             <w:color w:val="0000EE"/>
             <w:u w:val="single"/>
           </w:rPr>
-          <w:t>約翰福音三章4節</w:t>
+          <w:t>太17:14–18</w:t>
         </w:r>
       </w:hyperlink>
       <w:r>
         <w:rPr>
           <w:lang w:val="zh_TW" w:bidi="zh_TW"/>
         </w:rPr>
-        <w:t>，尼哥德慕問：「</w:t>
-      </w:r>
-      <w:r>
-        <w:rPr>
-          <w:lang w:val="zh_TW" w:bidi="zh_TW"/>
-        </w:rPr>
-        <w:t>人已經老了，如何能重生呢？豈能再進母腹生出來嗎？</w:t>
-      </w:r>
-      <w:r>
-        <w:rPr>
-          <w:lang w:val="zh_TW" w:bidi="zh_TW"/>
-        </w:rPr>
-        <w:t>」</w:t>
-      </w:r>
-    </w:p>
-    <w:p>
-      <w:pPr/>
-      <w:r>
-        <w:rPr>
-          <w:lang w:val="zh_TW" w:bidi="zh_TW"/>
-        </w:rPr>
-      </w:r>
-      <w:r>
-        <w:rPr>
-          <w:lang w:val="zh_TW" w:bidi="zh_TW"/>
-        </w:rPr>
-        <w:t>另一個例子是當耶穌對富人談論進入神的國時。耶穌說，駱駝穿過針眼（不可能的事情）比富人進入神的國還容易（</w:t>
+        <w:t>；</w:t>
       </w:r>
       <w:hyperlink r:id="rId14">
         <w:r>
@@ -311,58 +274,14 @@
             <w:color w:val="0000EE"/>
             <w:u w:val="single"/>
           </w:rPr>
-          <w:t>馬可福音10:25</w:t>
+          <w:t>可9:17–27</w:t>
         </w:r>
       </w:hyperlink>
       <w:r>
         <w:rPr>
           <w:lang w:val="zh_TW" w:bidi="zh_TW"/>
         </w:rPr>
-        <w:t>）。重點不是專注於字面上的陳述或逐字理解，而是要理解其基本目的。這句話是為了讓人驚訝並讓他們改變思維。耶穌迫使富人看到他們對財富的態度如何將他們排除在神的國之外。</w:t>
-      </w:r>
-    </w:p>
-    <w:p>
-      <w:pPr/>
-      <w:r>
-        <w:rPr>
-          <w:lang w:val="zh_TW" w:bidi="zh_TW"/>
-        </w:rPr>
-      </w:r>
-      <w:r>
-        <w:rPr>
-          <w:lang w:val="zh_TW" w:bidi="zh_TW"/>
-        </w:rPr>
-        <w:t>耶穌的事工中大量使用弔詭/反合性表達，顯示出神的國如何顛覆人們生活的價值觀：</w:t>
-      </w:r>
-    </w:p>
-    <w:p>
-      <w:pPr>
-        <w:pStyle w:val="ListBullet"/>
-        <w:spacing w:line="240" w:lineRule="auto"/>
-        <w:ind w:left="720"/>
-      </w:pPr>
-      <w:r>
-        <w:rPr>
-          <w:lang w:val="zh_TW" w:bidi="zh_TW"/>
-        </w:rPr>
-      </w:r>
-      <w:r>
-        <w:rPr>
-          <w:lang w:val="zh_TW" w:bidi="zh_TW"/>
-        </w:rPr>
-        <w:t>凡</w:t>
-      </w:r>
-      <w:r>
-        <w:rPr>
-          <w:lang w:val="zh_TW" w:bidi="zh_TW"/>
-        </w:rPr>
-        <w:t>失喪生命的，將要得着生命</w:t>
-      </w:r>
-      <w:r>
-        <w:rPr>
-          <w:lang w:val="zh_TW" w:bidi="zh_TW"/>
-        </w:rPr>
-        <w:t>（</w:t>
+        <w:t>；</w:t>
       </w:r>
       <w:hyperlink r:id="rId15">
         <w:r>
@@ -373,185 +292,46 @@
             <w:color w:val="0000EE"/>
             <w:u w:val="single"/>
           </w:rPr>
-          <w:t>馬太福音10:39</w:t>
+          <w:t>路9:37–42</w:t>
         </w:r>
       </w:hyperlink>
       <w:r>
         <w:rPr>
           <w:lang w:val="zh_TW" w:bidi="zh_TW"/>
         </w:rPr>
-        <w:t>）。</w:t>
+        <w:t>）。有英文譯本將這男孩描述為「瘋子（lunatic）」（來自拉丁文</w:t>
       </w:r>
-    </w:p>
-    <w:p>
-      <w:pPr>
-        <w:pStyle w:val="ListBullet"/>
-        <w:spacing w:line="240" w:lineRule="auto"/>
-        <w:ind w:left="720"/>
-      </w:pPr>
       <w:r>
         <w:rPr>
+          <w:i/>
           <w:lang w:val="zh_TW" w:bidi="zh_TW"/>
         </w:rPr>
+        <w:t>luna，意為</w:t>
       </w:r>
       <w:r>
         <w:rPr>
           <w:lang w:val="zh_TW" w:bidi="zh_TW"/>
         </w:rPr>
-        <w:t>在後的，將要在前</w:t>
+        <w:t>「月亮」）是不正確的用法。馬太福音中所用的希臘文詞語（字面意思為「受月亮影響」）反映了古代對某些疾病與月相有關的觀念。根據聖經記載，根據聖經記載，耶穌將一個邪靈或「污鬼」趕出該男孩後，他便得到了醫治。</w:t>
+      </w:r>
+      <w:r>
+        <w:rPr>
+          <w:i/>
+          <w:lang w:val="zh_TW" w:bidi="zh_TW"/>
+        </w:rPr>
+        <w:t>見</w:t>
       </w:r>
       <w:r>
         <w:rPr>
           <w:lang w:val="zh_TW" w:bidi="zh_TW"/>
         </w:rPr>
-        <w:t>，</w:t>
+        <w:t>藥物與醫療實踐</w:t>
       </w:r>
       <w:r>
         <w:rPr>
           <w:lang w:val="zh_TW" w:bidi="zh_TW"/>
         </w:rPr>
-        <w:t>在前的，將要在後</w:t>
-      </w:r>
-      <w:r>
-        <w:rPr>
-          <w:lang w:val="zh_TW" w:bidi="zh_TW"/>
-        </w:rPr>
-        <w:t>（</w:t>
-      </w:r>
-      <w:hyperlink r:id="rId16">
-        <w:r>
-          <w:rPr>
-            <w:lang w:val="zh_TW" w:bidi="zh_TW"/>
-          </w:rPr>
-          <w:rPr>
-            <w:color w:val="0000EE"/>
-            <w:u w:val="single"/>
-          </w:rPr>
-          <w:t>路加福音13:30</w:t>
-        </w:r>
-      </w:hyperlink>
-      <w:r>
-        <w:rPr>
-          <w:lang w:val="zh_TW" w:bidi="zh_TW"/>
-        </w:rPr>
-        <w:t>）。</w:t>
-      </w:r>
-    </w:p>
-    <w:p>
-      <w:pPr>
-        <w:pStyle w:val="ListBullet"/>
-        <w:spacing w:line="240" w:lineRule="auto"/>
-        <w:ind w:left="720"/>
-      </w:pPr>
-      <w:r>
-        <w:rPr>
-          <w:lang w:val="zh_TW" w:bidi="zh_TW"/>
-        </w:rPr>
-      </w:r>
-      <w:r>
-        <w:rPr>
-          <w:lang w:val="zh_TW" w:bidi="zh_TW"/>
-        </w:rPr>
-        <w:t>誰願為大，就必作眾人的用人</w:t>
-      </w:r>
-      <w:r>
-        <w:rPr>
-          <w:lang w:val="zh_TW" w:bidi="zh_TW"/>
-        </w:rPr>
-        <w:t>（</w:t>
-      </w:r>
-      <w:hyperlink r:id="rId17">
-        <w:r>
-          <w:rPr>
-            <w:lang w:val="zh_TW" w:bidi="zh_TW"/>
-          </w:rPr>
-          <w:rPr>
-            <w:color w:val="0000EE"/>
-            <w:u w:val="single"/>
-          </w:rPr>
-          <w:t>馬可福音10:43</w:t>
-        </w:r>
-      </w:hyperlink>
-      <w:r>
-        <w:rPr>
-          <w:lang w:val="zh_TW" w:bidi="zh_TW"/>
-        </w:rPr>
-        <w:t>；</w:t>
-      </w:r>
-      <w:hyperlink r:id="rId18">
-        <w:r>
-          <w:rPr>
-            <w:lang w:val="zh_TW" w:bidi="zh_TW"/>
-          </w:rPr>
-          <w:rPr>
-            <w:color w:val="0000EE"/>
-            <w:u w:val="single"/>
-          </w:rPr>
-          <w:t>路加福音22:26</w:t>
-        </w:r>
-      </w:hyperlink>
-      <w:r>
-        <w:rPr>
-          <w:lang w:val="zh_TW" w:bidi="zh_TW"/>
-        </w:rPr>
-        <w:t>）。</w:t>
-      </w:r>
-    </w:p>
-    <w:p>
-      <w:pPr/>
-      <w:r>
-        <w:rPr>
-          <w:lang w:val="zh_TW" w:bidi="zh_TW"/>
-        </w:rPr>
-      </w:r>
-      <w:r>
-        <w:rPr>
-          <w:lang w:val="zh_TW" w:bidi="zh_TW"/>
-        </w:rPr>
-        <w:t>事實上，耶穌自己的僕人事工強調了神的國的巨大逆轉。耶穌為門徒洗腳後，說：「你們稱呼我夫子，稱呼我主，你們說的不錯，我本來是。我是你們的主，你們的夫子，尚且洗你們的腳，你們也當彼此洗腳」(</w:t>
-      </w:r>
-      <w:hyperlink r:id="rId19">
-        <w:r>
-          <w:rPr>
-            <w:lang w:val="zh_TW" w:bidi="zh_TW"/>
-          </w:rPr>
-          <w:rPr>
-            <w:color w:val="0000EE"/>
-            <w:u w:val="single"/>
-          </w:rPr>
-          <w:t>約翰福音13:13–14</w:t>
-        </w:r>
-      </w:hyperlink>
-      <w:r>
-        <w:rPr>
-          <w:lang w:val="zh_TW" w:bidi="zh_TW"/>
-        </w:rPr>
-        <w:t>)。</w:t>
-      </w:r>
-    </w:p>
-    <w:p>
-      <w:pPr>
-        <w:pStyle w:val="Heading3"/>
-      </w:pPr>
-      <w:r>
-        <w:rPr>
-          <w:lang w:val="zh_TW" w:bidi="zh_TW"/>
-        </w:rPr>
-        <w:t>描述神時的弔詭/反合性</w:t>
-      </w:r>
-    </w:p>
-    <w:p>
-      <w:pPr/>
-      <w:r>
-        <w:rPr>
-          <w:lang w:val="zh_TW" w:bidi="zh_TW"/>
-        </w:rPr>
-      </w:r>
-      <w:r>
-        <w:rPr>
-          <w:lang w:val="zh_TW" w:bidi="zh_TW"/>
-        </w:rPr>
-        <w:t>弔詭/反合性也是人們試圖用人類語言談論神時，基督教表達中的一部分。 因此，神是「在所有時間之前」。 即使是「道成肉身的神」也是弔詭的，但卻極為真實。 人們總是用自己經驗中的詞語來談論神，但神遠比人類語言所能完全表達的更偉大。 因此，語言是有限的工具，用來談論那位無限的神。</w:t>
+        <w:t>。</w:t>
       </w:r>
       <w:r>
         <w:rPr>

--- a/zht/docx/027.content.docx
+++ b/zht/docx/027.content.docx
@@ -149,7 +149,7 @@
         <w:rPr>
           <w:lang w:val="zh_TW" w:bidi="zh_TW"/>
         </w:rPr>
-        <w:t>dian</w:t>
+        <w:t>di</w:t>
       </w:r>
       <w:r>
         <w:rPr>
@@ -212,7 +212,7 @@
         <w:rPr>
           <w:lang w:val="zh_TW" w:bidi="zh_TW"/>
         </w:rPr>
-        <w:t>癲癇，癲癇病人</w:t>
+        <w:t>地</w:t>
       </w:r>
       <w:r>
         <w:rPr>
@@ -231,7 +231,7 @@
         <w:rPr>
           <w:lang w:val="zh_TW" w:bidi="zh_TW"/>
         </w:rPr>
-        <w:t>中樞神經系統的一種疾病，其特徵包括失去意識和抽搐。癲癇發作可分為小發作（面部或手部抽動、短暫而劇烈的腹痛，以及可能的瞬間失去意識）和大發作（全身抽搐、口吐白沫、以及持續5至20分鐘的昏迷）。雖然癲癇的原因至今仍不完全清楚，但現代已有藥物可以預防或控制發作。</w:t>
+        <w:t>Earth一詞可以指我們所住的星球，亦用於表達地，與天堂和地獄有所區別。這詞也可以表達土地、土壤或其他幾種事物。聖經裡「地」的用法很多，與我們今天的用法相似。</w:t>
       </w:r>
     </w:p>
     <w:p>
@@ -245,7 +245,7 @@
         <w:rPr>
           <w:lang w:val="zh_TW" w:bidi="zh_TW"/>
         </w:rPr>
-        <w:t>在聖經時代，癲癇（稱為「癲病」）尚無有效的治療方法。耶穌曾醫治一名顯然患有此病的男孩（</w:t>
+        <w:t>在希伯來文中，有一個譯為「地」的詞，也用來指「人」或「亞當」（</w:t>
       </w:r>
       <w:hyperlink r:id="rId13">
         <w:r>
@@ -256,7 +256,207 @@
             <w:color w:val="0000EE"/>
             <w:u w:val="single"/>
           </w:rPr>
-          <w:t>太17:14–18</w:t>
+          <w:t>創2:7、19</w:t>
+        </w:r>
+      </w:hyperlink>
+      <w:r>
+        <w:rPr>
+          <w:lang w:val="zh_TW" w:bidi="zh_TW"/>
+        </w:rPr>
+        <w:t>）。這個詞與「紅色的土壤」有關，表示亞當的身體是由這種塵土造的。譯為「地」或「土地」的詞可以指國家（</w:t>
+      </w:r>
+      <w:hyperlink r:id="rId14">
+        <w:r>
+          <w:rPr>
+            <w:lang w:val="zh_TW" w:bidi="zh_TW"/>
+          </w:rPr>
+          <w:rPr>
+            <w:color w:val="0000EE"/>
+            <w:u w:val="single"/>
+          </w:rPr>
+          <w:t>創21:21</w:t>
+        </w:r>
+      </w:hyperlink>
+      <w:r>
+        <w:rPr>
+          <w:lang w:val="zh_TW" w:bidi="zh_TW"/>
+        </w:rPr>
+        <w:t>），另一個譯為「塵土」的詞則可以單純表示「地面」或「乾地」（</w:t>
+      </w:r>
+      <w:hyperlink r:id="rId15">
+        <w:r>
+          <w:rPr>
+            <w:lang w:val="zh_TW" w:bidi="zh_TW"/>
+          </w:rPr>
+          <w:rPr>
+            <w:color w:val="0000EE"/>
+            <w:u w:val="single"/>
+          </w:rPr>
+          <w:t>創3:19</w:t>
+        </w:r>
+      </w:hyperlink>
+      <w:r>
+        <w:rPr>
+          <w:lang w:val="zh_TW" w:bidi="zh_TW"/>
+        </w:rPr>
+        <w:t>）。在新約聖經中，有希臘文詞語被翻譯為「地」，同樣也可以指一塊土地或一個國家（</w:t>
+      </w:r>
+      <w:hyperlink r:id="rId16">
+        <w:r>
+          <w:rPr>
+            <w:lang w:val="zh_TW" w:bidi="zh_TW"/>
+          </w:rPr>
+          <w:rPr>
+            <w:color w:val="0000EE"/>
+            <w:u w:val="single"/>
+          </w:rPr>
+          <w:t>太27:45</w:t>
+        </w:r>
+      </w:hyperlink>
+      <w:r>
+        <w:rPr>
+          <w:lang w:val="zh_TW" w:bidi="zh_TW"/>
+        </w:rPr>
+        <w:t>）。另一個希臘文詞語，從中衍生出「普世」（ecumenical）一詞，指整個有人居住的世界（</w:t>
+      </w:r>
+      <w:hyperlink r:id="rId17">
+        <w:r>
+          <w:rPr>
+            <w:lang w:val="zh_TW" w:bidi="zh_TW"/>
+          </w:rPr>
+          <w:rPr>
+            <w:color w:val="0000EE"/>
+            <w:u w:val="single"/>
+          </w:rPr>
+          <w:t>路21:26</w:t>
+        </w:r>
+      </w:hyperlink>
+      <w:r>
+        <w:rPr>
+          <w:lang w:val="zh_TW" w:bidi="zh_TW"/>
+        </w:rPr>
+        <w:t>）或特指當時的羅馬帝國（</w:t>
+      </w:r>
+      <w:hyperlink r:id="rId18">
+        <w:r>
+          <w:rPr>
+            <w:lang w:val="zh_TW" w:bidi="zh_TW"/>
+          </w:rPr>
+          <w:rPr>
+            <w:color w:val="0000EE"/>
+            <w:u w:val="single"/>
+          </w:rPr>
+          <w:t>路2:1</w:t>
+        </w:r>
+      </w:hyperlink>
+      <w:r>
+        <w:rPr>
+          <w:lang w:val="zh_TW" w:bidi="zh_TW"/>
+        </w:rPr>
+        <w:t>）。</w:t>
+      </w:r>
+    </w:p>
+    <w:p>
+      <w:pPr/>
+      <w:r>
+        <w:rPr>
+          <w:lang w:val="zh_TW" w:bidi="zh_TW"/>
+        </w:rPr>
+      </w:r>
+      <w:r>
+        <w:rPr>
+          <w:lang w:val="zh_TW" w:bidi="zh_TW"/>
+        </w:rPr>
+        <w:t>起初，「</w:t>
+      </w:r>
+      <w:r>
+        <w:rPr>
+          <w:lang w:val="zh_TW" w:bidi="zh_TW"/>
+        </w:rPr>
+        <w:t>神稱旱地為『地』，稱水的聚處為『海』。神看着是好的。」</w:t>
+      </w:r>
+      <w:r>
+        <w:rPr>
+          <w:lang w:val="zh_TW" w:bidi="zh_TW"/>
+        </w:rPr>
+        <w:t>然後，「神說：『地要發生</w:t>
+      </w:r>
+      <w:r>
+        <w:rPr>
+          <w:lang w:val="zh_TW" w:bidi="zh_TW"/>
+        </w:rPr>
+        <w:t>青草』」</w:t>
+      </w:r>
+      <w:r>
+        <w:rPr>
+          <w:lang w:val="zh_TW" w:bidi="zh_TW"/>
+        </w:rPr>
+        <w:t>（</w:t>
+      </w:r>
+      <w:hyperlink r:id="rId19">
+        <w:r>
+          <w:rPr>
+            <w:lang w:val="zh_TW" w:bidi="zh_TW"/>
+          </w:rPr>
+          <w:rPr>
+            <w:color w:val="0000EE"/>
+            <w:u w:val="single"/>
+          </w:rPr>
+          <w:t>創1:10–11</w:t>
+        </w:r>
+      </w:hyperlink>
+      <w:r>
+        <w:rPr>
+          <w:lang w:val="zh_TW" w:bidi="zh_TW"/>
+        </w:rPr>
+        <w:t>）。有些經文中，「地」的用法接近我們今天所理解的整個地球（</w:t>
+      </w:r>
+      <w:hyperlink r:id="rId20">
+        <w:r>
+          <w:rPr>
+            <w:lang w:val="zh_TW" w:bidi="zh_TW"/>
+          </w:rPr>
+          <w:rPr>
+            <w:color w:val="0000EE"/>
+            <w:u w:val="single"/>
+          </w:rPr>
+          <w:t>伯1:7</w:t>
+        </w:r>
+      </w:hyperlink>
+      <w:r>
+        <w:rPr>
+          <w:lang w:val="zh_TW" w:bidi="zh_TW"/>
+        </w:rPr>
+        <w:t>），例如描述「懸在虛空」（</w:t>
+      </w:r>
+      <w:hyperlink r:id="rId21">
+        <w:r>
+          <w:rPr>
+            <w:lang w:val="zh_TW" w:bidi="zh_TW"/>
+          </w:rPr>
+          <w:rPr>
+            <w:color w:val="0000EE"/>
+            <w:u w:val="single"/>
+          </w:rPr>
+          <w:t>伯26:7</w:t>
+        </w:r>
+      </w:hyperlink>
+      <w:r>
+        <w:rPr>
+          <w:lang w:val="zh_TW" w:bidi="zh_TW"/>
+        </w:rPr>
+        <w:t>）。提到地的四方或四境（</w:t>
+      </w:r>
+      <w:hyperlink r:id="rId22">
+        <w:r>
+          <w:rPr>
+            <w:lang w:val="zh_TW" w:bidi="zh_TW"/>
+          </w:rPr>
+          <w:rPr>
+            <w:color w:val="0000EE"/>
+            <w:u w:val="single"/>
+          </w:rPr>
+          <w:t>賽11:12</w:t>
         </w:r>
       </w:hyperlink>
       <w:r>
@@ -265,16 +465,82 @@
         </w:rPr>
         <w:t>；</w:t>
       </w:r>
-      <w:hyperlink r:id="rId14">
-        <w:r>
-          <w:rPr>
-            <w:lang w:val="zh_TW" w:bidi="zh_TW"/>
-          </w:rPr>
-          <w:rPr>
-            <w:color w:val="0000EE"/>
-            <w:u w:val="single"/>
-          </w:rPr>
-          <w:t>可9:17–27</w:t>
+      <w:hyperlink r:id="rId23">
+        <w:r>
+          <w:rPr>
+            <w:lang w:val="zh_TW" w:bidi="zh_TW"/>
+          </w:rPr>
+          <w:rPr>
+            <w:color w:val="0000EE"/>
+            <w:u w:val="single"/>
+          </w:rPr>
+          <w:t>結7:2</w:t>
+        </w:r>
+      </w:hyperlink>
+      <w:r>
+        <w:rPr>
+          <w:lang w:val="zh_TW" w:bidi="zh_TW"/>
+        </w:rPr>
+        <w:t>），其實是指東南西北四個方向，而不是地球的形狀。「</w:t>
+      </w:r>
+      <w:r>
+        <w:rPr>
+          <w:lang w:val="zh_TW" w:bidi="zh_TW"/>
+        </w:rPr>
+        <w:t>地球大圈</w:t>
+      </w:r>
+      <w:r>
+        <w:rPr>
+          <w:lang w:val="zh_TW" w:bidi="zh_TW"/>
+        </w:rPr>
+        <w:t>」可能指的是地平線的周界（</w:t>
+      </w:r>
+      <w:hyperlink r:id="rId24">
+        <w:r>
+          <w:rPr>
+            <w:lang w:val="zh_TW" w:bidi="zh_TW"/>
+          </w:rPr>
+          <w:rPr>
+            <w:color w:val="0000EE"/>
+            <w:u w:val="single"/>
+          </w:rPr>
+          <w:t>賽40:22</w:t>
+        </w:r>
+      </w:hyperlink>
+      <w:r>
+        <w:rPr>
+          <w:lang w:val="zh_TW" w:bidi="zh_TW"/>
+        </w:rPr>
+        <w:t>；比較</w:t>
+      </w:r>
+      <w:hyperlink r:id="rId25">
+        <w:r>
+          <w:rPr>
+            <w:lang w:val="zh_TW" w:bidi="zh_TW"/>
+          </w:rPr>
+          <w:rPr>
+            <w:color w:val="0000EE"/>
+            <w:u w:val="single"/>
+          </w:rPr>
+          <w:t>伯38:13</w:t>
+        </w:r>
+      </w:hyperlink>
+      <w:r>
+        <w:rPr>
+          <w:lang w:val="zh_TW" w:bidi="zh_TW"/>
+        </w:rPr>
+        <w:t>）。地有時被描述為建立在「柱子」（</w:t>
+      </w:r>
+      <w:hyperlink r:id="rId26">
+        <w:r>
+          <w:rPr>
+            <w:lang w:val="zh_TW" w:bidi="zh_TW"/>
+          </w:rPr>
+          <w:rPr>
+            <w:color w:val="0000EE"/>
+            <w:u w:val="single"/>
+          </w:rPr>
+          <w:t>伯9:6</w:t>
         </w:r>
       </w:hyperlink>
       <w:r>
@@ -283,49 +549,4305 @@
         </w:rPr>
         <w:t>；</w:t>
       </w:r>
-      <w:hyperlink r:id="rId15">
-        <w:r>
-          <w:rPr>
-            <w:lang w:val="zh_TW" w:bidi="zh_TW"/>
-          </w:rPr>
-          <w:rPr>
-            <w:color w:val="0000EE"/>
-            <w:u w:val="single"/>
-          </w:rPr>
-          <w:t>路9:37–42</w:t>
-        </w:r>
-      </w:hyperlink>
-      <w:r>
-        <w:rPr>
-          <w:lang w:val="zh_TW" w:bidi="zh_TW"/>
-        </w:rPr>
-        <w:t>）。有英文譯本將這男孩描述為「瘋子（lunatic）」（來自拉丁文</w:t>
+      <w:hyperlink r:id="rId27">
+        <w:r>
+          <w:rPr>
+            <w:lang w:val="zh_TW" w:bidi="zh_TW"/>
+          </w:rPr>
+          <w:rPr>
+            <w:color w:val="0000EE"/>
+            <w:u w:val="single"/>
+          </w:rPr>
+          <w:t>詩75:3</w:t>
+        </w:r>
+      </w:hyperlink>
+      <w:r>
+        <w:rPr>
+          <w:lang w:val="zh_TW" w:bidi="zh_TW"/>
+        </w:rPr>
+        <w:t>）或「</w:t>
+      </w:r>
+      <w:r>
+        <w:rPr>
+          <w:lang w:val="zh_TW" w:bidi="zh_TW"/>
+        </w:rPr>
+        <w:t>根基」</w:t>
+      </w:r>
+      <w:r>
+        <w:rPr>
+          <w:lang w:val="zh_TW" w:bidi="zh_TW"/>
+        </w:rPr>
+        <w:t>（</w:t>
+      </w:r>
+      <w:hyperlink r:id="rId28">
+        <w:r>
+          <w:rPr>
+            <w:lang w:val="zh_TW" w:bidi="zh_TW"/>
+          </w:rPr>
+          <w:rPr>
+            <w:color w:val="0000EE"/>
+            <w:u w:val="single"/>
+          </w:rPr>
+          <w:t>詩104:5</w:t>
+        </w:r>
+      </w:hyperlink>
+      <w:r>
+        <w:rPr>
+          <w:lang w:val="zh_TW" w:bidi="zh_TW"/>
+        </w:rPr>
+        <w:t>；</w:t>
+      </w:r>
+      <w:hyperlink r:id="rId29">
+        <w:r>
+          <w:rPr>
+            <w:lang w:val="zh_TW" w:bidi="zh_TW"/>
+          </w:rPr>
+          <w:rPr>
+            <w:color w:val="0000EE"/>
+            <w:u w:val="single"/>
+          </w:rPr>
+          <w:t>箴8:29</w:t>
+        </w:r>
+      </w:hyperlink>
+      <w:r>
+        <w:rPr>
+          <w:lang w:val="zh_TW" w:bidi="zh_TW"/>
+        </w:rPr>
+        <w:t>；</w:t>
+      </w:r>
+      <w:hyperlink r:id="rId30">
+        <w:r>
+          <w:rPr>
+            <w:lang w:val="zh_TW" w:bidi="zh_TW"/>
+          </w:rPr>
+          <w:rPr>
+            <w:color w:val="0000EE"/>
+            <w:u w:val="single"/>
+          </w:rPr>
+          <w:t>賽24:18</w:t>
+        </w:r>
+      </w:hyperlink>
+      <w:r>
+        <w:rPr>
+          <w:lang w:val="zh_TW" w:bidi="zh_TW"/>
+        </w:rPr>
+        <w:t>；</w:t>
+      </w:r>
+      <w:hyperlink r:id="rId31">
+        <w:r>
+          <w:rPr>
+            <w:lang w:val="zh_TW" w:bidi="zh_TW"/>
+          </w:rPr>
+          <w:rPr>
+            <w:color w:val="0000EE"/>
+            <w:u w:val="single"/>
+          </w:rPr>
+          <w:t>耶31:37</w:t>
+        </w:r>
+      </w:hyperlink>
+      <w:r>
+        <w:rPr>
+          <w:lang w:val="zh_TW" w:bidi="zh_TW"/>
+        </w:rPr>
+        <w:t>）。這些描述多出現在詩歌或先知書裡，因此不能當作希伯來人對宇宙結構的科學理解。</w:t>
+      </w:r>
+    </w:p>
+    <w:p>
+      <w:pPr/>
+      <w:r>
+        <w:rPr>
+          <w:lang w:val="zh_TW" w:bidi="zh_TW"/>
+        </w:rPr>
+      </w:r>
+      <w:r>
+        <w:rPr>
+          <w:lang w:val="zh_TW" w:bidi="zh_TW"/>
+        </w:rPr>
+        <w:t>「地」也可以指農夫耕種的土壤（見</w:t>
+      </w:r>
+      <w:hyperlink r:id="rId32">
+        <w:r>
+          <w:rPr>
+            <w:lang w:val="zh_TW" w:bidi="zh_TW"/>
+          </w:rPr>
+          <w:rPr>
+            <w:color w:val="0000EE"/>
+            <w:u w:val="single"/>
+          </w:rPr>
+          <w:t>王下5:17</w:t>
+        </w:r>
+      </w:hyperlink>
+      <w:r>
+        <w:rPr>
+          <w:lang w:val="zh_TW" w:bidi="zh_TW"/>
+        </w:rPr>
+        <w:t>）。聖經說，地原本的狀況（</w:t>
+      </w:r>
+      <w:hyperlink r:id="rId33">
+        <w:r>
+          <w:rPr>
+            <w:lang w:val="zh_TW" w:bidi="zh_TW"/>
+          </w:rPr>
+          <w:rPr>
+            <w:color w:val="0000EE"/>
+            <w:u w:val="single"/>
+          </w:rPr>
+          <w:t>創2:6</w:t>
+        </w:r>
+      </w:hyperlink>
+      <w:r>
+        <w:rPr>
+          <w:lang w:val="zh_TW" w:bidi="zh_TW"/>
+        </w:rPr>
+        <w:t>）因人的罪而受咒詛（</w:t>
+      </w:r>
+      <w:hyperlink r:id="rId34">
+        <w:r>
+          <w:rPr>
+            <w:lang w:val="zh_TW" w:bidi="zh_TW"/>
+          </w:rPr>
+          <w:rPr>
+            <w:color w:val="0000EE"/>
+            <w:u w:val="single"/>
+          </w:rPr>
+          <w:t>創3:17–19</w:t>
+        </w:r>
+      </w:hyperlink>
+      <w:r>
+        <w:rPr>
+          <w:lang w:val="zh_TW" w:bidi="zh_TW"/>
+        </w:rPr>
+        <w:t>）。（現代環境學者同樣指出，地球因人類的貪婪與驕傲而受害。）當亞伯的血灑在地上之後，該隱在農耕上的困難不斷提醒他，他曾經謀殺他的兄弟（</w:t>
+      </w:r>
+      <w:hyperlink r:id="rId35">
+        <w:r>
+          <w:rPr>
+            <w:lang w:val="zh_TW" w:bidi="zh_TW"/>
+          </w:rPr>
+          <w:rPr>
+            <w:color w:val="0000EE"/>
+            <w:u w:val="single"/>
+          </w:rPr>
+          <w:t>創4:8–12</w:t>
+        </w:r>
+      </w:hyperlink>
+      <w:r>
+        <w:rPr>
+          <w:lang w:val="zh_TW" w:bidi="zh_TW"/>
+        </w:rPr>
+        <w:t>）。</w:t>
+      </w:r>
+    </w:p>
+    <w:p>
+      <w:pPr/>
+      <w:r>
+        <w:rPr>
+          <w:lang w:val="zh_TW" w:bidi="zh_TW"/>
+        </w:rPr>
+      </w:r>
+      <w:r>
+        <w:rPr>
+          <w:lang w:val="zh_TW" w:bidi="zh_TW"/>
+        </w:rPr>
+        <w:t>以色列人聽從吩咐，每七年讓土地休耕（</w:t>
+      </w:r>
+      <w:hyperlink r:id="rId36">
+        <w:r>
+          <w:rPr>
+            <w:lang w:val="zh_TW" w:bidi="zh_TW"/>
+          </w:rPr>
+          <w:rPr>
+            <w:color w:val="0000EE"/>
+            <w:u w:val="single"/>
+          </w:rPr>
+          <w:t>出23:10–12</w:t>
+        </w:r>
+      </w:hyperlink>
+      <w:r>
+        <w:rPr>
+          <w:lang w:val="zh_TW" w:bidi="zh_TW"/>
+        </w:rPr>
+        <w:t>；</w:t>
+      </w:r>
+      <w:hyperlink r:id="rId37">
+        <w:r>
+          <w:rPr>
+            <w:lang w:val="zh_TW" w:bidi="zh_TW"/>
+          </w:rPr>
+          <w:rPr>
+            <w:color w:val="0000EE"/>
+            <w:u w:val="single"/>
+          </w:rPr>
+          <w:t>利25:4–5</w:t>
+        </w:r>
+      </w:hyperlink>
+      <w:r>
+        <w:rPr>
+          <w:lang w:val="zh_TW" w:bidi="zh_TW"/>
+        </w:rPr>
+        <w:t>），好讓土壤恢復養分。七個「安息年」之後，在第五十年的「禧年」，土地要歸還原本的家族（</w:t>
+      </w:r>
+      <w:hyperlink r:id="rId38">
+        <w:r>
+          <w:rPr>
+            <w:lang w:val="zh_TW" w:bidi="zh_TW"/>
+          </w:rPr>
+          <w:rPr>
+            <w:color w:val="0000EE"/>
+            <w:u w:val="single"/>
+          </w:rPr>
+          <w:t>利25:10–17</w:t>
+        </w:r>
+      </w:hyperlink>
+      <w:r>
+        <w:rPr>
+          <w:lang w:val="zh_TW" w:bidi="zh_TW"/>
+        </w:rPr>
+        <w:t>）。這律法提醒百姓，土地的真正主人是神，也防止富有的地主壟斷龐大的莊園。</w:t>
+      </w:r>
+    </w:p>
+    <w:p>
+      <w:pPr/>
+      <w:r>
+        <w:rPr>
+          <w:lang w:val="zh_TW" w:bidi="zh_TW"/>
+        </w:rPr>
+      </w:r>
+      <w:r>
+        <w:rPr>
+          <w:lang w:val="zh_TW" w:bidi="zh_TW"/>
+        </w:rPr>
+        <w:t>摩西律法也教導以色列人，土地的狀況反映他們與神的關係。乾旱或歉收表示與神的關係破裂（</w:t>
+      </w:r>
+      <w:hyperlink r:id="rId39">
+        <w:r>
+          <w:rPr>
+            <w:lang w:val="zh_TW" w:bidi="zh_TW"/>
+          </w:rPr>
+          <w:rPr>
+            <w:color w:val="0000EE"/>
+            <w:u w:val="single"/>
+          </w:rPr>
+          <w:t>利26章</w:t>
+        </w:r>
+      </w:hyperlink>
+      <w:r>
+        <w:rPr>
+          <w:lang w:val="zh_TW" w:bidi="zh_TW"/>
+        </w:rPr>
+        <w:t>；</w:t>
+      </w:r>
+      <w:hyperlink r:id="rId40">
+        <w:r>
+          <w:rPr>
+            <w:lang w:val="zh_TW" w:bidi="zh_TW"/>
+          </w:rPr>
+          <w:rPr>
+            <w:color w:val="0000EE"/>
+            <w:u w:val="single"/>
+          </w:rPr>
+          <w:t>申28章</w:t>
+        </w:r>
+      </w:hyperlink>
+      <w:r>
+        <w:rPr>
+          <w:lang w:val="zh_TW" w:bidi="zh_TW"/>
+        </w:rPr>
+        <w:t>）。以色列人被警告，他們的惡行若嚴重到某種程度，神會將他們趕出祂的地（見</w:t>
+      </w:r>
+      <w:hyperlink r:id="rId41">
+        <w:r>
+          <w:rPr>
+            <w:lang w:val="zh_TW" w:bidi="zh_TW"/>
+          </w:rPr>
+          <w:rPr>
+            <w:color w:val="0000EE"/>
+            <w:u w:val="single"/>
+          </w:rPr>
+          <w:t>利26:37</w:t>
+        </w:r>
+      </w:hyperlink>
+      <w:r>
+        <w:rPr>
+          <w:lang w:val="zh_TW" w:bidi="zh_TW"/>
+        </w:rPr>
+        <w:t>；</w:t>
+      </w:r>
+      <w:hyperlink r:id="rId42">
+        <w:r>
+          <w:rPr>
+            <w:lang w:val="zh_TW" w:bidi="zh_TW"/>
+          </w:rPr>
+          <w:rPr>
+            <w:color w:val="0000EE"/>
+            <w:u w:val="single"/>
+          </w:rPr>
+          <w:t>申28:64</w:t>
+        </w:r>
+      </w:hyperlink>
+      <w:r>
+        <w:rPr>
+          <w:lang w:val="zh_TW" w:bidi="zh_TW"/>
+        </w:rPr>
+        <w:t>）。但即使如此，神仍應許要最終恢復祂的子民，使他們再次與土地「成婚」（</w:t>
+      </w:r>
+      <w:hyperlink r:id="rId43">
+        <w:r>
+          <w:rPr>
+            <w:lang w:val="zh_TW" w:bidi="zh_TW"/>
+          </w:rPr>
+          <w:rPr>
+            <w:color w:val="0000EE"/>
+            <w:u w:val="single"/>
+          </w:rPr>
+          <w:t>賽62:4</w:t>
+        </w:r>
+      </w:hyperlink>
+      <w:r>
+        <w:rPr>
+          <w:lang w:val="zh_TW" w:bidi="zh_TW"/>
+        </w:rPr>
+        <w:t>）。</w:t>
+      </w:r>
+    </w:p>
+    <w:p>
+      <w:pPr/>
+      <w:r>
+        <w:rPr>
+          <w:lang w:val="zh_TW" w:bidi="zh_TW"/>
+        </w:rPr>
+      </w:r>
+      <w:r>
+        <w:rPr>
+          <w:lang w:val="zh_TW" w:bidi="zh_TW"/>
+        </w:rPr>
+        <w:t>聖經中有許多經文指出一個「將來的時代」，屆時大地要從「敗壞的轄制」中得釋放，整個受造之物都在「歎息」，並熱切等候這一刻（</w:t>
+      </w:r>
+      <w:hyperlink r:id="rId44">
+        <w:r>
+          <w:rPr>
+            <w:lang w:val="zh_TW" w:bidi="zh_TW"/>
+          </w:rPr>
+          <w:rPr>
+            <w:color w:val="0000EE"/>
+            <w:u w:val="single"/>
+          </w:rPr>
+          <w:t>羅8:19</w:t>
+        </w:r>
+      </w:hyperlink>
+      <w:hyperlink r:id="rId45">
+        <w:r>
+          <w:rPr>
+            <w:lang w:val="zh_TW" w:bidi="zh_TW"/>
+          </w:rPr>
+          <w:rPr>
+            <w:color w:val="0000EE"/>
+            <w:u w:val="single"/>
+          </w:rPr>
+          <w:t>–</w:t>
+        </w:r>
+      </w:hyperlink>
+      <w:hyperlink r:id="rId44">
+        <w:r>
+          <w:rPr>
+            <w:lang w:val="zh_TW" w:bidi="zh_TW"/>
+          </w:rPr>
+          <w:rPr>
+            <w:color w:val="0000EE"/>
+            <w:u w:val="single"/>
+          </w:rPr>
+          <w:t>23</w:t>
+        </w:r>
+      </w:hyperlink>
+      <w:r>
+        <w:rPr>
+          <w:lang w:val="zh_TW" w:bidi="zh_TW"/>
+        </w:rPr>
+        <w:t>）。聖經描述一個大更新的時代，土地將要恢復，再次肥沃起來（</w:t>
+      </w:r>
+      <w:hyperlink r:id="rId46">
+        <w:r>
+          <w:rPr>
+            <w:lang w:val="zh_TW" w:bidi="zh_TW"/>
+          </w:rPr>
+          <w:rPr>
+            <w:color w:val="0000EE"/>
+            <w:u w:val="single"/>
+          </w:rPr>
+          <w:t>結47章</w:t>
+        </w:r>
+      </w:hyperlink>
+      <w:r>
+        <w:rPr>
+          <w:lang w:val="zh_TW" w:bidi="zh_TW"/>
+        </w:rPr>
+        <w:t>；</w:t>
+      </w:r>
+      <w:hyperlink r:id="rId47">
+        <w:r>
+          <w:rPr>
+            <w:lang w:val="zh_TW" w:bidi="zh_TW"/>
+          </w:rPr>
+          <w:rPr>
+            <w:color w:val="0000EE"/>
+            <w:u w:val="single"/>
+          </w:rPr>
+          <w:t>珥3:18</w:t>
+        </w:r>
+      </w:hyperlink>
+      <w:r>
+        <w:rPr>
+          <w:lang w:val="zh_TW" w:bidi="zh_TW"/>
+        </w:rPr>
+        <w:t>；</w:t>
+      </w:r>
+      <w:hyperlink r:id="rId48">
+        <w:r>
+          <w:rPr>
+            <w:lang w:val="zh_TW" w:bidi="zh_TW"/>
+          </w:rPr>
+          <w:rPr>
+            <w:color w:val="0000EE"/>
+            <w:u w:val="single"/>
+          </w:rPr>
+          <w:t>摩9:13</w:t>
+        </w:r>
+      </w:hyperlink>
+      <w:hyperlink r:id="rId45">
+        <w:r>
+          <w:rPr>
+            <w:lang w:val="zh_TW" w:bidi="zh_TW"/>
+          </w:rPr>
+          <w:rPr>
+            <w:color w:val="0000EE"/>
+            <w:u w:val="single"/>
+          </w:rPr>
+          <w:t>–15</w:t>
+        </w:r>
+      </w:hyperlink>
+      <w:hyperlink r:id="rId48">
+        <w:r>
+          <w:rPr>
+            <w:lang w:val="zh_TW" w:bidi="zh_TW"/>
+          </w:rPr>
+          <w:rPr>
+            <w:color w:val="0000EE"/>
+            <w:u w:val="single"/>
+          </w:rPr>
+          <w:t>；</w:t>
+        </w:r>
+      </w:hyperlink>
+      <w:hyperlink r:id="rId45">
+        <w:r>
+          <w:rPr>
+            <w:lang w:val="zh_TW" w:bidi="zh_TW"/>
+          </w:rPr>
+          <w:rPr>
+            <w:color w:val="0000EE"/>
+            <w:u w:val="single"/>
+          </w:rPr>
+          <w:t>亞14:6–9</w:t>
+        </w:r>
+      </w:hyperlink>
+      <w:r>
+        <w:rPr>
+          <w:lang w:val="zh_TW" w:bidi="zh_TW"/>
+        </w:rPr>
+        <w:t>）。然而，有一天，「</w:t>
+      </w:r>
+      <w:r>
+        <w:rPr>
+          <w:lang w:val="zh_TW" w:bidi="zh_TW"/>
+        </w:rPr>
+        <w:t>天必大有響聲廢去，有形質的都要被烈火銷化，地和其上的物都要燒盡了</w:t>
+      </w:r>
+      <w:r>
+        <w:rPr>
+          <w:lang w:val="zh_TW" w:bidi="zh_TW"/>
+        </w:rPr>
+        <w:t>」（</w:t>
+      </w:r>
+      <w:hyperlink r:id="rId49">
+        <w:r>
+          <w:rPr>
+            <w:lang w:val="zh_TW" w:bidi="zh_TW"/>
+          </w:rPr>
+          <w:rPr>
+            <w:color w:val="0000EE"/>
+            <w:u w:val="single"/>
+          </w:rPr>
+          <w:t>彼後3:10</w:t>
+        </w:r>
+      </w:hyperlink>
+      <w:r>
+        <w:rPr>
+          <w:lang w:val="zh_TW" w:bidi="zh_TW"/>
+        </w:rPr>
+        <w:t>）。然而，在使徒約翰的異象中，他看到了「</w:t>
+      </w:r>
+      <w:r>
+        <w:rPr>
+          <w:lang w:val="zh_TW" w:bidi="zh_TW"/>
+        </w:rPr>
+        <w:t>一個新天新地；因為先前的天地已經過去了</w:t>
+      </w:r>
+      <w:r>
+        <w:rPr>
+          <w:lang w:val="zh_TW" w:bidi="zh_TW"/>
+        </w:rPr>
+        <w:t>」（</w:t>
+      </w:r>
+      <w:hyperlink r:id="rId50">
+        <w:r>
+          <w:rPr>
+            <w:lang w:val="zh_TW" w:bidi="zh_TW"/>
+          </w:rPr>
+          <w:rPr>
+            <w:color w:val="0000EE"/>
+            <w:u w:val="single"/>
+          </w:rPr>
+          <w:t>啟21:1</w:t>
+        </w:r>
+      </w:hyperlink>
+      <w:r>
+        <w:rPr>
+          <w:lang w:val="zh_TW" w:bidi="zh_TW"/>
+        </w:rPr>
+        <w:t>）。</w:t>
+      </w:r>
+    </w:p>
+    <w:p>
+      <w:pPr/>
+      <w:r>
+        <w:rPr>
+          <w:lang w:val="zh_TW" w:bidi="zh_TW"/>
+        </w:rPr>
       </w:r>
       <w:r>
         <w:rPr>
           <w:i/>
           <w:lang w:val="zh_TW" w:bidi="zh_TW"/>
         </w:rPr>
-        <w:t>luna，意為</w:t>
-      </w:r>
-      <w:r>
-        <w:rPr>
-          <w:lang w:val="zh_TW" w:bidi="zh_TW"/>
-        </w:rPr>
-        <w:t>「月亮」）是不正確的用法。馬太福音中所用的希臘文詞語（字面意思為「受月亮影響」）反映了古代對某些疾病與月相有關的觀念。根據聖經記載，根據聖經記載，耶穌將一個邪靈或「污鬼」趕出該男孩後，他便得到了醫治。</w:t>
+        <w:t>另見</w:t>
+      </w:r>
+      <w:r>
+        <w:rPr>
+          <w:lang w:val="zh_TW" w:bidi="zh_TW"/>
+        </w:rPr>
+        <w:t>新天新地</w:t>
+      </w:r>
+      <w:r>
+        <w:rPr>
+          <w:lang w:val="zh_TW" w:bidi="zh_TW"/>
+        </w:rPr>
+        <w:t>。</w:t>
+      </w:r>
+      <w:r>
+        <w:rPr>
+          <w:lang w:val="zh_TW" w:bidi="zh_TW"/>
+        </w:rPr>
+      </w:r>
+      <w:r>
+        <w:rPr>
+          <w:lang w:val="zh_TW" w:bidi="zh_TW"/>
+        </w:rPr>
+      </w:r>
+    </w:p>
+    <w:p>
+      <w:pPr/>
+      <w:r>
+        <w:rPr>
+          <w:lang w:val="zh_TW" w:bidi="zh_TW"/>
+        </w:rPr>
+      </w:r>
+    </w:p>
+    <w:p>
+      <w:pPr>
+        <w:pStyle w:val="Heading2"/>
+      </w:pPr>
+      <w:r>
+        <w:rPr>
+          <w:lang w:val="zh_TW" w:bidi="zh_TW"/>
+        </w:rPr>
+        <w:t>地獄</w:t>
+      </w:r>
+      <w:r>
+        <w:rPr>
+          <w:lang w:val="zh_TW" w:bidi="zh_TW"/>
+        </w:rPr>
+      </w:r>
+    </w:p>
+    <w:p>
+      <w:pPr/>
+      <w:r>
+        <w:rPr>
+          <w:lang w:val="zh_TW" w:bidi="zh_TW"/>
+        </w:rPr>
+      </w:r>
+      <w:r>
+        <w:rPr>
+          <w:lang w:val="zh_TW" w:bidi="zh_TW"/>
+        </w:rPr>
+        <w:t>英文音譯源自希臘形式的亞蘭文單詞，該單詞源自希伯來文片語「欣嫩（子）谷」。該名稱原指界定便雅憫和猶大支派領土的一個深谷（</w:t>
+      </w:r>
+      <w:hyperlink r:id="rId51">
+        <w:r>
+          <w:rPr>
+            <w:lang w:val="zh_TW" w:bidi="zh_TW"/>
+          </w:rPr>
+          <w:rPr>
+            <w:color w:val="0000EE"/>
+            <w:u w:val="single"/>
+          </w:rPr>
+          <w:t>書15:8，</w:t>
+        </w:r>
+      </w:hyperlink>
+      <w:hyperlink r:id="rId52">
+        <w:r>
+          <w:rPr>
+            <w:lang w:val="zh_TW" w:bidi="zh_TW"/>
+          </w:rPr>
+          <w:rPr>
+            <w:color w:val="0000EE"/>
+            <w:u w:val="single"/>
+          </w:rPr>
+          <w:t>18:16</w:t>
+        </w:r>
+      </w:hyperlink>
+      <w:r>
+        <w:rPr>
+          <w:lang w:val="zh_TW" w:bidi="zh_TW"/>
+        </w:rPr>
+        <w:t>）。一般認為，這個地方與現代耶路撒冷舊城西牆下的拉巴比谷（Wadi el-Rababi），形成耶路撒冷南部的一個深峽谷。</w:t>
+      </w:r>
+    </w:p>
+    <w:p>
+      <w:pPr/>
+      <w:r>
+        <w:rPr>
+          <w:lang w:val="zh_TW" w:bidi="zh_TW"/>
+        </w:rPr>
+      </w:r>
+      <w:r>
+        <w:rPr>
+          <w:lang w:val="zh_TW" w:bidi="zh_TW"/>
+        </w:rPr>
+        <w:t>這個地方因猶大諸王亞哈斯與瑪拿西時期在此地拜偶像而臭名昭彰，特別是涉及將嬰兒獻祭給摩洛的殘忍儀式（</w:t>
+      </w:r>
+      <w:hyperlink r:id="rId53">
+        <w:r>
+          <w:rPr>
+            <w:lang w:val="zh_TW" w:bidi="zh_TW"/>
+          </w:rPr>
+          <w:rPr>
+            <w:color w:val="0000EE"/>
+            <w:u w:val="single"/>
+          </w:rPr>
+          <w:t>王下16:3，</w:t>
+        </w:r>
+      </w:hyperlink>
+      <w:hyperlink r:id="rId54">
+        <w:r>
+          <w:rPr>
+            <w:lang w:val="zh_TW" w:bidi="zh_TW"/>
+          </w:rPr>
+          <w:rPr>
+            <w:color w:val="0000EE"/>
+            <w:u w:val="single"/>
+          </w:rPr>
+          <w:t>21:6；</w:t>
+        </w:r>
+      </w:hyperlink>
+      <w:hyperlink r:id="rId55">
+        <w:r>
+          <w:rPr>
+            <w:lang w:val="zh_TW" w:bidi="zh_TW"/>
+          </w:rPr>
+          <w:rPr>
+            <w:color w:val="0000EE"/>
+            <w:u w:val="single"/>
+          </w:rPr>
+          <w:t>代下28:3，</w:t>
+        </w:r>
+      </w:hyperlink>
+      <w:hyperlink r:id="rId56">
+        <w:r>
+          <w:rPr>
+            <w:lang w:val="zh_TW" w:bidi="zh_TW"/>
+          </w:rPr>
+          <w:rPr>
+            <w:color w:val="0000EE"/>
+            <w:u w:val="single"/>
+          </w:rPr>
+          <w:t>33:6；</w:t>
+        </w:r>
+      </w:hyperlink>
+      <w:hyperlink r:id="rId57">
+        <w:r>
+          <w:rPr>
+            <w:lang w:val="zh_TW" w:bidi="zh_TW"/>
+          </w:rPr>
+          <w:rPr>
+            <w:color w:val="0000EE"/>
+            <w:u w:val="single"/>
+          </w:rPr>
+          <w:t>耶19:6，</w:t>
+        </w:r>
+      </w:hyperlink>
+      <w:hyperlink r:id="rId58">
+        <w:r>
+          <w:rPr>
+            <w:lang w:val="zh_TW" w:bidi="zh_TW"/>
+          </w:rPr>
+          <w:rPr>
+            <w:color w:val="0000EE"/>
+            <w:u w:val="single"/>
+          </w:rPr>
+          <w:t>32:35</w:t>
+        </w:r>
+      </w:hyperlink>
+      <w:r>
+        <w:rPr>
+          <w:lang w:val="zh_TW" w:bidi="zh_TW"/>
+        </w:rPr>
+        <w:t>）。約西亞王的屬靈改革結束了這些邪惡行為（</w:t>
+      </w:r>
+      <w:hyperlink r:id="rId59">
+        <w:r>
+          <w:rPr>
+            <w:lang w:val="zh_TW" w:bidi="zh_TW"/>
+          </w:rPr>
+          <w:rPr>
+            <w:color w:val="0000EE"/>
+            <w:u w:val="single"/>
+          </w:rPr>
+          <w:t>王下23:10</w:t>
+        </w:r>
+      </w:hyperlink>
+      <w:r>
+        <w:rPr>
+          <w:lang w:val="zh_TW" w:bidi="zh_TW"/>
+        </w:rPr>
+        <w:t>）。先知耶利米以此谷為喻，描述神對祂百姓的審判（</w:t>
+      </w:r>
+      <w:hyperlink r:id="rId60">
+        <w:r>
+          <w:rPr>
+            <w:lang w:val="zh_TW" w:bidi="zh_TW"/>
+          </w:rPr>
+          <w:rPr>
+            <w:color w:val="0000EE"/>
+            <w:u w:val="single"/>
+          </w:rPr>
+          <w:t>耶2:23，</w:t>
+        </w:r>
+      </w:hyperlink>
+      <w:hyperlink r:id="rId61">
+        <w:r>
+          <w:rPr>
+            <w:lang w:val="zh_TW" w:bidi="zh_TW"/>
+          </w:rPr>
+          <w:rPr>
+            <w:color w:val="0000EE"/>
+            <w:u w:val="single"/>
+          </w:rPr>
+          <w:t>7:30–32，</w:t>
+        </w:r>
+      </w:hyperlink>
+      <w:hyperlink r:id="rId62">
+        <w:r>
+          <w:rPr>
+            <w:lang w:val="zh_TW" w:bidi="zh_TW"/>
+          </w:rPr>
+          <w:rPr>
+            <w:color w:val="0000EE"/>
+            <w:u w:val="single"/>
+          </w:rPr>
+          <w:t>19:5–6</w:t>
+        </w:r>
+      </w:hyperlink>
+      <w:r>
+        <w:rPr>
+          <w:lang w:val="zh_TW" w:bidi="zh_TW"/>
+        </w:rPr>
+        <w:t>）。</w:t>
+      </w:r>
+    </w:p>
+    <w:p>
+      <w:pPr/>
+      <w:r>
+        <w:rPr>
+          <w:lang w:val="zh_TW" w:bidi="zh_TW"/>
+        </w:rPr>
+      </w:r>
+      <w:r>
+        <w:rPr>
+          <w:lang w:val="zh_TW" w:bidi="zh_TW"/>
+        </w:rPr>
+        <w:t>後來，該谷似乎成為焚燒城裡的垃圾和罪犯屍體的場所。引人注目的是，傳統上認為猶大自縊和購買陶匠田的地方，位於此谷的南側。</w:t>
+      </w:r>
+    </w:p>
+    <w:p>
+      <w:pPr/>
+      <w:r>
+        <w:rPr>
+          <w:lang w:val="zh_TW" w:bidi="zh_TW"/>
+        </w:rPr>
+      </w:r>
+      <w:r>
+        <w:rPr>
+          <w:lang w:val="zh_TW" w:bidi="zh_TW"/>
+        </w:rPr>
+        <w:t>這條峽谷因其極端邪惡的聲名，尤其在兩約中間時期，被用作形容惡人最終受懲罰之地的術語（以諾一書18:11–16，27:1–3，54:1起，56:3–4，90:26；</w:t>
+      </w:r>
+      <w:hyperlink r:id="rId63">
+        <w:r>
+          <w:rPr>
+            <w:lang w:val="zh_TW" w:bidi="zh_TW"/>
+          </w:rPr>
+          <w:rPr>
+            <w:color w:val="0000EE"/>
+            <w:u w:val="single"/>
+          </w:rPr>
+          <w:t>以斯拉二書7:36</w:t>
+        </w:r>
+      </w:hyperlink>
+      <w:r>
+        <w:rPr>
+          <w:lang w:val="zh_TW" w:bidi="zh_TW"/>
+        </w:rPr>
+        <w:t>；參</w:t>
+      </w:r>
+      <w:hyperlink r:id="rId64">
+        <w:r>
+          <w:rPr>
+            <w:lang w:val="zh_TW" w:bidi="zh_TW"/>
+          </w:rPr>
+          <w:rPr>
+            <w:color w:val="0000EE"/>
+            <w:u w:val="single"/>
+          </w:rPr>
+          <w:t>賽30:33，</w:t>
+        </w:r>
+      </w:hyperlink>
+      <w:hyperlink r:id="rId65">
+        <w:r>
+          <w:rPr>
+            <w:lang w:val="zh_TW" w:bidi="zh_TW"/>
+          </w:rPr>
+          <w:rPr>
+            <w:color w:val="0000EE"/>
+            <w:u w:val="single"/>
+          </w:rPr>
+          <w:t>66:24</w:t>
+        </w:r>
+      </w:hyperlink>
+      <w:r>
+        <w:rPr>
+          <w:lang w:val="zh_TW" w:bidi="zh_TW"/>
+        </w:rPr>
+        <w:t>；</w:t>
+      </w:r>
+      <w:hyperlink r:id="rId66">
+        <w:r>
+          <w:rPr>
+            <w:lang w:val="zh_TW" w:bidi="zh_TW"/>
+          </w:rPr>
+          <w:rPr>
+            <w:color w:val="0000EE"/>
+            <w:u w:val="single"/>
+          </w:rPr>
+          <w:t>但7:10</w:t>
+        </w:r>
+      </w:hyperlink>
+      <w:r>
+        <w:rPr>
+          <w:lang w:val="zh_TW" w:bidi="zh_TW"/>
+        </w:rPr>
+        <w:t>）。耶穌自己使用這個術語來指稱未悔改之惡人的最終居所（</w:t>
+      </w:r>
+      <w:hyperlink r:id="rId67">
+        <w:r>
+          <w:rPr>
+            <w:lang w:val="zh_TW" w:bidi="zh_TW"/>
+          </w:rPr>
+          <w:rPr>
+            <w:color w:val="0000EE"/>
+            <w:u w:val="single"/>
+          </w:rPr>
+          <w:t>太5:22，</w:t>
+        </w:r>
+      </w:hyperlink>
+      <w:hyperlink r:id="rId68">
+        <w:r>
+          <w:rPr>
+            <w:lang w:val="zh_TW" w:bidi="zh_TW"/>
+          </w:rPr>
+          <w:rPr>
+            <w:color w:val="0000EE"/>
+            <w:u w:val="single"/>
+          </w:rPr>
+          <w:t>10:28，</w:t>
+        </w:r>
+      </w:hyperlink>
+      <w:hyperlink r:id="rId69">
+        <w:r>
+          <w:rPr>
+            <w:lang w:val="zh_TW" w:bidi="zh_TW"/>
+          </w:rPr>
+          <w:rPr>
+            <w:color w:val="0000EE"/>
+            <w:u w:val="single"/>
+          </w:rPr>
+          <w:t>18:9</w:t>
+        </w:r>
+      </w:hyperlink>
+      <w:r>
+        <w:rPr>
+          <w:lang w:val="zh_TW" w:bidi="zh_TW"/>
+        </w:rPr>
+        <w:t>）。由於地獄是一個火的深淵（</w:t>
+      </w:r>
+      <w:hyperlink r:id="rId69">
+        <w:r>
+          <w:rPr>
+            <w:lang w:val="zh_TW" w:bidi="zh_TW"/>
+          </w:rPr>
+          <w:rPr>
+            <w:color w:val="0000EE"/>
+            <w:u w:val="single"/>
+          </w:rPr>
+          <w:t>可9:43</w:t>
+        </w:r>
+      </w:hyperlink>
+      <w:r>
+        <w:rPr>
+          <w:lang w:val="zh_TW" w:bidi="zh_TW"/>
+        </w:rPr>
+        <w:t>），它也是火湖（</w:t>
+      </w:r>
+      <w:hyperlink r:id="rId70">
+        <w:r>
+          <w:rPr>
+            <w:lang w:val="zh_TW" w:bidi="zh_TW"/>
+          </w:rPr>
+          <w:rPr>
+            <w:color w:val="0000EE"/>
+            <w:u w:val="single"/>
+          </w:rPr>
+          <w:t>太13:42、50</w:t>
+        </w:r>
+      </w:hyperlink>
+      <w:r>
+        <w:rPr>
+          <w:lang w:val="zh_TW" w:bidi="zh_TW"/>
+        </w:rPr>
+        <w:t>；</w:t>
+      </w:r>
+      <w:hyperlink r:id="rId71">
+        <w:r>
+          <w:rPr>
+            <w:lang w:val="zh_TW" w:bidi="zh_TW"/>
+          </w:rPr>
+          <w:rPr>
+            <w:color w:val="0000EE"/>
+            <w:u w:val="single"/>
+          </w:rPr>
+          <w:t>啟20:14–15</w:t>
+        </w:r>
+      </w:hyperlink>
+      <w:r>
+        <w:rPr>
+          <w:lang w:val="zh_TW" w:bidi="zh_TW"/>
+        </w:rPr>
+        <w:t>），最終所有不敬虔的人（</w:t>
+      </w:r>
+      <w:hyperlink r:id="rId72">
+        <w:r>
+          <w:rPr>
+            <w:lang w:val="zh_TW" w:bidi="zh_TW"/>
+          </w:rPr>
+          <w:rPr>
+            <w:color w:val="0000EE"/>
+            <w:u w:val="single"/>
+          </w:rPr>
+          <w:t>太23:15、33</w:t>
+        </w:r>
+      </w:hyperlink>
+      <w:r>
+        <w:rPr>
+          <w:lang w:val="zh_TW" w:bidi="zh_TW"/>
+        </w:rPr>
+        <w:t>）將與撒但及其使者一同被丟入其中（</w:t>
+      </w:r>
+      <w:hyperlink r:id="rId73">
+        <w:r>
+          <w:rPr>
+            <w:lang w:val="zh_TW" w:bidi="zh_TW"/>
+          </w:rPr>
+          <w:rPr>
+            <w:color w:val="0000EE"/>
+            <w:u w:val="single"/>
+          </w:rPr>
+          <w:t>太25:41；</w:t>
+        </w:r>
+      </w:hyperlink>
+      <w:hyperlink r:id="rId74">
+        <w:r>
+          <w:rPr>
+            <w:lang w:val="zh_TW" w:bidi="zh_TW"/>
+          </w:rPr>
+          <w:rPr>
+            <w:color w:val="0000EE"/>
+            <w:u w:val="single"/>
+          </w:rPr>
+          <w:t>啟9:20，</w:t>
+        </w:r>
+      </w:hyperlink>
+      <w:hyperlink r:id="rId75">
+        <w:r>
+          <w:rPr>
+            <w:lang w:val="zh_TW" w:bidi="zh_TW"/>
+          </w:rPr>
+          <w:rPr>
+            <w:color w:val="0000EE"/>
+            <w:u w:val="single"/>
+          </w:rPr>
+          <w:t>20:10</w:t>
+        </w:r>
+      </w:hyperlink>
+      <w:r>
+        <w:rPr>
+          <w:lang w:val="zh_TW" w:bidi="zh_TW"/>
+        </w:rPr>
+        <w:t>）。</w:t>
+      </w:r>
+    </w:p>
+    <w:p>
+      <w:pPr/>
+      <w:r>
+        <w:rPr>
+          <w:lang w:val="zh_TW" w:bidi="zh_TW"/>
+        </w:rPr>
+      </w:r>
+      <w:r>
+        <w:rPr>
+          <w:lang w:val="zh_TW" w:bidi="zh_TW"/>
+        </w:rPr>
+        <w:t>地獄必須與其它有關來世或最終狀態的術語仔細區分。舊約中的「陰間」（Sheol）與新約中的「陰間」（Hades）均指死者的臨時居所（在最後的審判日之前），而「地獄」（Gehenna）則明確表示惡人將永遠受懲罰的最終地點（參</w:t>
+      </w:r>
+      <w:hyperlink r:id="rId76">
+        <w:r>
+          <w:rPr>
+            <w:lang w:val="zh_TW" w:bidi="zh_TW"/>
+          </w:rPr>
+          <w:rPr>
+            <w:color w:val="0000EE"/>
+            <w:u w:val="single"/>
+          </w:rPr>
+          <w:t>詩49:14–15</w:t>
+        </w:r>
+      </w:hyperlink>
+      <w:r>
+        <w:rPr>
+          <w:lang w:val="zh_TW" w:bidi="zh_TW"/>
+        </w:rPr>
+        <w:t>與</w:t>
+      </w:r>
+      <w:hyperlink r:id="rId68">
+        <w:r>
+          <w:rPr>
+            <w:lang w:val="zh_TW" w:bidi="zh_TW"/>
+          </w:rPr>
+          <w:rPr>
+            <w:color w:val="0000EE"/>
+            <w:u w:val="single"/>
+          </w:rPr>
+          <w:t>太10:28</w:t>
+        </w:r>
+      </w:hyperlink>
+      <w:r>
+        <w:rPr>
+          <w:lang w:val="zh_TW" w:bidi="zh_TW"/>
+        </w:rPr>
+        <w:t>）。希臘文Tartarus僅出現在</w:t>
+      </w:r>
+      <w:hyperlink r:id="rId77">
+        <w:r>
+          <w:rPr>
+            <w:lang w:val="zh_TW" w:bidi="zh_TW"/>
+          </w:rPr>
+          <w:rPr>
+            <w:color w:val="0000EE"/>
+            <w:u w:val="single"/>
+          </w:rPr>
+          <w:t>彼得後書二章4節</w:t>
+        </w:r>
+      </w:hyperlink>
+      <w:r>
+        <w:rPr>
+          <w:lang w:val="zh_TW" w:bidi="zh_TW"/>
+        </w:rPr>
+        <w:t>，指的是那些參與撒但初次叛逆而墮落的天使所居住的地方。</w:t>
+      </w:r>
+    </w:p>
+    <w:p>
+      <w:pPr/>
+      <w:r>
+        <w:rPr>
+          <w:lang w:val="zh_TW" w:bidi="zh_TW"/>
+        </w:rPr>
       </w:r>
       <w:r>
         <w:rPr>
           <w:i/>
           <w:lang w:val="zh_TW" w:bidi="zh_TW"/>
         </w:rPr>
-        <w:t>見</w:t>
-      </w:r>
-      <w:r>
-        <w:rPr>
-          <w:lang w:val="zh_TW" w:bidi="zh_TW"/>
-        </w:rPr>
-        <w:t>藥物與醫療實踐</w:t>
+        <w:t>另見</w:t>
+      </w:r>
+      <w:r>
+        <w:rPr>
+          <w:lang w:val="zh_TW" w:bidi="zh_TW"/>
+        </w:rPr>
+        <w:t xml:space="preserve"> </w:t>
+      </w:r>
+      <w:r>
+        <w:rPr>
+          <w:lang w:val="zh_TW" w:bidi="zh_TW"/>
+        </w:rPr>
+        <w:t>死者之地；</w:t>
+      </w:r>
+      <w:r>
+        <w:rPr>
+          <w:lang w:val="zh_TW" w:bidi="zh_TW"/>
+        </w:rPr>
+        <w:t>死亡；</w:t>
+      </w:r>
+      <w:r>
+        <w:rPr>
+          <w:lang w:val="zh_TW" w:bidi="zh_TW"/>
+        </w:rPr>
+        <w:t>陰間；</w:t>
+      </w:r>
+      <w:r>
+        <w:rPr>
+          <w:lang w:val="zh_TW" w:bidi="zh_TW"/>
+        </w:rPr>
+        <w:t>地獄；</w:t>
+      </w:r>
+      <w:r>
+        <w:rPr>
+          <w:lang w:val="zh_TW" w:bidi="zh_TW"/>
+        </w:rPr>
+        <w:t>陰間</w:t>
+      </w:r>
+      <w:r>
+        <w:rPr>
+          <w:lang w:val="zh_TW" w:bidi="zh_TW"/>
+        </w:rPr>
+        <w:t>。</w:t>
+      </w:r>
+      <w:r>
+        <w:rPr>
+          <w:lang w:val="zh_TW" w:bidi="zh_TW"/>
+        </w:rPr>
+      </w:r>
+      <w:r>
+        <w:rPr>
+          <w:lang w:val="zh_TW" w:bidi="zh_TW"/>
+        </w:rPr>
+      </w:r>
+    </w:p>
+    <w:p>
+      <w:pPr/>
+      <w:r>
+        <w:rPr>
+          <w:lang w:val="zh_TW" w:bidi="zh_TW"/>
+        </w:rPr>
+      </w:r>
+    </w:p>
+    <w:p>
+      <w:pPr>
+        <w:pStyle w:val="Heading2"/>
+      </w:pPr>
+      <w:r>
+        <w:rPr>
+          <w:lang w:val="zh_TW" w:bidi="zh_TW"/>
+        </w:rPr>
+        <w:t>地獄</w:t>
+      </w:r>
+      <w:r>
+        <w:rPr>
+          <w:lang w:val="zh_TW" w:bidi="zh_TW"/>
+        </w:rPr>
+      </w:r>
+    </w:p>
+    <w:p>
+      <w:pPr/>
+      <w:r>
+        <w:rPr>
+          <w:lang w:val="zh_TW" w:bidi="zh_TW"/>
+        </w:rPr>
+      </w:r>
+      <w:r>
+        <w:rPr>
+          <w:lang w:val="zh_TW" w:bidi="zh_TW"/>
+        </w:rPr>
+        <w:t>那些失喪、不悔改的惡人死後在未來要承受懲罰的地方。</w:t>
+      </w:r>
+    </w:p>
+    <w:p>
+      <w:pPr/>
+      <w:r>
+        <w:rPr>
+          <w:lang w:val="zh_TW" w:bidi="zh_TW"/>
+        </w:rPr>
+      </w:r>
+      <w:r>
+        <w:rPr>
+          <w:lang w:val="zh_TW" w:bidi="zh_TW"/>
+        </w:rPr>
+        <w:t>概述</w:t>
+      </w:r>
+    </w:p>
+    <w:p>
+      <w:pPr/>
+      <w:r>
+        <w:rPr>
+          <w:lang w:val="zh_TW" w:bidi="zh_TW"/>
+        </w:rPr>
+      </w:r>
+      <w:r>
+        <w:rPr>
+          <w:lang w:val="zh_TW" w:bidi="zh_TW"/>
+        </w:rPr>
+        <w:t>• 定義和描述</w:t>
+      </w:r>
+    </w:p>
+    <w:p>
+      <w:pPr/>
+      <w:r>
+        <w:rPr>
+          <w:lang w:val="zh_TW" w:bidi="zh_TW"/>
+        </w:rPr>
+      </w:r>
+      <w:r>
+        <w:rPr>
+          <w:lang w:val="zh_TW" w:bidi="zh_TW"/>
+        </w:rPr>
+        <w:t>• 聖經術語</w:t>
+      </w:r>
+    </w:p>
+    <w:p>
+      <w:pPr/>
+      <w:r>
+        <w:rPr>
+          <w:lang w:val="zh_TW" w:bidi="zh_TW"/>
+        </w:rPr>
+      </w:r>
+      <w:r>
+        <w:rPr>
+          <w:lang w:val="zh_TW" w:bidi="zh_TW"/>
+        </w:rPr>
+        <w:t>• 永恆懲罰的公義</w:t>
+      </w:r>
+    </w:p>
+    <w:p>
+      <w:pPr>
+        <w:pStyle w:val="Heading3"/>
+      </w:pPr>
+      <w:r>
+        <w:rPr>
+          <w:lang w:val="zh_TW" w:bidi="zh_TW"/>
+        </w:rPr>
+        <w:t>定義和描述</w:t>
+      </w:r>
+    </w:p>
+    <w:p>
+      <w:pPr/>
+      <w:r>
+        <w:rPr>
+          <w:lang w:val="zh_TW" w:bidi="zh_TW"/>
+        </w:rPr>
+      </w:r>
+      <w:r>
+        <w:rPr>
+          <w:lang w:val="zh_TW" w:bidi="zh_TW"/>
+        </w:rPr>
+        <w:t>地獄是非信徒的最終歸宿，聖經中以多種形式描述：火爐、永火、永刑（</w:t>
+      </w:r>
+      <w:hyperlink r:id="rId70">
+        <w:r>
+          <w:rPr>
+            <w:lang w:val="zh_TW" w:bidi="zh_TW"/>
+          </w:rPr>
+          <w:rPr>
+            <w:color w:val="0000EE"/>
+            <w:u w:val="single"/>
+          </w:rPr>
+          <w:t>太13:42、50</w:t>
+        </w:r>
+      </w:hyperlink>
+      <w:r>
+        <w:rPr>
+          <w:lang w:val="zh_TW" w:bidi="zh_TW"/>
+        </w:rPr>
+        <w:t>，</w:t>
+      </w:r>
+      <w:hyperlink r:id="rId78">
+        <w:r>
+          <w:rPr>
+            <w:lang w:val="zh_TW" w:bidi="zh_TW"/>
+          </w:rPr>
+          <w:rPr>
+            <w:color w:val="0000EE"/>
+            <w:u w:val="single"/>
+          </w:rPr>
+          <w:t>25:41、46</w:t>
+        </w:r>
+      </w:hyperlink>
+      <w:r>
+        <w:rPr>
+          <w:lang w:val="zh_TW" w:bidi="zh_TW"/>
+        </w:rPr>
+        <w:t>）；外邊黑暗，哀哭切齒的地方（</w:t>
+      </w:r>
+      <w:hyperlink r:id="rId79">
+        <w:r>
+          <w:rPr>
+            <w:lang w:val="zh_TW" w:bidi="zh_TW"/>
+          </w:rPr>
+          <w:rPr>
+            <w:color w:val="0000EE"/>
+            <w:u w:val="single"/>
+          </w:rPr>
+          <w:t>8:12</w:t>
+        </w:r>
+      </w:hyperlink>
+      <w:r>
+        <w:rPr>
+          <w:lang w:val="zh_TW" w:bidi="zh_TW"/>
+        </w:rPr>
+        <w:t>）；火湖，第二次的死（</w:t>
+      </w:r>
+      <w:hyperlink r:id="rId80">
+        <w:r>
+          <w:rPr>
+            <w:lang w:val="zh_TW" w:bidi="zh_TW"/>
+          </w:rPr>
+          <w:rPr>
+            <w:color w:val="0000EE"/>
+            <w:u w:val="single"/>
+          </w:rPr>
+          <w:t>啟21:8</w:t>
+        </w:r>
+      </w:hyperlink>
+      <w:r>
+        <w:rPr>
+          <w:lang w:val="zh_TW" w:bidi="zh_TW"/>
+        </w:rPr>
+        <w:t>）；魔鬼和牠的使者的地方（</w:t>
+      </w:r>
+      <w:hyperlink r:id="rId73">
+        <w:r>
+          <w:rPr>
+            <w:lang w:val="zh_TW" w:bidi="zh_TW"/>
+          </w:rPr>
+          <w:rPr>
+            <w:color w:val="0000EE"/>
+            <w:u w:val="single"/>
+          </w:rPr>
+          <w:t>太25:41</w:t>
+        </w:r>
+      </w:hyperlink>
+      <w:r>
+        <w:rPr>
+          <w:lang w:val="zh_TW" w:bidi="zh_TW"/>
+        </w:rPr>
+        <w:t>）。顯然，在地獄中的人將永遠與主隔絕，永不見到祂權能的榮光（</w:t>
+      </w:r>
+      <w:hyperlink r:id="rId81">
+        <w:r>
+          <w:rPr>
+            <w:lang w:val="zh_TW" w:bidi="zh_TW"/>
+          </w:rPr>
+          <w:rPr>
+            <w:color w:val="0000EE"/>
+            <w:u w:val="single"/>
+          </w:rPr>
+          <w:t>帖後1:9</w:t>
+        </w:r>
+      </w:hyperlink>
+      <w:r>
+        <w:rPr>
+          <w:lang w:val="zh_TW" w:bidi="zh_TW"/>
+        </w:rPr>
+        <w:t>）。那些崇拜獸的人將遭受持續的痛苦（</w:t>
+      </w:r>
+      <w:hyperlink r:id="rId82">
+        <w:r>
+          <w:rPr>
+            <w:lang w:val="zh_TW" w:bidi="zh_TW"/>
+          </w:rPr>
+          <w:rPr>
+            <w:color w:val="0000EE"/>
+            <w:u w:val="single"/>
+          </w:rPr>
+          <w:t>啟14:10–11</w:t>
+        </w:r>
+      </w:hyperlink>
+      <w:r>
+        <w:rPr>
+          <w:lang w:val="zh_TW" w:bidi="zh_TW"/>
+        </w:rPr>
+        <w:t>）。</w:t>
+      </w:r>
+    </w:p>
+    <w:p>
+      <w:pPr/>
+      <w:r>
+        <w:rPr>
+          <w:lang w:val="zh_TW" w:bidi="zh_TW"/>
+        </w:rPr>
+      </w:r>
+      <w:r>
+        <w:rPr>
+          <w:lang w:val="zh_TW" w:bidi="zh_TW"/>
+        </w:rPr>
+        <w:t>其它表達方式也表明惡人的最終狀態是永恆的，例如：「用不滅的火燒盡」（</w:t>
+      </w:r>
+      <w:hyperlink r:id="rId83">
+        <w:r>
+          <w:rPr>
+            <w:lang w:val="zh_TW" w:bidi="zh_TW"/>
+          </w:rPr>
+          <w:rPr>
+            <w:color w:val="0000EE"/>
+            <w:u w:val="single"/>
+          </w:rPr>
+          <w:t>太3:12</w:t>
+        </w:r>
+      </w:hyperlink>
+      <w:r>
+        <w:rPr>
+          <w:lang w:val="zh_TW" w:bidi="zh_TW"/>
+        </w:rPr>
+        <w:t>）；「入那不滅的火裡去……蟲是不死的，火是不滅的」（</w:t>
+      </w:r>
+      <w:hyperlink r:id="rId84">
+        <w:r>
+          <w:rPr>
+            <w:lang w:val="zh_TW" w:bidi="zh_TW"/>
+          </w:rPr>
+          <w:rPr>
+            <w:color w:val="0000EE"/>
+            <w:u w:val="single"/>
+          </w:rPr>
+          <w:t>可9:44、48</w:t>
+        </w:r>
+      </w:hyperlink>
+      <w:r>
+        <w:rPr>
+          <w:lang w:val="zh_TW" w:bidi="zh_TW"/>
+        </w:rPr>
+        <w:t>）；有罪「今世來世總不得赦免」（</w:t>
+      </w:r>
+      <w:hyperlink r:id="rId85">
+        <w:r>
+          <w:rPr>
+            <w:lang w:val="zh_TW" w:bidi="zh_TW"/>
+          </w:rPr>
+          <w:rPr>
+            <w:color w:val="0000EE"/>
+            <w:u w:val="single"/>
+          </w:rPr>
+          <w:t>太12:32</w:t>
+        </w:r>
+      </w:hyperlink>
+      <w:r>
+        <w:rPr>
+          <w:lang w:val="zh_TW" w:bidi="zh_TW"/>
+        </w:rPr>
+        <w:t>）。正確理解聖經後，沒有任何經文暗示不信者在地獄中的可怕狀態會有終止的時候。他們的命運是永遠的，帶著嚴肅的終局，並且他們痛苦的狀況永遠持續不變。（值得注意的是，有關地獄的最具描述性和決定性的話語，大多出自耶穌之口。）</w:t>
+      </w:r>
+    </w:p>
+    <w:p>
+      <w:pPr/>
+      <w:r>
+        <w:rPr>
+          <w:lang w:val="zh_TW" w:bidi="zh_TW"/>
+        </w:rPr>
+      </w:r>
+      <w:r>
+        <w:rPr>
+          <w:lang w:val="zh_TW" w:bidi="zh_TW"/>
+        </w:rPr>
+        <w:t>總結所有聖經關於地獄的記述，顯示出地獄中失去和缺乏所有美善，以及因邪惡良心帶來的痛苦和折磨。最可怕的是與神完全且應得的分離，並遠離一切純潔、聖潔和美好的事物。此外，地獄中的人也意識到自己正處在神的忿怒之下，並承受因其有意識地、自願性的犯罪而應得公義的審判與詛咒。</w:t>
+      </w:r>
+    </w:p>
+    <w:p>
+      <w:pPr/>
+      <w:r>
+        <w:rPr>
+          <w:lang w:val="zh_TW" w:bidi="zh_TW"/>
+        </w:rPr>
+      </w:r>
+      <w:r>
+        <w:rPr>
+          <w:lang w:val="zh_TW" w:bidi="zh_TW"/>
+        </w:rPr>
+        <w:t>儘管聖經對地獄的描述以非常具體和字面的方式表達，但地獄的本質不應僅限於如蟲子吞噬、鞭打、火燒或被火焚燒這樣的具體意象。這種說法並不減輕地獄的恐怖或嚴重性，因為沒有什麼比與神隔絕、良心受到邪惡的折磨更可怕。對地獄中的人而言，地獄的本質就在於與神的完全隔絕，而凡是與神隔絕的地方，人與人之間也會彼此疏離。這是最嚴重的懲罰：徹底且無法逆轉地與神隔絕，並與周圍的人為敵。這種狀況的另一個痛苦後果是與自己為敵，被內心的罪惡感和羞恥感撕裂。這是一種全面的衝突：與神、與鄰舍、與自己為敵。這就是地獄！如果對地獄的描述是比喻或象徵性的，那麼它們所代表的狀況比言辭表達的更加真實和強烈。</w:t>
+      </w:r>
+    </w:p>
+    <w:p>
+      <w:pPr/>
+      <w:r>
+        <w:rPr>
+          <w:lang w:val="zh_TW" w:bidi="zh_TW"/>
+        </w:rPr>
+      </w:r>
+      <w:r>
+        <w:rPr>
+          <w:lang w:val="zh_TW" w:bidi="zh_TW"/>
+        </w:rPr>
+        <w:t>對罪惡的懲罰是聖經中持續的教義。審判的教義與整本聖經正典同樣廣泛。代表性的經文包括</w:t>
+      </w:r>
+      <w:hyperlink r:id="rId86">
+        <w:r>
+          <w:rPr>
+            <w:lang w:val="zh_TW" w:bidi="zh_TW"/>
+          </w:rPr>
+          <w:rPr>
+            <w:color w:val="0000EE"/>
+            <w:u w:val="single"/>
+          </w:rPr>
+          <w:t>創2:17</w:t>
+        </w:r>
+      </w:hyperlink>
+      <w:r>
+        <w:rPr>
+          <w:lang w:val="zh_TW" w:bidi="zh_TW"/>
+        </w:rPr>
+        <w:t>，</w:t>
+      </w:r>
+      <w:hyperlink r:id="rId34">
+        <w:r>
+          <w:rPr>
+            <w:lang w:val="zh_TW" w:bidi="zh_TW"/>
+          </w:rPr>
+          <w:rPr>
+            <w:color w:val="0000EE"/>
+            <w:u w:val="single"/>
+          </w:rPr>
+          <w:t>3:17–19</w:t>
+        </w:r>
+      </w:hyperlink>
+      <w:r>
+        <w:rPr>
+          <w:lang w:val="zh_TW" w:bidi="zh_TW"/>
+        </w:rPr>
+        <w:t>，</w:t>
+      </w:r>
+      <w:hyperlink r:id="rId87">
+        <w:r>
+          <w:rPr>
+            <w:lang w:val="zh_TW" w:bidi="zh_TW"/>
+          </w:rPr>
+          <w:rPr>
+            <w:color w:val="0000EE"/>
+            <w:u w:val="single"/>
+          </w:rPr>
+          <w:t>4:13</w:t>
+        </w:r>
+      </w:hyperlink>
+      <w:r>
+        <w:rPr>
+          <w:lang w:val="zh_TW" w:bidi="zh_TW"/>
+        </w:rPr>
+        <w:t>；</w:t>
+      </w:r>
+      <w:hyperlink r:id="rId88">
+        <w:r>
+          <w:rPr>
+            <w:lang w:val="zh_TW" w:bidi="zh_TW"/>
+          </w:rPr>
+          <w:rPr>
+            <w:color w:val="0000EE"/>
+            <w:u w:val="single"/>
+          </w:rPr>
+          <w:t>利26:27–33</w:t>
+        </w:r>
+      </w:hyperlink>
+      <w:r>
+        <w:rPr>
+          <w:lang w:val="zh_TW" w:bidi="zh_TW"/>
+        </w:rPr>
+        <w:t>；</w:t>
+      </w:r>
+      <w:hyperlink r:id="rId89">
+        <w:r>
+          <w:rPr>
+            <w:lang w:val="zh_TW" w:bidi="zh_TW"/>
+          </w:rPr>
+          <w:rPr>
+            <w:color w:val="0000EE"/>
+            <w:u w:val="single"/>
+          </w:rPr>
+          <w:t>詩149:7</w:t>
+        </w:r>
+      </w:hyperlink>
+      <w:r>
+        <w:rPr>
+          <w:lang w:val="zh_TW" w:bidi="zh_TW"/>
+        </w:rPr>
+        <w:t>；</w:t>
+      </w:r>
+      <w:hyperlink r:id="rId90">
+        <w:r>
+          <w:rPr>
+            <w:lang w:val="zh_TW" w:bidi="zh_TW"/>
+          </w:rPr>
+          <w:rPr>
+            <w:color w:val="0000EE"/>
+            <w:u w:val="single"/>
+          </w:rPr>
+          <w:t>賽3:11</w:t>
+        </w:r>
+      </w:hyperlink>
+      <w:r>
+        <w:rPr>
+          <w:lang w:val="zh_TW" w:bidi="zh_TW"/>
+        </w:rPr>
+        <w:t>；</w:t>
+      </w:r>
+      <w:hyperlink r:id="rId91">
+        <w:r>
+          <w:rPr>
+            <w:lang w:val="zh_TW" w:bidi="zh_TW"/>
+          </w:rPr>
+          <w:rPr>
+            <w:color w:val="0000EE"/>
+            <w:u w:val="single"/>
+          </w:rPr>
+          <w:t>結14:10</w:t>
+        </w:r>
+      </w:hyperlink>
+      <w:r>
+        <w:rPr>
+          <w:lang w:val="zh_TW" w:bidi="zh_TW"/>
+        </w:rPr>
+        <w:t>；</w:t>
+      </w:r>
+      <w:hyperlink r:id="rId92">
+        <w:r>
+          <w:rPr>
+            <w:lang w:val="zh_TW" w:bidi="zh_TW"/>
+          </w:rPr>
+          <w:rPr>
+            <w:color w:val="0000EE"/>
+            <w:u w:val="single"/>
+          </w:rPr>
+          <w:t>摩1:2–2:16</w:t>
+        </w:r>
+      </w:hyperlink>
+      <w:r>
+        <w:rPr>
+          <w:lang w:val="zh_TW" w:bidi="zh_TW"/>
+        </w:rPr>
+        <w:t>；</w:t>
+      </w:r>
+      <w:hyperlink r:id="rId93">
+        <w:r>
+          <w:rPr>
+            <w:lang w:val="zh_TW" w:bidi="zh_TW"/>
+          </w:rPr>
+          <w:rPr>
+            <w:color w:val="0000EE"/>
+            <w:u w:val="single"/>
+          </w:rPr>
+          <w:t>亞14:19</w:t>
+        </w:r>
+      </w:hyperlink>
+      <w:r>
+        <w:rPr>
+          <w:lang w:val="zh_TW" w:bidi="zh_TW"/>
+        </w:rPr>
+        <w:t>；</w:t>
+      </w:r>
+      <w:hyperlink r:id="rId78">
+        <w:r>
+          <w:rPr>
+            <w:lang w:val="zh_TW" w:bidi="zh_TW"/>
+          </w:rPr>
+          <w:rPr>
+            <w:color w:val="0000EE"/>
+            <w:u w:val="single"/>
+          </w:rPr>
+          <w:t>太25:41、46</w:t>
+        </w:r>
+      </w:hyperlink>
+      <w:r>
+        <w:rPr>
+          <w:lang w:val="zh_TW" w:bidi="zh_TW"/>
+        </w:rPr>
+        <w:t>；</w:t>
+      </w:r>
+      <w:hyperlink r:id="rId94">
+        <w:r>
+          <w:rPr>
+            <w:lang w:val="zh_TW" w:bidi="zh_TW"/>
+          </w:rPr>
+          <w:rPr>
+            <w:color w:val="0000EE"/>
+            <w:u w:val="single"/>
+          </w:rPr>
+          <w:t>路16:23–24</w:t>
+        </w:r>
+      </w:hyperlink>
+      <w:r>
+        <w:rPr>
+          <w:lang w:val="zh_TW" w:bidi="zh_TW"/>
+        </w:rPr>
+        <w:t>；</w:t>
+      </w:r>
+      <w:hyperlink r:id="rId95">
+        <w:r>
+          <w:rPr>
+            <w:lang w:val="zh_TW" w:bidi="zh_TW"/>
+          </w:rPr>
+          <w:rPr>
+            <w:color w:val="0000EE"/>
+            <w:u w:val="single"/>
+          </w:rPr>
+          <w:t>羅2:5–12</w:t>
+        </w:r>
+      </w:hyperlink>
+      <w:r>
+        <w:rPr>
+          <w:lang w:val="zh_TW" w:bidi="zh_TW"/>
+        </w:rPr>
+        <w:t>；</w:t>
+      </w:r>
+      <w:hyperlink r:id="rId96">
+        <w:r>
+          <w:rPr>
+            <w:lang w:val="zh_TW" w:bidi="zh_TW"/>
+          </w:rPr>
+          <w:rPr>
+            <w:color w:val="0000EE"/>
+            <w:u w:val="single"/>
+          </w:rPr>
+          <w:t>加6:7–8</w:t>
+        </w:r>
+      </w:hyperlink>
+      <w:r>
+        <w:rPr>
+          <w:lang w:val="zh_TW" w:bidi="zh_TW"/>
+        </w:rPr>
+        <w:t>；</w:t>
+      </w:r>
+      <w:hyperlink r:id="rId97">
+        <w:r>
+          <w:rPr>
+            <w:lang w:val="zh_TW" w:bidi="zh_TW"/>
+          </w:rPr>
+          <w:rPr>
+            <w:color w:val="0000EE"/>
+            <w:u w:val="single"/>
+          </w:rPr>
+          <w:t>來10:29–31</w:t>
+        </w:r>
+      </w:hyperlink>
+      <w:r>
+        <w:rPr>
+          <w:lang w:val="zh_TW" w:bidi="zh_TW"/>
+        </w:rPr>
+        <w:t>；</w:t>
+      </w:r>
+      <w:hyperlink r:id="rId98">
+        <w:r>
+          <w:rPr>
+            <w:lang w:val="zh_TW" w:bidi="zh_TW"/>
+          </w:rPr>
+          <w:rPr>
+            <w:color w:val="0000EE"/>
+            <w:u w:val="single"/>
+          </w:rPr>
+          <w:t>啟20:11–15</w:t>
+        </w:r>
+      </w:hyperlink>
+      <w:r>
+        <w:rPr>
+          <w:lang w:val="zh_TW" w:bidi="zh_TW"/>
+        </w:rPr>
+        <w:t>。</w:t>
+      </w:r>
+    </w:p>
+    <w:p>
+      <w:pPr>
+        <w:pStyle w:val="Heading3"/>
+      </w:pPr>
+      <w:r>
+        <w:rPr>
+          <w:lang w:val="zh_TW" w:bidi="zh_TW"/>
+        </w:rPr>
+        <w:t>聖經術語</w:t>
+      </w:r>
+    </w:p>
+    <w:p>
+      <w:pPr/>
+      <w:r>
+        <w:rPr>
+          <w:lang w:val="zh_TW" w:bidi="zh_TW"/>
+        </w:rPr>
+      </w:r>
+      <w:r>
+        <w:rPr>
+          <w:lang w:val="zh_TW" w:bidi="zh_TW"/>
+        </w:rPr>
+        <w:t>希伯來文Sheol（陰間）在舊約中主要用於「墳墓、坑、離世之人的居所」（</w:t>
+      </w:r>
+      <w:hyperlink r:id="rId99">
+        <w:r>
+          <w:rPr>
+            <w:lang w:val="zh_TW" w:bidi="zh_TW"/>
+          </w:rPr>
+          <w:rPr>
+            <w:color w:val="0000EE"/>
+            <w:u w:val="single"/>
+          </w:rPr>
+          <w:t>創37:35</w:t>
+        </w:r>
+      </w:hyperlink>
+      <w:r>
+        <w:rPr>
+          <w:lang w:val="zh_TW" w:bidi="zh_TW"/>
+        </w:rPr>
+        <w:t>；</w:t>
+      </w:r>
+      <w:hyperlink r:id="rId100">
+        <w:r>
+          <w:rPr>
+            <w:lang w:val="zh_TW" w:bidi="zh_TW"/>
+          </w:rPr>
+          <w:rPr>
+            <w:color w:val="0000EE"/>
+            <w:u w:val="single"/>
+          </w:rPr>
+          <w:t>伯7:9</w:t>
+        </w:r>
+      </w:hyperlink>
+      <w:r>
+        <w:rPr>
+          <w:lang w:val="zh_TW" w:bidi="zh_TW"/>
+        </w:rPr>
+        <w:t>，</w:t>
+      </w:r>
+      <w:hyperlink r:id="rId101">
+        <w:r>
+          <w:rPr>
+            <w:lang w:val="zh_TW" w:bidi="zh_TW"/>
+          </w:rPr>
+          <w:rPr>
+            <w:color w:val="0000EE"/>
+            <w:u w:val="single"/>
+          </w:rPr>
+          <w:t>14:13</w:t>
+        </w:r>
+      </w:hyperlink>
+      <w:r>
+        <w:rPr>
+          <w:lang w:val="zh_TW" w:bidi="zh_TW"/>
+        </w:rPr>
+        <w:t>，</w:t>
+      </w:r>
+      <w:hyperlink r:id="rId102">
+        <w:r>
+          <w:rPr>
+            <w:lang w:val="zh_TW" w:bidi="zh_TW"/>
+          </w:rPr>
+          <w:rPr>
+            <w:color w:val="0000EE"/>
+            <w:u w:val="single"/>
+          </w:rPr>
+          <w:t>17:13–16</w:t>
+        </w:r>
+      </w:hyperlink>
+      <w:r>
+        <w:rPr>
+          <w:lang w:val="zh_TW" w:bidi="zh_TW"/>
+        </w:rPr>
+        <w:t>；</w:t>
+      </w:r>
+      <w:hyperlink r:id="rId103">
+        <w:r>
+          <w:rPr>
+            <w:lang w:val="zh_TW" w:bidi="zh_TW"/>
+          </w:rPr>
+          <w:rPr>
+            <w:color w:val="0000EE"/>
+            <w:u w:val="single"/>
+          </w:rPr>
+          <w:t>詩6:5</w:t>
+        </w:r>
+      </w:hyperlink>
+      <w:r>
+        <w:rPr>
+          <w:lang w:val="zh_TW" w:bidi="zh_TW"/>
+        </w:rPr>
+        <w:t>，</w:t>
+      </w:r>
+      <w:hyperlink r:id="rId104">
+        <w:r>
+          <w:rPr>
+            <w:lang w:val="zh_TW" w:bidi="zh_TW"/>
+          </w:rPr>
+          <w:rPr>
+            <w:color w:val="0000EE"/>
+            <w:u w:val="single"/>
+          </w:rPr>
+          <w:t>16:10</w:t>
+        </w:r>
+      </w:hyperlink>
+      <w:r>
+        <w:rPr>
+          <w:lang w:val="zh_TW" w:bidi="zh_TW"/>
+        </w:rPr>
+        <w:t>，</w:t>
+      </w:r>
+      <w:hyperlink r:id="rId105">
+        <w:r>
+          <w:rPr>
+            <w:lang w:val="zh_TW" w:bidi="zh_TW"/>
+          </w:rPr>
+          <w:rPr>
+            <w:color w:val="0000EE"/>
+            <w:u w:val="single"/>
+          </w:rPr>
+          <w:t>55:15</w:t>
+        </w:r>
+      </w:hyperlink>
+      <w:r>
+        <w:rPr>
+          <w:lang w:val="zh_TW" w:bidi="zh_TW"/>
+        </w:rPr>
+        <w:t>；</w:t>
+      </w:r>
+      <w:hyperlink r:id="rId106">
+        <w:r>
+          <w:rPr>
+            <w:lang w:val="zh_TW" w:bidi="zh_TW"/>
+          </w:rPr>
+          <w:rPr>
+            <w:color w:val="0000EE"/>
+            <w:u w:val="single"/>
+          </w:rPr>
+          <w:t>箴9:18</w:t>
+        </w:r>
+      </w:hyperlink>
+      <w:r>
+        <w:rPr>
+          <w:lang w:val="zh_TW" w:bidi="zh_TW"/>
+        </w:rPr>
+        <w:t>；</w:t>
+      </w:r>
+      <w:hyperlink r:id="rId107">
+        <w:r>
+          <w:rPr>
+            <w:lang w:val="zh_TW" w:bidi="zh_TW"/>
+          </w:rPr>
+          <w:rPr>
+            <w:color w:val="0000EE"/>
+            <w:u w:val="single"/>
+          </w:rPr>
+          <w:t>傳9:10</w:t>
+        </w:r>
+      </w:hyperlink>
+      <w:r>
+        <w:rPr>
+          <w:lang w:val="zh_TW" w:bidi="zh_TW"/>
+        </w:rPr>
+        <w:t>；</w:t>
+      </w:r>
+      <w:hyperlink r:id="rId108">
+        <w:r>
+          <w:rPr>
+            <w:lang w:val="zh_TW" w:bidi="zh_TW"/>
+          </w:rPr>
+          <w:rPr>
+            <w:color w:val="0000EE"/>
+            <w:u w:val="single"/>
+          </w:rPr>
+          <w:t>賽14:11</w:t>
+        </w:r>
+      </w:hyperlink>
+      <w:r>
+        <w:rPr>
+          <w:lang w:val="zh_TW" w:bidi="zh_TW"/>
+        </w:rPr>
+        <w:t>，</w:t>
+      </w:r>
+      <w:hyperlink r:id="rId109">
+        <w:r>
+          <w:rPr>
+            <w:lang w:val="zh_TW" w:bidi="zh_TW"/>
+          </w:rPr>
+          <w:rPr>
+            <w:color w:val="0000EE"/>
+            <w:u w:val="single"/>
+          </w:rPr>
+          <w:t>38:10–12、18</w:t>
+        </w:r>
+      </w:hyperlink>
+      <w:r>
+        <w:rPr>
+          <w:lang w:val="zh_TW" w:bidi="zh_TW"/>
+        </w:rPr>
+        <w:t>）。在舊約中，善惡的最終歸宿似乎沒有很明確的區別。他們都同樣去到墳墓，進入一個下面的世界，這個世界充滿了陰暗、疲憊、黑暗、腐朽與遺忘，遠離神的同在（</w:t>
+      </w:r>
+      <w:hyperlink r:id="rId110">
+        <w:r>
+          <w:rPr>
+            <w:lang w:val="zh_TW" w:bidi="zh_TW"/>
+          </w:rPr>
+          <w:rPr>
+            <w:color w:val="0000EE"/>
+            <w:u w:val="single"/>
+          </w:rPr>
+          <w:t>伯10:20–22</w:t>
+        </w:r>
+      </w:hyperlink>
+      <w:r>
+        <w:rPr>
+          <w:lang w:val="zh_TW" w:bidi="zh_TW"/>
+        </w:rPr>
+        <w:t>；</w:t>
+      </w:r>
+      <w:hyperlink r:id="rId111">
+        <w:r>
+          <w:rPr>
+            <w:lang w:val="zh_TW" w:bidi="zh_TW"/>
+          </w:rPr>
+          <w:rPr>
+            <w:color w:val="0000EE"/>
+            <w:u w:val="single"/>
+          </w:rPr>
+          <w:t>詩88:3–6</w:t>
+        </w:r>
+      </w:hyperlink>
+      <w:r>
+        <w:rPr>
+          <w:lang w:val="zh_TW" w:bidi="zh_TW"/>
+        </w:rPr>
+        <w:t>），然而，仍然在神的掌管之下（</w:t>
+      </w:r>
+      <w:hyperlink r:id="rId112">
+        <w:r>
+          <w:rPr>
+            <w:lang w:val="zh_TW" w:bidi="zh_TW"/>
+          </w:rPr>
+          <w:rPr>
+            <w:color w:val="0000EE"/>
+            <w:u w:val="single"/>
+          </w:rPr>
+          <w:t>伯26:6</w:t>
+        </w:r>
+      </w:hyperlink>
+      <w:r>
+        <w:rPr>
+          <w:lang w:val="zh_TW" w:bidi="zh_TW"/>
+        </w:rPr>
+        <w:t>；</w:t>
+      </w:r>
+      <w:hyperlink r:id="rId113">
+        <w:r>
+          <w:rPr>
+            <w:lang w:val="zh_TW" w:bidi="zh_TW"/>
+          </w:rPr>
+          <w:rPr>
+            <w:color w:val="0000EE"/>
+            <w:u w:val="single"/>
+          </w:rPr>
+          <w:t>詩138:8</w:t>
+        </w:r>
+      </w:hyperlink>
+      <w:r>
+        <w:rPr>
+          <w:lang w:val="zh_TW" w:bidi="zh_TW"/>
+        </w:rPr>
+        <w:t>；</w:t>
+      </w:r>
+      <w:hyperlink r:id="rId114">
+        <w:r>
+          <w:rPr>
+            <w:lang w:val="zh_TW" w:bidi="zh_TW"/>
+          </w:rPr>
+          <w:rPr>
+            <w:color w:val="0000EE"/>
+            <w:u w:val="single"/>
+          </w:rPr>
+          <w:t>摩9:2</w:t>
+        </w:r>
+      </w:hyperlink>
+      <w:r>
+        <w:rPr>
+          <w:lang w:val="zh_TW" w:bidi="zh_TW"/>
+        </w:rPr>
+        <w:t>）。這是一個寂靜（</w:t>
+      </w:r>
+      <w:hyperlink r:id="rId115">
+        <w:r>
+          <w:rPr>
+            <w:lang w:val="zh_TW" w:bidi="zh_TW"/>
+          </w:rPr>
+          <w:rPr>
+            <w:color w:val="0000EE"/>
+            <w:u w:val="single"/>
+          </w:rPr>
+          <w:t>詩94:17</w:t>
+        </w:r>
+      </w:hyperlink>
+      <w:r>
+        <w:rPr>
+          <w:lang w:val="zh_TW" w:bidi="zh_TW"/>
+        </w:rPr>
+        <w:t>，</w:t>
+      </w:r>
+      <w:hyperlink r:id="rId116">
+        <w:r>
+          <w:rPr>
+            <w:lang w:val="zh_TW" w:bidi="zh_TW"/>
+          </w:rPr>
+          <w:rPr>
+            <w:color w:val="0000EE"/>
+            <w:u w:val="single"/>
+          </w:rPr>
+          <w:t>115:17</w:t>
+        </w:r>
+      </w:hyperlink>
+      <w:r>
+        <w:rPr>
+          <w:lang w:val="zh_TW" w:bidi="zh_TW"/>
+        </w:rPr>
+        <w:t>）和安息（</w:t>
+      </w:r>
+      <w:hyperlink r:id="rId117">
+        <w:r>
+          <w:rPr>
+            <w:lang w:val="zh_TW" w:bidi="zh_TW"/>
+          </w:rPr>
+          <w:rPr>
+            <w:color w:val="0000EE"/>
+            <w:u w:val="single"/>
+          </w:rPr>
+          <w:t>伯3:17</w:t>
+        </w:r>
+      </w:hyperlink>
+      <w:r>
+        <w:rPr>
+          <w:lang w:val="zh_TW" w:bidi="zh_TW"/>
+        </w:rPr>
+        <w:t>）之處。然而，某些經文似乎暗示陰間中有某種意識、盼望和交流（</w:t>
+      </w:r>
+      <w:hyperlink r:id="rId118">
+        <w:r>
+          <w:rPr>
+            <w:lang w:val="zh_TW" w:bidi="zh_TW"/>
+          </w:rPr>
+          <w:rPr>
+            <w:color w:val="0000EE"/>
+            <w:u w:val="single"/>
+          </w:rPr>
+          <w:t>伯14:13–15</w:t>
+        </w:r>
+      </w:hyperlink>
+      <w:r>
+        <w:rPr>
+          <w:lang w:val="zh_TW" w:bidi="zh_TW"/>
+        </w:rPr>
+        <w:t>，</w:t>
+      </w:r>
+      <w:hyperlink r:id="rId119">
+        <w:r>
+          <w:rPr>
+            <w:lang w:val="zh_TW" w:bidi="zh_TW"/>
+          </w:rPr>
+          <w:rPr>
+            <w:color w:val="0000EE"/>
+            <w:u w:val="single"/>
+          </w:rPr>
+          <w:t>19:25–27</w:t>
+        </w:r>
+      </w:hyperlink>
+      <w:r>
+        <w:rPr>
+          <w:lang w:val="zh_TW" w:bidi="zh_TW"/>
+        </w:rPr>
+        <w:t>；</w:t>
+      </w:r>
+      <w:hyperlink r:id="rId104">
+        <w:r>
+          <w:rPr>
+            <w:lang w:val="zh_TW" w:bidi="zh_TW"/>
+          </w:rPr>
+          <w:rPr>
+            <w:color w:val="0000EE"/>
+            <w:u w:val="single"/>
+          </w:rPr>
+          <w:t>詩16:10</w:t>
+        </w:r>
+      </w:hyperlink>
+      <w:r>
+        <w:rPr>
+          <w:lang w:val="zh_TW" w:bidi="zh_TW"/>
+        </w:rPr>
+        <w:t>，</w:t>
+      </w:r>
+      <w:hyperlink r:id="rId120">
+        <w:r>
+          <w:rPr>
+            <w:lang w:val="zh_TW" w:bidi="zh_TW"/>
+          </w:rPr>
+          <w:rPr>
+            <w:color w:val="0000EE"/>
+            <w:u w:val="single"/>
+          </w:rPr>
+          <w:t>49:15</w:t>
+        </w:r>
+      </w:hyperlink>
+      <w:r>
+        <w:rPr>
+          <w:lang w:val="zh_TW" w:bidi="zh_TW"/>
+        </w:rPr>
+        <w:t>；</w:t>
+      </w:r>
+      <w:hyperlink r:id="rId121">
+        <w:r>
+          <w:rPr>
+            <w:lang w:val="zh_TW" w:bidi="zh_TW"/>
+          </w:rPr>
+          <w:rPr>
+            <w:color w:val="0000EE"/>
+            <w:u w:val="single"/>
+          </w:rPr>
+          <w:t>賽14:9–10</w:t>
+        </w:r>
+      </w:hyperlink>
+      <w:r>
+        <w:rPr>
+          <w:lang w:val="zh_TW" w:bidi="zh_TW"/>
+        </w:rPr>
+        <w:t>；</w:t>
+      </w:r>
+      <w:hyperlink r:id="rId122">
+        <w:r>
+          <w:rPr>
+            <w:lang w:val="zh_TW" w:bidi="zh_TW"/>
+          </w:rPr>
+          <w:rPr>
+            <w:color w:val="0000EE"/>
+            <w:u w:val="single"/>
+          </w:rPr>
+          <w:t>結32:21</w:t>
+        </w:r>
+      </w:hyperlink>
+      <w:r>
+        <w:rPr>
+          <w:lang w:val="zh_TW" w:bidi="zh_TW"/>
+        </w:rPr>
+        <w:t>）。少數經文暗示了死後可能面臨的神的審判威脅（</w:t>
+      </w:r>
+      <w:hyperlink r:id="rId123">
+        <w:r>
+          <w:rPr>
+            <w:lang w:val="zh_TW" w:bidi="zh_TW"/>
+          </w:rPr>
+          <w:rPr>
+            <w:color w:val="0000EE"/>
+            <w:u w:val="single"/>
+          </w:rPr>
+          <w:t>詩9:17</w:t>
+        </w:r>
+      </w:hyperlink>
+      <w:r>
+        <w:rPr>
+          <w:lang w:val="zh_TW" w:bidi="zh_TW"/>
+        </w:rPr>
+        <w:t>，</w:t>
+      </w:r>
+      <w:hyperlink r:id="rId105">
+        <w:r>
+          <w:rPr>
+            <w:lang w:val="zh_TW" w:bidi="zh_TW"/>
+          </w:rPr>
+          <w:rPr>
+            <w:color w:val="0000EE"/>
+            <w:u w:val="single"/>
+          </w:rPr>
+          <w:t>55:15</w:t>
+        </w:r>
+      </w:hyperlink>
+      <w:r>
+        <w:rPr>
+          <w:lang w:val="zh_TW" w:bidi="zh_TW"/>
+        </w:rPr>
+        <w:t>）。總的來說，陰間被視為令人憂慮和恐懼的地方（</w:t>
+      </w:r>
+      <w:hyperlink r:id="rId124">
+        <w:r>
+          <w:rPr>
+            <w:lang w:val="zh_TW" w:bidi="zh_TW"/>
+          </w:rPr>
+          <w:rPr>
+            <w:color w:val="0000EE"/>
+            <w:u w:val="single"/>
+          </w:rPr>
+          <w:t>申32:22</w:t>
+        </w:r>
+      </w:hyperlink>
+      <w:r>
+        <w:rPr>
+          <w:lang w:val="zh_TW" w:bidi="zh_TW"/>
+        </w:rPr>
+        <w:t>；</w:t>
+      </w:r>
+      <w:hyperlink r:id="rId125">
+        <w:r>
+          <w:rPr>
+            <w:lang w:val="zh_TW" w:bidi="zh_TW"/>
+          </w:rPr>
+          <w:rPr>
+            <w:color w:val="0000EE"/>
+            <w:u w:val="single"/>
+          </w:rPr>
+          <w:t>賽38:18</w:t>
+        </w:r>
+      </w:hyperlink>
+      <w:r>
+        <w:rPr>
+          <w:lang w:val="zh_TW" w:bidi="zh_TW"/>
+        </w:rPr>
+        <w:t>）。</w:t>
+      </w:r>
+    </w:p>
+    <w:p>
+      <w:pPr/>
+      <w:r>
+        <w:rPr>
+          <w:lang w:val="zh_TW" w:bidi="zh_TW"/>
+        </w:rPr>
+      </w:r>
+      <w:r>
+        <w:rPr>
+          <w:lang w:val="zh_TW" w:bidi="zh_TW"/>
+        </w:rPr>
+        <w:t>直到後聖經時期的猶太文獻，即在舊約結束和新約開始之間發展起來的著作，才開始明確區分義人與惡人的最終歸宿。在陰間內部善惡分隔的概念得到了發展。顯而易見，儘管這個概念比較模糊和不確定，但猶太思想（正如整部舊約所反映的）包含著一種信念，即死後會有未來和持續的存在。</w:t>
+      </w:r>
+    </w:p>
+    <w:p>
+      <w:pPr/>
+      <w:r>
+        <w:rPr>
+          <w:lang w:val="zh_TW" w:bidi="zh_TW"/>
+        </w:rPr>
+      </w:r>
+      <w:r>
+        <w:rPr>
+          <w:lang w:val="zh_TW" w:bidi="zh_TW"/>
+        </w:rPr>
+        <w:t>新約中的希臘文hades（陰間）與舊約中的Sheol用法非常相似。事實上，七十士譯本（舊約的希臘文譯本）的譯者使用它來表示Sheol。它通常指的是死者的地方或狀態、墳墓或死亡本身。在某些譯本中，這個詞未被翻譯，而是直接音譯為hades。新約並不總是明確說明hades的含義，除了剛才所描述的內容之外。這個詞的使用通常並未揭示死者的具體狀況。然而，有些經文表明它比舊約中的Sheol有更明顯的進步其中一節明確將hades描述為惡人的刑罰之處，適當地翻譯為「地獄」（</w:t>
+      </w:r>
+      <w:hyperlink r:id="rId126">
+        <w:r>
+          <w:rPr>
+            <w:lang w:val="zh_TW" w:bidi="zh_TW"/>
+          </w:rPr>
+          <w:rPr>
+            <w:color w:val="0000EE"/>
+            <w:u w:val="single"/>
+          </w:rPr>
+          <w:t>路16:23</w:t>
+        </w:r>
+      </w:hyperlink>
+      <w:r>
+        <w:rPr>
+          <w:lang w:val="zh_TW" w:bidi="zh_TW"/>
+        </w:rPr>
+        <w:t>）。在所有其它例子中，hades僅指死亡的居所。</w:t>
+      </w:r>
+    </w:p>
+    <w:p>
+      <w:pPr/>
+      <w:r>
+        <w:rPr>
+          <w:lang w:val="zh_TW" w:bidi="zh_TW"/>
+        </w:rPr>
+      </w:r>
+      <w:r>
+        <w:rPr>
+          <w:lang w:val="zh_TW" w:bidi="zh_TW"/>
+        </w:rPr>
+        <w:t>新約中的希臘文Gehenna用於描述罪人的火刑之地，通常翻譯為「地獄」或「地獄之火」（</w:t>
+      </w:r>
+      <w:hyperlink r:id="rId127">
+        <w:r>
+          <w:rPr>
+            <w:lang w:val="zh_TW" w:bidi="zh_TW"/>
+          </w:rPr>
+          <w:rPr>
+            <w:color w:val="0000EE"/>
+            <w:u w:val="single"/>
+          </w:rPr>
+          <w:t>太5:22、29–30，</w:t>
+        </w:r>
+      </w:hyperlink>
+      <w:hyperlink r:id="rId68">
+        <w:r>
+          <w:rPr>
+            <w:lang w:val="zh_TW" w:bidi="zh_TW"/>
+          </w:rPr>
+          <w:rPr>
+            <w:color w:val="0000EE"/>
+            <w:u w:val="single"/>
+          </w:rPr>
+          <w:t>10:28</w:t>
+        </w:r>
+      </w:hyperlink>
+      <w:r>
+        <w:rPr>
+          <w:lang w:val="zh_TW" w:bidi="zh_TW"/>
+        </w:rPr>
+        <w:t>，</w:t>
+      </w:r>
+      <w:hyperlink r:id="rId69">
+        <w:r>
+          <w:rPr>
+            <w:lang w:val="zh_TW" w:bidi="zh_TW"/>
+          </w:rPr>
+          <w:rPr>
+            <w:color w:val="0000EE"/>
+            <w:u w:val="single"/>
+          </w:rPr>
+          <w:t>18:9</w:t>
+        </w:r>
+      </w:hyperlink>
+      <w:r>
+        <w:rPr>
+          <w:lang w:val="zh_TW" w:bidi="zh_TW"/>
+        </w:rPr>
+        <w:t>，</w:t>
+      </w:r>
+      <w:hyperlink r:id="rId72">
+        <w:r>
+          <w:rPr>
+            <w:lang w:val="zh_TW" w:bidi="zh_TW"/>
+          </w:rPr>
+          <w:rPr>
+            <w:color w:val="0000EE"/>
+            <w:u w:val="single"/>
+          </w:rPr>
+          <w:t>23:15、33</w:t>
+        </w:r>
+      </w:hyperlink>
+      <w:r>
+        <w:rPr>
+          <w:lang w:val="zh_TW" w:bidi="zh_TW"/>
+        </w:rPr>
+        <w:t>；</w:t>
+      </w:r>
+      <w:hyperlink r:id="rId128">
+        <w:r>
+          <w:rPr>
+            <w:lang w:val="zh_TW" w:bidi="zh_TW"/>
+          </w:rPr>
+          <w:rPr>
+            <w:color w:val="0000EE"/>
+            <w:u w:val="single"/>
+          </w:rPr>
+          <w:t>可9:43、45、47</w:t>
+        </w:r>
+      </w:hyperlink>
+      <w:r>
+        <w:rPr>
+          <w:lang w:val="zh_TW" w:bidi="zh_TW"/>
+        </w:rPr>
+        <w:t>；</w:t>
+      </w:r>
+      <w:hyperlink r:id="rId129">
+        <w:r>
+          <w:rPr>
+            <w:lang w:val="zh_TW" w:bidi="zh_TW"/>
+          </w:rPr>
+          <w:rPr>
+            <w:color w:val="0000EE"/>
+            <w:u w:val="single"/>
+          </w:rPr>
+          <w:t>雅3:6</w:t>
+        </w:r>
+      </w:hyperlink>
+      <w:r>
+        <w:rPr>
+          <w:lang w:val="zh_TW" w:bidi="zh_TW"/>
+        </w:rPr>
+        <w:t>）。這個詞通常與最後的審判聯繫在一起，並暗示所說的懲罰是永恆的。Gehenna源自舊約中的希伯來文「欣嫩谷（valley of Hinnom）」，這是一條位於耶路撒冷南側的山谷。此谷曾是偶像崇拜的中心，在那裡，人們將兒童火燒獻給異教神摩洛（</w:t>
+      </w:r>
+      <w:hyperlink r:id="rId55">
+        <w:r>
+          <w:rPr>
+            <w:lang w:val="zh_TW" w:bidi="zh_TW"/>
+          </w:rPr>
+          <w:rPr>
+            <w:color w:val="0000EE"/>
+            <w:u w:val="single"/>
+          </w:rPr>
+          <w:t>代下28:3</w:t>
+        </w:r>
+      </w:hyperlink>
+      <w:r>
+        <w:rPr>
+          <w:lang w:val="zh_TW" w:bidi="zh_TW"/>
+        </w:rPr>
+        <w:t>，</w:t>
+      </w:r>
+      <w:hyperlink r:id="rId56">
+        <w:r>
+          <w:rPr>
+            <w:lang w:val="zh_TW" w:bidi="zh_TW"/>
+          </w:rPr>
+          <w:rPr>
+            <w:color w:val="0000EE"/>
+            <w:u w:val="single"/>
+          </w:rPr>
+          <w:t>33:6</w:t>
+        </w:r>
+      </w:hyperlink>
+      <w:r>
+        <w:rPr>
+          <w:lang w:val="zh_TW" w:bidi="zh_TW"/>
+        </w:rPr>
+        <w:t>）。在約西亞時期，這個地方因為死人的骨頭和垃圾而變得可憎（</w:t>
+      </w:r>
+      <w:hyperlink r:id="rId130">
+        <w:r>
+          <w:rPr>
+            <w:lang w:val="zh_TW" w:bidi="zh_TW"/>
+          </w:rPr>
+          <w:rPr>
+            <w:color w:val="0000EE"/>
+            <w:u w:val="single"/>
+          </w:rPr>
+          <w:t>王下23:10–14</w:t>
+        </w:r>
+      </w:hyperlink>
+      <w:r>
+        <w:rPr>
+          <w:lang w:val="zh_TW" w:bidi="zh_TW"/>
+        </w:rPr>
+        <w:t>），並成為耶路撒冷的垃圾場。持續燃燒的火使這裡成為地獄之火的象徵，表示失喪者在痛苦中被燒盡。這是對偶像崇拜者和不順服者的審判象徵（</w:t>
+      </w:r>
+      <w:hyperlink r:id="rId131">
+        <w:r>
+          <w:rPr>
+            <w:lang w:val="zh_TW" w:bidi="zh_TW"/>
+          </w:rPr>
+          <w:rPr>
+            <w:color w:val="0000EE"/>
+            <w:u w:val="single"/>
+          </w:rPr>
+          <w:t>耶7:31–34，</w:t>
+        </w:r>
+      </w:hyperlink>
+      <w:hyperlink r:id="rId58">
+        <w:r>
+          <w:rPr>
+            <w:lang w:val="zh_TW" w:bidi="zh_TW"/>
+          </w:rPr>
+          <w:rPr>
+            <w:color w:val="0000EE"/>
+            <w:u w:val="single"/>
+          </w:rPr>
+          <w:t>32:35</w:t>
+        </w:r>
+      </w:hyperlink>
+      <w:r>
+        <w:rPr>
+          <w:lang w:val="zh_TW" w:bidi="zh_TW"/>
+        </w:rPr>
+        <w:t>）。</w:t>
+      </w:r>
+    </w:p>
+    <w:p>
+      <w:pPr/>
+      <w:r>
+        <w:rPr>
+          <w:lang w:val="zh_TW" w:bidi="zh_TW"/>
+        </w:rPr>
+      </w:r>
+      <w:r>
+        <w:rPr>
+          <w:lang w:val="zh_TW" w:bidi="zh_TW"/>
+        </w:rPr>
+        <w:t>另一個用來指地獄或「地下」的希臘文Tartarus（</w:t>
+      </w:r>
+      <w:hyperlink r:id="rId77">
+        <w:r>
+          <w:rPr>
+            <w:lang w:val="zh_TW" w:bidi="zh_TW"/>
+          </w:rPr>
+          <w:rPr>
+            <w:color w:val="0000EE"/>
+            <w:u w:val="single"/>
+          </w:rPr>
+          <w:t>彼後2:4</w:t>
+        </w:r>
+      </w:hyperlink>
+      <w:r>
+        <w:rPr>
+          <w:lang w:val="zh_TW" w:bidi="zh_TW"/>
+        </w:rPr>
+        <w:t>），這是一個古典用詞，指永刑之地。使徒彼得用它來描述那些墮落的天使被投入地獄，「交在黑暗坑中，等候審判」。</w:t>
+      </w:r>
+    </w:p>
+    <w:p>
+      <w:pPr/>
+      <w:r>
+        <w:rPr>
+          <w:lang w:val="zh_TW" w:bidi="zh_TW"/>
+        </w:rPr>
+      </w:r>
+      <w:r>
+        <w:rPr>
+          <w:lang w:val="zh_TW" w:bidi="zh_TW"/>
+        </w:rPr>
+        <w:t>如上所述，除了這些術語外，還有一些非常明確且生動的詞句，清楚地教導了經本開頭所闡述的地獄教義。聖經的教義主要由這些決定性的詞句確立，而不是那些模糊但經常使用的Sheol和Hades兩個術語。</w:t>
+      </w:r>
+    </w:p>
+    <w:p>
+      <w:pPr>
+        <w:pStyle w:val="Heading3"/>
+      </w:pPr>
+      <w:r>
+        <w:rPr>
+          <w:lang w:val="zh_TW" w:bidi="zh_TW"/>
+        </w:rPr>
+        <w:t>永罰的公義性</w:t>
+      </w:r>
+    </w:p>
+    <w:p>
+      <w:pPr/>
+      <w:r>
+        <w:rPr>
+          <w:lang w:val="zh_TW" w:bidi="zh_TW"/>
+        </w:rPr>
+      </w:r>
+      <w:r>
+        <w:rPr>
+          <w:lang w:val="zh_TW" w:bidi="zh_TW"/>
+        </w:rPr>
+        <w:t>我們很難理解聖潔的神一方面憎惡一切邪惡，但另一方面祂卻愛那些作惡的人，甚至願意犧牲祂的獨生子來拯救他們脫離罪惡。神的忿怒是聖潔的神的必然反應，因為祂憎恨一切與祂公義本性相悖的事物。當唯一能救贖人類罪孽的途徑被拒絕，並且慈愛、尋求與悖逆的罪人和好的神的所有呼籲都被拒絕時，神別無選擇，只能讓罪人走上他自己選擇的命運。對罪的懲罰是聖潔對道德對立之事物的必然和不可避免的回應，並且只要罪的狀態持續存在，懲罰就必須持續存在。聖經中沒有任何地方表明地獄中的失喪罪人有悔改和信靠的能力。如果在今生他們沒有悔改離開罪惡，並在地上所有有利的環境和機會下接納基督為救主，就沒有理由認為他們在死後會這樣做。懲罰不會結束，直到罪惡和罪責消失。當罪人最終抵抗並拒絕聖靈的工作，即使他們因罪受到責備，卻便不再有悔改和救恩的可能。他們犯下了永遠的罪（</w:t>
+      </w:r>
+      <w:hyperlink r:id="rId132">
+        <w:r>
+          <w:rPr>
+            <w:lang w:val="zh_TW" w:bidi="zh_TW"/>
+          </w:rPr>
+          <w:rPr>
+            <w:color w:val="0000EE"/>
+            <w:u w:val="single"/>
+          </w:rPr>
+          <w:t>可3:29</w:t>
+        </w:r>
+      </w:hyperlink>
+      <w:r>
+        <w:rPr>
+          <w:lang w:val="zh_TW" w:bidi="zh_TW"/>
+        </w:rPr>
+        <w:t>；</w:t>
+      </w:r>
+      <w:hyperlink r:id="rId133">
+        <w:r>
+          <w:rPr>
+            <w:lang w:val="zh_TW" w:bidi="zh_TW"/>
+          </w:rPr>
+          <w:rPr>
+            <w:color w:val="0000EE"/>
+            <w:u w:val="single"/>
+          </w:rPr>
+          <w:t>啟22:11</w:t>
+        </w:r>
+      </w:hyperlink>
+      <w:r>
+        <w:rPr>
+          <w:lang w:val="zh_TW" w:bidi="zh_TW"/>
+        </w:rPr>
+        <w:t>），應受永遠的懲罰。</w:t>
+      </w:r>
+    </w:p>
+    <w:p>
+      <w:pPr/>
+      <w:r>
+        <w:rPr>
+          <w:lang w:val="zh_TW" w:bidi="zh_TW"/>
+        </w:rPr>
+      </w:r>
+      <w:r>
+        <w:rPr>
+          <w:lang w:val="zh_TW" w:bidi="zh_TW"/>
+        </w:rPr>
+        <w:t>地獄中信心與悔改的不可行性，也可從墮落意志的悲慘現實中看出。這種意志是由反覆叛逆神而形成和決定的。罪惡在意志中自我繁衍，性格趨於不可逆轉的固化。對於無止境的犯罪的罪人，神以無止境的懲罰作為對應回應。</w:t>
+      </w:r>
+    </w:p>
+    <w:p>
+      <w:pPr/>
+      <w:r>
+        <w:rPr>
+          <w:lang w:val="zh_TW" w:bidi="zh_TW"/>
+        </w:rPr>
+      </w:r>
+      <w:r>
+        <w:rPr>
+          <w:lang w:val="zh_TW" w:bidi="zh_TW"/>
+        </w:rPr>
+        <w:t>如果有人問：「一位慈愛的神怎能把人送入永恆的地獄？」答案應是：神並沒有為人選擇這樣的歸宿；而是人是自願選擇了這條道路。神只是同意他們自己選擇的道路，並揭示他們邪惡選擇的全部後果。必須始終記住，神不僅是慈愛的，祂也是聖潔和公義的。在一個反抗神並帶來巨大惡果的宇宙中，必須有適當的公義審判。</w:t>
+      </w:r>
+    </w:p>
+    <w:p>
+      <w:pPr/>
+      <w:r>
+        <w:rPr>
+          <w:lang w:val="zh_TW" w:bidi="zh_TW"/>
+        </w:rPr>
+      </w:r>
+      <w:r>
+        <w:rPr>
+          <w:lang w:val="zh_TW" w:bidi="zh_TW"/>
+        </w:rPr>
+        <w:t>雖然所有選擇那種命運的人在地獄中的懲罰是永恆的，但懲罰的程度會根據每個人罪責的不同而有所不同。只有神能判定這些程度，並將根據每個人的責任，以完美的公義分配懲罰。聖經中有明顯的經文顯示未來懲罰的等級差異（</w:t>
+      </w:r>
+      <w:hyperlink r:id="rId134">
+        <w:r>
+          <w:rPr>
+            <w:lang w:val="zh_TW" w:bidi="zh_TW"/>
+          </w:rPr>
+          <w:rPr>
+            <w:color w:val="0000EE"/>
+            <w:u w:val="single"/>
+          </w:rPr>
+          <w:t>太11:20–24</w:t>
+        </w:r>
+      </w:hyperlink>
+      <w:r>
+        <w:rPr>
+          <w:lang w:val="zh_TW" w:bidi="zh_TW"/>
+        </w:rPr>
+        <w:t>；</w:t>
+      </w:r>
+      <w:hyperlink r:id="rId135">
+        <w:r>
+          <w:rPr>
+            <w:lang w:val="zh_TW" w:bidi="zh_TW"/>
+          </w:rPr>
+          <w:rPr>
+            <w:color w:val="0000EE"/>
+            <w:u w:val="single"/>
+          </w:rPr>
+          <w:t>路12:47–48</w:t>
+        </w:r>
+      </w:hyperlink>
+      <w:r>
+        <w:rPr>
+          <w:lang w:val="zh_TW" w:bidi="zh_TW"/>
+        </w:rPr>
+        <w:t>；</w:t>
+      </w:r>
+      <w:hyperlink r:id="rId136">
+        <w:r>
+          <w:rPr>
+            <w:lang w:val="zh_TW" w:bidi="zh_TW"/>
+          </w:rPr>
+          <w:rPr>
+            <w:color w:val="0000EE"/>
+            <w:u w:val="single"/>
+          </w:rPr>
+          <w:t>啟20:12–13</w:t>
+        </w:r>
+      </w:hyperlink>
+      <w:r>
+        <w:rPr>
+          <w:lang w:val="zh_TW" w:bidi="zh_TW"/>
+        </w:rPr>
+        <w:t>；參</w:t>
+      </w:r>
+      <w:hyperlink r:id="rId137">
+        <w:r>
+          <w:rPr>
+            <w:lang w:val="zh_TW" w:bidi="zh_TW"/>
+          </w:rPr>
+          <w:rPr>
+            <w:color w:val="0000EE"/>
+            <w:u w:val="single"/>
+          </w:rPr>
+          <w:t>結16:48–61</w:t>
+        </w:r>
+      </w:hyperlink>
+      <w:r>
+        <w:rPr>
+          <w:lang w:val="zh_TW" w:bidi="zh_TW"/>
+        </w:rPr>
+        <w:t>）。這些經文中明顯比較了懲罰的不同強度，這與人們所享有的特權、知識和機會形成鮮明對比。</w:t>
+      </w:r>
+    </w:p>
+    <w:p>
+      <w:pPr/>
+      <w:r>
+        <w:rPr>
+          <w:lang w:val="zh_TW" w:bidi="zh_TW"/>
+        </w:rPr>
+      </w:r>
+      <w:r>
+        <w:rPr>
+          <w:lang w:val="zh_TW" w:bidi="zh_TW"/>
+        </w:rPr>
+        <w:t>由此可見，各種非合乎聖經的觀點都必須被排除，無論它們的支持者如何吸引人地呈現這些觀點，或它們在不同時代如何受歡迎。這些觀點中有一些是錯誤但有時具有說服力的教義，如普救論（universalism）、死後靈魂消滅論（annihilationism）和第二次機會論（second probation）。普救論主張神最終會拯救所有人；死後靈魂消滅論認為地獄不是一個有意識受苦的地方，而是最終的消滅；第二次機會論則是認為人們可以從地獄中被解救。我們始終必須記住，聖經是我們對地獄教義的信仰準則，無論這教義對自然理性或人情感而言多麼艱難。毫無疑問地揭示了地獄的可怕本質和永恆的持續性。拒絕或忽視這一教義將對教會的使命產生嚴重的影響。</w:t>
+      </w:r>
+    </w:p>
+    <w:p>
+      <w:pPr/>
+      <w:r>
+        <w:rPr>
+          <w:lang w:val="zh_TW" w:bidi="zh_TW"/>
+        </w:rPr>
+      </w:r>
+      <w:r>
+        <w:rPr>
+          <w:i/>
+          <w:lang w:val="zh_TW" w:bidi="zh_TW"/>
+        </w:rPr>
+        <w:t>另見</w:t>
+      </w:r>
+      <w:r>
+        <w:rPr>
+          <w:lang w:val="zh_TW" w:bidi="zh_TW"/>
+        </w:rPr>
+        <w:t xml:space="preserve"> </w:t>
+      </w:r>
+      <w:r>
+        <w:rPr>
+          <w:lang w:val="zh_TW" w:bidi="zh_TW"/>
+        </w:rPr>
+        <w:t>死者之地</w:t>
+      </w:r>
+      <w:r>
+        <w:rPr>
+          <w:lang w:val="zh_TW" w:bidi="zh_TW"/>
+        </w:rPr>
+        <w:t>，</w:t>
+      </w:r>
+      <w:r>
+        <w:rPr>
+          <w:lang w:val="zh_TW" w:bidi="zh_TW"/>
+        </w:rPr>
+        <w:t>死亡</w:t>
+      </w:r>
+      <w:r>
+        <w:rPr>
+          <w:lang w:val="zh_TW" w:bidi="zh_TW"/>
+        </w:rPr>
+        <w:t>，</w:t>
+      </w:r>
+      <w:r>
+        <w:rPr>
+          <w:lang w:val="zh_TW" w:bidi="zh_TW"/>
+        </w:rPr>
+        <w:t>地獄</w:t>
+      </w:r>
+      <w:r>
+        <w:rPr>
+          <w:lang w:val="zh_TW" w:bidi="zh_TW"/>
+        </w:rPr>
+        <w:t>，</w:t>
+      </w:r>
+      <w:r>
+        <w:rPr>
+          <w:lang w:val="zh_TW" w:bidi="zh_TW"/>
+        </w:rPr>
+        <w:t>陰間</w:t>
+      </w:r>
+      <w:r>
+        <w:rPr>
+          <w:lang w:val="zh_TW" w:bidi="zh_TW"/>
+        </w:rPr>
+        <w:t>，</w:t>
+      </w:r>
+      <w:r>
+        <w:rPr>
+          <w:lang w:val="zh_TW" w:bidi="zh_TW"/>
+        </w:rPr>
+        <w:t>中間狀態</w:t>
+      </w:r>
+      <w:r>
+        <w:rPr>
+          <w:lang w:val="zh_TW" w:bidi="zh_TW"/>
+        </w:rPr>
+        <w:t>，</w:t>
+      </w:r>
+      <w:r>
+        <w:rPr>
+          <w:lang w:val="zh_TW" w:bidi="zh_TW"/>
+        </w:rPr>
+        <w:t>陰間</w:t>
+      </w:r>
+      <w:r>
+        <w:rPr>
+          <w:lang w:val="zh_TW" w:bidi="zh_TW"/>
+        </w:rPr>
+        <w:t>，</w:t>
+      </w:r>
+      <w:r>
+        <w:rPr>
+          <w:lang w:val="zh_TW" w:bidi="zh_TW"/>
+        </w:rPr>
+        <w:t>神的忿怒</w:t>
+      </w:r>
+      <w:r>
+        <w:rPr>
+          <w:lang w:val="zh_TW" w:bidi="zh_TW"/>
+        </w:rPr>
+        <w:t>。</w:t>
+      </w:r>
+      <w:r>
+        <w:rPr>
+          <w:lang w:val="zh_TW" w:bidi="zh_TW"/>
+        </w:rPr>
+      </w:r>
+      <w:r>
+        <w:rPr>
+          <w:lang w:val="zh_TW" w:bidi="zh_TW"/>
+        </w:rPr>
+      </w:r>
+    </w:p>
+    <w:p>
+      <w:pPr/>
+      <w:r>
+        <w:rPr>
+          <w:lang w:val="zh_TW" w:bidi="zh_TW"/>
+        </w:rPr>
+      </w:r>
+    </w:p>
+    <w:p>
+      <w:pPr>
+        <w:pStyle w:val="Heading2"/>
+      </w:pPr>
+      <w:r>
+        <w:rPr>
+          <w:lang w:val="zh_TW" w:bidi="zh_TW"/>
+        </w:rPr>
+        <w:t>低加坡里</w:t>
+      </w:r>
+      <w:r>
+        <w:rPr>
+          <w:lang w:val="zh_TW" w:bidi="zh_TW"/>
+        </w:rPr>
+      </w:r>
+    </w:p>
+    <w:p>
+      <w:pPr/>
+      <w:r>
+        <w:rPr>
+          <w:lang w:val="zh_TW" w:bidi="zh_TW"/>
+        </w:rPr>
+      </w:r>
+      <w:r>
+        <w:rPr>
+          <w:lang w:val="zh_TW" w:bidi="zh_TW"/>
+        </w:rPr>
+        <w:t>低加坡里是一些城邦的聯盟，這些城是希臘人在公元前四世紀亞歷山大大帝征服該地區後定居的地方。除了位於約旦河西岸的</w:t>
+      </w:r>
+      <w:r>
+        <w:rPr>
+          <w:lang w:val="zh_TW" w:bidi="zh_TW"/>
+        </w:rPr>
+        <w:t>西古提波利斯</w:t>
+      </w:r>
+      <w:r>
+        <w:rPr>
+          <w:lang w:val="zh_TW" w:bidi="zh_TW"/>
+        </w:rPr>
+        <w:t>（Scythopolis）之外，其餘的城都位於加利利海東南方。大約在公元77年，普林尼（Pliny）記載了現存最早的這些城的名單，包括：加拿塔（Canatha）、大馬士革、迪翁（Dion）、迦大拉（Gadara）、格拉森（Gerasa）、希坡（Hippos）、比拉（Pella）、非拉鐵非、拉法納（Raphana）和西古提波利斯。</w:t>
+      </w:r>
+    </w:p>
+    <w:p>
+      <w:pPr/>
+      <w:r>
+        <w:rPr>
+          <w:lang w:val="zh_TW" w:bidi="zh_TW"/>
+        </w:rPr>
+      </w:r>
+      <w:r>
+        <w:rPr>
+          <w:lang w:val="zh_TW" w:bidi="zh_TW"/>
+        </w:rPr>
+        <w:t>隨著公元前二世紀猶太民族主義的興起，猶太王</w:t>
+      </w:r>
+      <w:r>
+        <w:rPr>
+          <w:lang w:val="zh_TW" w:bidi="zh_TW"/>
+        </w:rPr>
+        <w:t>亞歷山大·詹納烏斯（</w:t>
+      </w:r>
+      <w:r>
+        <w:rPr>
+          <w:lang w:val="zh_TW" w:bidi="zh_TW"/>
+        </w:rPr>
+        <w:t>Alexander Janneus</w:t>
+      </w:r>
+      <w:r>
+        <w:rPr>
+          <w:lang w:val="zh_TW" w:bidi="zh_TW"/>
+        </w:rPr>
+        <w:t>）</w:t>
+      </w:r>
+      <w:r>
+        <w:rPr>
+          <w:lang w:val="zh_TW" w:bidi="zh_TW"/>
+        </w:rPr>
+        <w:t>奪取了其中幾座城的控制權；這些城一直在以色列的掌控下，直到公元前63年被羅馬將軍龐培（Pompey）奪回。在耶穌的時代，低加坡里的這些城已發展為中等繁榮的貿易中心，並被整合成羅馬聯盟，用以防範可能發生的猶太叛亂。</w:t>
+      </w:r>
+    </w:p>
+    <w:p>
+      <w:pPr/>
+      <w:r>
+        <w:rPr>
+          <w:lang w:val="zh_TW" w:bidi="zh_TW"/>
+        </w:rPr>
+      </w:r>
+      <w:r>
+        <w:rPr>
+          <w:lang w:val="zh_TW" w:bidi="zh_TW"/>
+        </w:rPr>
+        <w:t>低加坡里在新約中出現了三次。第一次是在</w:t>
+      </w:r>
+      <w:hyperlink r:id="rId138">
+        <w:r>
+          <w:rPr>
+            <w:lang w:val="zh_TW" w:bidi="zh_TW"/>
+          </w:rPr>
+          <w:rPr>
+            <w:color w:val="0000EE"/>
+            <w:u w:val="single"/>
+          </w:rPr>
+          <w:t>馬太福音四章25節</w:t>
+        </w:r>
+      </w:hyperlink>
+      <w:r>
+        <w:rPr>
+          <w:lang w:val="zh_TW" w:bidi="zh_TW"/>
+        </w:rPr>
+        <w:t>，經文提到耶穌早期事工時，許多群眾（主要是希臘人和迦南人）跟隨祂。其次，在</w:t>
+      </w:r>
+      <w:hyperlink r:id="rId139">
+        <w:r>
+          <w:rPr>
+            <w:lang w:val="zh_TW" w:bidi="zh_TW"/>
+          </w:rPr>
+          <w:rPr>
+            <w:color w:val="0000EE"/>
+            <w:u w:val="single"/>
+          </w:rPr>
+          <w:t>馬可福音五章20節</w:t>
+        </w:r>
+      </w:hyperlink>
+      <w:r>
+        <w:rPr>
+          <w:lang w:val="zh_TW" w:bidi="zh_TW"/>
+        </w:rPr>
+        <w:t>，耶穌醫治的一位被鬼附著的人走遍低加坡里地區，傳揚耶穌的事蹟。最後，</w:t>
+      </w:r>
+      <w:hyperlink r:id="rId140">
+        <w:r>
+          <w:rPr>
+            <w:lang w:val="zh_TW" w:bidi="zh_TW"/>
+          </w:rPr>
+          <w:rPr>
+            <w:color w:val="0000EE"/>
+            <w:u w:val="single"/>
+          </w:rPr>
+          <w:t>馬可福音七章31節</w:t>
+        </w:r>
+      </w:hyperlink>
+      <w:r>
+        <w:rPr>
+          <w:lang w:val="zh_TW" w:bidi="zh_TW"/>
+        </w:rPr>
+        <w:t>提到耶穌從泰爾和西頓前往加利利海途中經過低加坡里地區。</w:t>
+      </w:r>
+      <w:r>
+        <w:rPr>
+          <w:lang w:val="zh_TW" w:bidi="zh_TW"/>
+        </w:rPr>
+      </w:r>
+      <w:r>
+        <w:rPr>
+          <w:lang w:val="zh_TW" w:bidi="zh_TW"/>
+        </w:rPr>
+      </w:r>
+    </w:p>
+    <w:p>
+      <w:pPr/>
+      <w:r>
+        <w:rPr>
+          <w:lang w:val="zh_TW" w:bidi="zh_TW"/>
+        </w:rPr>
+      </w:r>
+    </w:p>
+    <w:p>
+      <w:pPr>
+        <w:pStyle w:val="Heading2"/>
+      </w:pPr>
+      <w:r>
+        <w:rPr>
+          <w:lang w:val="zh_TW" w:bidi="zh_TW"/>
+        </w:rPr>
+        <w:t>底波拉</w:t>
+      </w:r>
+      <w:r>
+        <w:rPr>
+          <w:lang w:val="zh_TW" w:bidi="zh_TW"/>
+        </w:rPr>
+      </w:r>
+    </w:p>
+    <w:p>
+      <w:pPr/>
+      <w:r>
+        <w:rPr>
+          <w:lang w:val="zh_TW" w:bidi="zh_TW"/>
+        </w:rPr>
+      </w:r>
+      <w:r>
+        <w:rPr>
+          <w:lang w:val="zh_TW" w:bidi="zh_TW"/>
+        </w:rPr>
+        <w:t>底波拉是舊約聖經中兩位女性的名字。在希伯來文中，底波拉的意思是「蜜蜂」（</w:t>
+      </w:r>
+      <w:hyperlink r:id="rId141">
+        <w:r>
+          <w:rPr>
+            <w:lang w:val="zh_TW" w:bidi="zh_TW"/>
+          </w:rPr>
+          <w:rPr>
+            <w:color w:val="0000EE"/>
+            <w:u w:val="single"/>
+          </w:rPr>
+          <w:t>詩118:12</w:t>
+        </w:r>
+      </w:hyperlink>
+      <w:r>
+        <w:rPr>
+          <w:lang w:val="zh_TW" w:bidi="zh_TW"/>
+        </w:rPr>
+        <w:t>；</w:t>
+      </w:r>
+      <w:hyperlink r:id="rId142">
+        <w:r>
+          <w:rPr>
+            <w:lang w:val="zh_TW" w:bidi="zh_TW"/>
+          </w:rPr>
+          <w:rPr>
+            <w:color w:val="0000EE"/>
+            <w:u w:val="single"/>
+          </w:rPr>
+          <w:t>賽7:18</w:t>
+        </w:r>
+      </w:hyperlink>
+      <w:r>
+        <w:rPr>
+          <w:lang w:val="zh_TW" w:bidi="zh_TW"/>
+        </w:rPr>
+        <w:t>）。</w:t>
+      </w:r>
+    </w:p>
+    <w:p>
+      <w:pPr>
+        <w:pStyle w:val="ListNumber"/>
+        <w:numPr>
+          <w:ilvl w:val="0"/>
+          <w:numId w:val="14"/>
+        </w:numPr>
+        <w:spacing w:line="240" w:lineRule="auto"/>
+        <w:ind w:left="720"/>
+      </w:pPr>
+      <w:r>
+        <w:rPr>
+          <w:lang w:val="zh_TW" w:bidi="zh_TW"/>
+        </w:rPr>
+      </w:r>
+      <w:r>
+        <w:rPr>
+          <w:lang w:val="zh_TW" w:bidi="zh_TW"/>
+        </w:rPr>
+        <w:t>利百加的乳母（</w:t>
+      </w:r>
+      <w:hyperlink r:id="rId143">
+        <w:r>
+          <w:rPr>
+            <w:lang w:val="zh_TW" w:bidi="zh_TW"/>
+          </w:rPr>
+          <w:rPr>
+            <w:color w:val="0000EE"/>
+            <w:u w:val="single"/>
+          </w:rPr>
+          <w:t>創35:8</w:t>
+        </w:r>
+      </w:hyperlink>
+      <w:r>
+        <w:rPr>
+          <w:lang w:val="zh_TW" w:bidi="zh_TW"/>
+        </w:rPr>
+        <w:t>）底波拉是利百加的乳母。她隨著主人雅各的家眷前往伯特利途中去世，葬在一處名為亞倫‧巴古（意即「哭泣之橡樹」）的地方。這地名顯示她深受眾人愛戴。她很可能是利百加多年相伴的朋友（見</w:t>
+      </w:r>
+      <w:hyperlink r:id="rId144">
+        <w:r>
+          <w:rPr>
+            <w:lang w:val="zh_TW" w:bidi="zh_TW"/>
+          </w:rPr>
+          <w:rPr>
+            <w:color w:val="0000EE"/>
+            <w:u w:val="single"/>
+          </w:rPr>
+          <w:t>創24:59–61</w:t>
+        </w:r>
+      </w:hyperlink>
+      <w:r>
+        <w:rPr>
+          <w:lang w:val="zh_TW" w:bidi="zh_TW"/>
+        </w:rPr>
+        <w:t>）。</w:t>
+      </w:r>
+    </w:p>
+    <w:p>
+      <w:pPr>
+        <w:pStyle w:val="ListNumber"/>
+        <w:spacing w:line="240" w:lineRule="auto"/>
+        <w:ind w:left="720"/>
+      </w:pPr>
+      <w:r>
+        <w:rPr>
+          <w:lang w:val="zh_TW" w:bidi="zh_TW"/>
+        </w:rPr>
+      </w:r>
+      <w:r>
+        <w:rPr>
+          <w:lang w:val="zh_TW" w:bidi="zh_TW"/>
+        </w:rPr>
+        <w:t>女先知與士師（</w:t>
+      </w:r>
+      <w:hyperlink r:id="rId145">
+        <w:r>
+          <w:rPr>
+            <w:lang w:val="zh_TW" w:bidi="zh_TW"/>
+          </w:rPr>
+          <w:rPr>
+            <w:color w:val="0000EE"/>
+            <w:u w:val="single"/>
+          </w:rPr>
+          <w:t>士4–5章</w:t>
+        </w:r>
+      </w:hyperlink>
+      <w:r>
+        <w:rPr>
+          <w:lang w:val="zh_TW" w:bidi="zh_TW"/>
+        </w:rPr>
+        <w:t>）。另一位底波拉是以色列的女先知與士師。作為先知，她傳達神的信息；作為士師，她成為以色列人的領袖。雖然聖經中也有其他女性先知，但這種情形並不常見。其他女先知包括：</w:t>
+      </w:r>
+    </w:p>
+    <w:p>
+      <w:pPr>
+        <w:pStyle w:val="ListBullet"/>
+        <w:spacing w:line="240" w:lineRule="auto"/>
+        <w:ind w:left="1440"/>
+      </w:pPr>
+      <w:r>
+        <w:rPr>
+          <w:lang w:val="zh_TW" w:bidi="zh_TW"/>
+        </w:rPr>
+      </w:r>
+      <w:r>
+        <w:rPr>
+          <w:lang w:val="zh_TW" w:bidi="zh_TW"/>
+        </w:rPr>
+        <w:t>米利暗（</w:t>
+      </w:r>
+      <w:hyperlink r:id="rId146">
+        <w:r>
+          <w:rPr>
+            <w:lang w:val="zh_TW" w:bidi="zh_TW"/>
+          </w:rPr>
+          <w:rPr>
+            <w:color w:val="0000EE"/>
+            <w:u w:val="single"/>
+          </w:rPr>
+          <w:t>出15:20</w:t>
+        </w:r>
+      </w:hyperlink>
+      <w:r>
+        <w:rPr>
+          <w:lang w:val="zh_TW" w:bidi="zh_TW"/>
+        </w:rPr>
+        <w:t>）</w:t>
+      </w:r>
+    </w:p>
+    <w:p>
+      <w:pPr>
+        <w:pStyle w:val="ListBullet"/>
+        <w:spacing w:line="240" w:lineRule="auto"/>
+        <w:ind w:left="1440"/>
+      </w:pPr>
+      <w:r>
+        <w:rPr>
+          <w:lang w:val="zh_TW" w:bidi="zh_TW"/>
+        </w:rPr>
+      </w:r>
+      <w:r>
+        <w:rPr>
+          <w:lang w:val="zh_TW" w:bidi="zh_TW"/>
+        </w:rPr>
+        <w:t>戶勒大（</w:t>
+      </w:r>
+      <w:hyperlink r:id="rId147">
+        <w:r>
+          <w:rPr>
+            <w:lang w:val="zh_TW" w:bidi="zh_TW"/>
+          </w:rPr>
+          <w:rPr>
+            <w:color w:val="0000EE"/>
+            <w:u w:val="single"/>
+          </w:rPr>
+          <w:t>王下22:14</w:t>
+        </w:r>
+      </w:hyperlink>
+      <w:r>
+        <w:rPr>
+          <w:lang w:val="zh_TW" w:bidi="zh_TW"/>
+        </w:rPr>
+        <w:t>）</w:t>
+      </w:r>
+    </w:p>
+    <w:p>
+      <w:pPr>
+        <w:pStyle w:val="ListBullet"/>
+        <w:spacing w:line="240" w:lineRule="auto"/>
+        <w:ind w:left="1440"/>
+      </w:pPr>
+      <w:r>
+        <w:rPr>
+          <w:lang w:val="zh_TW" w:bidi="zh_TW"/>
+        </w:rPr>
+      </w:r>
+      <w:r>
+        <w:rPr>
+          <w:lang w:val="zh_TW" w:bidi="zh_TW"/>
+        </w:rPr>
+        <w:t>亞拿（</w:t>
+      </w:r>
+      <w:hyperlink r:id="rId148">
+        <w:r>
+          <w:rPr>
+            <w:lang w:val="zh_TW" w:bidi="zh_TW"/>
+          </w:rPr>
+          <w:rPr>
+            <w:color w:val="0000EE"/>
+            <w:u w:val="single"/>
+          </w:rPr>
+          <w:t>路2:36</w:t>
+        </w:r>
+      </w:hyperlink>
+      <w:r>
+        <w:rPr>
+          <w:lang w:val="zh_TW" w:bidi="zh_TW"/>
+        </w:rPr>
+        <w:t>）</w:t>
+      </w:r>
+    </w:p>
+    <w:p>
+      <w:pPr/>
+      <w:r>
+        <w:rPr>
+          <w:lang w:val="zh_TW" w:bidi="zh_TW"/>
+        </w:rPr>
+      </w:r>
+      <w:r>
+        <w:rPr>
+          <w:lang w:val="zh_TW" w:bidi="zh_TW"/>
+        </w:rPr>
+        <w:t>底波拉的獨特之處在於，她在故事的主要事件發生之前，便已擔任士師並帶領百姓（</w:t>
+      </w:r>
+      <w:hyperlink r:id="rId149">
+        <w:r>
+          <w:rPr>
+            <w:lang w:val="zh_TW" w:bidi="zh_TW"/>
+          </w:rPr>
+          <w:rPr>
+            <w:color w:val="0000EE"/>
+            <w:u w:val="single"/>
+          </w:rPr>
+          <w:t>士4:4</w:t>
+        </w:r>
+      </w:hyperlink>
+      <w:r>
+        <w:rPr>
+          <w:lang w:val="zh_TW" w:bidi="zh_TW"/>
+        </w:rPr>
+        <w:t>）。至於她的丈夫拉比多，則沒有其它相關記載。</w:t>
+      </w:r>
+    </w:p>
+    <w:p>
+      <w:pPr/>
+      <w:r>
+        <w:rPr>
+          <w:lang w:val="zh_TW" w:bidi="zh_TW"/>
+        </w:rPr>
+      </w:r>
+      <w:r>
+        <w:rPr>
+          <w:lang w:val="zh_TW" w:bidi="zh_TW"/>
+        </w:rPr>
+        <w:t>底波拉被尊稱為「以色列的母」（</w:t>
+      </w:r>
+      <w:hyperlink r:id="rId150">
+        <w:r>
+          <w:rPr>
+            <w:lang w:val="zh_TW" w:bidi="zh_TW"/>
+          </w:rPr>
+          <w:rPr>
+            <w:color w:val="0000EE"/>
+            <w:u w:val="single"/>
+          </w:rPr>
+          <w:t>士5:7</w:t>
+        </w:r>
+      </w:hyperlink>
+      <w:r>
+        <w:rPr>
+          <w:lang w:val="zh_TW" w:bidi="zh_TW"/>
+        </w:rPr>
+        <w:t>）。她定居在一處地方，百姓會前來向她求問指引。200多年後，當士師記成書時，當地仍有一棵高大的棕樹作為標誌。雖然她居住在便雅憫地（</w:t>
+      </w:r>
+      <w:hyperlink r:id="rId151">
+        <w:r>
+          <w:rPr>
+            <w:lang w:val="zh_TW" w:bidi="zh_TW"/>
+          </w:rPr>
+          <w:rPr>
+            <w:color w:val="0000EE"/>
+            <w:u w:val="single"/>
+          </w:rPr>
+          <w:t>士4:5</w:t>
+        </w:r>
+      </w:hyperlink>
+      <w:r>
+        <w:rPr>
+          <w:lang w:val="zh_TW" w:bidi="zh_TW"/>
+        </w:rPr>
+        <w:t>；參</w:t>
+      </w:r>
+      <w:hyperlink r:id="rId152">
+        <w:r>
+          <w:rPr>
+            <w:lang w:val="zh_TW" w:bidi="zh_TW"/>
+          </w:rPr>
+          <w:rPr>
+            <w:color w:val="0000EE"/>
+            <w:u w:val="single"/>
+          </w:rPr>
+          <w:t>書16:2</w:t>
+        </w:r>
+      </w:hyperlink>
+      <w:r>
+        <w:rPr>
+          <w:lang w:val="zh_TW" w:bidi="zh_TW"/>
+        </w:rPr>
+        <w:t>，</w:t>
+      </w:r>
+      <w:hyperlink r:id="rId153">
+        <w:r>
+          <w:rPr>
+            <w:lang w:val="zh_TW" w:bidi="zh_TW"/>
+          </w:rPr>
+          <w:rPr>
+            <w:color w:val="0000EE"/>
+            <w:u w:val="single"/>
+          </w:rPr>
+          <w:t>18:13</w:t>
+        </w:r>
+      </w:hyperlink>
+      <w:r>
+        <w:rPr>
+          <w:lang w:val="zh_TW" w:bidi="zh_TW"/>
+        </w:rPr>
+        <w:t>），但她可能是出自北國最重要的支派——以法蓮支派；也有學者認為她來自以薩迦支派（</w:t>
+      </w:r>
+      <w:hyperlink r:id="rId154">
+        <w:r>
+          <w:rPr>
+            <w:lang w:val="zh_TW" w:bidi="zh_TW"/>
+          </w:rPr>
+          <w:rPr>
+            <w:color w:val="0000EE"/>
+            <w:u w:val="single"/>
+          </w:rPr>
+          <w:t>士5:14–15</w:t>
+        </w:r>
+      </w:hyperlink>
+      <w:r>
+        <w:rPr>
+          <w:lang w:val="zh_TW" w:bidi="zh_TW"/>
+        </w:rPr>
+        <w:t>）。當時，以色列各支派的組織較為鬆散，並非總是居住在所分配的地業中。</w:t>
+      </w:r>
+    </w:p>
+    <w:p>
+      <w:pPr/>
+      <w:r>
+        <w:rPr>
+          <w:lang w:val="zh_TW" w:bidi="zh_TW"/>
+        </w:rPr>
+      </w:r>
+      <w:r>
+        <w:rPr>
+          <w:lang w:val="zh_TW" w:bidi="zh_TW"/>
+        </w:rPr>
+        <w:t>在底波拉卓越的領導下，裝備簡陋的以色列人於耶斯列平原擊敗了迦南人（</w:t>
+      </w:r>
+      <w:hyperlink r:id="rId155">
+        <w:r>
+          <w:rPr>
+            <w:lang w:val="zh_TW" w:bidi="zh_TW"/>
+          </w:rPr>
+          <w:rPr>
+            <w:color w:val="0000EE"/>
+            <w:u w:val="single"/>
+          </w:rPr>
+          <w:t>士4:15</w:t>
+        </w:r>
+      </w:hyperlink>
+      <w:r>
+        <w:rPr>
+          <w:lang w:val="zh_TW" w:bidi="zh_TW"/>
+        </w:rPr>
+        <w:t>）。基順河的洪水使敵軍的戰車陷入混亂（</w:t>
+      </w:r>
+      <w:hyperlink r:id="rId156">
+        <w:r>
+          <w:rPr>
+            <w:lang w:val="zh_TW" w:bidi="zh_TW"/>
+          </w:rPr>
+          <w:rPr>
+            <w:color w:val="0000EE"/>
+            <w:u w:val="single"/>
+          </w:rPr>
+          <w:t>士5:21–22</w:t>
+        </w:r>
+      </w:hyperlink>
+      <w:r>
+        <w:rPr>
+          <w:lang w:val="zh_TW" w:bidi="zh_TW"/>
+        </w:rPr>
+        <w:t>）。迦南人潰逃向北，可能逃至米吉多附近的他納（</w:t>
+      </w:r>
+      <w:hyperlink r:id="rId157">
+        <w:r>
+          <w:rPr>
+            <w:lang w:val="zh_TW" w:bidi="zh_TW"/>
+          </w:rPr>
+          <w:rPr>
+            <w:color w:val="0000EE"/>
+            <w:u w:val="single"/>
+          </w:rPr>
+          <w:t>士5:19</w:t>
+        </w:r>
+      </w:hyperlink>
+      <w:r>
+        <w:rPr>
+          <w:lang w:val="zh_TW" w:bidi="zh_TW"/>
+        </w:rPr>
+        <w:t>），此後再未成為以色列境內的敵對勢力。底波拉之歌（</w:t>
+      </w:r>
+      <w:hyperlink r:id="rId158">
+        <w:r>
+          <w:rPr>
+            <w:lang w:val="zh_TW" w:bidi="zh_TW"/>
+          </w:rPr>
+          <w:rPr>
+            <w:color w:val="0000EE"/>
+            <w:u w:val="single"/>
+          </w:rPr>
+          <w:t>士5章</w:t>
+        </w:r>
+      </w:hyperlink>
+      <w:r>
+        <w:rPr>
+          <w:lang w:val="zh_TW" w:bidi="zh_TW"/>
+        </w:rPr>
+        <w:t>）則是以詩歌形式重述了對</w:t>
+      </w:r>
+      <w:hyperlink r:id="rId159">
+        <w:r>
+          <w:rPr>
+            <w:lang w:val="zh_TW" w:bidi="zh_TW"/>
+          </w:rPr>
+          <w:rPr>
+            <w:color w:val="0000EE"/>
+            <w:u w:val="single"/>
+          </w:rPr>
+          <w:t>士師記第四章</w:t>
+        </w:r>
+      </w:hyperlink>
+      <w:r>
+        <w:rPr>
+          <w:lang w:val="zh_TW" w:bidi="zh_TW"/>
+        </w:rPr>
+        <w:t>的敘事。</w:t>
+      </w:r>
+    </w:p>
+    <w:p>
+      <w:pPr/>
+      <w:r>
+        <w:rPr>
+          <w:lang w:val="zh_TW" w:bidi="zh_TW"/>
+        </w:rPr>
+      </w:r>
+      <w:r>
+        <w:rPr>
+          <w:i/>
+          <w:lang w:val="zh_TW" w:bidi="zh_TW"/>
+        </w:rPr>
+        <w:t>另見</w:t>
+      </w:r>
+      <w:r>
+        <w:rPr>
+          <w:lang w:val="zh_TW" w:bidi="zh_TW"/>
+        </w:rPr>
+        <w:t xml:space="preserve"> </w:t>
+      </w:r>
+      <w:r>
+        <w:rPr>
+          <w:lang w:val="zh_TW" w:bidi="zh_TW"/>
+        </w:rPr>
+        <w:t>巴拉；</w:t>
+      </w:r>
+      <w:r>
+        <w:rPr>
+          <w:lang w:val="zh_TW" w:bidi="zh_TW"/>
+        </w:rPr>
+        <w:t>底波拉之歌</w:t>
+      </w:r>
+      <w:r>
+        <w:rPr>
+          <w:lang w:val="zh_TW" w:bidi="zh_TW"/>
+        </w:rPr>
+        <w:t>；</w:t>
+      </w:r>
+      <w:r>
+        <w:rPr>
+          <w:lang w:val="zh_TW" w:bidi="zh_TW"/>
+        </w:rPr>
+        <w:t>士師記</w:t>
+      </w:r>
+      <w:r>
+        <w:rPr>
+          <w:lang w:val="zh_TW" w:bidi="zh_TW"/>
+        </w:rPr>
+        <w:t>。</w:t>
+      </w:r>
+      <w:r>
+        <w:rPr>
+          <w:lang w:val="zh_TW" w:bidi="zh_TW"/>
+        </w:rPr>
+      </w:r>
+      <w:r>
+        <w:rPr>
+          <w:lang w:val="zh_TW" w:bidi="zh_TW"/>
+        </w:rPr>
+      </w:r>
+    </w:p>
+    <w:p>
+      <w:pPr/>
+      <w:r>
+        <w:rPr>
+          <w:lang w:val="zh_TW" w:bidi="zh_TW"/>
+        </w:rPr>
+      </w:r>
+    </w:p>
+    <w:p>
+      <w:pPr>
+        <w:pStyle w:val="Heading2"/>
+      </w:pPr>
+      <w:r>
+        <w:rPr>
+          <w:lang w:val="zh_TW" w:bidi="zh_TW"/>
+        </w:rPr>
+        <w:t>底但（人物）</w:t>
+      </w:r>
+      <w:r>
+        <w:rPr>
+          <w:lang w:val="zh_TW" w:bidi="zh_TW"/>
+        </w:rPr>
+      </w:r>
+    </w:p>
+    <w:p>
+      <w:pPr/>
+      <w:r>
+        <w:rPr>
+          <w:lang w:val="zh_TW" w:bidi="zh_TW"/>
+        </w:rPr>
+      </w:r>
+      <w:r>
+        <w:rPr>
+          <w:lang w:val="zh_TW" w:bidi="zh_TW"/>
+        </w:rPr>
+        <w:t>1. 挪亞的後代名單中古實的孫子。他的父親是拉瑪，他兄弟的名字是示巴（</w:t>
+      </w:r>
+      <w:hyperlink r:id="rId160">
+        <w:r>
+          <w:rPr>
+            <w:lang w:val="zh_TW" w:bidi="zh_TW"/>
+          </w:rPr>
+          <w:rPr>
+            <w:color w:val="0000EE"/>
+            <w:u w:val="single"/>
+          </w:rPr>
+          <w:t>創10:7</w:t>
+        </w:r>
+      </w:hyperlink>
+      <w:r>
+        <w:rPr>
+          <w:lang w:val="zh_TW" w:bidi="zh_TW"/>
+        </w:rPr>
+        <w:t>；</w:t>
+      </w:r>
+      <w:hyperlink r:id="rId161">
+        <w:r>
+          <w:rPr>
+            <w:lang w:val="zh_TW" w:bidi="zh_TW"/>
+          </w:rPr>
+          <w:rPr>
+            <w:color w:val="0000EE"/>
+            <w:u w:val="single"/>
+          </w:rPr>
+          <w:t>代上1:9</w:t>
+        </w:r>
+      </w:hyperlink>
+      <w:r>
+        <w:rPr>
+          <w:lang w:val="zh_TW" w:bidi="zh_TW"/>
+        </w:rPr>
+        <w:t>）。</w:t>
+      </w:r>
+    </w:p>
+    <w:p>
+      <w:pPr/>
+      <w:r>
+        <w:rPr>
+          <w:lang w:val="zh_TW" w:bidi="zh_TW"/>
+        </w:rPr>
+      </w:r>
+      <w:r>
+        <w:rPr>
+          <w:lang w:val="zh_TW" w:bidi="zh_TW"/>
+        </w:rPr>
+        <w:t>2. 亞伯拉罕和基土拉之孫 （</w:t>
+      </w:r>
+      <w:hyperlink r:id="rId162">
+        <w:r>
+          <w:rPr>
+            <w:lang w:val="zh_TW" w:bidi="zh_TW"/>
+          </w:rPr>
+          <w:rPr>
+            <w:color w:val="0000EE"/>
+            <w:u w:val="single"/>
+          </w:rPr>
+          <w:t>創25:3</w:t>
+        </w:r>
+      </w:hyperlink>
+      <w:r>
+        <w:rPr>
+          <w:lang w:val="zh_TW" w:bidi="zh_TW"/>
+        </w:rPr>
+        <w:t>）。他的父親是約珊，兄弟是示巴，</w:t>
+      </w:r>
+      <w:r>
+        <w:rPr>
+          <w:lang w:val="zh_TW" w:bidi="zh_TW"/>
+        </w:rPr>
+        <w:t>後代是亞書利族、 利都是族和利烏米族</w:t>
+      </w:r>
+      <w:r>
+        <w:rPr>
+          <w:lang w:val="zh_TW" w:bidi="zh_TW"/>
+        </w:rPr>
+        <w:t>。</w:t>
+      </w:r>
+      <w:r>
+        <w:rPr>
+          <w:lang w:val="zh_TW" w:bidi="zh_TW"/>
+        </w:rPr>
+      </w:r>
+      <w:r>
+        <w:rPr>
+          <w:lang w:val="zh_TW" w:bidi="zh_TW"/>
+        </w:rPr>
+      </w:r>
+    </w:p>
+    <w:p>
+      <w:pPr/>
+      <w:r>
+        <w:rPr>
+          <w:lang w:val="zh_TW" w:bidi="zh_TW"/>
+        </w:rPr>
+      </w:r>
+    </w:p>
+    <w:p>
+      <w:pPr>
+        <w:pStyle w:val="Heading2"/>
+      </w:pPr>
+      <w:r>
+        <w:rPr>
+          <w:lang w:val="zh_TW" w:bidi="zh_TW"/>
+        </w:rPr>
+        <w:t>底格里斯河</w:t>
+      </w:r>
+      <w:r>
+        <w:rPr>
+          <w:lang w:val="zh_TW" w:bidi="zh_TW"/>
+        </w:rPr>
+      </w:r>
+    </w:p>
+    <w:p>
+      <w:pPr/>
+      <w:r>
+        <w:rPr>
+          <w:lang w:val="zh_TW" w:bidi="zh_TW"/>
+        </w:rPr>
+      </w:r>
+      <w:r>
+        <w:rPr>
+          <w:lang w:val="zh_TW" w:bidi="zh_TW"/>
+        </w:rPr>
+        <w:t>底格里斯河是流經古代美索不達米亞地區（今日主要位於伊拉克）的兩條大河之一。聖經中僅數次提及這條河。</w:t>
+      </w:r>
+    </w:p>
+    <w:p>
+      <w:pPr/>
+      <w:r>
+        <w:rPr>
+          <w:lang w:val="zh_TW" w:bidi="zh_TW"/>
+        </w:rPr>
+      </w:r>
+      <w:r>
+        <w:rPr>
+          <w:lang w:val="zh_TW" w:bidi="zh_TW"/>
+        </w:rPr>
+        <w:t>在伊甸園的描述中，底格里斯河是從灌溉園子的那條河分出來的四道河流中的第三道（</w:t>
+      </w:r>
+      <w:hyperlink r:id="rId163">
+        <w:r>
+          <w:rPr>
+            <w:lang w:val="zh_TW" w:bidi="zh_TW"/>
+          </w:rPr>
+          <w:rPr>
+            <w:color w:val="0000EE"/>
+            <w:u w:val="single"/>
+          </w:rPr>
+          <w:t>創2:14</w:t>
+        </w:r>
+      </w:hyperlink>
+      <w:r>
+        <w:rPr>
+          <w:lang w:val="zh_TW" w:bidi="zh_TW"/>
+        </w:rPr>
+        <w:t>）。然而，這段經文並不能幫助我們確定伊甸園的確切位置。</w:t>
+      </w:r>
+    </w:p>
+    <w:p>
+      <w:pPr/>
+      <w:r>
+        <w:rPr>
+          <w:lang w:val="zh_TW" w:bidi="zh_TW"/>
+        </w:rPr>
+      </w:r>
+      <w:r>
+        <w:rPr>
+          <w:lang w:val="zh_TW" w:bidi="zh_TW"/>
+        </w:rPr>
+        <w:t>聖經中另有直接提到底格里斯河的地方</w:t>
+      </w:r>
+      <w:r>
+        <w:rPr>
+          <w:lang w:val="zh_TW" w:bidi="zh_TW"/>
+        </w:rPr>
+        <w:t>出現在更後期的經文中</w:t>
+      </w:r>
+      <w:r>
+        <w:rPr>
+          <w:lang w:val="zh_TW" w:bidi="zh_TW"/>
+        </w:rPr>
+        <w:t>。先知但以理在描述他得異象的地點時，稱它為「底格里斯大河」（</w:t>
+      </w:r>
+      <w:hyperlink r:id="rId164">
+        <w:r>
+          <w:rPr>
+            <w:lang w:val="zh_TW" w:bidi="zh_TW"/>
+          </w:rPr>
+          <w:rPr>
+            <w:color w:val="0000EE"/>
+            <w:u w:val="single"/>
+          </w:rPr>
+          <w:t>但10:4</w:t>
+        </w:r>
+      </w:hyperlink>
+      <w:r>
+        <w:rPr>
+          <w:lang w:val="zh_TW" w:bidi="zh_TW"/>
+        </w:rPr>
+        <w:t>）。那鴻書在描述巴比倫圍攻尼尼微、河閘開放的情景時，所指的河流很可能就是底格里斯河（</w:t>
+      </w:r>
+      <w:hyperlink r:id="rId165">
+        <w:r>
+          <w:rPr>
+            <w:lang w:val="zh_TW" w:bidi="zh_TW"/>
+          </w:rPr>
+          <w:rPr>
+            <w:color w:val="0000EE"/>
+            <w:u w:val="single"/>
+          </w:rPr>
+          <w:t>鴻2:6</w:t>
+        </w:r>
+      </w:hyperlink>
+      <w:r>
+        <w:rPr>
+          <w:lang w:val="zh_TW" w:bidi="zh_TW"/>
+        </w:rPr>
+        <w:t>）。</w:t>
+      </w:r>
+    </w:p>
+    <w:p>
+      <w:pPr/>
+      <w:r>
+        <w:rPr>
+          <w:lang w:val="zh_TW" w:bidi="zh_TW"/>
+        </w:rPr>
+      </w:r>
+      <w:r>
+        <w:rPr>
+          <w:lang w:val="zh_TW" w:bidi="zh_TW"/>
+        </w:rPr>
+        <w:t>若把底格里斯河兩條主要支流包括在內，底格里斯河全長約1,844公里（1,146英里）。其源頭是名為哥倫吉克（Golenjik）的山中湖泊，距離幼發拉底河的河道僅數公里（約兩、三英里）。</w:t>
+      </w:r>
+    </w:p>
+    <w:p>
+      <w:pPr/>
+      <w:r>
+        <w:rPr>
+          <w:lang w:val="zh_TW" w:bidi="zh_TW"/>
+        </w:rPr>
+      </w:r>
+      <w:r>
+        <w:rPr>
+          <w:lang w:val="zh_TW" w:bidi="zh_TW"/>
+        </w:rPr>
+        <w:t>底格里斯河與該地區多數河流相似，水量隨季節變化而不同。洪水期自三月初開始，約於五月上旬至中旬達到高峰。雖然船隻可以在河上行駛，但歷史記載顯示，人們並沒有廣泛使用這條河於貿易往來。然而，在亞述帝國強盛的時期，底格里斯河在政治上具有重要地位。三個主要的亞述城（尼尼微、亞述和迦拉）都建於其河岸旁。然而，底格里斯河始終不足以成為堅固的天然屏障，無法有效抵禦外敵的攻擊。</w:t>
+      </w:r>
+      <w:r>
+        <w:rPr>
+          <w:lang w:val="zh_TW" w:bidi="zh_TW"/>
+        </w:rPr>
+      </w:r>
+      <w:r>
+        <w:rPr>
+          <w:lang w:val="zh_TW" w:bidi="zh_TW"/>
+        </w:rPr>
+      </w:r>
+    </w:p>
+    <w:p>
+      <w:pPr/>
+      <w:r>
+        <w:rPr>
+          <w:lang w:val="zh_TW" w:bidi="zh_TW"/>
+        </w:rPr>
+      </w:r>
+    </w:p>
+    <w:p>
+      <w:pPr>
+        <w:pStyle w:val="Heading2"/>
+      </w:pPr>
+      <w:r>
+        <w:rPr>
+          <w:lang w:val="zh_TW" w:bidi="zh_TW"/>
+        </w:rPr>
+        <w:t>底買</w:t>
+      </w:r>
+      <w:r>
+        <w:rPr>
+          <w:lang w:val="zh_TW" w:bidi="zh_TW"/>
+        </w:rPr>
+      </w:r>
+    </w:p>
+    <w:p>
+      <w:pPr/>
+      <w:r>
+        <w:rPr>
+          <w:lang w:val="zh_TW" w:bidi="zh_TW"/>
+        </w:rPr>
+      </w:r>
+      <w:r>
+        <w:rPr>
+          <w:lang w:val="zh_TW" w:bidi="zh_TW"/>
+        </w:rPr>
+        <w:t>底買是巴底買的父親。耶穌在通往耶利哥的城門附近，醫治了名叫瞎子巴底買的視力。（</w:t>
+      </w:r>
+      <w:hyperlink r:id="rId166">
+        <w:r>
+          <w:rPr>
+            <w:lang w:val="zh_TW" w:bidi="zh_TW"/>
+          </w:rPr>
+          <w:rPr>
+            <w:color w:val="0000EE"/>
+            <w:u w:val="single"/>
+          </w:rPr>
+          <w:t>馬可福音10:46</w:t>
+        </w:r>
+      </w:hyperlink>
+      <w:r>
+        <w:rPr>
+          <w:lang w:val="zh_TW" w:bidi="zh_TW"/>
+        </w:rPr>
+        <w:t>）。</w:t>
+      </w:r>
+      <w:r>
+        <w:rPr>
+          <w:lang w:val="zh_TW" w:bidi="zh_TW"/>
+        </w:rPr>
+      </w:r>
+      <w:r>
+        <w:rPr>
+          <w:lang w:val="zh_TW" w:bidi="zh_TW"/>
+        </w:rPr>
+      </w:r>
+    </w:p>
+    <w:p>
+      <w:pPr/>
+      <w:r>
+        <w:rPr>
+          <w:lang w:val="zh_TW" w:bidi="zh_TW"/>
+        </w:rPr>
+      </w:r>
+    </w:p>
+    <w:p>
+      <w:pPr>
+        <w:pStyle w:val="Heading2"/>
+      </w:pPr>
+      <w:r>
+        <w:rPr>
+          <w:lang w:val="zh_TW" w:bidi="zh_TW"/>
+        </w:rPr>
+        <w:t>第一次猶太起義</w:t>
+      </w:r>
+      <w:r>
+        <w:rPr>
+          <w:lang w:val="zh_TW" w:bidi="zh_TW"/>
+        </w:rPr>
+      </w:r>
+    </w:p>
+    <w:p>
+      <w:pPr/>
+      <w:r>
+        <w:rPr>
+          <w:lang w:val="zh_TW" w:bidi="zh_TW"/>
+        </w:rPr>
+      </w:r>
+      <w:r>
+        <w:rPr>
+          <w:lang w:val="zh_TW" w:bidi="zh_TW"/>
+        </w:rPr>
+        <w:t>公元66年至70年間發生的一次起義，起因於一連串猶太地區羅馬巡撫的治理不當。隨著最後一位猶太王亞基帕一世（Agrippa I，</w:t>
+      </w:r>
+      <w:hyperlink r:id="rId167">
+        <w:r>
+          <w:rPr>
+            <w:lang w:val="zh_TW" w:bidi="zh_TW"/>
+          </w:rPr>
+          <w:rPr>
+            <w:color w:val="0000EE"/>
+            <w:u w:val="single"/>
+          </w:rPr>
+          <w:t>徒12章</w:t>
+        </w:r>
+      </w:hyperlink>
+      <w:r>
+        <w:rPr>
+          <w:lang w:val="zh_TW" w:bidi="zh_TW"/>
+        </w:rPr>
+        <w:t>中的希律王）於公元44年去世，接下來的20年間，猶太人在巴勒斯坦遭受逼迫和羞辱。動亂升級為起義只差一導火線，而這個最終的導火線由公元64年任命的羅馬巡撫弗羅魯斯（Florus）引發。他在公元66年要求從聖殿庫房中索取錢財，激怒猶太人，因而引發了起義。在他的統治下，羅馬士兵屠殺猶太人並劫掠他們的財物。</w:t>
+      </w:r>
+    </w:p>
+    <w:p>
+      <w:pPr/>
+      <w:r>
+        <w:rPr>
+          <w:lang w:val="zh_TW" w:bidi="zh_TW"/>
+        </w:rPr>
+      </w:r>
+      <w:r>
+        <w:rPr>
+          <w:lang w:val="zh_TW" w:bidi="zh_TW"/>
+        </w:rPr>
+        <w:t>叛亂迅速蔓延整個巴勒斯坦，同時在地中海東部的幾個城之間引發猶太人與異教徒的普遍衝突。巴勒斯坦的起義由奮銳黨領導——這是一個長期希望羅馬人退出巴勒斯坦的猶太團體。猶太人在伯和崙山口的首次戰役中取得勝利後，皇帝尼祿（Nero）派遣其最善戰的將軍維斯帕先（Vespasian）執行對叛軍的懲罰行動。</w:t>
+      </w:r>
+    </w:p>
+    <w:p>
+      <w:pPr/>
+      <w:r>
+        <w:rPr>
+          <w:lang w:val="zh_TW" w:bidi="zh_TW"/>
+        </w:rPr>
+      </w:r>
+      <w:r>
+        <w:rPr>
+          <w:lang w:val="zh_TW" w:bidi="zh_TW"/>
+        </w:rPr>
+        <w:t>到公元67年底，羅馬重新控制了整個加利利地區及其它北部地區。在公元67年和68年間，羅馬在撒馬利亞和猶太地區推動進一步攻勢，使猶太人只剩下四個據點。然而，此時羅馬的戰役卻趨於放緩。公元68年，尼祿自殺。經歷了三位短命的皇帝後，維斯帕先將軍於公元69年掌握了帝國的控制權。他的兒子提圖斯（Titus）接管了巴勒斯坦的軍隊，並於公元70年圍攻耶路撒冷。</w:t>
+      </w:r>
+    </w:p>
+    <w:p>
+      <w:pPr/>
+      <w:r>
+        <w:rPr>
+          <w:lang w:val="zh_TW" w:bidi="zh_TW"/>
+        </w:rPr>
+      </w:r>
+      <w:r>
+        <w:rPr>
+          <w:lang w:val="zh_TW" w:bidi="zh_TW"/>
+        </w:rPr>
+        <w:t>耶路撒冷的猶太人本可利用羅馬內部的混亂來加強自己的地位，並解決內部猶太團體間的爭端，但他們並沒有樣做。然而，提圖斯帶領八萬士兵抵達，迫使他們團結起來，為城市做最後的抵抗。</w:t>
+      </w:r>
+    </w:p>
+    <w:p>
+      <w:pPr/>
+      <w:r>
+        <w:rPr>
+          <w:lang w:val="zh_TW" w:bidi="zh_TW"/>
+        </w:rPr>
+      </w:r>
+      <w:r>
+        <w:rPr>
+          <w:lang w:val="zh_TW" w:bidi="zh_TW"/>
+        </w:rPr>
+        <w:t>圍攻持續了五個月。耶路撒冷的猶太人英勇反擊，羅馬軍隊只能緩慢推進。公元70年8月初，猶太歷史上出現悲慘的一幕：聖殿的晨祭和晚祭首次中斷。大約在8月29日，在情況仍未明的狀況下，聖殿的至聖所被燒毀，整個聖殿被摧毀，這應驗了耶穌的預言（</w:t>
+      </w:r>
+      <w:hyperlink r:id="rId168">
+        <w:r>
+          <w:rPr>
+            <w:lang w:val="zh_TW" w:bidi="zh_TW"/>
+          </w:rPr>
+          <w:rPr>
+            <w:color w:val="0000EE"/>
+            <w:u w:val="single"/>
+          </w:rPr>
+          <w:t>太24:1–2</w:t>
+        </w:r>
+      </w:hyperlink>
+      <w:r>
+        <w:rPr>
+          <w:lang w:val="zh_TW" w:bidi="zh_TW"/>
+        </w:rPr>
+        <w:t>；</w:t>
+      </w:r>
+      <w:hyperlink r:id="rId169">
+        <w:r>
+          <w:rPr>
+            <w:lang w:val="zh_TW" w:bidi="zh_TW"/>
+          </w:rPr>
+          <w:rPr>
+            <w:color w:val="0000EE"/>
+            <w:u w:val="single"/>
+          </w:rPr>
+          <w:t>可13:1–2</w:t>
+        </w:r>
+      </w:hyperlink>
+      <w:r>
+        <w:rPr>
+          <w:lang w:val="zh_TW" w:bidi="zh_TW"/>
+        </w:rPr>
+        <w:t>；</w:t>
+      </w:r>
+      <w:hyperlink r:id="rId170">
+        <w:r>
+          <w:rPr>
+            <w:lang w:val="zh_TW" w:bidi="zh_TW"/>
+          </w:rPr>
+          <w:rPr>
+            <w:color w:val="0000EE"/>
+            <w:u w:val="single"/>
+          </w:rPr>
+          <w:t>路19:43–44，</w:t>
+        </w:r>
+      </w:hyperlink>
+      <w:hyperlink r:id="rId171">
+        <w:r>
+          <w:rPr>
+            <w:lang w:val="zh_TW" w:bidi="zh_TW"/>
+          </w:rPr>
+          <w:rPr>
+            <w:color w:val="0000EE"/>
+            <w:u w:val="single"/>
+          </w:rPr>
+          <w:t>21:5–7</w:t>
+        </w:r>
+      </w:hyperlink>
+      <w:r>
+        <w:rPr>
+          <w:lang w:val="zh_TW" w:bidi="zh_TW"/>
+        </w:rPr>
+        <w:t>）。隨後的抵抗持續了一個月，但到9月底，這座被毀的城完全陷落。此次起義中，約有一百萬猶太人喪生，九十萬人被擄。</w:t>
+      </w:r>
+    </w:p>
+    <w:p>
+      <w:pPr/>
+      <w:r>
+        <w:rPr>
+          <w:lang w:val="zh_TW" w:bidi="zh_TW"/>
+        </w:rPr>
+      </w:r>
+      <w:r>
+        <w:rPr>
+          <w:i/>
+          <w:lang w:val="zh_TW" w:bidi="zh_TW"/>
+        </w:rPr>
+        <w:t>另見</w:t>
+      </w:r>
+      <w:r>
+        <w:rPr>
+          <w:lang w:val="zh_TW" w:bidi="zh_TW"/>
+        </w:rPr>
+        <w:t xml:space="preserve"> </w:t>
+      </w:r>
+      <w:r>
+        <w:rPr>
+          <w:lang w:val="zh_TW" w:bidi="zh_TW"/>
+        </w:rPr>
+        <w:t>以色列的歷史；</w:t>
+      </w:r>
+      <w:r>
+        <w:rPr>
+          <w:lang w:val="zh_TW" w:bidi="zh_TW"/>
+        </w:rPr>
+        <w:t>耶路撒冷；</w:t>
+      </w:r>
+      <w:r>
+        <w:rPr>
+          <w:lang w:val="zh_TW" w:bidi="zh_TW"/>
+        </w:rPr>
+        <w:t>猶太教</w:t>
       </w:r>
       <w:r>
         <w:rPr>
@@ -2234,6 +6756,12 @@
   <w:num w:numId="13" w16cid:durableId="592781308">
     <w:abstractNumId w:val="11"/>
   </w:num>
+  <w:num w:numId="14">
+    <w:abstractNumId w:val="3"/>
+    <w:lvlOverride w:ilvl="0">
+      <w:startOverride w:val="1"/>
+    </w:lvlOverride>
+  </w:num>
   <w:numIdMacAtCleanup w:val="10"/>
 </w:numbering>
 </file>

--- a/zht/docx/027.content.docx
+++ b/zht/docx/027.content.docx
@@ -19,7 +19,7 @@
         <w:rPr>
           <w:lang w:val="zh_TW" w:bidi="zh_TW"/>
         </w:rPr>
-        <w:t>Resource: Tyndale Open Bible Dictionary</w:t>
+        <w:t>Resource: Aquifer Open Bible Dictionary</w:t>
       </w:r>
       <w:r>
         <w:rPr>
@@ -112,7 +112,7 @@
         <w:rPr>
           <w:lang w:val="zh_TW" w:bidi="zh_TW"/>
         </w:rPr>
-        <w:t>Tyndale Open Bible Dictionary</w:t>
+        <w:t>Aquifer Open Bible Dictionary</w:t>
       </w:r>
     </w:p>
     <w:p>

--- a/zht/docx/027.content.docx
+++ b/zht/docx/027.content.docx
@@ -149,7 +149,7 @@
         <w:rPr>
           <w:lang w:val="zh_TW" w:bidi="zh_TW"/>
         </w:rPr>
-        <w:t>di</w:t>
+        <w:t>dao</w:t>
       </w:r>
       <w:r>
         <w:rPr>
@@ -212,7 +212,7 @@
         <w:rPr>
           <w:lang w:val="zh_TW" w:bidi="zh_TW"/>
         </w:rPr>
-        <w:t>地</w:t>
+        <w:t>禱告</w:t>
       </w:r>
       <w:r>
         <w:rPr>
@@ -231,7 +231,66 @@
         <w:rPr>
           <w:lang w:val="zh_TW" w:bidi="zh_TW"/>
         </w:rPr>
-        <w:t>Earth一詞可以指我們所住的星球，亦用於表達地，與天堂和地獄有所區別。這詞也可以表達土地、土壤或其他幾種事物。聖經裡「地」的用法很多，與我們今天的用法相似。</w:t>
+        <w:t>禱告是指向神的呼求和請願。儘管向神明祈求是許多（若非全部）宗教的特徵，但此處討論的重點只限於聖經的教導及其神學含義。基督教的禱告的一個經典定義是「</w:t>
+      </w:r>
+      <w:r>
+        <w:rPr>
+          <w:lang w:val="zh_TW" w:bidi="zh_TW"/>
+        </w:rPr>
+        <w:t>禱告是奉基督的名，向上帝表明我們的心願，祈求合乎祂旨意的事，承認我們的罪，並感謝</w:t>
+      </w:r>
+      <w:r>
+        <w:rPr>
+          <w:lang w:val="zh_TW" w:bidi="zh_TW"/>
+        </w:rPr>
+        <w:t>祂</w:t>
+      </w:r>
+      <w:r>
+        <w:rPr>
+          <w:lang w:val="zh_TW" w:bidi="zh_TW"/>
+        </w:rPr>
+        <w:t>的憐憫</w:t>
+      </w:r>
+      <w:r>
+        <w:rPr>
+          <w:lang w:val="zh_TW" w:bidi="zh_TW"/>
+        </w:rPr>
+        <w:t>」（韋斯敏斯德小要理問答</w:t>
+      </w:r>
+      <w:r>
+        <w:rPr>
+          <w:lang w:val="zh_TW" w:bidi="zh_TW"/>
+        </w:rPr>
+        <w:t>〔</w:t>
+      </w:r>
+      <w:r>
+        <w:rPr>
+          <w:lang w:val="zh_TW" w:bidi="zh_TW"/>
+        </w:rPr>
+        <w:t>Westminster Shorter Catechism</w:t>
+      </w:r>
+      <w:r>
+        <w:rPr>
+          <w:lang w:val="zh_TW" w:bidi="zh_TW"/>
+        </w:rPr>
+        <w:t>〕</w:t>
+      </w:r>
+      <w:r>
+        <w:rPr>
+          <w:lang w:val="zh_TW" w:bidi="zh_TW"/>
+        </w:rPr>
+        <w:t>）。基督教的禱告是神與人關係中長期變化和發展過程的最終產物，正如對聖經資料的調查所顯示的那樣。</w:t>
+      </w:r>
+    </w:p>
+    <w:p>
+      <w:pPr>
+        <w:pStyle w:val="Heading3"/>
+      </w:pPr>
+      <w:r>
+        <w:rPr>
+          <w:lang w:val="zh_TW" w:bidi="zh_TW"/>
+        </w:rPr>
+        <w:t>舊約聖經中的禱告</w:t>
       </w:r>
     </w:p>
     <w:p>
@@ -245,7 +304,7 @@
         <w:rPr>
           <w:lang w:val="zh_TW" w:bidi="zh_TW"/>
         </w:rPr>
-        <w:t>在希伯來文中，有一個譯為「地」的詞，也用來指「人」或「亞當」（</w:t>
+        <w:t>人類受造原是為了與神團契，並與祂保持著親密的交通，但罪破壞了這種親密且直接的關係。儘管如此，當耶和華與亞伯拉罕立約時（</w:t>
       </w:r>
       <w:hyperlink r:id="rId13">
         <w:r>
@@ -256,14 +315,14 @@
             <w:color w:val="0000EE"/>
             <w:u w:val="single"/>
           </w:rPr>
-          <w:t>創2:7、19</w:t>
-        </w:r>
-      </w:hyperlink>
-      <w:r>
-        <w:rPr>
-          <w:lang w:val="zh_TW" w:bidi="zh_TW"/>
-        </w:rPr>
-        <w:t>）。這個詞與「紅色的土壤」有關，表示亞當的身體是由這種塵土造的。譯為「地」或「土地」的詞可以指國家（</w:t>
+          <w:t>創15章</w:t>
+        </w:r>
+      </w:hyperlink>
+      <w:r>
+        <w:rPr>
+          <w:lang w:val="zh_TW" w:bidi="zh_TW"/>
+        </w:rPr>
+        <w:t>）時，盟約雙方的關係再次開啟。亞伯拉罕為所多瑪和蛾摩拉的祈求（第</w:t>
       </w:r>
       <w:hyperlink r:id="rId14">
         <w:r>
@@ -274,14 +333,26 @@
             <w:color w:val="0000EE"/>
             <w:u w:val="single"/>
           </w:rPr>
-          <w:t>創21:21</w:t>
-        </w:r>
-      </w:hyperlink>
-      <w:r>
-        <w:rPr>
-          <w:lang w:val="zh_TW" w:bidi="zh_TW"/>
-        </w:rPr>
-        <w:t>），另一個譯為「塵土」的詞則可以單純表示「地面」或「乾地」（</w:t>
+          <w:t>18</w:t>
+        </w:r>
+      </w:hyperlink>
+      <w:r>
+        <w:rPr>
+          <w:lang w:val="zh_TW" w:bidi="zh_TW"/>
+        </w:rPr>
+        <w:t>章）既是勇氣和堅持的結合，又是他渺小卑微（相對於神）的自覺。雅各在</w:t>
+      </w:r>
+      <w:r>
+        <w:rPr>
+          <w:lang w:val="zh_TW" w:bidi="zh_TW"/>
+        </w:rPr>
+        <w:t>毗努伊勒</w:t>
+      </w:r>
+      <w:r>
+        <w:rPr>
+          <w:lang w:val="zh_TW" w:bidi="zh_TW"/>
+        </w:rPr>
+        <w:t>與天使摔跤（第</w:t>
       </w:r>
       <w:hyperlink r:id="rId15">
         <w:r>
@@ -292,68 +363,27 @@
             <w:color w:val="0000EE"/>
             <w:u w:val="single"/>
           </w:rPr>
-          <w:t>創3:19</w:t>
-        </w:r>
-      </w:hyperlink>
-      <w:r>
-        <w:rPr>
-          <w:lang w:val="zh_TW" w:bidi="zh_TW"/>
-        </w:rPr>
-        <w:t>）。在新約聖經中，有希臘文詞語被翻譯為「地」，同樣也可以指一塊土地或一個國家（</w:t>
-      </w:r>
-      <w:hyperlink r:id="rId16">
-        <w:r>
-          <w:rPr>
-            <w:lang w:val="zh_TW" w:bidi="zh_TW"/>
-          </w:rPr>
-          <w:rPr>
-            <w:color w:val="0000EE"/>
-            <w:u w:val="single"/>
-          </w:rPr>
-          <w:t>太27:45</w:t>
-        </w:r>
-      </w:hyperlink>
-      <w:r>
-        <w:rPr>
-          <w:lang w:val="zh_TW" w:bidi="zh_TW"/>
-        </w:rPr>
-        <w:t>）。另一個希臘文詞語，從中衍生出「普世」（ecumenical）一詞，指整個有人居住的世界（</w:t>
-      </w:r>
-      <w:hyperlink r:id="rId17">
-        <w:r>
-          <w:rPr>
-            <w:lang w:val="zh_TW" w:bidi="zh_TW"/>
-          </w:rPr>
-          <w:rPr>
-            <w:color w:val="0000EE"/>
-            <w:u w:val="single"/>
-          </w:rPr>
-          <w:t>路21:26</w:t>
-        </w:r>
-      </w:hyperlink>
-      <w:r>
-        <w:rPr>
-          <w:lang w:val="zh_TW" w:bidi="zh_TW"/>
-        </w:rPr>
-        <w:t>）或特指當時的羅馬帝國（</w:t>
-      </w:r>
-      <w:hyperlink r:id="rId18">
-        <w:r>
-          <w:rPr>
-            <w:lang w:val="zh_TW" w:bidi="zh_TW"/>
-          </w:rPr>
-          <w:rPr>
-            <w:color w:val="0000EE"/>
-            <w:u w:val="single"/>
-          </w:rPr>
-          <w:t>路2:1</w:t>
-        </w:r>
-      </w:hyperlink>
-      <w:r>
-        <w:rPr>
-          <w:lang w:val="zh_TW" w:bidi="zh_TW"/>
-        </w:rPr>
-        <w:t>）。</w:t>
+          <w:t>32</w:t>
+        </w:r>
+      </w:hyperlink>
+      <w:r>
+        <w:rPr>
+          <w:lang w:val="zh_TW" w:bidi="zh_TW"/>
+        </w:rPr>
+        <w:t>章）也體現了同樣的精神。然而，這種坦然與直接不是因親近神而對衪失去敬畏的表現。聖經禱告的特徵在於：創造物與造物主之間因人的罪而存在距離，而這道鴻溝唯有靠神的恩典才能跨越。人親近神禱告的基礎，從來不單是「人對神的尋求」，而是神恩典的主動作為、盟約的建立，以及基於該盟約所給予的幫助與拯救的應許。正是這種盟約關係賦予了禱告的</w:t>
+      </w:r>
+      <w:r>
+        <w:rPr>
+          <w:i/>
+          <w:lang w:val="zh_TW" w:bidi="zh_TW"/>
+        </w:rPr>
+        <w:t>正當性</w:t>
+      </w:r>
+      <w:r>
+        <w:rPr>
+          <w:lang w:val="zh_TW" w:bidi="zh_TW"/>
+        </w:rPr>
+        <w:t>。因此，在族長時代，禱告總是與獻祭和順服緊密相連。</w:t>
       </w:r>
     </w:p>
     <w:p>
@@ -367,289 +397,7 @@
         <w:rPr>
           <w:lang w:val="zh_TW" w:bidi="zh_TW"/>
         </w:rPr>
-        <w:t>起初，「</w:t>
-      </w:r>
-      <w:r>
-        <w:rPr>
-          <w:lang w:val="zh_TW" w:bidi="zh_TW"/>
-        </w:rPr>
-        <w:t>神稱旱地為『地』，稱水的聚處為『海』。神看着是好的。」</w:t>
-      </w:r>
-      <w:r>
-        <w:rPr>
-          <w:lang w:val="zh_TW" w:bidi="zh_TW"/>
-        </w:rPr>
-        <w:t>然後，「神說：『地要發生</w:t>
-      </w:r>
-      <w:r>
-        <w:rPr>
-          <w:lang w:val="zh_TW" w:bidi="zh_TW"/>
-        </w:rPr>
-        <w:t>青草』」</w:t>
-      </w:r>
-      <w:r>
-        <w:rPr>
-          <w:lang w:val="zh_TW" w:bidi="zh_TW"/>
-        </w:rPr>
-        <w:t>（</w:t>
-      </w:r>
-      <w:hyperlink r:id="rId19">
-        <w:r>
-          <w:rPr>
-            <w:lang w:val="zh_TW" w:bidi="zh_TW"/>
-          </w:rPr>
-          <w:rPr>
-            <w:color w:val="0000EE"/>
-            <w:u w:val="single"/>
-          </w:rPr>
-          <w:t>創1:10–11</w:t>
-        </w:r>
-      </w:hyperlink>
-      <w:r>
-        <w:rPr>
-          <w:lang w:val="zh_TW" w:bidi="zh_TW"/>
-        </w:rPr>
-        <w:t>）。有些經文中，「地」的用法接近我們今天所理解的整個地球（</w:t>
-      </w:r>
-      <w:hyperlink r:id="rId20">
-        <w:r>
-          <w:rPr>
-            <w:lang w:val="zh_TW" w:bidi="zh_TW"/>
-          </w:rPr>
-          <w:rPr>
-            <w:color w:val="0000EE"/>
-            <w:u w:val="single"/>
-          </w:rPr>
-          <w:t>伯1:7</w:t>
-        </w:r>
-      </w:hyperlink>
-      <w:r>
-        <w:rPr>
-          <w:lang w:val="zh_TW" w:bidi="zh_TW"/>
-        </w:rPr>
-        <w:t>），例如描述「懸在虛空」（</w:t>
-      </w:r>
-      <w:hyperlink r:id="rId21">
-        <w:r>
-          <w:rPr>
-            <w:lang w:val="zh_TW" w:bidi="zh_TW"/>
-          </w:rPr>
-          <w:rPr>
-            <w:color w:val="0000EE"/>
-            <w:u w:val="single"/>
-          </w:rPr>
-          <w:t>伯26:7</w:t>
-        </w:r>
-      </w:hyperlink>
-      <w:r>
-        <w:rPr>
-          <w:lang w:val="zh_TW" w:bidi="zh_TW"/>
-        </w:rPr>
-        <w:t>）。提到地的四方或四境（</w:t>
-      </w:r>
-      <w:hyperlink r:id="rId22">
-        <w:r>
-          <w:rPr>
-            <w:lang w:val="zh_TW" w:bidi="zh_TW"/>
-          </w:rPr>
-          <w:rPr>
-            <w:color w:val="0000EE"/>
-            <w:u w:val="single"/>
-          </w:rPr>
-          <w:t>賽11:12</w:t>
-        </w:r>
-      </w:hyperlink>
-      <w:r>
-        <w:rPr>
-          <w:lang w:val="zh_TW" w:bidi="zh_TW"/>
-        </w:rPr>
-        <w:t>；</w:t>
-      </w:r>
-      <w:hyperlink r:id="rId23">
-        <w:r>
-          <w:rPr>
-            <w:lang w:val="zh_TW" w:bidi="zh_TW"/>
-          </w:rPr>
-          <w:rPr>
-            <w:color w:val="0000EE"/>
-            <w:u w:val="single"/>
-          </w:rPr>
-          <w:t>結7:2</w:t>
-        </w:r>
-      </w:hyperlink>
-      <w:r>
-        <w:rPr>
-          <w:lang w:val="zh_TW" w:bidi="zh_TW"/>
-        </w:rPr>
-        <w:t>），其實是指東南西北四個方向，而不是地球的形狀。「</w:t>
-      </w:r>
-      <w:r>
-        <w:rPr>
-          <w:lang w:val="zh_TW" w:bidi="zh_TW"/>
-        </w:rPr>
-        <w:t>地球大圈</w:t>
-      </w:r>
-      <w:r>
-        <w:rPr>
-          <w:lang w:val="zh_TW" w:bidi="zh_TW"/>
-        </w:rPr>
-        <w:t>」可能指的是地平線的周界（</w:t>
-      </w:r>
-      <w:hyperlink r:id="rId24">
-        <w:r>
-          <w:rPr>
-            <w:lang w:val="zh_TW" w:bidi="zh_TW"/>
-          </w:rPr>
-          <w:rPr>
-            <w:color w:val="0000EE"/>
-            <w:u w:val="single"/>
-          </w:rPr>
-          <w:t>賽40:22</w:t>
-        </w:r>
-      </w:hyperlink>
-      <w:r>
-        <w:rPr>
-          <w:lang w:val="zh_TW" w:bidi="zh_TW"/>
-        </w:rPr>
-        <w:t>；比較</w:t>
-      </w:r>
-      <w:hyperlink r:id="rId25">
-        <w:r>
-          <w:rPr>
-            <w:lang w:val="zh_TW" w:bidi="zh_TW"/>
-          </w:rPr>
-          <w:rPr>
-            <w:color w:val="0000EE"/>
-            <w:u w:val="single"/>
-          </w:rPr>
-          <w:t>伯38:13</w:t>
-        </w:r>
-      </w:hyperlink>
-      <w:r>
-        <w:rPr>
-          <w:lang w:val="zh_TW" w:bidi="zh_TW"/>
-        </w:rPr>
-        <w:t>）。地有時被描述為建立在「柱子」（</w:t>
-      </w:r>
-      <w:hyperlink r:id="rId26">
-        <w:r>
-          <w:rPr>
-            <w:lang w:val="zh_TW" w:bidi="zh_TW"/>
-          </w:rPr>
-          <w:rPr>
-            <w:color w:val="0000EE"/>
-            <w:u w:val="single"/>
-          </w:rPr>
-          <w:t>伯9:6</w:t>
-        </w:r>
-      </w:hyperlink>
-      <w:r>
-        <w:rPr>
-          <w:lang w:val="zh_TW" w:bidi="zh_TW"/>
-        </w:rPr>
-        <w:t>；</w:t>
-      </w:r>
-      <w:hyperlink r:id="rId27">
-        <w:r>
-          <w:rPr>
-            <w:lang w:val="zh_TW" w:bidi="zh_TW"/>
-          </w:rPr>
-          <w:rPr>
-            <w:color w:val="0000EE"/>
-            <w:u w:val="single"/>
-          </w:rPr>
-          <w:t>詩75:3</w:t>
-        </w:r>
-      </w:hyperlink>
-      <w:r>
-        <w:rPr>
-          <w:lang w:val="zh_TW" w:bidi="zh_TW"/>
-        </w:rPr>
-        <w:t>）或「</w:t>
-      </w:r>
-      <w:r>
-        <w:rPr>
-          <w:lang w:val="zh_TW" w:bidi="zh_TW"/>
-        </w:rPr>
-        <w:t>根基」</w:t>
-      </w:r>
-      <w:r>
-        <w:rPr>
-          <w:lang w:val="zh_TW" w:bidi="zh_TW"/>
-        </w:rPr>
-        <w:t>（</w:t>
-      </w:r>
-      <w:hyperlink r:id="rId28">
-        <w:r>
-          <w:rPr>
-            <w:lang w:val="zh_TW" w:bidi="zh_TW"/>
-          </w:rPr>
-          <w:rPr>
-            <w:color w:val="0000EE"/>
-            <w:u w:val="single"/>
-          </w:rPr>
-          <w:t>詩104:5</w:t>
-        </w:r>
-      </w:hyperlink>
-      <w:r>
-        <w:rPr>
-          <w:lang w:val="zh_TW" w:bidi="zh_TW"/>
-        </w:rPr>
-        <w:t>；</w:t>
-      </w:r>
-      <w:hyperlink r:id="rId29">
-        <w:r>
-          <w:rPr>
-            <w:lang w:val="zh_TW" w:bidi="zh_TW"/>
-          </w:rPr>
-          <w:rPr>
-            <w:color w:val="0000EE"/>
-            <w:u w:val="single"/>
-          </w:rPr>
-          <w:t>箴8:29</w:t>
-        </w:r>
-      </w:hyperlink>
-      <w:r>
-        <w:rPr>
-          <w:lang w:val="zh_TW" w:bidi="zh_TW"/>
-        </w:rPr>
-        <w:t>；</w:t>
-      </w:r>
-      <w:hyperlink r:id="rId30">
-        <w:r>
-          <w:rPr>
-            <w:lang w:val="zh_TW" w:bidi="zh_TW"/>
-          </w:rPr>
-          <w:rPr>
-            <w:color w:val="0000EE"/>
-            <w:u w:val="single"/>
-          </w:rPr>
-          <w:t>賽24:18</w:t>
-        </w:r>
-      </w:hyperlink>
-      <w:r>
-        <w:rPr>
-          <w:lang w:val="zh_TW" w:bidi="zh_TW"/>
-        </w:rPr>
-        <w:t>；</w:t>
-      </w:r>
-      <w:hyperlink r:id="rId31">
-        <w:r>
-          <w:rPr>
-            <w:lang w:val="zh_TW" w:bidi="zh_TW"/>
-          </w:rPr>
-          <w:rPr>
-            <w:color w:val="0000EE"/>
-            <w:u w:val="single"/>
-          </w:rPr>
-          <w:t>耶31:37</w:t>
-        </w:r>
-      </w:hyperlink>
-      <w:r>
-        <w:rPr>
-          <w:lang w:val="zh_TW" w:bidi="zh_TW"/>
-        </w:rPr>
-        <w:t>）。這些描述多出現在詩歌或先知書裡，因此不能當作希伯來人對宇宙結構的科學理解。</w:t>
+        <w:t>以色列人出埃及、建立民族意識，標示出聖經發展的另一個階段。摩西不僅是以色列的政治領袖，也是神指定的中保與代求者。面對曠野路上的種種變數，以及百姓的不信與悖逆，摩西反覆「求告耶和華的名」。求告耶和華的名不應被視為某種咒語，而是提醒神祂所啟示的身分（神在燃燒荊棘中向摩西的自我啟示是理解此點的基礎）。在啟示中，神向祂的子民許下應許，而摩西在禱告中便是抓住這些應許來求告神。摩西絕非唯一的代求者，亞倫、撒母耳、所羅門和希西家都曾為百姓代求。</w:t>
       </w:r>
     </w:p>
     <w:p>
@@ -663,72 +411,72 @@
         <w:rPr>
           <w:lang w:val="zh_TW" w:bidi="zh_TW"/>
         </w:rPr>
-        <w:t>「地」也可以指農夫耕種的土壤（見</w:t>
-      </w:r>
-      <w:hyperlink r:id="rId32">
-        <w:r>
-          <w:rPr>
-            <w:lang w:val="zh_TW" w:bidi="zh_TW"/>
-          </w:rPr>
-          <w:rPr>
-            <w:color w:val="0000EE"/>
-            <w:u w:val="single"/>
-          </w:rPr>
-          <w:t>王下5:17</w:t>
-        </w:r>
-      </w:hyperlink>
-      <w:r>
-        <w:rPr>
-          <w:lang w:val="zh_TW" w:bidi="zh_TW"/>
-        </w:rPr>
-        <w:t>）。聖經說，地原本的狀況（</w:t>
-      </w:r>
-      <w:hyperlink r:id="rId33">
-        <w:r>
-          <w:rPr>
-            <w:lang w:val="zh_TW" w:bidi="zh_TW"/>
-          </w:rPr>
-          <w:rPr>
-            <w:color w:val="0000EE"/>
-            <w:u w:val="single"/>
-          </w:rPr>
-          <w:t>創2:6</w:t>
-        </w:r>
-      </w:hyperlink>
-      <w:r>
-        <w:rPr>
-          <w:lang w:val="zh_TW" w:bidi="zh_TW"/>
-        </w:rPr>
-        <w:t>）因人的罪而受咒詛（</w:t>
-      </w:r>
-      <w:hyperlink r:id="rId34">
-        <w:r>
-          <w:rPr>
-            <w:lang w:val="zh_TW" w:bidi="zh_TW"/>
-          </w:rPr>
-          <w:rPr>
-            <w:color w:val="0000EE"/>
-            <w:u w:val="single"/>
-          </w:rPr>
-          <w:t>創3:17–19</w:t>
-        </w:r>
-      </w:hyperlink>
-      <w:r>
-        <w:rPr>
-          <w:lang w:val="zh_TW" w:bidi="zh_TW"/>
-        </w:rPr>
-        <w:t>）。（現代環境學者同樣指出，地球因人類的貪婪與驕傲而受害。）當亞伯的血灑在地上之後，該隱在農耕上的困難不斷提醒他，他曾經謀殺他的兄弟（</w:t>
-      </w:r>
-      <w:hyperlink r:id="rId35">
-        <w:r>
-          <w:rPr>
-            <w:lang w:val="zh_TW" w:bidi="zh_TW"/>
-          </w:rPr>
-          <w:rPr>
-            <w:color w:val="0000EE"/>
-            <w:u w:val="single"/>
-          </w:rPr>
-          <w:t>創4:8–12</w:t>
+        <w:t>隨著祭司制度的形成以及會幕（後為聖殿）禮儀崇拜的確立，敬拜神似乎帶有一層距離感。除了</w:t>
+      </w:r>
+      <w:hyperlink r:id="rId16">
+        <w:r>
+          <w:rPr>
+            <w:lang w:val="zh_TW" w:bidi="zh_TW"/>
+          </w:rPr>
+          <w:rPr>
+            <w:color w:val="0000EE"/>
+            <w:u w:val="single"/>
+          </w:rPr>
+          <w:t>申命記二十六章1至15節</w:t>
+        </w:r>
+      </w:hyperlink>
+      <w:r>
+        <w:rPr>
+          <w:lang w:val="zh_TW" w:bidi="zh_TW"/>
+        </w:rPr>
+        <w:t>之外，所有給予百姓的崇拜指示中，幾乎沒有提到個人禱告。然而，詩篇中仍有跡象顯示獻祭與禱告是相互結合的（</w:t>
+      </w:r>
+      <w:hyperlink r:id="rId17">
+        <w:r>
+          <w:rPr>
+            <w:lang w:val="zh_TW" w:bidi="zh_TW"/>
+          </w:rPr>
+          <w:rPr>
+            <w:color w:val="0000EE"/>
+            <w:u w:val="single"/>
+          </w:rPr>
+          <w:t>詩50:7–15</w:t>
+        </w:r>
+      </w:hyperlink>
+      <w:r>
+        <w:rPr>
+          <w:lang w:val="zh_TW" w:bidi="zh_TW"/>
+        </w:rPr>
+        <w:t>，</w:t>
+      </w:r>
+      <w:hyperlink r:id="rId18">
+        <w:r>
+          <w:rPr>
+            <w:lang w:val="zh_TW" w:bidi="zh_TW"/>
+          </w:rPr>
+          <w:rPr>
+            <w:color w:val="0000EE"/>
+            <w:u w:val="single"/>
+          </w:rPr>
+          <w:t>55:14</w:t>
+        </w:r>
+      </w:hyperlink>
+      <w:r>
+        <w:rPr>
+          <w:lang w:val="zh_TW" w:bidi="zh_TW"/>
+        </w:rPr>
+        <w:t>）。許多詩篇的獨特之處在於，詩人坦承個人的困惑，進而「與神辯論」，最終使內心的衝突得到化解（例：</w:t>
+      </w:r>
+      <w:hyperlink r:id="rId19">
+        <w:r>
+          <w:rPr>
+            <w:lang w:val="zh_TW" w:bidi="zh_TW"/>
+          </w:rPr>
+          <w:rPr>
+            <w:color w:val="0000EE"/>
+            <w:u w:val="single"/>
+          </w:rPr>
+          <w:t>詩73篇</w:t>
         </w:r>
       </w:hyperlink>
       <w:r>
@@ -749,18 +497,36 @@
         <w:rPr>
           <w:lang w:val="zh_TW" w:bidi="zh_TW"/>
         </w:rPr>
-        <w:t>以色列人聽從吩咐，每七年讓土地休耕（</w:t>
-      </w:r>
-      <w:hyperlink r:id="rId36">
-        <w:r>
-          <w:rPr>
-            <w:lang w:val="zh_TW" w:bidi="zh_TW"/>
-          </w:rPr>
-          <w:rPr>
-            <w:color w:val="0000EE"/>
-            <w:u w:val="single"/>
-          </w:rPr>
-          <w:t>出23:10–12</w:t>
+        <w:t>先知們也是禱告的人，神的話語似乎常在禱告中臨到他們（</w:t>
+      </w:r>
+      <w:hyperlink r:id="rId20">
+        <w:r>
+          <w:rPr>
+            <w:lang w:val="zh_TW" w:bidi="zh_TW"/>
+          </w:rPr>
+          <w:rPr>
+            <w:color w:val="0000EE"/>
+            <w:u w:val="single"/>
+          </w:rPr>
+          <w:t>賽6:5–13</w:t>
+        </w:r>
+      </w:hyperlink>
+      <w:r>
+        <w:rPr>
+          <w:lang w:val="zh_TW" w:bidi="zh_TW"/>
+        </w:rPr>
+        <w:t>，</w:t>
+      </w:r>
+      <w:hyperlink r:id="rId21">
+        <w:r>
+          <w:rPr>
+            <w:lang w:val="zh_TW" w:bidi="zh_TW"/>
+          </w:rPr>
+          <w:rPr>
+            <w:color w:val="0000EE"/>
+            <w:u w:val="single"/>
+          </w:rPr>
+          <w:t>37:1–4</w:t>
         </w:r>
       </w:hyperlink>
       <w:r>
@@ -769,41 +535,196 @@
         </w:rPr>
         <w:t>；</w:t>
       </w:r>
-      <w:hyperlink r:id="rId37">
-        <w:r>
-          <w:rPr>
-            <w:lang w:val="zh_TW" w:bidi="zh_TW"/>
-          </w:rPr>
-          <w:rPr>
-            <w:color w:val="0000EE"/>
-            <w:u w:val="single"/>
-          </w:rPr>
-          <w:t>利25:4–5</w:t>
-        </w:r>
-      </w:hyperlink>
-      <w:r>
-        <w:rPr>
-          <w:lang w:val="zh_TW" w:bidi="zh_TW"/>
-        </w:rPr>
-        <w:t>），好讓土壤恢復養分。七個「安息年」之後，在第五十年的「禧年」，土地要歸還原本的家族（</w:t>
-      </w:r>
-      <w:hyperlink r:id="rId38">
-        <w:r>
-          <w:rPr>
-            <w:lang w:val="zh_TW" w:bidi="zh_TW"/>
-          </w:rPr>
-          <w:rPr>
-            <w:color w:val="0000EE"/>
-            <w:u w:val="single"/>
-          </w:rPr>
-          <w:t>利25:10–17</w:t>
-        </w:r>
-      </w:hyperlink>
-      <w:r>
-        <w:rPr>
-          <w:lang w:val="zh_TW" w:bidi="zh_TW"/>
-        </w:rPr>
-        <w:t>）。這律法提醒百姓，土地的真正主人是神，也防止富有的地主壟斷龐大的莊園。</w:t>
+      <w:hyperlink r:id="rId22">
+        <w:r>
+          <w:rPr>
+            <w:lang w:val="zh_TW" w:bidi="zh_TW"/>
+          </w:rPr>
+          <w:rPr>
+            <w:color w:val="0000EE"/>
+            <w:u w:val="single"/>
+          </w:rPr>
+          <w:t>耶11:20–23</w:t>
+        </w:r>
+      </w:hyperlink>
+      <w:r>
+        <w:rPr>
+          <w:lang w:val="zh_TW" w:bidi="zh_TW"/>
+        </w:rPr>
+        <w:t>）。耶利米事工的特徵，便是在禱告中經歷衝突（</w:t>
+      </w:r>
+      <w:hyperlink r:id="rId23">
+        <w:r>
+          <w:rPr>
+            <w:lang w:val="zh_TW" w:bidi="zh_TW"/>
+          </w:rPr>
+          <w:rPr>
+            <w:color w:val="0000EE"/>
+            <w:u w:val="single"/>
+          </w:rPr>
+          <w:t>耶18:19–23</w:t>
+        </w:r>
+      </w:hyperlink>
+      <w:r>
+        <w:rPr>
+          <w:lang w:val="zh_TW" w:bidi="zh_TW"/>
+        </w:rPr>
+        <w:t>，</w:t>
+      </w:r>
+      <w:hyperlink r:id="rId24">
+        <w:r>
+          <w:rPr>
+            <w:lang w:val="zh_TW" w:bidi="zh_TW"/>
+          </w:rPr>
+          <w:rPr>
+            <w:color w:val="0000EE"/>
+            <w:u w:val="single"/>
+          </w:rPr>
+          <w:t>20:7–18</w:t>
+        </w:r>
+      </w:hyperlink>
+      <w:r>
+        <w:rPr>
+          <w:lang w:val="zh_TW" w:bidi="zh_TW"/>
+        </w:rPr>
+        <w:t>），以及與神團契的平靜時刻（</w:t>
+      </w:r>
+      <w:hyperlink r:id="rId25">
+        <w:r>
+          <w:rPr>
+            <w:lang w:val="zh_TW" w:bidi="zh_TW"/>
+          </w:rPr>
+          <w:rPr>
+            <w:color w:val="0000EE"/>
+            <w:u w:val="single"/>
+          </w:rPr>
+          <w:t>10:23–25</w:t>
+        </w:r>
+      </w:hyperlink>
+      <w:r>
+        <w:rPr>
+          <w:lang w:val="zh_TW" w:bidi="zh_TW"/>
+        </w:rPr>
+        <w:t>，</w:t>
+      </w:r>
+      <w:hyperlink r:id="rId26">
+        <w:r>
+          <w:rPr>
+            <w:lang w:val="zh_TW" w:bidi="zh_TW"/>
+          </w:rPr>
+          <w:rPr>
+            <w:color w:val="0000EE"/>
+            <w:u w:val="single"/>
+          </w:rPr>
+          <w:t>12:1–4</w:t>
+        </w:r>
+      </w:hyperlink>
+      <w:r>
+        <w:rPr>
+          <w:lang w:val="zh_TW" w:bidi="zh_TW"/>
+        </w:rPr>
+        <w:t>，</w:t>
+      </w:r>
+      <w:hyperlink r:id="rId27">
+        <w:r>
+          <w:rPr>
+            <w:lang w:val="zh_TW" w:bidi="zh_TW"/>
+          </w:rPr>
+          <w:rPr>
+            <w:color w:val="0000EE"/>
+            <w:u w:val="single"/>
+          </w:rPr>
+          <w:t>14:7–9</w:t>
+        </w:r>
+      </w:hyperlink>
+      <w:r>
+        <w:rPr>
+          <w:lang w:val="zh_TW" w:bidi="zh_TW"/>
+        </w:rPr>
+        <w:t>，</w:t>
+      </w:r>
+      <w:hyperlink r:id="rId28">
+        <w:r>
+          <w:rPr>
+            <w:lang w:val="zh_TW" w:bidi="zh_TW"/>
+          </w:rPr>
+          <w:rPr>
+            <w:color w:val="0000EE"/>
+            <w:u w:val="single"/>
+          </w:rPr>
+          <w:t>15:15–18</w:t>
+        </w:r>
+      </w:hyperlink>
+      <w:r>
+        <w:rPr>
+          <w:lang w:val="zh_TW" w:bidi="zh_TW"/>
+        </w:rPr>
+        <w:t>）。被擄時期，隨著會堂的建立，集體禱告成為猶太崇拜的一個元素。被擄歸回後，便開始強調禱告的自發性，並強調虔誠不應只是機械式的例行公事（</w:t>
+      </w:r>
+      <w:hyperlink r:id="rId29">
+        <w:r>
+          <w:rPr>
+            <w:lang w:val="zh_TW" w:bidi="zh_TW"/>
+          </w:rPr>
+          <w:rPr>
+            <w:color w:val="0000EE"/>
+            <w:u w:val="single"/>
+          </w:rPr>
+          <w:t>尼2:4</w:t>
+        </w:r>
+      </w:hyperlink>
+      <w:r>
+        <w:rPr>
+          <w:lang w:val="zh_TW" w:bidi="zh_TW"/>
+        </w:rPr>
+        <w:t>，</w:t>
+      </w:r>
+      <w:hyperlink r:id="rId30">
+        <w:r>
+          <w:rPr>
+            <w:lang w:val="zh_TW" w:bidi="zh_TW"/>
+          </w:rPr>
+          <w:rPr>
+            <w:color w:val="0000EE"/>
+            <w:u w:val="single"/>
+          </w:rPr>
+          <w:t>4:4</w:t>
+        </w:r>
+      </w:hyperlink>
+      <w:r>
+        <w:rPr>
+          <w:lang w:val="zh_TW" w:bidi="zh_TW"/>
+        </w:rPr>
+        <w:t>、</w:t>
+      </w:r>
+      <w:hyperlink r:id="rId30">
+        <w:r>
+          <w:rPr>
+            <w:lang w:val="zh_TW" w:bidi="zh_TW"/>
+          </w:rPr>
+          <w:rPr>
+            <w:color w:val="0000EE"/>
+            <w:u w:val="single"/>
+          </w:rPr>
+          <w:t>9</w:t>
+        </w:r>
+      </w:hyperlink>
+      <w:r>
+        <w:rPr>
+          <w:lang w:val="zh_TW" w:bidi="zh_TW"/>
+        </w:rPr>
+        <w:t>）。</w:t>
+      </w:r>
+    </w:p>
+    <w:p>
+      <w:pPr>
+        <w:pStyle w:val="Heading3"/>
+      </w:pPr>
+      <w:r>
+        <w:rPr>
+          <w:lang w:val="zh_TW" w:bidi="zh_TW"/>
+        </w:rPr>
+        <w:t>新約聖經中的禱告</w:t>
       </w:r>
     </w:p>
     <w:p>
@@ -817,90 +738,36 @@
         <w:rPr>
           <w:lang w:val="zh_TW" w:bidi="zh_TW"/>
         </w:rPr>
-        <w:t>摩西律法也教導以色列人，土地的狀況反映他們與神的關係。乾旱或歉收表示與神的關係破裂（</w:t>
-      </w:r>
-      <w:hyperlink r:id="rId39">
-        <w:r>
-          <w:rPr>
-            <w:lang w:val="zh_TW" w:bidi="zh_TW"/>
-          </w:rPr>
-          <w:rPr>
-            <w:color w:val="0000EE"/>
-            <w:u w:val="single"/>
-          </w:rPr>
-          <w:t>利26章</w:t>
-        </w:r>
-      </w:hyperlink>
-      <w:r>
-        <w:rPr>
-          <w:lang w:val="zh_TW" w:bidi="zh_TW"/>
-        </w:rPr>
-        <w:t>；</w:t>
-      </w:r>
-      <w:hyperlink r:id="rId40">
-        <w:r>
-          <w:rPr>
-            <w:lang w:val="zh_TW" w:bidi="zh_TW"/>
-          </w:rPr>
-          <w:rPr>
-            <w:color w:val="0000EE"/>
-            <w:u w:val="single"/>
-          </w:rPr>
-          <w:t>申28章</w:t>
-        </w:r>
-      </w:hyperlink>
-      <w:r>
-        <w:rPr>
-          <w:lang w:val="zh_TW" w:bidi="zh_TW"/>
-        </w:rPr>
-        <w:t>）。以色列人被警告，他們的惡行若嚴重到某種程度，神會將他們趕出祂的地（見</w:t>
-      </w:r>
-      <w:hyperlink r:id="rId41">
-        <w:r>
-          <w:rPr>
-            <w:lang w:val="zh_TW" w:bidi="zh_TW"/>
-          </w:rPr>
-          <w:rPr>
-            <w:color w:val="0000EE"/>
-            <w:u w:val="single"/>
-          </w:rPr>
-          <w:t>利26:37</w:t>
-        </w:r>
-      </w:hyperlink>
-      <w:r>
-        <w:rPr>
-          <w:lang w:val="zh_TW" w:bidi="zh_TW"/>
-        </w:rPr>
-        <w:t>；</w:t>
-      </w:r>
-      <w:hyperlink r:id="rId42">
-        <w:r>
-          <w:rPr>
-            <w:lang w:val="zh_TW" w:bidi="zh_TW"/>
-          </w:rPr>
-          <w:rPr>
-            <w:color w:val="0000EE"/>
-            <w:u w:val="single"/>
-          </w:rPr>
-          <w:t>申28:64</w:t>
-        </w:r>
-      </w:hyperlink>
-      <w:r>
-        <w:rPr>
-          <w:lang w:val="zh_TW" w:bidi="zh_TW"/>
-        </w:rPr>
-        <w:t>）。但即使如此，神仍應許要最終恢復祂的子民，使他們再次與土地「成婚」（</w:t>
-      </w:r>
-      <w:hyperlink r:id="rId43">
-        <w:r>
-          <w:rPr>
-            <w:lang w:val="zh_TW" w:bidi="zh_TW"/>
-          </w:rPr>
-          <w:rPr>
-            <w:color w:val="0000EE"/>
-            <w:u w:val="single"/>
-          </w:rPr>
-          <w:t>賽62:4</w:t>
+        <w:t>新約聖經關於禱告的教導主要是由基督自己的榜樣和教導所主導。祂在做中保時對父的依賴，體現在祂反覆的禱告中，並在大祭司的禱告（</w:t>
+      </w:r>
+      <w:hyperlink r:id="rId31">
+        <w:r>
+          <w:rPr>
+            <w:lang w:val="zh_TW" w:bidi="zh_TW"/>
+          </w:rPr>
+          <w:rPr>
+            <w:color w:val="0000EE"/>
+            <w:u w:val="single"/>
+          </w:rPr>
+          <w:t>約17章</w:t>
+        </w:r>
+      </w:hyperlink>
+      <w:r>
+        <w:rPr>
+          <w:lang w:val="zh_TW" w:bidi="zh_TW"/>
+        </w:rPr>
+        <w:t>）、客西馬尼園的痛苦掙扎以及十字架上的禱告中達到巔峰。祂關於禱告的教導——特別是登山寶訓——應被理解為是與當時猶太人習俗形成對比，而不是與舊約聖經的理想相比。禱告是誠心所願的表達，並非為了告知神祂所不知道的事；禱告的功效也不受長短或重複次數的影響。個人禱告應當謹慎且隱密（</w:t>
+      </w:r>
+      <w:hyperlink r:id="rId32">
+        <w:r>
+          <w:rPr>
+            <w:lang w:val="zh_TW" w:bidi="zh_TW"/>
+          </w:rPr>
+          <w:rPr>
+            <w:color w:val="0000EE"/>
+            <w:u w:val="single"/>
+          </w:rPr>
+          <w:t>太6:5–15</w:t>
         </w:r>
       </w:hyperlink>
       <w:r>
@@ -921,199 +788,61 @@
         <w:rPr>
           <w:lang w:val="zh_TW" w:bidi="zh_TW"/>
         </w:rPr>
-        <w:t>聖經中有許多經文指出一個「將來的時代」，屆時大地要從「敗壞的轄制」中得釋放，整個受造之物都在「歎息」，並熱切等候這一刻（</w:t>
-      </w:r>
-      <w:hyperlink r:id="rId44">
-        <w:r>
-          <w:rPr>
-            <w:lang w:val="zh_TW" w:bidi="zh_TW"/>
-          </w:rPr>
-          <w:rPr>
-            <w:color w:val="0000EE"/>
-            <w:u w:val="single"/>
-          </w:rPr>
-          <w:t>羅8:19</w:t>
-        </w:r>
-      </w:hyperlink>
-      <w:hyperlink r:id="rId45">
-        <w:r>
-          <w:rPr>
-            <w:lang w:val="zh_TW" w:bidi="zh_TW"/>
-          </w:rPr>
-          <w:rPr>
-            <w:color w:val="0000EE"/>
-            <w:u w:val="single"/>
-          </w:rPr>
-          <w:t>–</w:t>
-        </w:r>
-      </w:hyperlink>
-      <w:hyperlink r:id="rId44">
-        <w:r>
-          <w:rPr>
-            <w:lang w:val="zh_TW" w:bidi="zh_TW"/>
-          </w:rPr>
-          <w:rPr>
-            <w:color w:val="0000EE"/>
-            <w:u w:val="single"/>
-          </w:rPr>
-          <w:t>23</w:t>
-        </w:r>
-      </w:hyperlink>
-      <w:r>
-        <w:rPr>
-          <w:lang w:val="zh_TW" w:bidi="zh_TW"/>
-        </w:rPr>
-        <w:t>）。聖經描述一個大更新的時代，土地將要恢復，再次肥沃起來（</w:t>
-      </w:r>
-      <w:hyperlink r:id="rId46">
-        <w:r>
-          <w:rPr>
-            <w:lang w:val="zh_TW" w:bidi="zh_TW"/>
-          </w:rPr>
-          <w:rPr>
-            <w:color w:val="0000EE"/>
-            <w:u w:val="single"/>
-          </w:rPr>
-          <w:t>結47章</w:t>
-        </w:r>
-      </w:hyperlink>
-      <w:r>
-        <w:rPr>
-          <w:lang w:val="zh_TW" w:bidi="zh_TW"/>
-        </w:rPr>
-        <w:t>；</w:t>
-      </w:r>
-      <w:hyperlink r:id="rId47">
-        <w:r>
-          <w:rPr>
-            <w:lang w:val="zh_TW" w:bidi="zh_TW"/>
-          </w:rPr>
-          <w:rPr>
-            <w:color w:val="0000EE"/>
-            <w:u w:val="single"/>
-          </w:rPr>
-          <w:t>珥3:18</w:t>
-        </w:r>
-      </w:hyperlink>
-      <w:r>
-        <w:rPr>
-          <w:lang w:val="zh_TW" w:bidi="zh_TW"/>
-        </w:rPr>
-        <w:t>；</w:t>
-      </w:r>
-      <w:hyperlink r:id="rId48">
-        <w:r>
-          <w:rPr>
-            <w:lang w:val="zh_TW" w:bidi="zh_TW"/>
-          </w:rPr>
-          <w:rPr>
-            <w:color w:val="0000EE"/>
-            <w:u w:val="single"/>
-          </w:rPr>
-          <w:t>摩9:13</w:t>
-        </w:r>
-      </w:hyperlink>
-      <w:hyperlink r:id="rId45">
-        <w:r>
-          <w:rPr>
-            <w:lang w:val="zh_TW" w:bidi="zh_TW"/>
-          </w:rPr>
-          <w:rPr>
-            <w:color w:val="0000EE"/>
-            <w:u w:val="single"/>
-          </w:rPr>
-          <w:t>–15</w:t>
-        </w:r>
-      </w:hyperlink>
-      <w:hyperlink r:id="rId48">
-        <w:r>
-          <w:rPr>
-            <w:lang w:val="zh_TW" w:bidi="zh_TW"/>
-          </w:rPr>
-          <w:rPr>
-            <w:color w:val="0000EE"/>
-            <w:u w:val="single"/>
-          </w:rPr>
-          <w:t>；</w:t>
-        </w:r>
-      </w:hyperlink>
-      <w:hyperlink r:id="rId45">
-        <w:r>
-          <w:rPr>
-            <w:lang w:val="zh_TW" w:bidi="zh_TW"/>
-          </w:rPr>
-          <w:rPr>
-            <w:color w:val="0000EE"/>
-            <w:u w:val="single"/>
-          </w:rPr>
-          <w:t>亞14:6–9</w:t>
-        </w:r>
-      </w:hyperlink>
-      <w:r>
-        <w:rPr>
-          <w:lang w:val="zh_TW" w:bidi="zh_TW"/>
-        </w:rPr>
-        <w:t>）。然而，有一天，「</w:t>
-      </w:r>
-      <w:r>
-        <w:rPr>
-          <w:lang w:val="zh_TW" w:bidi="zh_TW"/>
-        </w:rPr>
-        <w:t>天必大有響聲廢去，有形質的都要被烈火銷化，地和其上的物都要燒盡了</w:t>
-      </w:r>
-      <w:r>
-        <w:rPr>
-          <w:lang w:val="zh_TW" w:bidi="zh_TW"/>
-        </w:rPr>
-        <w:t>」（</w:t>
-      </w:r>
-      <w:hyperlink r:id="rId49">
-        <w:r>
-          <w:rPr>
-            <w:lang w:val="zh_TW" w:bidi="zh_TW"/>
-          </w:rPr>
-          <w:rPr>
-            <w:color w:val="0000EE"/>
-            <w:u w:val="single"/>
-          </w:rPr>
-          <w:t>彼後3:10</w:t>
-        </w:r>
-      </w:hyperlink>
-      <w:r>
-        <w:rPr>
-          <w:lang w:val="zh_TW" w:bidi="zh_TW"/>
-        </w:rPr>
-        <w:t>）。然而，在使徒約翰的異象中，他看到了「</w:t>
-      </w:r>
-      <w:r>
-        <w:rPr>
-          <w:lang w:val="zh_TW" w:bidi="zh_TW"/>
-        </w:rPr>
-        <w:t>一個新天新地；因為先前的天地已經過去了</w:t>
-      </w:r>
-      <w:r>
-        <w:rPr>
-          <w:lang w:val="zh_TW" w:bidi="zh_TW"/>
-        </w:rPr>
-        <w:t>」（</w:t>
-      </w:r>
-      <w:hyperlink r:id="rId50">
-        <w:r>
-          <w:rPr>
-            <w:lang w:val="zh_TW" w:bidi="zh_TW"/>
-          </w:rPr>
-          <w:rPr>
-            <w:color w:val="0000EE"/>
-            <w:u w:val="single"/>
-          </w:rPr>
-          <w:t>啟21:1</w:t>
-        </w:r>
-      </w:hyperlink>
-      <w:r>
-        <w:rPr>
-          <w:lang w:val="zh_TW" w:bidi="zh_TW"/>
-        </w:rPr>
-        <w:t>）。</w:t>
+        <w:t>耶穌的比喻是衪教導的另一個重要來源，強調禱告要恆切（</w:t>
+      </w:r>
+      <w:hyperlink r:id="rId33">
+        <w:r>
+          <w:rPr>
+            <w:lang w:val="zh_TW" w:bidi="zh_TW"/>
+          </w:rPr>
+          <w:rPr>
+            <w:color w:val="0000EE"/>
+            <w:u w:val="single"/>
+          </w:rPr>
+          <w:t>路18:1–8</w:t>
+        </w:r>
+      </w:hyperlink>
+      <w:r>
+        <w:rPr>
+          <w:lang w:val="zh_TW" w:bidi="zh_TW"/>
+        </w:rPr>
+        <w:t>）、簡單與謙卑（</w:t>
+      </w:r>
+      <w:hyperlink r:id="rId34">
+        <w:r>
+          <w:rPr>
+            <w:lang w:val="zh_TW" w:bidi="zh_TW"/>
+          </w:rPr>
+          <w:rPr>
+            <w:color w:val="0000EE"/>
+            <w:u w:val="single"/>
+          </w:rPr>
+          <w:t>10–14節</w:t>
+        </w:r>
+      </w:hyperlink>
+      <w:r>
+        <w:rPr>
+          <w:lang w:val="zh_TW" w:bidi="zh_TW"/>
+        </w:rPr>
+        <w:t>），以及情詞迫切（</w:t>
+      </w:r>
+      <w:hyperlink r:id="rId35">
+        <w:r>
+          <w:rPr>
+            <w:lang w:val="zh_TW" w:bidi="zh_TW"/>
+          </w:rPr>
+          <w:rPr>
+            <w:color w:val="0000EE"/>
+            <w:u w:val="single"/>
+          </w:rPr>
+          <w:t>11:5–8</w:t>
+        </w:r>
+      </w:hyperlink>
+      <w:r>
+        <w:rPr>
+          <w:lang w:val="zh_TW" w:bidi="zh_TW"/>
+        </w:rPr>
+        <w:t>）。第三個教導的來源是主禱文，它再次融合了直接的親密感（「我們......的父」）與敬畏的距離感（「在天上的......願人都尊你的名為聖」）。主禱文的祈求首先關注神、祂的國度和祂的榮耀，接著才是門徒對赦罪、每日供應與拯救的需求。有時，從我們的主的教導中似乎暗示凡祈求的都將無條件地允許，但這類教導必須放在基督關於禱告的整體教導（「願你的國降臨；願你的旨意行在地上，如同行在天上」）之中來理解。</w:t>
       </w:r>
     </w:p>
     <w:p>
@@ -1125,32 +854,117 @@
       </w:r>
       <w:r>
         <w:rPr>
-          <w:i/>
-          <w:lang w:val="zh_TW" w:bidi="zh_TW"/>
-        </w:rPr>
-        <w:t>另見</w:t>
-      </w:r>
-      <w:r>
-        <w:rPr>
-          <w:lang w:val="zh_TW" w:bidi="zh_TW"/>
-        </w:rPr>
-        <w:t>新天新地</w:t>
-      </w:r>
-      <w:r>
-        <w:rPr>
-          <w:lang w:val="zh_TW" w:bidi="zh_TW"/>
-        </w:rPr>
-        <w:t>。</w:t>
-      </w:r>
-      <w:r>
-        <w:rPr>
-          <w:lang w:val="zh_TW" w:bidi="zh_TW"/>
-        </w:rPr>
-      </w:r>
-      <w:r>
-        <w:rPr>
-          <w:lang w:val="zh_TW" w:bidi="zh_TW"/>
-        </w:rPr>
+          <w:lang w:val="zh_TW" w:bidi="zh_TW"/>
+        </w:rPr>
+        <w:t>基督曾指出，當保惠師聖靈降臨時，門徒將奉基督的名向父祈求（</w:t>
+      </w:r>
+      <w:hyperlink r:id="rId36">
+        <w:r>
+          <w:rPr>
+            <w:lang w:val="zh_TW" w:bidi="zh_TW"/>
+          </w:rPr>
+          <w:rPr>
+            <w:color w:val="0000EE"/>
+            <w:u w:val="single"/>
+          </w:rPr>
+          <w:t>約16:23–25</w:t>
+        </w:r>
+      </w:hyperlink>
+      <w:r>
+        <w:rPr>
+          <w:lang w:val="zh_TW" w:bidi="zh_TW"/>
+        </w:rPr>
+        <w:t>）。因此，在五旬節聖靈降臨後，早期教會在使徒的帶領下（</w:t>
+      </w:r>
+      <w:hyperlink r:id="rId37">
+        <w:r>
+          <w:rPr>
+            <w:lang w:val="zh_TW" w:bidi="zh_TW"/>
+          </w:rPr>
+          <w:rPr>
+            <w:color w:val="0000EE"/>
+            <w:u w:val="single"/>
+          </w:rPr>
+          <w:t>徒6:4</w:t>
+        </w:r>
+      </w:hyperlink>
+      <w:r>
+        <w:rPr>
+          <w:lang w:val="zh_TW" w:bidi="zh_TW"/>
+        </w:rPr>
+        <w:t>）展現出禱告的特質（</w:t>
+      </w:r>
+      <w:hyperlink r:id="rId38">
+        <w:r>
+          <w:rPr>
+            <w:lang w:val="zh_TW" w:bidi="zh_TW"/>
+          </w:rPr>
+          <w:rPr>
+            <w:color w:val="0000EE"/>
+            <w:u w:val="single"/>
+          </w:rPr>
+          <w:t>徒2:42</w:t>
+        </w:r>
+      </w:hyperlink>
+      <w:r>
+        <w:rPr>
+          <w:lang w:val="zh_TW" w:bidi="zh_TW"/>
+        </w:rPr>
+        <w:t>）。教會為著神賜下聖子與聖靈而讚美祂，並在困苦時候向神祈求（</w:t>
+      </w:r>
+      <w:hyperlink r:id="rId39">
+        <w:r>
+          <w:rPr>
+            <w:lang w:val="zh_TW" w:bidi="zh_TW"/>
+          </w:rPr>
+          <w:rPr>
+            <w:color w:val="0000EE"/>
+            <w:u w:val="single"/>
+          </w:rPr>
+          <w:t>4:24</w:t>
+        </w:r>
+      </w:hyperlink>
+      <w:r>
+        <w:rPr>
+          <w:lang w:val="zh_TW" w:bidi="zh_TW"/>
+        </w:rPr>
+        <w:t>，</w:t>
+      </w:r>
+      <w:hyperlink r:id="rId40">
+        <w:r>
+          <w:rPr>
+            <w:lang w:val="zh_TW" w:bidi="zh_TW"/>
+          </w:rPr>
+          <w:rPr>
+            <w:color w:val="0000EE"/>
+            <w:u w:val="single"/>
+          </w:rPr>
+          <w:t>12:5</w:t>
+        </w:r>
+      </w:hyperlink>
+      <w:r>
+        <w:rPr>
+          <w:lang w:val="zh_TW" w:bidi="zh_TW"/>
+        </w:rPr>
+        <w:t>、</w:t>
+      </w:r>
+      <w:hyperlink r:id="rId40">
+        <w:r>
+          <w:rPr>
+            <w:lang w:val="zh_TW" w:bidi="zh_TW"/>
+          </w:rPr>
+          <w:rPr>
+            <w:color w:val="0000EE"/>
+            <w:u w:val="single"/>
+          </w:rPr>
+          <w:t>12</w:t>
+        </w:r>
+      </w:hyperlink>
+      <w:r>
+        <w:rPr>
+          <w:lang w:val="zh_TW" w:bidi="zh_TW"/>
+        </w:rPr>
+        <w:t>）。</w:t>
       </w:r>
     </w:p>
     <w:p>
@@ -1160,21 +974,83 @@
           <w:lang w:val="zh_TW" w:bidi="zh_TW"/>
         </w:rPr>
       </w:r>
-    </w:p>
-    <w:p>
-      <w:pPr>
-        <w:pStyle w:val="Heading2"/>
-      </w:pPr>
-      <w:r>
-        <w:rPr>
-          <w:lang w:val="zh_TW" w:bidi="zh_TW"/>
-        </w:rPr>
-        <w:t>地獄</w:t>
-      </w:r>
-      <w:r>
-        <w:rPr>
-          <w:lang w:val="zh_TW" w:bidi="zh_TW"/>
-        </w:rPr>
+      <w:r>
+        <w:rPr>
+          <w:lang w:val="zh_TW" w:bidi="zh_TW"/>
+        </w:rPr>
+        <w:t>禱告的神學在保羅的著作中得到了最充分的發展。新約信徒的身分是兒子，而不僅是僕人。這位因基督得勝而臨到教會的聖靈，乃是使人得兒子名分的靈；祂使基督徒能以神為父，並帶著各樣的需要來到祂面前。在使徒的心中，這些需求中最重要的是增加對基督的信心和愛，並更明白神的愛（</w:t>
+      </w:r>
+      <w:hyperlink r:id="rId41">
+        <w:r>
+          <w:rPr>
+            <w:lang w:val="zh_TW" w:bidi="zh_TW"/>
+          </w:rPr>
+          <w:rPr>
+            <w:color w:val="0000EE"/>
+            <w:u w:val="single"/>
+          </w:rPr>
+          <w:t>弗3:14–19</w:t>
+        </w:r>
+      </w:hyperlink>
+      <w:r>
+        <w:rPr>
+          <w:lang w:val="zh_TW" w:bidi="zh_TW"/>
+        </w:rPr>
+        <w:t>）。禱告是基督徒抵禦撒但攻擊的屬靈軍裝之一（</w:t>
+      </w:r>
+      <w:hyperlink r:id="rId42">
+        <w:r>
+          <w:rPr>
+            <w:lang w:val="zh_TW" w:bidi="zh_TW"/>
+          </w:rPr>
+          <w:rPr>
+            <w:color w:val="0000EE"/>
+            <w:u w:val="single"/>
+          </w:rPr>
+          <w:t>6:18</w:t>
+        </w:r>
+      </w:hyperlink>
+      <w:r>
+        <w:rPr>
+          <w:lang w:val="zh_TW" w:bidi="zh_TW"/>
+        </w:rPr>
+        <w:t>）；神話語的事工的成效，也仰賴神子民的禱告（</w:t>
+      </w:r>
+      <w:hyperlink r:id="rId43">
+        <w:r>
+          <w:rPr>
+            <w:lang w:val="zh_TW" w:bidi="zh_TW"/>
+          </w:rPr>
+          <w:rPr>
+            <w:color w:val="0000EE"/>
+            <w:u w:val="single"/>
+          </w:rPr>
+          <w:t>18–19</w:t>
+        </w:r>
+      </w:hyperlink>
+      <w:r>
+        <w:rPr>
+          <w:lang w:val="zh_TW" w:bidi="zh_TW"/>
+        </w:rPr>
+        <w:t>）。此外，信徒受勉勵要帶著感恩的心為凡事祈求（</w:t>
+      </w:r>
+      <w:hyperlink r:id="rId44">
+        <w:r>
+          <w:rPr>
+            <w:lang w:val="zh_TW" w:bidi="zh_TW"/>
+          </w:rPr>
+          <w:rPr>
+            <w:color w:val="0000EE"/>
+            <w:u w:val="single"/>
+          </w:rPr>
+          <w:t>腓4:6</w:t>
+        </w:r>
+      </w:hyperlink>
+      <w:r>
+        <w:rPr>
+          <w:lang w:val="zh_TW" w:bidi="zh_TW"/>
+        </w:rPr>
+        <w:t>），從而免於憂慮。保羅自身的禱告榜樣，與他的教導同樣具有啟發性。</w:t>
       </w:r>
     </w:p>
     <w:p>
@@ -1188,37 +1064,138 @@
         <w:rPr>
           <w:lang w:val="zh_TW" w:bidi="zh_TW"/>
         </w:rPr>
-        <w:t>英文音譯源自希臘形式的亞蘭文單詞，該單詞源自希伯來文片語「欣嫩（子）谷」。該名稱原指界定便雅憫和猶大支派領土的一個深谷（</w:t>
-      </w:r>
-      <w:hyperlink r:id="rId51">
-        <w:r>
-          <w:rPr>
-            <w:lang w:val="zh_TW" w:bidi="zh_TW"/>
-          </w:rPr>
-          <w:rPr>
-            <w:color w:val="0000EE"/>
-            <w:u w:val="single"/>
-          </w:rPr>
-          <w:t>書15:8，</w:t>
-        </w:r>
-      </w:hyperlink>
-      <w:hyperlink r:id="rId52">
-        <w:r>
-          <w:rPr>
-            <w:lang w:val="zh_TW" w:bidi="zh_TW"/>
-          </w:rPr>
-          <w:rPr>
-            <w:color w:val="0000EE"/>
-            <w:u w:val="single"/>
-          </w:rPr>
-          <w:t>18:16</w:t>
-        </w:r>
-      </w:hyperlink>
-      <w:r>
-        <w:rPr>
-          <w:lang w:val="zh_TW" w:bidi="zh_TW"/>
-        </w:rPr>
-        <w:t>）。一般認為，這個地方與現代耶路撒冷舊城西牆下的拉巴比谷（Wadi el-Rababi），形成耶路撒冷南部的一個深峽谷。</w:t>
+        <w:t>基督徒的禱告，客觀上紮根於基督的代求，主觀上則仰賴聖靈的引導。教會是祭司的國度，獻上頌讚與感謝為屬靈的獻祭（</w:t>
+      </w:r>
+      <w:hyperlink r:id="rId45">
+        <w:r>
+          <w:rPr>
+            <w:lang w:val="zh_TW" w:bidi="zh_TW"/>
+          </w:rPr>
+          <w:rPr>
+            <w:color w:val="0000EE"/>
+            <w:u w:val="single"/>
+          </w:rPr>
+          <w:t>來13:15</w:t>
+        </w:r>
+      </w:hyperlink>
+      <w:r>
+        <w:rPr>
+          <w:lang w:val="zh_TW" w:bidi="zh_TW"/>
+        </w:rPr>
+        <w:t>；</w:t>
+      </w:r>
+      <w:hyperlink r:id="rId46">
+        <w:r>
+          <w:rPr>
+            <w:lang w:val="zh_TW" w:bidi="zh_TW"/>
+          </w:rPr>
+          <w:rPr>
+            <w:color w:val="0000EE"/>
+            <w:u w:val="single"/>
+          </w:rPr>
+          <w:t>彼前2:5</w:t>
+        </w:r>
+      </w:hyperlink>
+      <w:r>
+        <w:rPr>
+          <w:lang w:val="zh_TW" w:bidi="zh_TW"/>
+        </w:rPr>
+        <w:t>）；而基督則是那位「</w:t>
+      </w:r>
+      <w:r>
+        <w:rPr>
+          <w:lang w:val="zh_TW" w:bidi="zh_TW"/>
+        </w:rPr>
+        <w:t>尊榮的大祭司</w:t>
+      </w:r>
+      <w:r>
+        <w:rPr>
+          <w:lang w:val="zh_TW" w:bidi="zh_TW"/>
+        </w:rPr>
+        <w:t>」。希伯來書詳盡闡述了這一概念：因著基督人性的憐憫、祂代求的權能（即祂贖罪的得勝），以及祂超越舊有亞倫祭司體系的地位，教會要坦然無懼地來到神面前，在需要時蒙恩惠、得憐恤（</w:t>
+      </w:r>
+      <w:hyperlink r:id="rId47">
+        <w:r>
+          <w:rPr>
+            <w:lang w:val="zh_TW" w:bidi="zh_TW"/>
+          </w:rPr>
+          <w:rPr>
+            <w:color w:val="0000EE"/>
+            <w:u w:val="single"/>
+          </w:rPr>
+          <w:t>來4:14–16</w:t>
+        </w:r>
+      </w:hyperlink>
+      <w:r>
+        <w:rPr>
+          <w:lang w:val="zh_TW" w:bidi="zh_TW"/>
+        </w:rPr>
+        <w:t>，</w:t>
+      </w:r>
+      <w:hyperlink r:id="rId48">
+        <w:r>
+          <w:rPr>
+            <w:lang w:val="zh_TW" w:bidi="zh_TW"/>
+          </w:rPr>
+          <w:rPr>
+            <w:color w:val="0000EE"/>
+            <w:u w:val="single"/>
+          </w:rPr>
+          <w:t>9:24</w:t>
+        </w:r>
+      </w:hyperlink>
+      <w:r>
+        <w:rPr>
+          <w:lang w:val="zh_TW" w:bidi="zh_TW"/>
+        </w:rPr>
+        <w:t>，</w:t>
+      </w:r>
+      <w:hyperlink r:id="rId49">
+        <w:r>
+          <w:rPr>
+            <w:lang w:val="zh_TW" w:bidi="zh_TW"/>
+          </w:rPr>
+          <w:rPr>
+            <w:color w:val="0000EE"/>
+            <w:u w:val="single"/>
+          </w:rPr>
+          <w:t>10:19–23</w:t>
+        </w:r>
+      </w:hyperlink>
+      <w:r>
+        <w:rPr>
+          <w:lang w:val="zh_TW" w:bidi="zh_TW"/>
+        </w:rPr>
+        <w:t>）。無論在舊約聖經或新約聖經中，聖經從未鼓勵向神以外的對象禱告；聖經也從未暗示在神與人之間除了基督以外還有其它的中保（</w:t>
+      </w:r>
+      <w:hyperlink r:id="rId50">
+        <w:r>
+          <w:rPr>
+            <w:lang w:val="zh_TW" w:bidi="zh_TW"/>
+          </w:rPr>
+          <w:rPr>
+            <w:color w:val="0000EE"/>
+            <w:u w:val="single"/>
+          </w:rPr>
+          <w:t>提前2:5</w:t>
+        </w:r>
+      </w:hyperlink>
+      <w:r>
+        <w:rPr>
+          <w:lang w:val="zh_TW" w:bidi="zh_TW"/>
+        </w:rPr>
+        <w:t>）。</w:t>
+      </w:r>
+    </w:p>
+    <w:p>
+      <w:pPr>
+        <w:pStyle w:val="Heading3"/>
+      </w:pPr>
+      <w:r>
+        <w:rPr>
+          <w:lang w:val="zh_TW" w:bidi="zh_TW"/>
+        </w:rPr>
+        <w:t>禱告的要素</w:t>
       </w:r>
     </w:p>
     <w:p>
@@ -1232,7 +1209,81 @@
         <w:rPr>
           <w:lang w:val="zh_TW" w:bidi="zh_TW"/>
         </w:rPr>
-        <w:t>這個地方因猶大諸王亞哈斯與瑪拿西時期在此地拜偶像而臭名昭彰，特別是涉及將嬰兒獻祭給摩洛的殘忍儀式（</w:t>
+        <w:t>雖然禱告通常是一種不自覺的行動，禱告的人在其中將自己奉獻給神。從聖經資料的討論中，可以區分出禱告中的各項要素。</w:t>
+      </w:r>
+      <w:r>
+        <w:rPr>
+          <w:i/>
+          <w:lang w:val="zh_TW" w:bidi="zh_TW"/>
+        </w:rPr>
+        <w:t>讚美</w:t>
+      </w:r>
+      <w:r>
+        <w:rPr>
+          <w:lang w:val="zh_TW" w:bidi="zh_TW"/>
+        </w:rPr>
+        <w:t>，是承認神是誰以及祂的作為。這是「將榮耀歸給神」，不是指為神增添榮耀（這是不可能的），而是心甘樂意地（且在合適的情況下，公開地）承認神為神。詩篇中可見此類讚美的典型表達（</w:t>
+      </w:r>
+      <w:hyperlink r:id="rId51">
+        <w:r>
+          <w:rPr>
+            <w:lang w:val="zh_TW" w:bidi="zh_TW"/>
+          </w:rPr>
+          <w:rPr>
+            <w:color w:val="0000EE"/>
+            <w:u w:val="single"/>
+          </w:rPr>
+          <w:t>詩148</w:t>
+        </w:r>
+      </w:hyperlink>
+      <w:hyperlink r:id="rId52">
+        <w:r>
+          <w:rPr>
+            <w:lang w:val="zh_TW" w:bidi="zh_TW"/>
+          </w:rPr>
+          <w:rPr>
+            <w:color w:val="0000EE"/>
+            <w:u w:val="single"/>
+          </w:rPr>
+          <w:t>篇</w:t>
+        </w:r>
+      </w:hyperlink>
+      <w:r>
+        <w:rPr>
+          <w:lang w:val="zh_TW" w:bidi="zh_TW"/>
+        </w:rPr>
+        <w:t>，</w:t>
+      </w:r>
+      <w:hyperlink r:id="rId52">
+        <w:r>
+          <w:rPr>
+            <w:lang w:val="zh_TW" w:bidi="zh_TW"/>
+          </w:rPr>
+          <w:rPr>
+            <w:color w:val="0000EE"/>
+            <w:u w:val="single"/>
+          </w:rPr>
+          <w:t>150篇</w:t>
+        </w:r>
+      </w:hyperlink>
+      <w:r>
+        <w:rPr>
+          <w:lang w:val="zh_TW" w:bidi="zh_TW"/>
+        </w:rPr>
+        <w:t>）。當認識到神的良善是關乎祂為禱告者本人或他人所行的事時，這樣的禱告就是</w:t>
+      </w:r>
+      <w:r>
+        <w:rPr>
+          <w:i/>
+          <w:lang w:val="zh_TW" w:bidi="zh_TW"/>
+        </w:rPr>
+        <w:t>感謝</w:t>
+      </w:r>
+      <w:r>
+        <w:rPr>
+          <w:lang w:val="zh_TW" w:bidi="zh_TW"/>
+        </w:rPr>
+        <w:t>。感謝的內容包括：生命本身、物質世界的功用與美麗、基督及其恩惠（見</w:t>
       </w:r>
       <w:hyperlink r:id="rId53">
         <w:r>
@@ -1243,9 +1294,28 @@
             <w:color w:val="0000EE"/>
             <w:u w:val="single"/>
           </w:rPr>
-          <w:t>王下16:3，</w:t>
-        </w:r>
-      </w:hyperlink>
+          <w:t>林後9:15</w:t>
+        </w:r>
+      </w:hyperlink>
+      <w:r>
+        <w:rPr>
+          <w:lang w:val="zh_TW" w:bidi="zh_TW"/>
+        </w:rPr>
+        <w:t>），以及對具體禱告得蒙應允的感謝。</w:t>
+      </w:r>
+      <w:r>
+        <w:rPr>
+          <w:i/>
+          <w:lang w:val="zh_TW" w:bidi="zh_TW"/>
+        </w:rPr>
+        <w:t>認罪</w:t>
+      </w:r>
+      <w:r>
+        <w:rPr>
+          <w:lang w:val="zh_TW" w:bidi="zh_TW"/>
+        </w:rPr>
+        <w:t>是承認神的聖潔與衪至高無上的道德權威，同時也承認認罪者本人的責任。因此，認罪既是為神辯護、稱神為義，也是不保留地、明確地承認罪——不僅包括罪惡的動機與內在傾向，也包括其外在的行為表現。</w:t>
+      </w:r>
       <w:hyperlink r:id="rId54">
         <w:r>
           <w:rPr>
@@ -1255,122 +1325,40 @@
             <w:color w:val="0000EE"/>
             <w:u w:val="single"/>
           </w:rPr>
-          <w:t>21:6；</w:t>
-        </w:r>
-      </w:hyperlink>
-      <w:hyperlink r:id="rId55">
-        <w:r>
-          <w:rPr>
-            <w:lang w:val="zh_TW" w:bidi="zh_TW"/>
-          </w:rPr>
-          <w:rPr>
-            <w:color w:val="0000EE"/>
-            <w:u w:val="single"/>
-          </w:rPr>
-          <w:t>代下28:3，</w:t>
-        </w:r>
-      </w:hyperlink>
-      <w:hyperlink r:id="rId56">
-        <w:r>
-          <w:rPr>
-            <w:lang w:val="zh_TW" w:bidi="zh_TW"/>
-          </w:rPr>
-          <w:rPr>
-            <w:color w:val="0000EE"/>
-            <w:u w:val="single"/>
-          </w:rPr>
-          <w:t>33:6；</w:t>
-        </w:r>
-      </w:hyperlink>
-      <w:hyperlink r:id="rId57">
-        <w:r>
-          <w:rPr>
-            <w:lang w:val="zh_TW" w:bidi="zh_TW"/>
-          </w:rPr>
-          <w:rPr>
-            <w:color w:val="0000EE"/>
-            <w:u w:val="single"/>
-          </w:rPr>
-          <w:t>耶19:6，</w:t>
-        </w:r>
-      </w:hyperlink>
-      <w:hyperlink r:id="rId58">
-        <w:r>
-          <w:rPr>
-            <w:lang w:val="zh_TW" w:bidi="zh_TW"/>
-          </w:rPr>
-          <w:rPr>
-            <w:color w:val="0000EE"/>
-            <w:u w:val="single"/>
-          </w:rPr>
-          <w:t>32:35</w:t>
-        </w:r>
-      </w:hyperlink>
-      <w:r>
-        <w:rPr>
-          <w:lang w:val="zh_TW" w:bidi="zh_TW"/>
-        </w:rPr>
-        <w:t>）。約西亞王的屬靈改革結束了這些邪惡行為（</w:t>
-      </w:r>
-      <w:hyperlink r:id="rId59">
-        <w:r>
-          <w:rPr>
-            <w:lang w:val="zh_TW" w:bidi="zh_TW"/>
-          </w:rPr>
-          <w:rPr>
-            <w:color w:val="0000EE"/>
-            <w:u w:val="single"/>
-          </w:rPr>
-          <w:t>王下23:10</w:t>
-        </w:r>
-      </w:hyperlink>
-      <w:r>
-        <w:rPr>
-          <w:lang w:val="zh_TW" w:bidi="zh_TW"/>
-        </w:rPr>
-        <w:t>）。先知耶利米以此谷為喻，描述神對祂百姓的審判（</w:t>
-      </w:r>
-      <w:hyperlink r:id="rId60">
-        <w:r>
-          <w:rPr>
-            <w:lang w:val="zh_TW" w:bidi="zh_TW"/>
-          </w:rPr>
-          <w:rPr>
-            <w:color w:val="0000EE"/>
-            <w:u w:val="single"/>
-          </w:rPr>
-          <w:t>耶2:23，</w:t>
-        </w:r>
-      </w:hyperlink>
-      <w:hyperlink r:id="rId61">
-        <w:r>
-          <w:rPr>
-            <w:lang w:val="zh_TW" w:bidi="zh_TW"/>
-          </w:rPr>
-          <w:rPr>
-            <w:color w:val="0000EE"/>
-            <w:u w:val="single"/>
-          </w:rPr>
-          <w:t>7:30–32，</w:t>
-        </w:r>
-      </w:hyperlink>
-      <w:hyperlink r:id="rId62">
-        <w:r>
-          <w:rPr>
-            <w:lang w:val="zh_TW" w:bidi="zh_TW"/>
-          </w:rPr>
-          <w:rPr>
-            <w:color w:val="0000EE"/>
-            <w:u w:val="single"/>
-          </w:rPr>
-          <w:t>19:5–6</w:t>
-        </w:r>
-      </w:hyperlink>
-      <w:r>
-        <w:rPr>
-          <w:lang w:val="zh_TW" w:bidi="zh_TW"/>
-        </w:rPr>
-        <w:t>）。</w:t>
+          <w:t>詩篇五十一篇</w:t>
+        </w:r>
+      </w:hyperlink>
+      <w:r>
+        <w:rPr>
+          <w:lang w:val="zh_TW" w:bidi="zh_TW"/>
+        </w:rPr>
+        <w:t>——即大衛因拔示巴所作的認罪詩——是聖經中認罪禱告的經典例子。</w:t>
+      </w:r>
+      <w:r>
+        <w:rPr>
+          <w:i/>
+          <w:lang w:val="zh_TW" w:bidi="zh_TW"/>
+        </w:rPr>
+        <w:t>祈求</w:t>
+      </w:r>
+      <w:r>
+        <w:rPr>
+          <w:lang w:val="zh_TW" w:bidi="zh_TW"/>
+        </w:rPr>
+        <w:t>既可指為自己所求，也可指為他人代求，後者即為</w:t>
+      </w:r>
+      <w:r>
+        <w:rPr>
+          <w:i/>
+          <w:lang w:val="zh_TW" w:bidi="zh_TW"/>
+        </w:rPr>
+        <w:t>代禱</w:t>
+      </w:r>
+      <w:r>
+        <w:rPr>
+          <w:lang w:val="zh_TW" w:bidi="zh_TW"/>
+        </w:rPr>
+        <w:t>。聖經從未將為自己禱告視為有罪或在道德上不恰當的，這可從主禱文所提供的禱告模式中清楚看見。為他人禱告，是愛鄰舍的明顯表現，而愛鄰舍正是聖經倫理的核心。</w:t>
       </w:r>
     </w:p>
     <w:p>
@@ -1382,9 +1370,56 @@
       </w:r>
       <w:r>
         <w:rPr>
-          <w:lang w:val="zh_TW" w:bidi="zh_TW"/>
-        </w:rPr>
-        <w:t>後來，該谷似乎成為焚燒城裡的垃圾和罪犯屍體的場所。引人注目的是，傳統上認為猶大自縊和購買陶匠田的地方，位於此谷的南側。</w:t>
+          <w:i/>
+          <w:lang w:val="zh_TW" w:bidi="zh_TW"/>
+        </w:rPr>
+        <w:t>另見</w:t>
+      </w:r>
+      <w:r>
+        <w:rPr>
+          <w:lang w:val="zh_TW" w:bidi="zh_TW"/>
+        </w:rPr>
+        <w:t>主禱文</w:t>
+      </w:r>
+      <w:r>
+        <w:rPr>
+          <w:lang w:val="zh_TW" w:bidi="zh_TW"/>
+        </w:rPr>
+        <w:t>；</w:t>
+      </w:r>
+      <w:r>
+        <w:rPr>
+          <w:lang w:val="zh_TW" w:bidi="zh_TW"/>
+        </w:rPr>
+        <w:t>讚美</w:t>
+      </w:r>
+      <w:r>
+        <w:rPr>
+          <w:lang w:val="zh_TW" w:bidi="zh_TW"/>
+        </w:rPr>
+        <w:t>；</w:t>
+      </w:r>
+      <w:r>
+        <w:rPr>
+          <w:lang w:val="zh_TW" w:bidi="zh_TW"/>
+        </w:rPr>
+        <w:t>崇拜</w:t>
+      </w:r>
+      <w:r>
+        <w:rPr>
+          <w:lang w:val="zh_TW" w:bidi="zh_TW"/>
+        </w:rPr>
+        <w:t>。</w:t>
+      </w:r>
+      <w:r>
+        <w:rPr>
+          <w:lang w:val="zh_TW" w:bidi="zh_TW"/>
+        </w:rPr>
+      </w:r>
+      <w:r>
+        <w:rPr>
+          <w:lang w:val="zh_TW" w:bidi="zh_TW"/>
+        </w:rPr>
       </w:r>
     </w:p>
     <w:p>
@@ -1394,233 +1429,21 @@
           <w:lang w:val="zh_TW" w:bidi="zh_TW"/>
         </w:rPr>
       </w:r>
-      <w:r>
-        <w:rPr>
-          <w:lang w:val="zh_TW" w:bidi="zh_TW"/>
-        </w:rPr>
-        <w:t>這條峽谷因其極端邪惡的聲名，尤其在兩約中間時期，被用作形容惡人最終受懲罰之地的術語（以諾一書18:11–16，27:1–3，54:1起，56:3–4，90:26；</w:t>
-      </w:r>
-      <w:hyperlink r:id="rId63">
-        <w:r>
-          <w:rPr>
-            <w:lang w:val="zh_TW" w:bidi="zh_TW"/>
-          </w:rPr>
-          <w:rPr>
-            <w:color w:val="0000EE"/>
-            <w:u w:val="single"/>
-          </w:rPr>
-          <w:t>以斯拉二書7:36</w:t>
-        </w:r>
-      </w:hyperlink>
-      <w:r>
-        <w:rPr>
-          <w:lang w:val="zh_TW" w:bidi="zh_TW"/>
-        </w:rPr>
-        <w:t>；參</w:t>
-      </w:r>
-      <w:hyperlink r:id="rId64">
-        <w:r>
-          <w:rPr>
-            <w:lang w:val="zh_TW" w:bidi="zh_TW"/>
-          </w:rPr>
-          <w:rPr>
-            <w:color w:val="0000EE"/>
-            <w:u w:val="single"/>
-          </w:rPr>
-          <w:t>賽30:33，</w:t>
-        </w:r>
-      </w:hyperlink>
-      <w:hyperlink r:id="rId65">
-        <w:r>
-          <w:rPr>
-            <w:lang w:val="zh_TW" w:bidi="zh_TW"/>
-          </w:rPr>
-          <w:rPr>
-            <w:color w:val="0000EE"/>
-            <w:u w:val="single"/>
-          </w:rPr>
-          <w:t>66:24</w:t>
-        </w:r>
-      </w:hyperlink>
-      <w:r>
-        <w:rPr>
-          <w:lang w:val="zh_TW" w:bidi="zh_TW"/>
-        </w:rPr>
-        <w:t>；</w:t>
-      </w:r>
-      <w:hyperlink r:id="rId66">
-        <w:r>
-          <w:rPr>
-            <w:lang w:val="zh_TW" w:bidi="zh_TW"/>
-          </w:rPr>
-          <w:rPr>
-            <w:color w:val="0000EE"/>
-            <w:u w:val="single"/>
-          </w:rPr>
-          <w:t>但7:10</w:t>
-        </w:r>
-      </w:hyperlink>
-      <w:r>
-        <w:rPr>
-          <w:lang w:val="zh_TW" w:bidi="zh_TW"/>
-        </w:rPr>
-        <w:t>）。耶穌自己使用這個術語來指稱未悔改之惡人的最終居所（</w:t>
-      </w:r>
-      <w:hyperlink r:id="rId67">
-        <w:r>
-          <w:rPr>
-            <w:lang w:val="zh_TW" w:bidi="zh_TW"/>
-          </w:rPr>
-          <w:rPr>
-            <w:color w:val="0000EE"/>
-            <w:u w:val="single"/>
-          </w:rPr>
-          <w:t>太5:22，</w:t>
-        </w:r>
-      </w:hyperlink>
-      <w:hyperlink r:id="rId68">
-        <w:r>
-          <w:rPr>
-            <w:lang w:val="zh_TW" w:bidi="zh_TW"/>
-          </w:rPr>
-          <w:rPr>
-            <w:color w:val="0000EE"/>
-            <w:u w:val="single"/>
-          </w:rPr>
-          <w:t>10:28，</w:t>
-        </w:r>
-      </w:hyperlink>
-      <w:hyperlink r:id="rId69">
-        <w:r>
-          <w:rPr>
-            <w:lang w:val="zh_TW" w:bidi="zh_TW"/>
-          </w:rPr>
-          <w:rPr>
-            <w:color w:val="0000EE"/>
-            <w:u w:val="single"/>
-          </w:rPr>
-          <w:t>18:9</w:t>
-        </w:r>
-      </w:hyperlink>
-      <w:r>
-        <w:rPr>
-          <w:lang w:val="zh_TW" w:bidi="zh_TW"/>
-        </w:rPr>
-        <w:t>）。由於地獄是一個火的深淵（</w:t>
-      </w:r>
-      <w:hyperlink r:id="rId69">
-        <w:r>
-          <w:rPr>
-            <w:lang w:val="zh_TW" w:bidi="zh_TW"/>
-          </w:rPr>
-          <w:rPr>
-            <w:color w:val="0000EE"/>
-            <w:u w:val="single"/>
-          </w:rPr>
-          <w:t>可9:43</w:t>
-        </w:r>
-      </w:hyperlink>
-      <w:r>
-        <w:rPr>
-          <w:lang w:val="zh_TW" w:bidi="zh_TW"/>
-        </w:rPr>
-        <w:t>），它也是火湖（</w:t>
-      </w:r>
-      <w:hyperlink r:id="rId70">
-        <w:r>
-          <w:rPr>
-            <w:lang w:val="zh_TW" w:bidi="zh_TW"/>
-          </w:rPr>
-          <w:rPr>
-            <w:color w:val="0000EE"/>
-            <w:u w:val="single"/>
-          </w:rPr>
-          <w:t>太13:42、50</w:t>
-        </w:r>
-      </w:hyperlink>
-      <w:r>
-        <w:rPr>
-          <w:lang w:val="zh_TW" w:bidi="zh_TW"/>
-        </w:rPr>
-        <w:t>；</w:t>
-      </w:r>
-      <w:hyperlink r:id="rId71">
-        <w:r>
-          <w:rPr>
-            <w:lang w:val="zh_TW" w:bidi="zh_TW"/>
-          </w:rPr>
-          <w:rPr>
-            <w:color w:val="0000EE"/>
-            <w:u w:val="single"/>
-          </w:rPr>
-          <w:t>啟20:14–15</w:t>
-        </w:r>
-      </w:hyperlink>
-      <w:r>
-        <w:rPr>
-          <w:lang w:val="zh_TW" w:bidi="zh_TW"/>
-        </w:rPr>
-        <w:t>），最終所有不敬虔的人（</w:t>
-      </w:r>
-      <w:hyperlink r:id="rId72">
-        <w:r>
-          <w:rPr>
-            <w:lang w:val="zh_TW" w:bidi="zh_TW"/>
-          </w:rPr>
-          <w:rPr>
-            <w:color w:val="0000EE"/>
-            <w:u w:val="single"/>
-          </w:rPr>
-          <w:t>太23:15、33</w:t>
-        </w:r>
-      </w:hyperlink>
-      <w:r>
-        <w:rPr>
-          <w:lang w:val="zh_TW" w:bidi="zh_TW"/>
-        </w:rPr>
-        <w:t>）將與撒但及其使者一同被丟入其中（</w:t>
-      </w:r>
-      <w:hyperlink r:id="rId73">
-        <w:r>
-          <w:rPr>
-            <w:lang w:val="zh_TW" w:bidi="zh_TW"/>
-          </w:rPr>
-          <w:rPr>
-            <w:color w:val="0000EE"/>
-            <w:u w:val="single"/>
-          </w:rPr>
-          <w:t>太25:41；</w:t>
-        </w:r>
-      </w:hyperlink>
-      <w:hyperlink r:id="rId74">
-        <w:r>
-          <w:rPr>
-            <w:lang w:val="zh_TW" w:bidi="zh_TW"/>
-          </w:rPr>
-          <w:rPr>
-            <w:color w:val="0000EE"/>
-            <w:u w:val="single"/>
-          </w:rPr>
-          <w:t>啟9:20，</w:t>
-        </w:r>
-      </w:hyperlink>
-      <w:hyperlink r:id="rId75">
-        <w:r>
-          <w:rPr>
-            <w:lang w:val="zh_TW" w:bidi="zh_TW"/>
-          </w:rPr>
-          <w:rPr>
-            <w:color w:val="0000EE"/>
-            <w:u w:val="single"/>
-          </w:rPr>
-          <w:t>20:10</w:t>
-        </w:r>
-      </w:hyperlink>
-      <w:r>
-        <w:rPr>
-          <w:lang w:val="zh_TW" w:bidi="zh_TW"/>
-        </w:rPr>
-        <w:t>）。</w:t>
+    </w:p>
+    <w:p>
+      <w:pPr>
+        <w:pStyle w:val="Heading2"/>
+      </w:pPr>
+      <w:r>
+        <w:rPr>
+          <w:lang w:val="zh_TW" w:bidi="zh_TW"/>
+        </w:rPr>
+        <w:t>道成肉身</w:t>
+      </w:r>
+      <w:r>
+        <w:rPr>
+          <w:lang w:val="zh_TW" w:bidi="zh_TW"/>
+        </w:rPr>
       </w:r>
     </w:p>
     <w:p>
@@ -1634,61 +1457,29 @@
         <w:rPr>
           <w:lang w:val="zh_TW" w:bidi="zh_TW"/>
         </w:rPr>
-        <w:t>地獄必須與其它有關來世或最終狀態的術語仔細區分。舊約中的「陰間」（Sheol）與新約中的「陰間」（Hades）均指死者的臨時居所（在最後的審判日之前），而「地獄」（Gehenna）則明確表示惡人將永遠受懲罰的最終地點（參</w:t>
-      </w:r>
-      <w:hyperlink r:id="rId76">
-        <w:r>
-          <w:rPr>
-            <w:lang w:val="zh_TW" w:bidi="zh_TW"/>
-          </w:rPr>
-          <w:rPr>
-            <w:color w:val="0000EE"/>
-            <w:u w:val="single"/>
-          </w:rPr>
-          <w:t>詩49:14–15</w:t>
-        </w:r>
-      </w:hyperlink>
-      <w:r>
-        <w:rPr>
-          <w:lang w:val="zh_TW" w:bidi="zh_TW"/>
-        </w:rPr>
-        <w:t>與</w:t>
-      </w:r>
-      <w:hyperlink r:id="rId68">
-        <w:r>
-          <w:rPr>
-            <w:lang w:val="zh_TW" w:bidi="zh_TW"/>
-          </w:rPr>
-          <w:rPr>
-            <w:color w:val="0000EE"/>
-            <w:u w:val="single"/>
-          </w:rPr>
-          <w:t>太10:28</w:t>
-        </w:r>
-      </w:hyperlink>
-      <w:r>
-        <w:rPr>
-          <w:lang w:val="zh_TW" w:bidi="zh_TW"/>
-        </w:rPr>
-        <w:t>）。希臘文Tartarus僅出現在</w:t>
-      </w:r>
-      <w:hyperlink r:id="rId77">
-        <w:r>
-          <w:rPr>
-            <w:lang w:val="zh_TW" w:bidi="zh_TW"/>
-          </w:rPr>
-          <w:rPr>
-            <w:color w:val="0000EE"/>
-            <w:u w:val="single"/>
-          </w:rPr>
-          <w:t>彼得後書二章4節</w:t>
-        </w:r>
-      </w:hyperlink>
-      <w:r>
-        <w:rPr>
-          <w:lang w:val="zh_TW" w:bidi="zh_TW"/>
-        </w:rPr>
-        <w:t>，指的是那些參與撒但初次叛逆而墮落的天使所居住的地方。</w:t>
+        <w:t>從字面上來看，是「在肉身中」的意思；在神學上，指的是藉著拿撒勒人耶穌，神取了人的肉身，成為神-人（God-man）的這一教義。在歷史上，道成肉身的教義在教父時代是基督論辯論的核心，並且這個教義最近在學術界中再次成為了焦點。從聖經的角度來說，它表述的是耶穌身份的奧秘。</w:t>
+      </w:r>
+    </w:p>
+    <w:p>
+      <w:pPr>
+        <w:pStyle w:val="Heading3"/>
+      </w:pPr>
+      <w:r>
+        <w:rPr>
+          <w:lang w:val="zh_TW" w:bidi="zh_TW"/>
+        </w:rPr>
+        <w:t>新約中的見證</w:t>
+      </w:r>
+    </w:p>
+    <w:p>
+      <w:pPr>
+        <w:pStyle w:val="Heading4"/>
+      </w:pPr>
+      <w:r>
+        <w:rPr>
+          <w:lang w:val="zh_TW" w:bidi="zh_TW"/>
+        </w:rPr>
+        <w:t>對觀福音</w:t>
       </w:r>
     </w:p>
     <w:p>
@@ -1700,62 +1491,189 @@
       </w:r>
       <w:r>
         <w:rPr>
-          <w:i/>
-          <w:lang w:val="zh_TW" w:bidi="zh_TW"/>
-        </w:rPr>
-        <w:t>另見</w:t>
-      </w:r>
-      <w:r>
-        <w:rPr>
-          <w:lang w:val="zh_TW" w:bidi="zh_TW"/>
-        </w:rPr>
-        <w:t xml:space="preserve"> </w:t>
-      </w:r>
-      <w:r>
-        <w:rPr>
-          <w:lang w:val="zh_TW" w:bidi="zh_TW"/>
-        </w:rPr>
-        <w:t>死者之地；</w:t>
-      </w:r>
-      <w:r>
-        <w:rPr>
-          <w:lang w:val="zh_TW" w:bidi="zh_TW"/>
-        </w:rPr>
-        <w:t>死亡；</w:t>
-      </w:r>
-      <w:r>
-        <w:rPr>
-          <w:lang w:val="zh_TW" w:bidi="zh_TW"/>
-        </w:rPr>
-        <w:t>陰間；</w:t>
-      </w:r>
-      <w:r>
-        <w:rPr>
-          <w:lang w:val="zh_TW" w:bidi="zh_TW"/>
-        </w:rPr>
-        <w:t>地獄；</w:t>
-      </w:r>
-      <w:r>
-        <w:rPr>
-          <w:lang w:val="zh_TW" w:bidi="zh_TW"/>
-        </w:rPr>
-        <w:t>陰間</w:t>
-      </w:r>
-      <w:r>
-        <w:rPr>
-          <w:lang w:val="zh_TW" w:bidi="zh_TW"/>
-        </w:rPr>
-        <w:t>。</w:t>
-      </w:r>
-      <w:r>
-        <w:rPr>
-          <w:lang w:val="zh_TW" w:bidi="zh_TW"/>
-        </w:rPr>
-      </w:r>
-      <w:r>
-        <w:rPr>
-          <w:lang w:val="zh_TW" w:bidi="zh_TW"/>
-        </w:rPr>
+          <w:lang w:val="zh_TW" w:bidi="zh_TW"/>
+        </w:rPr>
+        <w:t>馬可福音沒有關於道成肉身的記載，並且強調耶穌的彌賽亞身份多過祂的神性。因此，有些人認為馬可福音代表了當時教會的神學還處於早期階段，是在道成肉身的教義尚未形成之前。但這一點值得懷疑，有以下兩個原因：道成肉身的經文，如腓立比書讚美詩這樣的（</w:t>
+      </w:r>
+      <w:hyperlink r:id="rId55">
+        <w:r>
+          <w:rPr>
+            <w:lang w:val="zh_TW" w:bidi="zh_TW"/>
+          </w:rPr>
+          <w:rPr>
+            <w:color w:val="0000EE"/>
+            <w:u w:val="single"/>
+          </w:rPr>
+          <w:t>腓2:6–11</w:t>
+        </w:r>
+      </w:hyperlink>
+      <w:r>
+        <w:rPr>
+          <w:lang w:val="zh_TW" w:bidi="zh_TW"/>
+        </w:rPr>
+        <w:t>），可能成書早於馬可福音，並且馬可對基督的二性有完整的神學論述。雖然他強調耶穌的人性，但是馬可是以強調神性來突顯這一點。耶穌在受洗和登山變像時，被天上的聲音稱為「愛子」（</w:t>
+      </w:r>
+      <w:hyperlink r:id="rId56">
+        <w:r>
+          <w:rPr>
+            <w:lang w:val="zh_TW" w:bidi="zh_TW"/>
+          </w:rPr>
+          <w:rPr>
+            <w:color w:val="0000EE"/>
+            <w:u w:val="single"/>
+          </w:rPr>
+          <w:t>可1:11</w:t>
+        </w:r>
+      </w:hyperlink>
+      <w:r>
+        <w:rPr>
+          <w:lang w:val="zh_TW" w:bidi="zh_TW"/>
+        </w:rPr>
+        <w:t>；</w:t>
+      </w:r>
+      <w:hyperlink r:id="rId57">
+        <w:r>
+          <w:rPr>
+            <w:lang w:val="zh_TW" w:bidi="zh_TW"/>
+          </w:rPr>
+          <w:rPr>
+            <w:color w:val="0000EE"/>
+            <w:u w:val="single"/>
+          </w:rPr>
+          <w:t>9:7</w:t>
+        </w:r>
+      </w:hyperlink>
+      <w:r>
+        <w:rPr>
+          <w:lang w:val="zh_TW" w:bidi="zh_TW"/>
+        </w:rPr>
+        <w:t>）；污鬼稱他為神的兒子（</w:t>
+      </w:r>
+      <w:hyperlink r:id="rId58">
+        <w:r>
+          <w:rPr>
+            <w:lang w:val="zh_TW" w:bidi="zh_TW"/>
+          </w:rPr>
+          <w:rPr>
+            <w:color w:val="0000EE"/>
+            <w:u w:val="single"/>
+          </w:rPr>
+          <w:t>3:11</w:t>
+        </w:r>
+      </w:hyperlink>
+      <w:r>
+        <w:rPr>
+          <w:lang w:val="zh_TW" w:bidi="zh_TW"/>
+        </w:rPr>
+        <w:t>；</w:t>
+      </w:r>
+      <w:hyperlink r:id="rId59">
+        <w:r>
+          <w:rPr>
+            <w:lang w:val="zh_TW" w:bidi="zh_TW"/>
+          </w:rPr>
+          <w:rPr>
+            <w:color w:val="0000EE"/>
+            <w:u w:val="single"/>
+          </w:rPr>
+          <w:t>5:7</w:t>
+        </w:r>
+      </w:hyperlink>
+      <w:r>
+        <w:rPr>
+          <w:lang w:val="zh_TW" w:bidi="zh_TW"/>
+        </w:rPr>
+        <w:t>），羅馬百夫長也如此稱呼祂（</w:t>
+      </w:r>
+      <w:hyperlink r:id="rId60">
+        <w:r>
+          <w:rPr>
+            <w:lang w:val="zh_TW" w:bidi="zh_TW"/>
+          </w:rPr>
+          <w:rPr>
+            <w:color w:val="0000EE"/>
+            <w:u w:val="single"/>
+          </w:rPr>
+          <w:t>15:39</w:t>
+        </w:r>
+      </w:hyperlink>
+      <w:r>
+        <w:rPr>
+          <w:lang w:val="zh_TW" w:bidi="zh_TW"/>
+        </w:rPr>
+        <w:t>）。耶穌的「阿爸父」禱告（</w:t>
+      </w:r>
+      <w:hyperlink r:id="rId61">
+        <w:r>
+          <w:rPr>
+            <w:lang w:val="zh_TW" w:bidi="zh_TW"/>
+          </w:rPr>
+          <w:rPr>
+            <w:color w:val="0000EE"/>
+            <w:u w:val="single"/>
+          </w:rPr>
+          <w:t>14:36</w:t>
+        </w:r>
+      </w:hyperlink>
+      <w:r>
+        <w:rPr>
+          <w:lang w:val="zh_TW" w:bidi="zh_TW"/>
+        </w:rPr>
+        <w:t>；參</w:t>
+      </w:r>
+      <w:hyperlink r:id="rId62">
+        <w:r>
+          <w:rPr>
+            <w:lang w:val="zh_TW" w:bidi="zh_TW"/>
+          </w:rPr>
+          <w:rPr>
+            <w:color w:val="0000EE"/>
+            <w:u w:val="single"/>
+          </w:rPr>
+          <w:t>太26:39</w:t>
+        </w:r>
+      </w:hyperlink>
+      <w:r>
+        <w:rPr>
+          <w:lang w:val="zh_TW" w:bidi="zh_TW"/>
+        </w:rPr>
+        <w:t>；</w:t>
+      </w:r>
+      <w:hyperlink r:id="rId63">
+        <w:r>
+          <w:rPr>
+            <w:lang w:val="zh_TW" w:bidi="zh_TW"/>
+          </w:rPr>
+          <w:rPr>
+            <w:color w:val="0000EE"/>
+            <w:u w:val="single"/>
+          </w:rPr>
+          <w:t>路22:42</w:t>
+        </w:r>
+      </w:hyperlink>
+      <w:r>
+        <w:rPr>
+          <w:lang w:val="zh_TW" w:bidi="zh_TW"/>
+        </w:rPr>
+        <w:t>）顯示了祂對自己神性身份的認知，並且在受審判時，祂被指控聲稱自己是「那當稱頌者的兒子」（</w:t>
+      </w:r>
+      <w:hyperlink r:id="rId64">
+        <w:r>
+          <w:rPr>
+            <w:lang w:val="zh_TW" w:bidi="zh_TW"/>
+          </w:rPr>
+          <w:rPr>
+            <w:color w:val="0000EE"/>
+            <w:u w:val="single"/>
+          </w:rPr>
+          <w:t>14:61–62</w:t>
+        </w:r>
+      </w:hyperlink>
+      <w:r>
+        <w:rPr>
+          <w:lang w:val="zh_TW" w:bidi="zh_TW"/>
+        </w:rPr>
+        <w:t>）。 因此，儘管馬可福音中沒有明確說明道成肉身，但卻間接的肯定了這一點。</w:t>
       </w:r>
     </w:p>
     <w:p>
@@ -1765,21 +1683,148 @@
           <w:lang w:val="zh_TW" w:bidi="zh_TW"/>
         </w:rPr>
       </w:r>
+      <w:r>
+        <w:rPr>
+          <w:lang w:val="zh_TW" w:bidi="zh_TW"/>
+        </w:rPr>
+        <w:t>馬太和路加都記載了道成肉身。有關耶穌降生的記載當然首先強調的是其事件本身，但馬太側重耶穌的彌賽亞王權，路加則強調聖靈屬天的見證。馬太福音是以基督為中心的；路加福音則專注於基督是救主，更確切地說，是專注於救贖歷史。雖然馬太呈現了耶穌的人性，但他也強調了祂的主權（</w:t>
+      </w:r>
+      <w:hyperlink r:id="rId65">
+        <w:r>
+          <w:rPr>
+            <w:lang w:val="zh_TW" w:bidi="zh_TW"/>
+          </w:rPr>
+          <w:rPr>
+            <w:color w:val="0000EE"/>
+            <w:u w:val="single"/>
+          </w:rPr>
+          <w:t>太23:6–10</w:t>
+        </w:r>
+      </w:hyperlink>
+      <w:r>
+        <w:rPr>
+          <w:lang w:val="zh_TW" w:bidi="zh_TW"/>
+        </w:rPr>
+        <w:t>）和神子的身份。因此，道成肉身就是神成為人的方式，這是普遍能接受的觀點（</w:t>
+      </w:r>
+      <w:hyperlink r:id="rId66">
+        <w:r>
+          <w:rPr>
+            <w:lang w:val="zh_TW" w:bidi="zh_TW"/>
+          </w:rPr>
+          <w:rPr>
+            <w:color w:val="0000EE"/>
+            <w:u w:val="single"/>
+          </w:rPr>
+          <w:t>1:23</w:t>
+        </w:r>
+      </w:hyperlink>
+      <w:r>
+        <w:rPr>
+          <w:lang w:val="zh_TW" w:bidi="zh_TW"/>
+        </w:rPr>
+        <w:t>、</w:t>
+      </w:r>
+      <w:hyperlink r:id="rId67">
+        <w:r>
+          <w:rPr>
+            <w:lang w:val="zh_TW" w:bidi="zh_TW"/>
+          </w:rPr>
+          <w:rPr>
+            <w:color w:val="0000EE"/>
+            <w:u w:val="single"/>
+          </w:rPr>
+          <w:t>18:20</w:t>
+        </w:r>
+      </w:hyperlink>
+      <w:r>
+        <w:rPr>
+          <w:lang w:val="zh_TW" w:bidi="zh_TW"/>
+        </w:rPr>
+        <w:t>、</w:t>
+      </w:r>
+      <w:hyperlink r:id="rId68">
+        <w:r>
+          <w:rPr>
+            <w:lang w:val="zh_TW" w:bidi="zh_TW"/>
+          </w:rPr>
+          <w:rPr>
+            <w:color w:val="0000EE"/>
+            <w:u w:val="single"/>
+          </w:rPr>
+          <w:t>24:14</w:t>
+        </w:r>
+      </w:hyperlink>
+      <w:r>
+        <w:rPr>
+          <w:lang w:val="zh_TW" w:bidi="zh_TW"/>
+        </w:rPr>
+        <w:t>、</w:t>
+      </w:r>
+      <w:hyperlink r:id="rId69">
+        <w:r>
+          <w:rPr>
+            <w:lang w:val="zh_TW" w:bidi="zh_TW"/>
+          </w:rPr>
+          <w:rPr>
+            <w:color w:val="0000EE"/>
+            <w:u w:val="single"/>
+          </w:rPr>
+          <w:t>28:18–20</w:t>
+        </w:r>
+      </w:hyperlink>
+      <w:r>
+        <w:rPr>
+          <w:lang w:val="zh_TW" w:bidi="zh_TW"/>
+        </w:rPr>
+        <w:t>）。 在三部福音書的作者中，對耶穌在地上的生活最有興趣的是路加。然而，他的福音書不像馬可的那樣強調耶穌人性的一面。路加將耶穌主要描繪為歷史中神聖的救主（</w:t>
+      </w:r>
+      <w:hyperlink r:id="rId70">
+        <w:r>
+          <w:rPr>
+            <w:lang w:val="zh_TW" w:bidi="zh_TW"/>
+          </w:rPr>
+          <w:rPr>
+            <w:color w:val="0000EE"/>
+            <w:u w:val="single"/>
+          </w:rPr>
+          <w:t>路2:11</w:t>
+        </w:r>
+      </w:hyperlink>
+      <w:r>
+        <w:rPr>
+          <w:lang w:val="zh_TW" w:bidi="zh_TW"/>
+        </w:rPr>
+        <w:t>；</w:t>
+      </w:r>
+      <w:hyperlink r:id="rId71">
+        <w:r>
+          <w:rPr>
+            <w:lang w:val="zh_TW" w:bidi="zh_TW"/>
+          </w:rPr>
+          <w:rPr>
+            <w:color w:val="0000EE"/>
+            <w:u w:val="single"/>
+          </w:rPr>
+          <w:t>4:16–30</w:t>
+        </w:r>
+      </w:hyperlink>
+      <w:r>
+        <w:rPr>
+          <w:lang w:val="zh_TW" w:bidi="zh_TW"/>
+        </w:rPr>
+        <w:t>）。 他將耶穌的彌賽亞職分和神性結合在一起，表明道成肉身的神之子經過受苦與高昇，是為了將人帶到神的面前。</w:t>
+      </w:r>
     </w:p>
     <w:p>
       <w:pPr>
-        <w:pStyle w:val="Heading2"/>
-      </w:pPr>
-      <w:r>
-        <w:rPr>
-          <w:lang w:val="zh_TW" w:bidi="zh_TW"/>
-        </w:rPr>
-        <w:t>地獄</w:t>
-      </w:r>
-      <w:r>
-        <w:rPr>
-          <w:lang w:val="zh_TW" w:bidi="zh_TW"/>
-        </w:rPr>
+        <w:pStyle w:val="Heading4"/>
+      </w:pPr>
+      <w:r>
+        <w:rPr>
+          <w:lang w:val="zh_TW" w:bidi="zh_TW"/>
+        </w:rPr>
+        <w:t>約翰的著作</w:t>
       </w:r>
     </w:p>
     <w:p>
@@ -1793,7 +1838,216 @@
         <w:rPr>
           <w:lang w:val="zh_TW" w:bidi="zh_TW"/>
         </w:rPr>
-        <w:t>那些失喪、不悔改的惡人死後在未來要承受懲罰的地方。</w:t>
+        <w:t>使徒約翰關於道成肉身的教義比其他任何人的都更為明確，他不僅教導了耶穌的神-人（God-man）身份，還教導了祂先存的「榮耀」（</w:t>
+      </w:r>
+      <w:hyperlink r:id="rId72">
+        <w:r>
+          <w:rPr>
+            <w:lang w:val="zh_TW" w:bidi="zh_TW"/>
+          </w:rPr>
+          <w:rPr>
+            <w:color w:val="0000EE"/>
+            <w:u w:val="single"/>
+          </w:rPr>
+          <w:t>約1:1–18</w:t>
+        </w:r>
+      </w:hyperlink>
+      <w:r>
+        <w:rPr>
+          <w:lang w:val="zh_TW" w:bidi="zh_TW"/>
+        </w:rPr>
+        <w:t>）。 這一教義的核心就是耶穌與父神的合一（</w:t>
+      </w:r>
+      <w:hyperlink r:id="rId73">
+        <w:r>
+          <w:rPr>
+            <w:lang w:val="zh_TW" w:bidi="zh_TW"/>
+          </w:rPr>
+          <w:rPr>
+            <w:color w:val="0000EE"/>
+            <w:u w:val="single"/>
+          </w:rPr>
+          <w:t>10:29–30</w:t>
+        </w:r>
+      </w:hyperlink>
+      <w:r>
+        <w:rPr>
+          <w:lang w:val="zh_TW" w:bidi="zh_TW"/>
+        </w:rPr>
+        <w:t>，</w:t>
+      </w:r>
+      <w:hyperlink r:id="rId74">
+        <w:r>
+          <w:rPr>
+            <w:lang w:val="zh_TW" w:bidi="zh_TW"/>
+          </w:rPr>
+          <w:rPr>
+            <w:color w:val="0000EE"/>
+            <w:u w:val="single"/>
+          </w:rPr>
+          <w:t>14:8–11</w:t>
+        </w:r>
+      </w:hyperlink>
+      <w:r>
+        <w:rPr>
+          <w:lang w:val="zh_TW" w:bidi="zh_TW"/>
+        </w:rPr>
+        <w:t>，</w:t>
+      </w:r>
+      <w:hyperlink r:id="rId75">
+        <w:r>
+          <w:rPr>
+            <w:lang w:val="zh_TW" w:bidi="zh_TW"/>
+          </w:rPr>
+          <w:rPr>
+            <w:color w:val="0000EE"/>
+            <w:u w:val="single"/>
+          </w:rPr>
+          <w:t>約一2:23</w:t>
+        </w:r>
+      </w:hyperlink>
+      <w:r>
+        <w:rPr>
+          <w:lang w:val="zh_TW" w:bidi="zh_TW"/>
+        </w:rPr>
+        <w:t>）。「我是」（指的是基督，取自舊約中對獨一真神的稱呼，並且可能代表著神的個人名字，耶和華）來將神向祂的子民啓示出來（</w:t>
+      </w:r>
+      <w:hyperlink r:id="rId76">
+        <w:r>
+          <w:rPr>
+            <w:lang w:val="zh_TW" w:bidi="zh_TW"/>
+          </w:rPr>
+          <w:rPr>
+            <w:color w:val="0000EE"/>
+            <w:u w:val="single"/>
+          </w:rPr>
+          <w:t>約1:4–5、14、18</w:t>
+        </w:r>
+      </w:hyperlink>
+      <w:r>
+        <w:rPr>
+          <w:lang w:val="zh_TW" w:bidi="zh_TW"/>
+        </w:rPr>
+        <w:t>）。然而，約翰也對道成肉身有最平衡的呈現。神的道或聖言（</w:t>
+      </w:r>
+      <w:hyperlink r:id="rId72">
+        <w:r>
+          <w:rPr>
+            <w:lang w:val="zh_TW" w:bidi="zh_TW"/>
+          </w:rPr>
+          <w:rPr>
+            <w:color w:val="0000EE"/>
+            <w:u w:val="single"/>
+          </w:rPr>
+          <w:t>1:1–18</w:t>
+        </w:r>
+      </w:hyperlink>
+      <w:r>
+        <w:rPr>
+          <w:lang w:val="zh_TW" w:bidi="zh_TW"/>
+        </w:rPr>
+        <w:t>）是完美人性的典範；祂「成了肉身」（第</w:t>
+      </w:r>
+      <w:hyperlink r:id="rId77">
+        <w:r>
+          <w:rPr>
+            <w:lang w:val="zh_TW" w:bidi="zh_TW"/>
+          </w:rPr>
+          <w:rPr>
+            <w:color w:val="0000EE"/>
+            <w:u w:val="single"/>
+          </w:rPr>
+          <w:t>14</w:t>
+        </w:r>
+      </w:hyperlink>
+      <w:r>
+        <w:rPr>
+          <w:lang w:val="zh_TW" w:bidi="zh_TW"/>
+        </w:rPr>
+        <w:t>節）來向人類啓示（第</w:t>
+      </w:r>
+      <w:hyperlink r:id="rId78">
+        <w:r>
+          <w:rPr>
+            <w:lang w:val="zh_TW" w:bidi="zh_TW"/>
+          </w:rPr>
+          <w:rPr>
+            <w:color w:val="0000EE"/>
+            <w:u w:val="single"/>
+          </w:rPr>
+          <w:t>5、9</w:t>
+        </w:r>
+      </w:hyperlink>
+      <w:r>
+        <w:rPr>
+          <w:lang w:val="zh_TW" w:bidi="zh_TW"/>
+        </w:rPr>
+        <w:t>節）並在他們裡面產生「永生」（</w:t>
+      </w:r>
+      <w:hyperlink r:id="rId79">
+        <w:r>
+          <w:rPr>
+            <w:lang w:val="zh_TW" w:bidi="zh_TW"/>
+          </w:rPr>
+          <w:rPr>
+            <w:color w:val="0000EE"/>
+            <w:u w:val="single"/>
+          </w:rPr>
+          <w:t>3:14–18</w:t>
+        </w:r>
+      </w:hyperlink>
+      <w:r>
+        <w:rPr>
+          <w:lang w:val="zh_TW" w:bidi="zh_TW"/>
+        </w:rPr>
+        <w:t>；</w:t>
+      </w:r>
+      <w:hyperlink r:id="rId80">
+        <w:r>
+          <w:rPr>
+            <w:lang w:val="zh_TW" w:bidi="zh_TW"/>
+          </w:rPr>
+          <w:rPr>
+            <w:color w:val="0000EE"/>
+            <w:u w:val="single"/>
+          </w:rPr>
+          <w:t>約一1:1–3</w:t>
+        </w:r>
+      </w:hyperlink>
+      <w:r>
+        <w:rPr>
+          <w:lang w:val="zh_TW" w:bidi="zh_TW"/>
+        </w:rPr>
+        <w:t>；</w:t>
+      </w:r>
+      <w:hyperlink r:id="rId81">
+        <w:r>
+          <w:rPr>
+            <w:lang w:val="zh_TW" w:bidi="zh_TW"/>
+          </w:rPr>
+          <w:rPr>
+            <w:color w:val="0000EE"/>
+            <w:u w:val="single"/>
+          </w:rPr>
+          <w:t>4:9</w:t>
+        </w:r>
+      </w:hyperlink>
+      <w:r>
+        <w:rPr>
+          <w:lang w:val="zh_TW" w:bidi="zh_TW"/>
+        </w:rPr>
+        <w:t>）。</w:t>
+      </w:r>
+    </w:p>
+    <w:p>
+      <w:pPr>
+        <w:pStyle w:val="Heading4"/>
+      </w:pPr>
+      <w:r>
+        <w:rPr>
+          <w:lang w:val="zh_TW" w:bidi="zh_TW"/>
+        </w:rPr>
+        <w:t>保羅的書信</w:t>
       </w:r>
     </w:p>
     <w:p>
@@ -1807,7 +2061,43 @@
         <w:rPr>
           <w:lang w:val="zh_TW" w:bidi="zh_TW"/>
         </w:rPr>
-        <w:t>概述</w:t>
+        <w:t>使徒保羅將道成肉身描述為一條耶穌通往受苦與救贖的道路。在</w:t>
+      </w:r>
+      <w:hyperlink r:id="rId82">
+        <w:r>
+          <w:rPr>
+            <w:lang w:val="zh_TW" w:bidi="zh_TW"/>
+          </w:rPr>
+          <w:rPr>
+            <w:color w:val="0000EE"/>
+            <w:u w:val="single"/>
+          </w:rPr>
+          <w:t>加4:4–5</w:t>
+        </w:r>
+      </w:hyperlink>
+      <w:r>
+        <w:rPr>
+          <w:lang w:val="zh_TW" w:bidi="zh_TW"/>
+        </w:rPr>
+        <w:t>中，道成肉身（「由女人所生」）是在「時候滿足」的時候，或在救恩歷史的頂點而到來的，要「救贖那些在律法以下的人」。在腓立比書的讚美詩中（</w:t>
+      </w:r>
+      <w:hyperlink r:id="rId55">
+        <w:r>
+          <w:rPr>
+            <w:lang w:val="zh_TW" w:bidi="zh_TW"/>
+          </w:rPr>
+          <w:rPr>
+            <w:color w:val="0000EE"/>
+            <w:u w:val="single"/>
+          </w:rPr>
+          <w:t>腓2:6–11</w:t>
+        </w:r>
+      </w:hyperlink>
+      <w:r>
+        <w:rPr>
+          <w:lang w:val="zh_TW" w:bidi="zh_TW"/>
+        </w:rPr>
+        <w:t>），道成肉身被視為先存的（「他本有神的形象」），降卑的（「虛己⋯⋯卑微」），和順服的（「順服以至於死」）。 道成肉身的目的是十字架（「且死在十字架上」），其結果是基督的高昇。這首詩歌或許是新約中關於道成肉身的最高神學論述。耶穌的人生是一種「倒空」，是對緊握不放祂神性特權（「不以自己與神同等為強奪的」）的拒絕。</w:t>
       </w:r>
     </w:p>
     <w:p>
@@ -1821,7 +2111,216 @@
         <w:rPr>
           <w:lang w:val="zh_TW" w:bidi="zh_TW"/>
         </w:rPr>
-        <w:t>• 定義和描述</w:t>
+        <w:t>保羅將基督描述為末後的亞當（</w:t>
+      </w:r>
+      <w:hyperlink r:id="rId83">
+        <w:r>
+          <w:rPr>
+            <w:lang w:val="zh_TW" w:bidi="zh_TW"/>
+          </w:rPr>
+          <w:rPr>
+            <w:color w:val="0000EE"/>
+            <w:u w:val="single"/>
+          </w:rPr>
+          <w:t>羅5:12–19</w:t>
+        </w:r>
+      </w:hyperlink>
+      <w:r>
+        <w:rPr>
+          <w:lang w:val="zh_TW" w:bidi="zh_TW"/>
+        </w:rPr>
+        <w:t>；</w:t>
+      </w:r>
+      <w:hyperlink r:id="rId84">
+        <w:r>
+          <w:rPr>
+            <w:lang w:val="zh_TW" w:bidi="zh_TW"/>
+          </w:rPr>
+          <w:rPr>
+            <w:color w:val="0000EE"/>
+            <w:u w:val="single"/>
+          </w:rPr>
+          <w:t>林前15:45–47</w:t>
+        </w:r>
+      </w:hyperlink>
+      <w:r>
+        <w:rPr>
+          <w:lang w:val="zh_TW" w:bidi="zh_TW"/>
+        </w:rPr>
+        <w:t>），亞當所失去的，祂將其帶了回來，使我們有可能重新獲得。通過取了人的樣式，基督成為了使人與神和好的救贖主（</w:t>
+      </w:r>
+      <w:hyperlink r:id="rId85">
+        <w:r>
+          <w:rPr>
+            <w:lang w:val="zh_TW" w:bidi="zh_TW"/>
+          </w:rPr>
+          <w:rPr>
+            <w:color w:val="0000EE"/>
+            <w:u w:val="single"/>
+          </w:rPr>
+          <w:t>羅3:25</w:t>
+        </w:r>
+      </w:hyperlink>
+      <w:r>
+        <w:rPr>
+          <w:lang w:val="zh_TW" w:bidi="zh_TW"/>
+        </w:rPr>
+        <w:t>；</w:t>
+      </w:r>
+      <w:hyperlink r:id="rId86">
+        <w:r>
+          <w:rPr>
+            <w:lang w:val="zh_TW" w:bidi="zh_TW"/>
+          </w:rPr>
+          <w:rPr>
+            <w:color w:val="0000EE"/>
+            <w:u w:val="single"/>
+          </w:rPr>
+          <w:t>林後5:19</w:t>
+        </w:r>
+      </w:hyperlink>
+      <w:r>
+        <w:rPr>
+          <w:lang w:val="zh_TW" w:bidi="zh_TW"/>
+        </w:rPr>
+        <w:t>；</w:t>
+      </w:r>
+      <w:hyperlink r:id="rId87">
+        <w:r>
+          <w:rPr>
+            <w:lang w:val="zh_TW" w:bidi="zh_TW"/>
+          </w:rPr>
+          <w:rPr>
+            <w:color w:val="0000EE"/>
+            <w:u w:val="single"/>
+          </w:rPr>
+          <w:t>提前1:15</w:t>
+        </w:r>
+      </w:hyperlink>
+      <w:r>
+        <w:rPr>
+          <w:lang w:val="zh_TW" w:bidi="zh_TW"/>
+        </w:rPr>
+        <w:t>）。然而，保羅更強調，被高昇的基督帶來了新的生命（</w:t>
+      </w:r>
+      <w:hyperlink r:id="rId88">
+        <w:r>
+          <w:rPr>
+            <w:lang w:val="zh_TW" w:bidi="zh_TW"/>
+          </w:rPr>
+          <w:rPr>
+            <w:color w:val="0000EE"/>
+            <w:u w:val="single"/>
+          </w:rPr>
+          <w:t>羅6:4–6</w:t>
+        </w:r>
+      </w:hyperlink>
+      <w:r>
+        <w:rPr>
+          <w:lang w:val="zh_TW" w:bidi="zh_TW"/>
+        </w:rPr>
+        <w:t>；</w:t>
+      </w:r>
+      <w:hyperlink r:id="rId89">
+        <w:r>
+          <w:rPr>
+            <w:lang w:val="zh_TW" w:bidi="zh_TW"/>
+          </w:rPr>
+          <w:rPr>
+            <w:color w:val="0000EE"/>
+            <w:u w:val="single"/>
+          </w:rPr>
+          <w:t>林後3:17–18</w:t>
+        </w:r>
+      </w:hyperlink>
+      <w:r>
+        <w:rPr>
+          <w:lang w:val="zh_TW" w:bidi="zh_TW"/>
+        </w:rPr>
+        <w:t>；</w:t>
+      </w:r>
+      <w:hyperlink r:id="rId90">
+        <w:r>
+          <w:rPr>
+            <w:lang w:val="zh_TW" w:bidi="zh_TW"/>
+          </w:rPr>
+          <w:rPr>
+            <w:color w:val="0000EE"/>
+            <w:u w:val="single"/>
+          </w:rPr>
+          <w:t>西3:1–4</w:t>
+        </w:r>
+      </w:hyperlink>
+      <w:r>
+        <w:rPr>
+          <w:lang w:val="zh_TW" w:bidi="zh_TW"/>
+        </w:rPr>
+        <w:t>）。 歌羅西書</w:t>
+      </w:r>
+      <w:hyperlink r:id="rId91">
+        <w:r>
+          <w:rPr>
+            <w:lang w:val="zh_TW" w:bidi="zh_TW"/>
+          </w:rPr>
+          <w:rPr>
+            <w:color w:val="0000EE"/>
+            <w:u w:val="single"/>
+          </w:rPr>
+          <w:t>1:15–20</w:t>
+        </w:r>
+      </w:hyperlink>
+      <w:r>
+        <w:rPr>
+          <w:lang w:val="zh_TW" w:bidi="zh_TW"/>
+        </w:rPr>
+        <w:t>中的讚美詩，運用了猶太智慧思辨，可能還混有希臘元素，它顯明了基督是「首生的」和「神的豐盛」。那位永存為神的，通過祂的犧牲死亡，成為被尊崇的主，並將人帶到神面前（另見</w:t>
+      </w:r>
+      <w:hyperlink r:id="rId92">
+        <w:r>
+          <w:rPr>
+            <w:lang w:val="zh_TW" w:bidi="zh_TW"/>
+          </w:rPr>
+          <w:rPr>
+            <w:color w:val="0000EE"/>
+            <w:u w:val="single"/>
+          </w:rPr>
+          <w:t>羅1:3–4</w:t>
+        </w:r>
+      </w:hyperlink>
+      <w:r>
+        <w:rPr>
+          <w:lang w:val="zh_TW" w:bidi="zh_TW"/>
+        </w:rPr>
+        <w:t>、</w:t>
+      </w:r>
+      <w:hyperlink r:id="rId93">
+        <w:r>
+          <w:rPr>
+            <w:lang w:val="zh_TW" w:bidi="zh_TW"/>
+          </w:rPr>
+          <w:rPr>
+            <w:color w:val="0000EE"/>
+            <w:u w:val="single"/>
+          </w:rPr>
+          <w:t>提前3:16</w:t>
+        </w:r>
+      </w:hyperlink>
+      <w:r>
+        <w:rPr>
+          <w:lang w:val="zh_TW" w:bidi="zh_TW"/>
+        </w:rPr>
+        <w:t>中的「肉體—靈」主題）。</w:t>
+      </w:r>
+    </w:p>
+    <w:p>
+      <w:pPr>
+        <w:pStyle w:val="Heading4"/>
+      </w:pPr>
+      <w:r>
+        <w:rPr>
+          <w:lang w:val="zh_TW" w:bidi="zh_TW"/>
+        </w:rPr>
+        <w:t>希伯來書</w:t>
       </w:r>
     </w:p>
     <w:p>
@@ -1835,7 +2334,216 @@
         <w:rPr>
           <w:lang w:val="zh_TW" w:bidi="zh_TW"/>
         </w:rPr>
-        <w:t>• 聖經術語</w:t>
+        <w:t>希伯來書多處提到了道成肉身。開場讚美詩（</w:t>
+      </w:r>
+      <w:hyperlink r:id="rId94">
+        <w:r>
+          <w:rPr>
+            <w:lang w:val="zh_TW" w:bidi="zh_TW"/>
+          </w:rPr>
+          <w:rPr>
+            <w:color w:val="0000EE"/>
+            <w:u w:val="single"/>
+          </w:rPr>
+          <w:t>來1:1–3</w:t>
+        </w:r>
+      </w:hyperlink>
+      <w:r>
+        <w:rPr>
+          <w:lang w:val="zh_TW" w:bidi="zh_TW"/>
+        </w:rPr>
+        <w:t>）就強調了基督崇高的地位，祂是神形象的「真實印記」和榮耀所發的光輝。基督比天使更尊貴（</w:t>
+      </w:r>
+      <w:hyperlink r:id="rId95">
+        <w:r>
+          <w:rPr>
+            <w:lang w:val="zh_TW" w:bidi="zh_TW"/>
+          </w:rPr>
+          <w:rPr>
+            <w:color w:val="0000EE"/>
+            <w:u w:val="single"/>
+          </w:rPr>
+          <w:t>1:4–9</w:t>
+        </w:r>
+      </w:hyperlink>
+      <w:r>
+        <w:rPr>
+          <w:lang w:val="zh_TW" w:bidi="zh_TW"/>
+        </w:rPr>
+        <w:t>），但祂成為人，為拯救人類而受苦（</w:t>
+      </w:r>
+      <w:hyperlink r:id="rId96">
+        <w:r>
+          <w:rPr>
+            <w:lang w:val="zh_TW" w:bidi="zh_TW"/>
+          </w:rPr>
+          <w:rPr>
+            <w:color w:val="0000EE"/>
+            <w:u w:val="single"/>
+          </w:rPr>
+          <w:t>2:9</w:t>
+        </w:r>
+      </w:hyperlink>
+      <w:r>
+        <w:rPr>
+          <w:lang w:val="zh_TW" w:bidi="zh_TW"/>
+        </w:rPr>
+        <w:t>、</w:t>
+      </w:r>
+      <w:hyperlink r:id="rId97">
+        <w:r>
+          <w:rPr>
+            <w:lang w:val="zh_TW" w:bidi="zh_TW"/>
+          </w:rPr>
+          <w:rPr>
+            <w:color w:val="0000EE"/>
+            <w:u w:val="single"/>
+          </w:rPr>
+          <w:t>5:7–9</w:t>
+        </w:r>
+      </w:hyperlink>
+      <w:r>
+        <w:rPr>
+          <w:lang w:val="zh_TW" w:bidi="zh_TW"/>
+        </w:rPr>
+        <w:t>）。道成肉身符合罪人對救主的需求。希伯來書的目的是要表明基督之於舊約祭祀無可比擬的超越性，同時強調祂的救贖工作。祂真實的受試探（</w:t>
+      </w:r>
+      <w:hyperlink r:id="rId98">
+        <w:r>
+          <w:rPr>
+            <w:lang w:val="zh_TW" w:bidi="zh_TW"/>
+          </w:rPr>
+          <w:rPr>
+            <w:color w:val="0000EE"/>
+            <w:u w:val="single"/>
+          </w:rPr>
+          <w:t>2:18</w:t>
+        </w:r>
+      </w:hyperlink>
+      <w:r>
+        <w:rPr>
+          <w:lang w:val="zh_TW" w:bidi="zh_TW"/>
+        </w:rPr>
+        <w:t>；</w:t>
+      </w:r>
+      <w:hyperlink r:id="rId99">
+        <w:r>
+          <w:rPr>
+            <w:lang w:val="zh_TW" w:bidi="zh_TW"/>
+          </w:rPr>
+          <w:rPr>
+            <w:color w:val="0000EE"/>
+            <w:u w:val="single"/>
+          </w:rPr>
+          <w:t>4:15</w:t>
+        </w:r>
+      </w:hyperlink>
+      <w:r>
+        <w:rPr>
+          <w:lang w:val="zh_TW" w:bidi="zh_TW"/>
+        </w:rPr>
+        <w:t>）與祂的無罪結合在一起（</w:t>
+      </w:r>
+      <w:hyperlink r:id="rId99">
+        <w:r>
+          <w:rPr>
+            <w:lang w:val="zh_TW" w:bidi="zh_TW"/>
+          </w:rPr>
+          <w:rPr>
+            <w:color w:val="0000EE"/>
+            <w:u w:val="single"/>
+          </w:rPr>
+          <w:t>4:15</w:t>
+        </w:r>
+      </w:hyperlink>
+      <w:r>
+        <w:rPr>
+          <w:lang w:val="zh_TW" w:bidi="zh_TW"/>
+        </w:rPr>
+        <w:t>、</w:t>
+      </w:r>
+      <w:hyperlink r:id="rId100">
+        <w:r>
+          <w:rPr>
+            <w:lang w:val="zh_TW" w:bidi="zh_TW"/>
+          </w:rPr>
+          <w:rPr>
+            <w:color w:val="0000EE"/>
+            <w:u w:val="single"/>
+          </w:rPr>
+          <w:t>5:9</w:t>
+        </w:r>
+      </w:hyperlink>
+      <w:r>
+        <w:rPr>
+          <w:lang w:val="zh_TW" w:bidi="zh_TW"/>
+        </w:rPr>
+        <w:t>、</w:t>
+      </w:r>
+      <w:hyperlink r:id="rId101">
+        <w:r>
+          <w:rPr>
+            <w:lang w:val="zh_TW" w:bidi="zh_TW"/>
+          </w:rPr>
+          <w:rPr>
+            <w:color w:val="0000EE"/>
+            <w:u w:val="single"/>
+          </w:rPr>
+          <w:t>7:26</w:t>
+        </w:r>
+      </w:hyperlink>
+      <w:r>
+        <w:rPr>
+          <w:lang w:val="zh_TW" w:bidi="zh_TW"/>
+        </w:rPr>
+        <w:t>），完成了以人的身份來對人的罪的救贖。道成肉身是一條基督最終只要一次獻上贖罪祭，就能永遠勝過罪的途徑（</w:t>
+      </w:r>
+      <w:hyperlink r:id="rId102">
+        <w:r>
+          <w:rPr>
+            <w:lang w:val="zh_TW" w:bidi="zh_TW"/>
+          </w:rPr>
+          <w:rPr>
+            <w:color w:val="0000EE"/>
+            <w:u w:val="single"/>
+          </w:rPr>
+          <w:t>7:28</w:t>
+        </w:r>
+      </w:hyperlink>
+      <w:r>
+        <w:rPr>
+          <w:lang w:val="zh_TW" w:bidi="zh_TW"/>
+        </w:rPr>
+        <w:t>；</w:t>
+      </w:r>
+      <w:hyperlink r:id="rId103">
+        <w:r>
+          <w:rPr>
+            <w:lang w:val="zh_TW" w:bidi="zh_TW"/>
+          </w:rPr>
+          <w:rPr>
+            <w:color w:val="0000EE"/>
+            <w:u w:val="single"/>
+          </w:rPr>
+          <w:t>9:26</w:t>
+        </w:r>
+      </w:hyperlink>
+      <w:r>
+        <w:rPr>
+          <w:lang w:val="zh_TW" w:bidi="zh_TW"/>
+        </w:rPr>
+        <w:t>）。</w:t>
+      </w:r>
+    </w:p>
+    <w:p>
+      <w:pPr>
+        <w:pStyle w:val="Heading3"/>
+      </w:pPr>
+      <w:r>
+        <w:rPr>
+          <w:lang w:val="zh_TW" w:bidi="zh_TW"/>
+        </w:rPr>
+        <w:t>歷史沿革</w:t>
       </w:r>
     </w:p>
     <w:p>
@@ -1849,18 +2557,7 @@
         <w:rPr>
           <w:lang w:val="zh_TW" w:bidi="zh_TW"/>
         </w:rPr>
-        <w:t>• 永恆懲罰的公義</w:t>
-      </w:r>
-    </w:p>
-    <w:p>
-      <w:pPr>
-        <w:pStyle w:val="Heading3"/>
-      </w:pPr>
-      <w:r>
-        <w:rPr>
-          <w:lang w:val="zh_TW" w:bidi="zh_TW"/>
-        </w:rPr>
-        <w:t>定義和描述</w:t>
+        <w:t>第一個挑戰傳統道成肉身教義的群體是諾斯底派，他們在第一世紀末否認耶穌是真正的人。這個源自希臘的信仰認為物質世界是邪惡的，因此他們否認道成肉身。他們認為基督是一個類靈體（quasi-spiritual）的存在，只是看起來像人類。神學家馬吉安（Marcion，死於公元後160年），受諾斯底派教師的訓練，也接受了幻影說（docetic）對基督的解釋（即祂的人性只是表象）。 馬吉安傳授他的教義以對抗當時基督教中偏向舊約和猶太教的傾向。在公元144年被逐出教會後，馬吉安創立了自己的教會，他的觀點在接下來的兩個世紀中被廣泛的傳播。大公教會之所以統一了教義，部分原因也是为了對抗馬吉安的基督論異端。</w:t>
       </w:r>
     </w:p>
     <w:p>
@@ -1874,133 +2571,31 @@
         <w:rPr>
           <w:lang w:val="zh_TW" w:bidi="zh_TW"/>
         </w:rPr>
-        <w:t>地獄是非信徒的最終歸宿，聖經中以多種形式描述：火爐、永火、永刑（</w:t>
-      </w:r>
-      <w:hyperlink r:id="rId70">
-        <w:r>
-          <w:rPr>
-            <w:lang w:val="zh_TW" w:bidi="zh_TW"/>
-          </w:rPr>
-          <w:rPr>
-            <w:color w:val="0000EE"/>
-            <w:u w:val="single"/>
-          </w:rPr>
-          <w:t>太13:42、50</w:t>
-        </w:r>
-      </w:hyperlink>
-      <w:r>
-        <w:rPr>
-          <w:lang w:val="zh_TW" w:bidi="zh_TW"/>
-        </w:rPr>
-        <w:t>，</w:t>
-      </w:r>
-      <w:hyperlink r:id="rId78">
-        <w:r>
-          <w:rPr>
-            <w:lang w:val="zh_TW" w:bidi="zh_TW"/>
-          </w:rPr>
-          <w:rPr>
-            <w:color w:val="0000EE"/>
-            <w:u w:val="single"/>
-          </w:rPr>
-          <w:t>25:41、46</w:t>
-        </w:r>
-      </w:hyperlink>
-      <w:r>
-        <w:rPr>
-          <w:lang w:val="zh_TW" w:bidi="zh_TW"/>
-        </w:rPr>
-        <w:t>）；外邊黑暗，哀哭切齒的地方（</w:t>
-      </w:r>
-      <w:hyperlink r:id="rId79">
-        <w:r>
-          <w:rPr>
-            <w:lang w:val="zh_TW" w:bidi="zh_TW"/>
-          </w:rPr>
-          <w:rPr>
-            <w:color w:val="0000EE"/>
-            <w:u w:val="single"/>
-          </w:rPr>
-          <w:t>8:12</w:t>
-        </w:r>
-      </w:hyperlink>
-      <w:r>
-        <w:rPr>
-          <w:lang w:val="zh_TW" w:bidi="zh_TW"/>
-        </w:rPr>
-        <w:t>）；火湖，第二次的死（</w:t>
-      </w:r>
-      <w:hyperlink r:id="rId80">
-        <w:r>
-          <w:rPr>
-            <w:lang w:val="zh_TW" w:bidi="zh_TW"/>
-          </w:rPr>
-          <w:rPr>
-            <w:color w:val="0000EE"/>
-            <w:u w:val="single"/>
-          </w:rPr>
-          <w:t>啟21:8</w:t>
-        </w:r>
-      </w:hyperlink>
-      <w:r>
-        <w:rPr>
-          <w:lang w:val="zh_TW" w:bidi="zh_TW"/>
-        </w:rPr>
-        <w:t>）；魔鬼和牠的使者的地方（</w:t>
-      </w:r>
-      <w:hyperlink r:id="rId73">
-        <w:r>
-          <w:rPr>
-            <w:lang w:val="zh_TW" w:bidi="zh_TW"/>
-          </w:rPr>
-          <w:rPr>
-            <w:color w:val="0000EE"/>
-            <w:u w:val="single"/>
-          </w:rPr>
-          <w:t>太25:41</w:t>
-        </w:r>
-      </w:hyperlink>
-      <w:r>
-        <w:rPr>
-          <w:lang w:val="zh_TW" w:bidi="zh_TW"/>
-        </w:rPr>
-        <w:t>）。顯然，在地獄中的人將永遠與主隔絕，永不見到祂權能的榮光（</w:t>
-      </w:r>
-      <w:hyperlink r:id="rId81">
-        <w:r>
-          <w:rPr>
-            <w:lang w:val="zh_TW" w:bidi="zh_TW"/>
-          </w:rPr>
-          <w:rPr>
-            <w:color w:val="0000EE"/>
-            <w:u w:val="single"/>
-          </w:rPr>
-          <w:t>帖後1:9</w:t>
-        </w:r>
-      </w:hyperlink>
-      <w:r>
-        <w:rPr>
-          <w:lang w:val="zh_TW" w:bidi="zh_TW"/>
-        </w:rPr>
-        <w:t>）。那些崇拜獸的人將遭受持續的痛苦（</w:t>
-      </w:r>
-      <w:hyperlink r:id="rId82">
-        <w:r>
-          <w:rPr>
-            <w:lang w:val="zh_TW" w:bidi="zh_TW"/>
-          </w:rPr>
-          <w:rPr>
-            <w:color w:val="0000EE"/>
-            <w:u w:val="single"/>
-          </w:rPr>
-          <w:t>啟14:10–11</w:t>
-        </w:r>
-      </w:hyperlink>
-      <w:r>
-        <w:rPr>
-          <w:lang w:val="zh_TW" w:bidi="zh_TW"/>
-        </w:rPr>
-        <w:t>）。</w:t>
+        <w:t>對正統觀點的下一個挑戰來自於三世紀和四世紀的亞流派（Arian）、亞玻里拿留派（</w:t>
+      </w:r>
+      <w:r>
+        <w:rPr>
+          <w:lang w:val="zh_TW" w:bidi="zh_TW"/>
+        </w:rPr>
+        <w:t>Apollinarian</w:t>
+      </w:r>
+      <w:r>
+        <w:rPr>
+          <w:lang w:val="zh_TW" w:bidi="zh_TW"/>
+        </w:rPr>
+        <w:t>）和</w:t>
+      </w:r>
+      <w:r>
+        <w:rPr>
+          <w:lang w:val="zh_TW" w:bidi="zh_TW"/>
+        </w:rPr>
+        <w:t>涅斯多留派</w:t>
+      </w:r>
+      <w:r>
+        <w:rPr>
+          <w:lang w:val="zh_TW" w:bidi="zh_TW"/>
+        </w:rPr>
+        <w:t>（Nestorian）的爭議。亞流主義認為道成肉身是完全的，因此神的道基督不再是完全的神。同時，祂也不是完全的人，因此基督是介於兩種本性之間的存在。尼西亞大公會議（公元325年）確認耶穌確實既是神又是人。然而，很快又出現了一個新的問題，就是關於祂兩種本性之間的關係。亞玻里拿留（公元310？–390年？）教導說，耶穌只有肉體是人；祂的靈魂則完全被融入到神的道之中。涅斯多留（約公元381–451年）教導說，基督的兩種本性在其位格中必須始終保持分別；它們一起運作但在其存有上是分開的。在迦克墩會議（公元451年）上，確認了耶穌的兩性合一。許多迦克墩會議的反對者隨後出現，他們被稱為基督一性論者，他們相信耶穌只有一種神性，只是在某種意義上是人。那場運動引起了嚴重的政治和宗教上的分裂，直到君士坦丁堡會議（公元680–681年）重申了迦克墩會議的決議，並確立了正統的道成肉身神學。</w:t>
       </w:r>
     </w:p>
     <w:p>
@@ -2014,61 +2609,31 @@
         <w:rPr>
           <w:lang w:val="zh_TW" w:bidi="zh_TW"/>
         </w:rPr>
-        <w:t>其它表達方式也表明惡人的最終狀態是永恆的，例如：「用不滅的火燒盡」（</w:t>
-      </w:r>
-      <w:hyperlink r:id="rId83">
-        <w:r>
-          <w:rPr>
-            <w:lang w:val="zh_TW" w:bidi="zh_TW"/>
-          </w:rPr>
-          <w:rPr>
-            <w:color w:val="0000EE"/>
-            <w:u w:val="single"/>
-          </w:rPr>
-          <w:t>太3:12</w:t>
-        </w:r>
-      </w:hyperlink>
-      <w:r>
-        <w:rPr>
-          <w:lang w:val="zh_TW" w:bidi="zh_TW"/>
-        </w:rPr>
-        <w:t>）；「入那不滅的火裡去……蟲是不死的，火是不滅的」（</w:t>
-      </w:r>
-      <w:hyperlink r:id="rId84">
-        <w:r>
-          <w:rPr>
-            <w:lang w:val="zh_TW" w:bidi="zh_TW"/>
-          </w:rPr>
-          <w:rPr>
-            <w:color w:val="0000EE"/>
-            <w:u w:val="single"/>
-          </w:rPr>
-          <w:t>可9:44、48</w:t>
-        </w:r>
-      </w:hyperlink>
-      <w:r>
-        <w:rPr>
-          <w:lang w:val="zh_TW" w:bidi="zh_TW"/>
-        </w:rPr>
-        <w:t>）；有罪「今世來世總不得赦免」（</w:t>
-      </w:r>
-      <w:hyperlink r:id="rId85">
-        <w:r>
-          <w:rPr>
-            <w:lang w:val="zh_TW" w:bidi="zh_TW"/>
-          </w:rPr>
-          <w:rPr>
-            <w:color w:val="0000EE"/>
-            <w:u w:val="single"/>
-          </w:rPr>
-          <w:t>太12:32</w:t>
-        </w:r>
-      </w:hyperlink>
-      <w:r>
-        <w:rPr>
-          <w:lang w:val="zh_TW" w:bidi="zh_TW"/>
-        </w:rPr>
-        <w:t>）。正確理解聖經後，沒有任何經文暗示不信者在地獄中的可怕狀態會有終止的時候。他們的命運是永遠的，帶著嚴肅的終局，並且他們痛苦的狀況永遠持續不變。（值得注意的是，有關地獄的最具描述性和決定性的話語，大多出自耶穌之口。）</w:t>
+        <w:t>在第八世紀，西班牙和法國是「</w:t>
+      </w:r>
+      <w:r>
+        <w:rPr>
+          <w:lang w:val="zh_TW" w:bidi="zh_TW"/>
+        </w:rPr>
+        <w:t>嗣子論（adoptionist）</w:t>
+      </w:r>
+      <w:r>
+        <w:rPr>
+          <w:lang w:val="zh_TW" w:bidi="zh_TW"/>
+        </w:rPr>
+        <w:t>」爭論的中心。嗣子論教導說耶穌在出生時是人類，但在他的洗禮時經歷了「第二次出生（second birth）」並被「收養（adopted）」為神之子。它在一系列的宗教會議中被譴責，直到近代才得到許多人的追捧。在經院哲學時代，</w:t>
+      </w:r>
+      <w:r>
+        <w:rPr>
+          <w:lang w:val="zh_TW" w:bidi="zh_TW"/>
+        </w:rPr>
+        <w:t>彼得·倫巴都</w:t>
+      </w:r>
+      <w:r>
+        <w:rPr>
+          <w:lang w:val="zh_TW" w:bidi="zh_TW"/>
+        </w:rPr>
+        <w:t>（Peter Lombard，公元1095？–1160年）提倡了後來被稱為「虛無主義（nihilism）」的觀點。他假定道成肉身並未對耶穌的神性造成根本性的改變，但他人的本性既無實質性也無必要性（insubstantial and unessential）。這種觀點同樣被教皇亞歷山大三世（Pope Alexander III，公元1159–1181年）所譴責。當時的另一個爭論焦點是人的墮落與道成肉身之間的關係。阿奎那（Thomas Aquinas，公元1224–1274年）得出有存在因果關係的結論；道成肉身是對付罪的必然要求，而不是在墮落之外預定的。</w:t>
       </w:r>
     </w:p>
     <w:p>
@@ -2082,7 +2647,31 @@
         <w:rPr>
           <w:lang w:val="zh_TW" w:bidi="zh_TW"/>
         </w:rPr>
-        <w:t>總結所有聖經關於地獄的記述，顯示出地獄中失去和缺乏所有美善，以及因邪惡良心帶來的痛苦和折磨。最可怕的是與神完全且應得的分離，並遠離一切純潔、聖潔和美好的事物。此外，地獄中的人也意識到自己正處在神的忿怒之下，並承受因其有意識地、自願性的犯罪而應得公義的審判與詛咒。</w:t>
+        <w:t>羅馬天主教會和新教改教家們在道成肉身上基本遵循相同的正統教義觀。宗教改革的衝突更多集中在救恩論（救恩的教義）上。然而，幾個反對三位一體的異端利用了教會權威的崩塌。米迦勒·</w:t>
+      </w:r>
+      <w:r>
+        <w:rPr>
+          <w:lang w:val="zh_TW" w:bidi="zh_TW"/>
+        </w:rPr>
+        <w:t>塞爾韋特</w:t>
+      </w:r>
+      <w:r>
+        <w:rPr>
+          <w:lang w:val="zh_TW" w:bidi="zh_TW"/>
+        </w:rPr>
+        <w:t>（Michael Servetus，公元1511–1553年）教導了一種泛神論的道成肉身觀點，其重點在於神的靈在耶穌的人形中顯現。因此，道不是三一神中的一個獨立位格，也與每個人心中的「神性火花（divine spark）」沒有本質性的區別。同時，拉埃利烏斯·蘇西尼（Laelius Socinus，公元1525–1562年）和他的侄子，浮士德·</w:t>
+      </w:r>
+      <w:r>
+        <w:rPr>
+          <w:lang w:val="zh_TW" w:bidi="zh_TW"/>
+        </w:rPr>
+        <w:t>蘇西尼</w:t>
+      </w:r>
+      <w:r>
+        <w:rPr>
+          <w:lang w:val="zh_TW" w:bidi="zh_TW"/>
+        </w:rPr>
+        <w:t>（Faustus Socinus，公元1539–1604年），教授一種神格一位論（unitarian）的體系。道成肉身不是神性本質的轉移，而是神性權柄和啟示的傳達。因此，基督的死不是為了贖罪，而是樹立道德榜樣。塞爾韋特和蘇西尼主義都被天主教徒和新教徒所譴責。</w:t>
       </w:r>
     </w:p>
     <w:p>
@@ -2096,7 +2685,43 @@
         <w:rPr>
           <w:lang w:val="zh_TW" w:bidi="zh_TW"/>
         </w:rPr>
-        <w:t>儘管聖經對地獄的描述以非常具體和字面的方式表達，但地獄的本質不應僅限於如蟲子吞噬、鞭打、火燒或被火焚燒這樣的具體意象。這種說法並不減輕地獄的恐怖或嚴重性，因為沒有什麼比與神隔絕、良心受到邪惡的折磨更可怕。對地獄中的人而言，地獄的本質就在於與神的完全隔絕，而凡是與神隔絕的地方，人與人之間也會彼此疏離。這是最嚴重的懲罰：徹底且無法逆轉地與神隔絕，並與周圍的人為敵。這種狀況的另一個痛苦後果是與自己為敵，被內心的罪惡感和羞恥感撕裂。這是一種全面的衝突：與神、與鄰舍、與自己為敵。這就是地獄！如果對地獄的描述是比喻或象徵性的，那麼它們所代表的狀況比言辭表達的更加真實和強烈。</w:t>
+        <w:t>在17和18世紀，「虛己論（kenoticism）」（來自希臘語「空（empty）」）教導在道成肉身時，道完全的「倒空」（</w:t>
+      </w:r>
+      <w:hyperlink r:id="rId104">
+        <w:r>
+          <w:rPr>
+            <w:lang w:val="zh_TW" w:bidi="zh_TW"/>
+          </w:rPr>
+          <w:rPr>
+            <w:color w:val="0000EE"/>
+            <w:u w:val="single"/>
+          </w:rPr>
+          <w:t>腓2:7</w:t>
+        </w:r>
+      </w:hyperlink>
+      <w:r>
+        <w:rPr>
+          <w:lang w:val="zh_TW" w:bidi="zh_TW"/>
+        </w:rPr>
+        <w:t>）了神性。這個教義代表著經院時期討論耶穌的神人二性之間的相通已進入了最後階段。祂的人性是全能的嗎？如果不是，那麼耶穌這個人又是如何行使神性的？虛己學派認為耶穌是完全的人，祂的神性在升天之前是靜止的。祂的神奇力量是外來的，由聖靈所賜予的。與此觀點相反，大多數神學家認為耶穌始終是神和人，並且在</w:t>
+      </w:r>
+      <w:hyperlink r:id="rId105">
+        <w:r>
+          <w:rPr>
+            <w:lang w:val="zh_TW" w:bidi="zh_TW"/>
+          </w:rPr>
+          <w:rPr>
+            <w:color w:val="0000EE"/>
+            <w:u w:val="single"/>
+          </w:rPr>
+          <w:t>腓2:6–8</w:t>
+        </w:r>
+      </w:hyperlink>
+      <w:r>
+        <w:rPr>
+          <w:lang w:val="zh_TW" w:bidi="zh_TW"/>
+        </w:rPr>
+        <w:t>中，耶穌並沒有放棄神性的屬性（祂仍然顯示出「神的形象」），而是放棄了與神性相關的威嚴（majesty）。</w:t>
       </w:r>
     </w:p>
     <w:p>
@@ -2110,277 +2735,61 @@
         <w:rPr>
           <w:lang w:val="zh_TW" w:bidi="zh_TW"/>
         </w:rPr>
-        <w:t>對罪惡的懲罰是聖經中持續的教義。審判的教義與整本聖經正典同樣廣泛。代表性的經文包括</w:t>
-      </w:r>
-      <w:hyperlink r:id="rId86">
-        <w:r>
-          <w:rPr>
-            <w:lang w:val="zh_TW" w:bidi="zh_TW"/>
-          </w:rPr>
-          <w:rPr>
-            <w:color w:val="0000EE"/>
-            <w:u w:val="single"/>
-          </w:rPr>
-          <w:t>創2:17</w:t>
-        </w:r>
-      </w:hyperlink>
-      <w:r>
-        <w:rPr>
-          <w:lang w:val="zh_TW" w:bidi="zh_TW"/>
-        </w:rPr>
-        <w:t>，</w:t>
-      </w:r>
-      <w:hyperlink r:id="rId34">
-        <w:r>
-          <w:rPr>
-            <w:lang w:val="zh_TW" w:bidi="zh_TW"/>
-          </w:rPr>
-          <w:rPr>
-            <w:color w:val="0000EE"/>
-            <w:u w:val="single"/>
-          </w:rPr>
-          <w:t>3:17–19</w:t>
-        </w:r>
-      </w:hyperlink>
-      <w:r>
-        <w:rPr>
-          <w:lang w:val="zh_TW" w:bidi="zh_TW"/>
-        </w:rPr>
-        <w:t>，</w:t>
-      </w:r>
-      <w:hyperlink r:id="rId87">
-        <w:r>
-          <w:rPr>
-            <w:lang w:val="zh_TW" w:bidi="zh_TW"/>
-          </w:rPr>
-          <w:rPr>
-            <w:color w:val="0000EE"/>
-            <w:u w:val="single"/>
-          </w:rPr>
-          <w:t>4:13</w:t>
-        </w:r>
-      </w:hyperlink>
-      <w:r>
-        <w:rPr>
-          <w:lang w:val="zh_TW" w:bidi="zh_TW"/>
-        </w:rPr>
-        <w:t>；</w:t>
-      </w:r>
-      <w:hyperlink r:id="rId88">
-        <w:r>
-          <w:rPr>
-            <w:lang w:val="zh_TW" w:bidi="zh_TW"/>
-          </w:rPr>
-          <w:rPr>
-            <w:color w:val="0000EE"/>
-            <w:u w:val="single"/>
-          </w:rPr>
-          <w:t>利26:27–33</w:t>
-        </w:r>
-      </w:hyperlink>
-      <w:r>
-        <w:rPr>
-          <w:lang w:val="zh_TW" w:bidi="zh_TW"/>
-        </w:rPr>
-        <w:t>；</w:t>
-      </w:r>
-      <w:hyperlink r:id="rId89">
-        <w:r>
-          <w:rPr>
-            <w:lang w:val="zh_TW" w:bidi="zh_TW"/>
-          </w:rPr>
-          <w:rPr>
-            <w:color w:val="0000EE"/>
-            <w:u w:val="single"/>
-          </w:rPr>
-          <w:t>詩149:7</w:t>
-        </w:r>
-      </w:hyperlink>
-      <w:r>
-        <w:rPr>
-          <w:lang w:val="zh_TW" w:bidi="zh_TW"/>
-        </w:rPr>
-        <w:t>；</w:t>
-      </w:r>
-      <w:hyperlink r:id="rId90">
-        <w:r>
-          <w:rPr>
-            <w:lang w:val="zh_TW" w:bidi="zh_TW"/>
-          </w:rPr>
-          <w:rPr>
-            <w:color w:val="0000EE"/>
-            <w:u w:val="single"/>
-          </w:rPr>
-          <w:t>賽3:11</w:t>
-        </w:r>
-      </w:hyperlink>
-      <w:r>
-        <w:rPr>
-          <w:lang w:val="zh_TW" w:bidi="zh_TW"/>
-        </w:rPr>
-        <w:t>；</w:t>
-      </w:r>
-      <w:hyperlink r:id="rId91">
-        <w:r>
-          <w:rPr>
-            <w:lang w:val="zh_TW" w:bidi="zh_TW"/>
-          </w:rPr>
-          <w:rPr>
-            <w:color w:val="0000EE"/>
-            <w:u w:val="single"/>
-          </w:rPr>
-          <w:t>結14:10</w:t>
-        </w:r>
-      </w:hyperlink>
-      <w:r>
-        <w:rPr>
-          <w:lang w:val="zh_TW" w:bidi="zh_TW"/>
-        </w:rPr>
-        <w:t>；</w:t>
-      </w:r>
-      <w:hyperlink r:id="rId92">
-        <w:r>
-          <w:rPr>
-            <w:lang w:val="zh_TW" w:bidi="zh_TW"/>
-          </w:rPr>
-          <w:rPr>
-            <w:color w:val="0000EE"/>
-            <w:u w:val="single"/>
-          </w:rPr>
-          <w:t>摩1:2–2:16</w:t>
-        </w:r>
-      </w:hyperlink>
-      <w:r>
-        <w:rPr>
-          <w:lang w:val="zh_TW" w:bidi="zh_TW"/>
-        </w:rPr>
-        <w:t>；</w:t>
-      </w:r>
-      <w:hyperlink r:id="rId93">
-        <w:r>
-          <w:rPr>
-            <w:lang w:val="zh_TW" w:bidi="zh_TW"/>
-          </w:rPr>
-          <w:rPr>
-            <w:color w:val="0000EE"/>
-            <w:u w:val="single"/>
-          </w:rPr>
-          <w:t>亞14:19</w:t>
-        </w:r>
-      </w:hyperlink>
-      <w:r>
-        <w:rPr>
-          <w:lang w:val="zh_TW" w:bidi="zh_TW"/>
-        </w:rPr>
-        <w:t>；</w:t>
-      </w:r>
-      <w:hyperlink r:id="rId78">
-        <w:r>
-          <w:rPr>
-            <w:lang w:val="zh_TW" w:bidi="zh_TW"/>
-          </w:rPr>
-          <w:rPr>
-            <w:color w:val="0000EE"/>
-            <w:u w:val="single"/>
-          </w:rPr>
-          <w:t>太25:41、46</w:t>
-        </w:r>
-      </w:hyperlink>
-      <w:r>
-        <w:rPr>
-          <w:lang w:val="zh_TW" w:bidi="zh_TW"/>
-        </w:rPr>
-        <w:t>；</w:t>
-      </w:r>
-      <w:hyperlink r:id="rId94">
-        <w:r>
-          <w:rPr>
-            <w:lang w:val="zh_TW" w:bidi="zh_TW"/>
-          </w:rPr>
-          <w:rPr>
-            <w:color w:val="0000EE"/>
-            <w:u w:val="single"/>
-          </w:rPr>
-          <w:t>路16:23–24</w:t>
-        </w:r>
-      </w:hyperlink>
-      <w:r>
-        <w:rPr>
-          <w:lang w:val="zh_TW" w:bidi="zh_TW"/>
-        </w:rPr>
-        <w:t>；</w:t>
-      </w:r>
-      <w:hyperlink r:id="rId95">
-        <w:r>
-          <w:rPr>
-            <w:lang w:val="zh_TW" w:bidi="zh_TW"/>
-          </w:rPr>
-          <w:rPr>
-            <w:color w:val="0000EE"/>
-            <w:u w:val="single"/>
-          </w:rPr>
-          <w:t>羅2:5–12</w:t>
-        </w:r>
-      </w:hyperlink>
-      <w:r>
-        <w:rPr>
-          <w:lang w:val="zh_TW" w:bidi="zh_TW"/>
-        </w:rPr>
-        <w:t>；</w:t>
-      </w:r>
-      <w:hyperlink r:id="rId96">
-        <w:r>
-          <w:rPr>
-            <w:lang w:val="zh_TW" w:bidi="zh_TW"/>
-          </w:rPr>
-          <w:rPr>
-            <w:color w:val="0000EE"/>
-            <w:u w:val="single"/>
-          </w:rPr>
-          <w:t>加6:7–8</w:t>
-        </w:r>
-      </w:hyperlink>
-      <w:r>
-        <w:rPr>
-          <w:lang w:val="zh_TW" w:bidi="zh_TW"/>
-        </w:rPr>
-        <w:t>；</w:t>
-      </w:r>
-      <w:hyperlink r:id="rId97">
-        <w:r>
-          <w:rPr>
-            <w:lang w:val="zh_TW" w:bidi="zh_TW"/>
-          </w:rPr>
-          <w:rPr>
-            <w:color w:val="0000EE"/>
-            <w:u w:val="single"/>
-          </w:rPr>
-          <w:t>來10:29–31</w:t>
-        </w:r>
-      </w:hyperlink>
-      <w:r>
-        <w:rPr>
-          <w:lang w:val="zh_TW" w:bidi="zh_TW"/>
-        </w:rPr>
-        <w:t>；</w:t>
-      </w:r>
-      <w:hyperlink r:id="rId98">
-        <w:r>
-          <w:rPr>
-            <w:lang w:val="zh_TW" w:bidi="zh_TW"/>
-          </w:rPr>
-          <w:rPr>
-            <w:color w:val="0000EE"/>
-            <w:u w:val="single"/>
-          </w:rPr>
-          <w:t>啟20:11–15</w:t>
-        </w:r>
-      </w:hyperlink>
-      <w:r>
-        <w:rPr>
-          <w:lang w:val="zh_TW" w:bidi="zh_TW"/>
-        </w:rPr>
-        <w:t>。</w:t>
+        <w:t>19世紀和20世紀出現了一種觀點，認為道成肉身是一個「神話故事（myth）」，是一種描述神如何透過耶穌說話的圖像化表達。童女生子並不是一個歷史事件，福音書中的任何超自然事件也都從未發生過。相反，福音書中的故事是後來教會所杜撰的，旨在描繪耶穌對教會運動的影響。然而，福音書的歷史真實性太強，這種觀點不可能佔上風（見</w:t>
+      </w:r>
+      <w:hyperlink r:id="rId106">
+        <w:r>
+          <w:rPr>
+            <w:lang w:val="zh_TW" w:bidi="zh_TW"/>
+          </w:rPr>
+          <w:rPr>
+            <w:color w:val="0000EE"/>
+            <w:u w:val="single"/>
+          </w:rPr>
+          <w:t>路1:1–5</w:t>
+        </w:r>
+      </w:hyperlink>
+      <w:r>
+        <w:rPr>
+          <w:lang w:val="zh_TW" w:bidi="zh_TW"/>
+        </w:rPr>
+        <w:t>、</w:t>
+      </w:r>
+      <w:hyperlink r:id="rId107">
+        <w:r>
+          <w:rPr>
+            <w:lang w:val="zh_TW" w:bidi="zh_TW"/>
+          </w:rPr>
+          <w:rPr>
+            <w:color w:val="0000EE"/>
+            <w:u w:val="single"/>
+          </w:rPr>
+          <w:t>約19:35</w:t>
+        </w:r>
+      </w:hyperlink>
+      <w:r>
+        <w:rPr>
+          <w:lang w:val="zh_TW" w:bidi="zh_TW"/>
+        </w:rPr>
+        <w:t>、</w:t>
+      </w:r>
+      <w:hyperlink r:id="rId108">
+        <w:r>
+          <w:rPr>
+            <w:lang w:val="zh_TW" w:bidi="zh_TW"/>
+          </w:rPr>
+          <w:rPr>
+            <w:color w:val="0000EE"/>
+            <w:u w:val="single"/>
+          </w:rPr>
+          <w:t>21:24</w:t>
+        </w:r>
+      </w:hyperlink>
+      <w:r>
+        <w:rPr>
+          <w:lang w:val="zh_TW" w:bidi="zh_TW"/>
+        </w:rPr>
+        <w:t>）。</w:t>
       </w:r>
     </w:p>
     <w:p>
@@ -2391,7 +2800,7 @@
         <w:rPr>
           <w:lang w:val="zh_TW" w:bidi="zh_TW"/>
         </w:rPr>
-        <w:t>聖經術語</w:t>
+        <w:t>結論</w:t>
       </w:r>
     </w:p>
     <w:p>
@@ -2405,529 +2814,7 @@
         <w:rPr>
           <w:lang w:val="zh_TW" w:bidi="zh_TW"/>
         </w:rPr>
-        <w:t>希伯來文Sheol（陰間）在舊約中主要用於「墳墓、坑、離世之人的居所」（</w:t>
-      </w:r>
-      <w:hyperlink r:id="rId99">
-        <w:r>
-          <w:rPr>
-            <w:lang w:val="zh_TW" w:bidi="zh_TW"/>
-          </w:rPr>
-          <w:rPr>
-            <w:color w:val="0000EE"/>
-            <w:u w:val="single"/>
-          </w:rPr>
-          <w:t>創37:35</w:t>
-        </w:r>
-      </w:hyperlink>
-      <w:r>
-        <w:rPr>
-          <w:lang w:val="zh_TW" w:bidi="zh_TW"/>
-        </w:rPr>
-        <w:t>；</w:t>
-      </w:r>
-      <w:hyperlink r:id="rId100">
-        <w:r>
-          <w:rPr>
-            <w:lang w:val="zh_TW" w:bidi="zh_TW"/>
-          </w:rPr>
-          <w:rPr>
-            <w:color w:val="0000EE"/>
-            <w:u w:val="single"/>
-          </w:rPr>
-          <w:t>伯7:9</w:t>
-        </w:r>
-      </w:hyperlink>
-      <w:r>
-        <w:rPr>
-          <w:lang w:val="zh_TW" w:bidi="zh_TW"/>
-        </w:rPr>
-        <w:t>，</w:t>
-      </w:r>
-      <w:hyperlink r:id="rId101">
-        <w:r>
-          <w:rPr>
-            <w:lang w:val="zh_TW" w:bidi="zh_TW"/>
-          </w:rPr>
-          <w:rPr>
-            <w:color w:val="0000EE"/>
-            <w:u w:val="single"/>
-          </w:rPr>
-          <w:t>14:13</w:t>
-        </w:r>
-      </w:hyperlink>
-      <w:r>
-        <w:rPr>
-          <w:lang w:val="zh_TW" w:bidi="zh_TW"/>
-        </w:rPr>
-        <w:t>，</w:t>
-      </w:r>
-      <w:hyperlink r:id="rId102">
-        <w:r>
-          <w:rPr>
-            <w:lang w:val="zh_TW" w:bidi="zh_TW"/>
-          </w:rPr>
-          <w:rPr>
-            <w:color w:val="0000EE"/>
-            <w:u w:val="single"/>
-          </w:rPr>
-          <w:t>17:13–16</w:t>
-        </w:r>
-      </w:hyperlink>
-      <w:r>
-        <w:rPr>
-          <w:lang w:val="zh_TW" w:bidi="zh_TW"/>
-        </w:rPr>
-        <w:t>；</w:t>
-      </w:r>
-      <w:hyperlink r:id="rId103">
-        <w:r>
-          <w:rPr>
-            <w:lang w:val="zh_TW" w:bidi="zh_TW"/>
-          </w:rPr>
-          <w:rPr>
-            <w:color w:val="0000EE"/>
-            <w:u w:val="single"/>
-          </w:rPr>
-          <w:t>詩6:5</w:t>
-        </w:r>
-      </w:hyperlink>
-      <w:r>
-        <w:rPr>
-          <w:lang w:val="zh_TW" w:bidi="zh_TW"/>
-        </w:rPr>
-        <w:t>，</w:t>
-      </w:r>
-      <w:hyperlink r:id="rId104">
-        <w:r>
-          <w:rPr>
-            <w:lang w:val="zh_TW" w:bidi="zh_TW"/>
-          </w:rPr>
-          <w:rPr>
-            <w:color w:val="0000EE"/>
-            <w:u w:val="single"/>
-          </w:rPr>
-          <w:t>16:10</w:t>
-        </w:r>
-      </w:hyperlink>
-      <w:r>
-        <w:rPr>
-          <w:lang w:val="zh_TW" w:bidi="zh_TW"/>
-        </w:rPr>
-        <w:t>，</w:t>
-      </w:r>
-      <w:hyperlink r:id="rId105">
-        <w:r>
-          <w:rPr>
-            <w:lang w:val="zh_TW" w:bidi="zh_TW"/>
-          </w:rPr>
-          <w:rPr>
-            <w:color w:val="0000EE"/>
-            <w:u w:val="single"/>
-          </w:rPr>
-          <w:t>55:15</w:t>
-        </w:r>
-      </w:hyperlink>
-      <w:r>
-        <w:rPr>
-          <w:lang w:val="zh_TW" w:bidi="zh_TW"/>
-        </w:rPr>
-        <w:t>；</w:t>
-      </w:r>
-      <w:hyperlink r:id="rId106">
-        <w:r>
-          <w:rPr>
-            <w:lang w:val="zh_TW" w:bidi="zh_TW"/>
-          </w:rPr>
-          <w:rPr>
-            <w:color w:val="0000EE"/>
-            <w:u w:val="single"/>
-          </w:rPr>
-          <w:t>箴9:18</w:t>
-        </w:r>
-      </w:hyperlink>
-      <w:r>
-        <w:rPr>
-          <w:lang w:val="zh_TW" w:bidi="zh_TW"/>
-        </w:rPr>
-        <w:t>；</w:t>
-      </w:r>
-      <w:hyperlink r:id="rId107">
-        <w:r>
-          <w:rPr>
-            <w:lang w:val="zh_TW" w:bidi="zh_TW"/>
-          </w:rPr>
-          <w:rPr>
-            <w:color w:val="0000EE"/>
-            <w:u w:val="single"/>
-          </w:rPr>
-          <w:t>傳9:10</w:t>
-        </w:r>
-      </w:hyperlink>
-      <w:r>
-        <w:rPr>
-          <w:lang w:val="zh_TW" w:bidi="zh_TW"/>
-        </w:rPr>
-        <w:t>；</w:t>
-      </w:r>
-      <w:hyperlink r:id="rId108">
-        <w:r>
-          <w:rPr>
-            <w:lang w:val="zh_TW" w:bidi="zh_TW"/>
-          </w:rPr>
-          <w:rPr>
-            <w:color w:val="0000EE"/>
-            <w:u w:val="single"/>
-          </w:rPr>
-          <w:t>賽14:11</w:t>
-        </w:r>
-      </w:hyperlink>
-      <w:r>
-        <w:rPr>
-          <w:lang w:val="zh_TW" w:bidi="zh_TW"/>
-        </w:rPr>
-        <w:t>，</w:t>
-      </w:r>
-      <w:hyperlink r:id="rId109">
-        <w:r>
-          <w:rPr>
-            <w:lang w:val="zh_TW" w:bidi="zh_TW"/>
-          </w:rPr>
-          <w:rPr>
-            <w:color w:val="0000EE"/>
-            <w:u w:val="single"/>
-          </w:rPr>
-          <w:t>38:10–12、18</w:t>
-        </w:r>
-      </w:hyperlink>
-      <w:r>
-        <w:rPr>
-          <w:lang w:val="zh_TW" w:bidi="zh_TW"/>
-        </w:rPr>
-        <w:t>）。在舊約中，善惡的最終歸宿似乎沒有很明確的區別。他們都同樣去到墳墓，進入一個下面的世界，這個世界充滿了陰暗、疲憊、黑暗、腐朽與遺忘，遠離神的同在（</w:t>
-      </w:r>
-      <w:hyperlink r:id="rId110">
-        <w:r>
-          <w:rPr>
-            <w:lang w:val="zh_TW" w:bidi="zh_TW"/>
-          </w:rPr>
-          <w:rPr>
-            <w:color w:val="0000EE"/>
-            <w:u w:val="single"/>
-          </w:rPr>
-          <w:t>伯10:20–22</w:t>
-        </w:r>
-      </w:hyperlink>
-      <w:r>
-        <w:rPr>
-          <w:lang w:val="zh_TW" w:bidi="zh_TW"/>
-        </w:rPr>
-        <w:t>；</w:t>
-      </w:r>
-      <w:hyperlink r:id="rId111">
-        <w:r>
-          <w:rPr>
-            <w:lang w:val="zh_TW" w:bidi="zh_TW"/>
-          </w:rPr>
-          <w:rPr>
-            <w:color w:val="0000EE"/>
-            <w:u w:val="single"/>
-          </w:rPr>
-          <w:t>詩88:3–6</w:t>
-        </w:r>
-      </w:hyperlink>
-      <w:r>
-        <w:rPr>
-          <w:lang w:val="zh_TW" w:bidi="zh_TW"/>
-        </w:rPr>
-        <w:t>），然而，仍然在神的掌管之下（</w:t>
-      </w:r>
-      <w:hyperlink r:id="rId112">
-        <w:r>
-          <w:rPr>
-            <w:lang w:val="zh_TW" w:bidi="zh_TW"/>
-          </w:rPr>
-          <w:rPr>
-            <w:color w:val="0000EE"/>
-            <w:u w:val="single"/>
-          </w:rPr>
-          <w:t>伯26:6</w:t>
-        </w:r>
-      </w:hyperlink>
-      <w:r>
-        <w:rPr>
-          <w:lang w:val="zh_TW" w:bidi="zh_TW"/>
-        </w:rPr>
-        <w:t>；</w:t>
-      </w:r>
-      <w:hyperlink r:id="rId113">
-        <w:r>
-          <w:rPr>
-            <w:lang w:val="zh_TW" w:bidi="zh_TW"/>
-          </w:rPr>
-          <w:rPr>
-            <w:color w:val="0000EE"/>
-            <w:u w:val="single"/>
-          </w:rPr>
-          <w:t>詩138:8</w:t>
-        </w:r>
-      </w:hyperlink>
-      <w:r>
-        <w:rPr>
-          <w:lang w:val="zh_TW" w:bidi="zh_TW"/>
-        </w:rPr>
-        <w:t>；</w:t>
-      </w:r>
-      <w:hyperlink r:id="rId114">
-        <w:r>
-          <w:rPr>
-            <w:lang w:val="zh_TW" w:bidi="zh_TW"/>
-          </w:rPr>
-          <w:rPr>
-            <w:color w:val="0000EE"/>
-            <w:u w:val="single"/>
-          </w:rPr>
-          <w:t>摩9:2</w:t>
-        </w:r>
-      </w:hyperlink>
-      <w:r>
-        <w:rPr>
-          <w:lang w:val="zh_TW" w:bidi="zh_TW"/>
-        </w:rPr>
-        <w:t>）。這是一個寂靜（</w:t>
-      </w:r>
-      <w:hyperlink r:id="rId115">
-        <w:r>
-          <w:rPr>
-            <w:lang w:val="zh_TW" w:bidi="zh_TW"/>
-          </w:rPr>
-          <w:rPr>
-            <w:color w:val="0000EE"/>
-            <w:u w:val="single"/>
-          </w:rPr>
-          <w:t>詩94:17</w:t>
-        </w:r>
-      </w:hyperlink>
-      <w:r>
-        <w:rPr>
-          <w:lang w:val="zh_TW" w:bidi="zh_TW"/>
-        </w:rPr>
-        <w:t>，</w:t>
-      </w:r>
-      <w:hyperlink r:id="rId116">
-        <w:r>
-          <w:rPr>
-            <w:lang w:val="zh_TW" w:bidi="zh_TW"/>
-          </w:rPr>
-          <w:rPr>
-            <w:color w:val="0000EE"/>
-            <w:u w:val="single"/>
-          </w:rPr>
-          <w:t>115:17</w:t>
-        </w:r>
-      </w:hyperlink>
-      <w:r>
-        <w:rPr>
-          <w:lang w:val="zh_TW" w:bidi="zh_TW"/>
-        </w:rPr>
-        <w:t>）和安息（</w:t>
-      </w:r>
-      <w:hyperlink r:id="rId117">
-        <w:r>
-          <w:rPr>
-            <w:lang w:val="zh_TW" w:bidi="zh_TW"/>
-          </w:rPr>
-          <w:rPr>
-            <w:color w:val="0000EE"/>
-            <w:u w:val="single"/>
-          </w:rPr>
-          <w:t>伯3:17</w:t>
-        </w:r>
-      </w:hyperlink>
-      <w:r>
-        <w:rPr>
-          <w:lang w:val="zh_TW" w:bidi="zh_TW"/>
-        </w:rPr>
-        <w:t>）之處。然而，某些經文似乎暗示陰間中有某種意識、盼望和交流（</w:t>
-      </w:r>
-      <w:hyperlink r:id="rId118">
-        <w:r>
-          <w:rPr>
-            <w:lang w:val="zh_TW" w:bidi="zh_TW"/>
-          </w:rPr>
-          <w:rPr>
-            <w:color w:val="0000EE"/>
-            <w:u w:val="single"/>
-          </w:rPr>
-          <w:t>伯14:13–15</w:t>
-        </w:r>
-      </w:hyperlink>
-      <w:r>
-        <w:rPr>
-          <w:lang w:val="zh_TW" w:bidi="zh_TW"/>
-        </w:rPr>
-        <w:t>，</w:t>
-      </w:r>
-      <w:hyperlink r:id="rId119">
-        <w:r>
-          <w:rPr>
-            <w:lang w:val="zh_TW" w:bidi="zh_TW"/>
-          </w:rPr>
-          <w:rPr>
-            <w:color w:val="0000EE"/>
-            <w:u w:val="single"/>
-          </w:rPr>
-          <w:t>19:25–27</w:t>
-        </w:r>
-      </w:hyperlink>
-      <w:r>
-        <w:rPr>
-          <w:lang w:val="zh_TW" w:bidi="zh_TW"/>
-        </w:rPr>
-        <w:t>；</w:t>
-      </w:r>
-      <w:hyperlink r:id="rId104">
-        <w:r>
-          <w:rPr>
-            <w:lang w:val="zh_TW" w:bidi="zh_TW"/>
-          </w:rPr>
-          <w:rPr>
-            <w:color w:val="0000EE"/>
-            <w:u w:val="single"/>
-          </w:rPr>
-          <w:t>詩16:10</w:t>
-        </w:r>
-      </w:hyperlink>
-      <w:r>
-        <w:rPr>
-          <w:lang w:val="zh_TW" w:bidi="zh_TW"/>
-        </w:rPr>
-        <w:t>，</w:t>
-      </w:r>
-      <w:hyperlink r:id="rId120">
-        <w:r>
-          <w:rPr>
-            <w:lang w:val="zh_TW" w:bidi="zh_TW"/>
-          </w:rPr>
-          <w:rPr>
-            <w:color w:val="0000EE"/>
-            <w:u w:val="single"/>
-          </w:rPr>
-          <w:t>49:15</w:t>
-        </w:r>
-      </w:hyperlink>
-      <w:r>
-        <w:rPr>
-          <w:lang w:val="zh_TW" w:bidi="zh_TW"/>
-        </w:rPr>
-        <w:t>；</w:t>
-      </w:r>
-      <w:hyperlink r:id="rId121">
-        <w:r>
-          <w:rPr>
-            <w:lang w:val="zh_TW" w:bidi="zh_TW"/>
-          </w:rPr>
-          <w:rPr>
-            <w:color w:val="0000EE"/>
-            <w:u w:val="single"/>
-          </w:rPr>
-          <w:t>賽14:9–10</w:t>
-        </w:r>
-      </w:hyperlink>
-      <w:r>
-        <w:rPr>
-          <w:lang w:val="zh_TW" w:bidi="zh_TW"/>
-        </w:rPr>
-        <w:t>；</w:t>
-      </w:r>
-      <w:hyperlink r:id="rId122">
-        <w:r>
-          <w:rPr>
-            <w:lang w:val="zh_TW" w:bidi="zh_TW"/>
-          </w:rPr>
-          <w:rPr>
-            <w:color w:val="0000EE"/>
-            <w:u w:val="single"/>
-          </w:rPr>
-          <w:t>結32:21</w:t>
-        </w:r>
-      </w:hyperlink>
-      <w:r>
-        <w:rPr>
-          <w:lang w:val="zh_TW" w:bidi="zh_TW"/>
-        </w:rPr>
-        <w:t>）。少數經文暗示了死後可能面臨的神的審判威脅（</w:t>
-      </w:r>
-      <w:hyperlink r:id="rId123">
-        <w:r>
-          <w:rPr>
-            <w:lang w:val="zh_TW" w:bidi="zh_TW"/>
-          </w:rPr>
-          <w:rPr>
-            <w:color w:val="0000EE"/>
-            <w:u w:val="single"/>
-          </w:rPr>
-          <w:t>詩9:17</w:t>
-        </w:r>
-      </w:hyperlink>
-      <w:r>
-        <w:rPr>
-          <w:lang w:val="zh_TW" w:bidi="zh_TW"/>
-        </w:rPr>
-        <w:t>，</w:t>
-      </w:r>
-      <w:hyperlink r:id="rId105">
-        <w:r>
-          <w:rPr>
-            <w:lang w:val="zh_TW" w:bidi="zh_TW"/>
-          </w:rPr>
-          <w:rPr>
-            <w:color w:val="0000EE"/>
-            <w:u w:val="single"/>
-          </w:rPr>
-          <w:t>55:15</w:t>
-        </w:r>
-      </w:hyperlink>
-      <w:r>
-        <w:rPr>
-          <w:lang w:val="zh_TW" w:bidi="zh_TW"/>
-        </w:rPr>
-        <w:t>）。總的來說，陰間被視為令人憂慮和恐懼的地方（</w:t>
-      </w:r>
-      <w:hyperlink r:id="rId124">
-        <w:r>
-          <w:rPr>
-            <w:lang w:val="zh_TW" w:bidi="zh_TW"/>
-          </w:rPr>
-          <w:rPr>
-            <w:color w:val="0000EE"/>
-            <w:u w:val="single"/>
-          </w:rPr>
-          <w:t>申32:22</w:t>
-        </w:r>
-      </w:hyperlink>
-      <w:r>
-        <w:rPr>
-          <w:lang w:val="zh_TW" w:bidi="zh_TW"/>
-        </w:rPr>
-        <w:t>；</w:t>
-      </w:r>
-      <w:hyperlink r:id="rId125">
-        <w:r>
-          <w:rPr>
-            <w:lang w:val="zh_TW" w:bidi="zh_TW"/>
-          </w:rPr>
-          <w:rPr>
-            <w:color w:val="0000EE"/>
-            <w:u w:val="single"/>
-          </w:rPr>
-          <w:t>賽38:18</w:t>
-        </w:r>
-      </w:hyperlink>
-      <w:r>
-        <w:rPr>
-          <w:lang w:val="zh_TW" w:bidi="zh_TW"/>
-        </w:rPr>
-        <w:t>）。</w:t>
+        <w:t>新約關於道成肉身的教導平衡了基督的人性和神性。 在任何神學體系中，這兩個事實都必須協調一致，因為二者都是神救贖計劃中絕對必要的部分。在道成肉身中，耶穌成為了一個完美的人。作為道成肉身的神，祂成為無罪的替罪羊承受了神的懲罰。作為神和人，耶穌同時揭示了神對人類生活的旨意，並通過祂自己完美的生命和死亡使罪人與神和好。因此，因為道成肉身，信基督的人得與神和好，並從神那裡得著新生命。</w:t>
       </w:r>
     </w:p>
     <w:p>
@@ -2939,9 +2826,74 @@
       </w:r>
       <w:r>
         <w:rPr>
-          <w:lang w:val="zh_TW" w:bidi="zh_TW"/>
-        </w:rPr>
-        <w:t>直到後聖經時期的猶太文獻，即在舊約結束和新約開始之間發展起來的著作，才開始明確區分義人與惡人的最終歸宿。在陰間內部善惡分隔的概念得到了發展。顯而易見，儘管這個概念比較模糊和不確定，但猶太思想（正如整部舊約所反映的）包含著一種信念，即死後會有未來和持續的存在。</w:t>
+          <w:i/>
+          <w:lang w:val="zh_TW" w:bidi="zh_TW"/>
+        </w:rPr>
+        <w:t>另見</w:t>
+      </w:r>
+      <w:r>
+        <w:rPr>
+          <w:lang w:val="zh_TW" w:bidi="zh_TW"/>
+        </w:rPr>
+        <w:t xml:space="preserve"> </w:t>
+      </w:r>
+      <w:r>
+        <w:rPr>
+          <w:lang w:val="zh_TW" w:bidi="zh_TW"/>
+        </w:rPr>
+        <w:t>基督論</w:t>
+      </w:r>
+      <w:r>
+        <w:rPr>
+          <w:lang w:val="zh_TW" w:bidi="zh_TW"/>
+        </w:rPr>
+        <w:t>；</w:t>
+      </w:r>
+      <w:r>
+        <w:rPr>
+          <w:lang w:val="zh_TW" w:bidi="zh_TW"/>
+        </w:rPr>
+        <w:t>耶穌基督的生平和教導</w:t>
+      </w:r>
+      <w:r>
+        <w:rPr>
+          <w:lang w:val="zh_TW" w:bidi="zh_TW"/>
+        </w:rPr>
+        <w:t>；</w:t>
+      </w:r>
+      <w:r>
+        <w:rPr>
+          <w:lang w:val="zh_TW" w:bidi="zh_TW"/>
+        </w:rPr>
+        <w:t>耶穌基督的家譜</w:t>
+      </w:r>
+      <w:r>
+        <w:rPr>
+          <w:lang w:val="zh_TW" w:bidi="zh_TW"/>
+        </w:rPr>
+        <w:t>；</w:t>
+      </w:r>
+      <w:r>
+        <w:rPr>
+          <w:lang w:val="zh_TW" w:bidi="zh_TW"/>
+        </w:rPr>
+        <w:t>耶穌的童貞女誕生</w:t>
+      </w:r>
+      <w:r>
+        <w:rPr>
+          <w:lang w:val="zh_TW" w:bidi="zh_TW"/>
+        </w:rPr>
+        <w:t>。</w:t>
+      </w:r>
+      <w:r>
+        <w:rPr>
+          <w:lang w:val="zh_TW" w:bidi="zh_TW"/>
+        </w:rPr>
+      </w:r>
+      <w:r>
+        <w:rPr>
+          <w:lang w:val="zh_TW" w:bidi="zh_TW"/>
+        </w:rPr>
       </w:r>
     </w:p>
     <w:p>
@@ -2951,29 +2903,21 @@
           <w:lang w:val="zh_TW" w:bidi="zh_TW"/>
         </w:rPr>
       </w:r>
-      <w:r>
-        <w:rPr>
-          <w:lang w:val="zh_TW" w:bidi="zh_TW"/>
-        </w:rPr>
-        <w:t>新約中的希臘文hades（陰間）與舊約中的Sheol用法非常相似。事實上，七十士譯本（舊約的希臘文譯本）的譯者使用它來表示Sheol。它通常指的是死者的地方或狀態、墳墓或死亡本身。在某些譯本中，這個詞未被翻譯，而是直接音譯為hades。新約並不總是明確說明hades的含義，除了剛才所描述的內容之外。這個詞的使用通常並未揭示死者的具體狀況。然而，有些經文表明它比舊約中的Sheol有更明顯的進步其中一節明確將hades描述為惡人的刑罰之處，適當地翻譯為「地獄」（</w:t>
-      </w:r>
-      <w:hyperlink r:id="rId126">
-        <w:r>
-          <w:rPr>
-            <w:lang w:val="zh_TW" w:bidi="zh_TW"/>
-          </w:rPr>
-          <w:rPr>
-            <w:color w:val="0000EE"/>
-            <w:u w:val="single"/>
-          </w:rPr>
-          <w:t>路16:23</w:t>
-        </w:r>
-      </w:hyperlink>
-      <w:r>
-        <w:rPr>
-          <w:lang w:val="zh_TW" w:bidi="zh_TW"/>
-        </w:rPr>
-        <w:t>）。在所有其它例子中，hades僅指死亡的居所。</w:t>
+    </w:p>
+    <w:p>
+      <w:pPr>
+        <w:pStyle w:val="Heading2"/>
+      </w:pPr>
+      <w:r>
+        <w:rPr>
+          <w:lang w:val="zh_TW" w:bidi="zh_TW"/>
+        </w:rPr>
+        <w:t>道路</w:t>
+      </w:r>
+      <w:r>
+        <w:rPr>
+          <w:lang w:val="zh_TW" w:bidi="zh_TW"/>
+        </w:rPr>
       </w:r>
     </w:p>
     <w:p>
@@ -2987,66 +2931,18 @@
         <w:rPr>
           <w:lang w:val="zh_TW" w:bidi="zh_TW"/>
         </w:rPr>
-        <w:t>新約中的希臘文Gehenna用於描述罪人的火刑之地，通常翻譯為「地獄」或「地獄之火」（</w:t>
-      </w:r>
-      <w:hyperlink r:id="rId127">
-        <w:r>
-          <w:rPr>
-            <w:lang w:val="zh_TW" w:bidi="zh_TW"/>
-          </w:rPr>
-          <w:rPr>
-            <w:color w:val="0000EE"/>
-            <w:u w:val="single"/>
-          </w:rPr>
-          <w:t>太5:22、29–30，</w:t>
-        </w:r>
-      </w:hyperlink>
-      <w:hyperlink r:id="rId68">
-        <w:r>
-          <w:rPr>
-            <w:lang w:val="zh_TW" w:bidi="zh_TW"/>
-          </w:rPr>
-          <w:rPr>
-            <w:color w:val="0000EE"/>
-            <w:u w:val="single"/>
-          </w:rPr>
-          <w:t>10:28</w:t>
-        </w:r>
-      </w:hyperlink>
-      <w:r>
-        <w:rPr>
-          <w:lang w:val="zh_TW" w:bidi="zh_TW"/>
-        </w:rPr>
-        <w:t>，</w:t>
-      </w:r>
-      <w:hyperlink r:id="rId69">
-        <w:r>
-          <w:rPr>
-            <w:lang w:val="zh_TW" w:bidi="zh_TW"/>
-          </w:rPr>
-          <w:rPr>
-            <w:color w:val="0000EE"/>
-            <w:u w:val="single"/>
-          </w:rPr>
-          <w:t>18:9</w:t>
-        </w:r>
-      </w:hyperlink>
-      <w:r>
-        <w:rPr>
-          <w:lang w:val="zh_TW" w:bidi="zh_TW"/>
-        </w:rPr>
-        <w:t>，</w:t>
-      </w:r>
-      <w:hyperlink r:id="rId72">
-        <w:r>
-          <w:rPr>
-            <w:lang w:val="zh_TW" w:bidi="zh_TW"/>
-          </w:rPr>
-          <w:rPr>
-            <w:color w:val="0000EE"/>
-            <w:u w:val="single"/>
-          </w:rPr>
-          <w:t>23:15、33</w:t>
+        <w:t>指經常行走而成的小徑或道路。「道路」和「路徑」在聖經中用來翻譯多種詞彙：（1）一條被頻繁使用的常用道路（</w:t>
+      </w:r>
+      <w:hyperlink r:id="rId109">
+        <w:r>
+          <w:rPr>
+            <w:lang w:val="zh_TW" w:bidi="zh_TW"/>
+          </w:rPr>
+          <w:rPr>
+            <w:color w:val="0000EE"/>
+            <w:u w:val="single"/>
+          </w:rPr>
+          <w:t>創49:17</w:t>
         </w:r>
       </w:hyperlink>
       <w:r>
@@ -3055,16 +2951,28 @@
         </w:rPr>
         <w:t>；</w:t>
       </w:r>
-      <w:hyperlink r:id="rId128">
-        <w:r>
-          <w:rPr>
-            <w:lang w:val="zh_TW" w:bidi="zh_TW"/>
-          </w:rPr>
-          <w:rPr>
-            <w:color w:val="0000EE"/>
-            <w:u w:val="single"/>
-          </w:rPr>
-          <w:t>可9:43、45、47</w:t>
+      <w:hyperlink r:id="rId110">
+        <w:r>
+          <w:rPr>
+            <w:lang w:val="zh_TW" w:bidi="zh_TW"/>
+          </w:rPr>
+          <w:rPr>
+            <w:color w:val="0000EE"/>
+            <w:u w:val="single"/>
+          </w:rPr>
+          <w:t>詩16:11，</w:t>
+        </w:r>
+      </w:hyperlink>
+      <w:hyperlink r:id="rId111">
+        <w:r>
+          <w:rPr>
+            <w:lang w:val="zh_TW" w:bidi="zh_TW"/>
+          </w:rPr>
+          <w:rPr>
+            <w:color w:val="0000EE"/>
+            <w:u w:val="single"/>
+          </w:rPr>
+          <w:t>139:3</w:t>
         </w:r>
       </w:hyperlink>
       <w:r>
@@ -3073,100 +2981,268 @@
         </w:rPr>
         <w:t>；</w:t>
       </w:r>
-      <w:hyperlink r:id="rId129">
-        <w:r>
-          <w:rPr>
-            <w:lang w:val="zh_TW" w:bidi="zh_TW"/>
-          </w:rPr>
-          <w:rPr>
-            <w:color w:val="0000EE"/>
-            <w:u w:val="single"/>
-          </w:rPr>
-          <w:t>雅3:6</w:t>
-        </w:r>
-      </w:hyperlink>
-      <w:r>
-        <w:rPr>
-          <w:lang w:val="zh_TW" w:bidi="zh_TW"/>
-        </w:rPr>
-        <w:t>）。這個詞通常與最後的審判聯繫在一起，並暗示所說的懲罰是永恆的。Gehenna源自舊約中的希伯來文「欣嫩谷（valley of Hinnom）」，這是一條位於耶路撒冷南側的山谷。此谷曾是偶像崇拜的中心，在那裡，人們將兒童火燒獻給異教神摩洛（</w:t>
-      </w:r>
-      <w:hyperlink r:id="rId55">
-        <w:r>
-          <w:rPr>
-            <w:lang w:val="zh_TW" w:bidi="zh_TW"/>
-          </w:rPr>
-          <w:rPr>
-            <w:color w:val="0000EE"/>
-            <w:u w:val="single"/>
-          </w:rPr>
-          <w:t>代下28:3</w:t>
-        </w:r>
-      </w:hyperlink>
-      <w:r>
-        <w:rPr>
-          <w:lang w:val="zh_TW" w:bidi="zh_TW"/>
-        </w:rPr>
-        <w:t>，</w:t>
-      </w:r>
-      <w:hyperlink r:id="rId56">
-        <w:r>
-          <w:rPr>
-            <w:lang w:val="zh_TW" w:bidi="zh_TW"/>
-          </w:rPr>
-          <w:rPr>
-            <w:color w:val="0000EE"/>
-            <w:u w:val="single"/>
-          </w:rPr>
-          <w:t>33:6</w:t>
-        </w:r>
-      </w:hyperlink>
-      <w:r>
-        <w:rPr>
-          <w:lang w:val="zh_TW" w:bidi="zh_TW"/>
-        </w:rPr>
-        <w:t>）。在約西亞時期，這個地方因為死人的骨頭和垃圾而變得可憎（</w:t>
-      </w:r>
-      <w:hyperlink r:id="rId130">
-        <w:r>
-          <w:rPr>
-            <w:lang w:val="zh_TW" w:bidi="zh_TW"/>
-          </w:rPr>
-          <w:rPr>
-            <w:color w:val="0000EE"/>
-            <w:u w:val="single"/>
-          </w:rPr>
-          <w:t>王下23:10–14</w:t>
-        </w:r>
-      </w:hyperlink>
-      <w:r>
-        <w:rPr>
-          <w:lang w:val="zh_TW" w:bidi="zh_TW"/>
-        </w:rPr>
-        <w:t>），並成為耶路撒冷的垃圾場。持續燃燒的火使這裡成為地獄之火的象徵，表示失喪者在痛苦中被燒盡。這是對偶像崇拜者和不順服者的審判象徵（</w:t>
-      </w:r>
-      <w:hyperlink r:id="rId131">
-        <w:r>
-          <w:rPr>
-            <w:lang w:val="zh_TW" w:bidi="zh_TW"/>
-          </w:rPr>
-          <w:rPr>
-            <w:color w:val="0000EE"/>
-            <w:u w:val="single"/>
-          </w:rPr>
-          <w:t>耶7:31–34，</w:t>
-        </w:r>
-      </w:hyperlink>
-      <w:hyperlink r:id="rId58">
-        <w:r>
-          <w:rPr>
-            <w:lang w:val="zh_TW" w:bidi="zh_TW"/>
-          </w:rPr>
-          <w:rPr>
-            <w:color w:val="0000EE"/>
-            <w:u w:val="single"/>
-          </w:rPr>
-          <w:t>32:35</w:t>
+      <w:hyperlink r:id="rId112">
+        <w:r>
+          <w:rPr>
+            <w:lang w:val="zh_TW" w:bidi="zh_TW"/>
+          </w:rPr>
+          <w:rPr>
+            <w:color w:val="0000EE"/>
+            <w:u w:val="single"/>
+          </w:rPr>
+          <w:t>箴2:8、19</w:t>
+        </w:r>
+      </w:hyperlink>
+      <w:r>
+        <w:rPr>
+          <w:lang w:val="zh_TW" w:bidi="zh_TW"/>
+        </w:rPr>
+        <w:t>）；（2）一條交通要道或大道（</w:t>
+      </w:r>
+      <w:hyperlink r:id="rId113">
+        <w:r>
+          <w:rPr>
+            <w:lang w:val="zh_TW" w:bidi="zh_TW"/>
+          </w:rPr>
+          <w:rPr>
+            <w:color w:val="0000EE"/>
+            <w:u w:val="single"/>
+          </w:rPr>
+          <w:t>賽59:7</w:t>
+        </w:r>
+      </w:hyperlink>
+      <w:r>
+        <w:rPr>
+          <w:lang w:val="zh_TW" w:bidi="zh_TW"/>
+        </w:rPr>
+        <w:t>；</w:t>
+      </w:r>
+      <w:hyperlink r:id="rId114">
+        <w:r>
+          <w:rPr>
+            <w:lang w:val="zh_TW" w:bidi="zh_TW"/>
+          </w:rPr>
+          <w:rPr>
+            <w:color w:val="0000EE"/>
+            <w:u w:val="single"/>
+          </w:rPr>
+          <w:t>珥2:8</w:t>
+        </w:r>
+      </w:hyperlink>
+      <w:r>
+        <w:rPr>
+          <w:lang w:val="zh_TW" w:bidi="zh_TW"/>
+        </w:rPr>
+        <w:t>）；（3）一條穿越田野、越過山丘和通過山谷的步道（</w:t>
+      </w:r>
+      <w:hyperlink r:id="rId115">
+        <w:r>
+          <w:rPr>
+            <w:lang w:val="zh_TW" w:bidi="zh_TW"/>
+          </w:rPr>
+          <w:rPr>
+            <w:color w:val="0000EE"/>
+            <w:u w:val="single"/>
+          </w:rPr>
+          <w:t>伯30:13</w:t>
+        </w:r>
+      </w:hyperlink>
+      <w:r>
+        <w:rPr>
+          <w:lang w:val="zh_TW" w:bidi="zh_TW"/>
+        </w:rPr>
+        <w:t>；</w:t>
+      </w:r>
+      <w:hyperlink r:id="rId116">
+        <w:r>
+          <w:rPr>
+            <w:lang w:val="zh_TW" w:bidi="zh_TW"/>
+          </w:rPr>
+          <w:rPr>
+            <w:color w:val="0000EE"/>
+            <w:u w:val="single"/>
+          </w:rPr>
+          <w:t>詩119:35</w:t>
+        </w:r>
+      </w:hyperlink>
+      <w:r>
+        <w:rPr>
+          <w:lang w:val="zh_TW" w:bidi="zh_TW"/>
+        </w:rPr>
+        <w:t>；</w:t>
+      </w:r>
+      <w:hyperlink r:id="rId117">
+        <w:r>
+          <w:rPr>
+            <w:lang w:val="zh_TW" w:bidi="zh_TW"/>
+          </w:rPr>
+          <w:rPr>
+            <w:color w:val="0000EE"/>
+            <w:u w:val="single"/>
+          </w:rPr>
+          <w:t>箴3:17</w:t>
+        </w:r>
+      </w:hyperlink>
+      <w:r>
+        <w:rPr>
+          <w:lang w:val="zh_TW" w:bidi="zh_TW"/>
+        </w:rPr>
+        <w:t>）；（4）帶有流動意象的路徑或通道（</w:t>
+      </w:r>
+      <w:hyperlink r:id="rId118">
+        <w:r>
+          <w:rPr>
+            <w:lang w:val="zh_TW" w:bidi="zh_TW"/>
+          </w:rPr>
+          <w:rPr>
+            <w:color w:val="0000EE"/>
+            <w:u w:val="single"/>
+          </w:rPr>
+          <w:t>詩77:19</w:t>
+        </w:r>
+      </w:hyperlink>
+      <w:r>
+        <w:rPr>
+          <w:lang w:val="zh_TW" w:bidi="zh_TW"/>
+        </w:rPr>
+        <w:t>；</w:t>
+      </w:r>
+      <w:hyperlink r:id="rId119">
+        <w:r>
+          <w:rPr>
+            <w:lang w:val="zh_TW" w:bidi="zh_TW"/>
+          </w:rPr>
+          <w:rPr>
+            <w:color w:val="0000EE"/>
+            <w:u w:val="single"/>
+          </w:rPr>
+          <w:t>耶18:15</w:t>
+        </w:r>
+      </w:hyperlink>
+      <w:r>
+        <w:rPr>
+          <w:lang w:val="zh_TW" w:bidi="zh_TW"/>
+        </w:rPr>
+        <w:t>）；（5）一條圓形道路，如壕溝或護欄中的小徑（</w:t>
+      </w:r>
+      <w:hyperlink r:id="rId120">
+        <w:r>
+          <w:rPr>
+            <w:lang w:val="zh_TW" w:bidi="zh_TW"/>
+          </w:rPr>
+          <w:rPr>
+            <w:color w:val="0000EE"/>
+            <w:u w:val="single"/>
+          </w:rPr>
+          <w:t>詩65:11</w:t>
+        </w:r>
+      </w:hyperlink>
+      <w:r>
+        <w:rPr>
+          <w:lang w:val="zh_TW" w:bidi="zh_TW"/>
+        </w:rPr>
+        <w:t>；</w:t>
+      </w:r>
+      <w:hyperlink r:id="rId121">
+        <w:r>
+          <w:rPr>
+            <w:lang w:val="zh_TW" w:bidi="zh_TW"/>
+          </w:rPr>
+          <w:rPr>
+            <w:color w:val="0000EE"/>
+            <w:u w:val="single"/>
+          </w:rPr>
+          <w:t>箴2:9</w:t>
+        </w:r>
+      </w:hyperlink>
+      <w:r>
+        <w:rPr>
+          <w:lang w:val="zh_TW" w:bidi="zh_TW"/>
+        </w:rPr>
+        <w:t>）；以及（6）一條狹窄的通道，如穿過洞口的通路（</w:t>
+      </w:r>
+      <w:hyperlink r:id="rId122">
+        <w:r>
+          <w:rPr>
+            <w:lang w:val="zh_TW" w:bidi="zh_TW"/>
+          </w:rPr>
+          <w:rPr>
+            <w:color w:val="0000EE"/>
+            <w:u w:val="single"/>
+          </w:rPr>
+          <w:t>民22:24</w:t>
+        </w:r>
+      </w:hyperlink>
+      <w:r>
+        <w:rPr>
+          <w:lang w:val="zh_TW" w:bidi="zh_TW"/>
+        </w:rPr>
+        <w:t>）。「道路」用來翻譯希臘文中意為磨損的道路（</w:t>
+      </w:r>
+      <w:hyperlink r:id="rId123">
+        <w:r>
+          <w:rPr>
+            <w:lang w:val="zh_TW" w:bidi="zh_TW"/>
+          </w:rPr>
+          <w:rPr>
+            <w:color w:val="0000EE"/>
+            <w:u w:val="single"/>
+          </w:rPr>
+          <w:t>太3:3</w:t>
+        </w:r>
+      </w:hyperlink>
+      <w:r>
+        <w:rPr>
+          <w:lang w:val="zh_TW" w:bidi="zh_TW"/>
+        </w:rPr>
+        <w:t>；</w:t>
+      </w:r>
+      <w:hyperlink r:id="rId124">
+        <w:r>
+          <w:rPr>
+            <w:lang w:val="zh_TW" w:bidi="zh_TW"/>
+          </w:rPr>
+          <w:rPr>
+            <w:color w:val="0000EE"/>
+            <w:u w:val="single"/>
+          </w:rPr>
+          <w:t>可1:3</w:t>
+        </w:r>
+      </w:hyperlink>
+      <w:r>
+        <w:rPr>
+          <w:lang w:val="zh_TW" w:bidi="zh_TW"/>
+        </w:rPr>
+        <w:t>；</w:t>
+      </w:r>
+      <w:hyperlink r:id="rId125">
+        <w:r>
+          <w:rPr>
+            <w:lang w:val="zh_TW" w:bidi="zh_TW"/>
+          </w:rPr>
+          <w:rPr>
+            <w:color w:val="0000EE"/>
+            <w:u w:val="single"/>
+          </w:rPr>
+          <w:t>路3:4</w:t>
+        </w:r>
+      </w:hyperlink>
+      <w:r>
+        <w:rPr>
+          <w:lang w:val="zh_TW" w:bidi="zh_TW"/>
+        </w:rPr>
+        <w:t>）和車轍（</w:t>
+      </w:r>
+      <w:hyperlink r:id="rId126">
+        <w:r>
+          <w:rPr>
+            <w:lang w:val="zh_TW" w:bidi="zh_TW"/>
+          </w:rPr>
+          <w:rPr>
+            <w:color w:val="0000EE"/>
+            <w:u w:val="single"/>
+          </w:rPr>
+          <w:t>來12:13</w:t>
         </w:r>
       </w:hyperlink>
       <w:r>
@@ -3187,576 +3263,144 @@
         <w:rPr>
           <w:lang w:val="zh_TW" w:bidi="zh_TW"/>
         </w:rPr>
-        <w:t>另一個用來指地獄或「地下」的希臘文Tartarus（</w:t>
-      </w:r>
-      <w:hyperlink r:id="rId77">
-        <w:r>
-          <w:rPr>
-            <w:lang w:val="zh_TW" w:bidi="zh_TW"/>
-          </w:rPr>
-          <w:rPr>
-            <w:color w:val="0000EE"/>
-            <w:u w:val="single"/>
-          </w:rPr>
-          <w:t>彼後2:4</w:t>
-        </w:r>
-      </w:hyperlink>
-      <w:r>
-        <w:rPr>
-          <w:lang w:val="zh_TW" w:bidi="zh_TW"/>
-        </w:rPr>
-        <w:t>），這是一個古典用詞，指永刑之地。使徒彼得用它來描述那些墮落的天使被投入地獄，「交在黑暗坑中，等候審判」。</w:t>
-      </w:r>
-    </w:p>
-    <w:p>
-      <w:pPr/>
-      <w:r>
-        <w:rPr>
-          <w:lang w:val="zh_TW" w:bidi="zh_TW"/>
-        </w:rPr>
-      </w:r>
-      <w:r>
-        <w:rPr>
-          <w:lang w:val="zh_TW" w:bidi="zh_TW"/>
-        </w:rPr>
-        <w:t>如上所述，除了這些術語外，還有一些非常明確且生動的詞句，清楚地教導了經本開頭所闡述的地獄教義。聖經的教義主要由這些決定性的詞句確立，而不是那些模糊但經常使用的Sheol和Hades兩個術語。</w:t>
-      </w:r>
-    </w:p>
-    <w:p>
-      <w:pPr>
-        <w:pStyle w:val="Heading3"/>
-      </w:pPr>
-      <w:r>
-        <w:rPr>
-          <w:lang w:val="zh_TW" w:bidi="zh_TW"/>
-        </w:rPr>
-        <w:t>永罰的公義性</w:t>
-      </w:r>
-    </w:p>
-    <w:p>
-      <w:pPr/>
-      <w:r>
-        <w:rPr>
-          <w:lang w:val="zh_TW" w:bidi="zh_TW"/>
-        </w:rPr>
-      </w:r>
-      <w:r>
-        <w:rPr>
-          <w:lang w:val="zh_TW" w:bidi="zh_TW"/>
-        </w:rPr>
-        <w:t>我們很難理解聖潔的神一方面憎惡一切邪惡，但另一方面祂卻愛那些作惡的人，甚至願意犧牲祂的獨生子來拯救他們脫離罪惡。神的忿怒是聖潔的神的必然反應，因為祂憎恨一切與祂公義本性相悖的事物。當唯一能救贖人類罪孽的途徑被拒絕，並且慈愛、尋求與悖逆的罪人和好的神的所有呼籲都被拒絕時，神別無選擇，只能讓罪人走上他自己選擇的命運。對罪的懲罰是聖潔對道德對立之事物的必然和不可避免的回應，並且只要罪的狀態持續存在，懲罰就必須持續存在。聖經中沒有任何地方表明地獄中的失喪罪人有悔改和信靠的能力。如果在今生他們沒有悔改離開罪惡，並在地上所有有利的環境和機會下接納基督為救主，就沒有理由認為他們在死後會這樣做。懲罰不會結束，直到罪惡和罪責消失。當罪人最終抵抗並拒絕聖靈的工作，即使他們因罪受到責備，卻便不再有悔改和救恩的可能。他們犯下了永遠的罪（</w:t>
-      </w:r>
-      <w:hyperlink r:id="rId132">
-        <w:r>
-          <w:rPr>
-            <w:lang w:val="zh_TW" w:bidi="zh_TW"/>
-          </w:rPr>
-          <w:rPr>
-            <w:color w:val="0000EE"/>
-            <w:u w:val="single"/>
-          </w:rPr>
-          <w:t>可3:29</w:t>
-        </w:r>
-      </w:hyperlink>
-      <w:r>
-        <w:rPr>
-          <w:lang w:val="zh_TW" w:bidi="zh_TW"/>
-        </w:rPr>
-        <w:t>；</w:t>
-      </w:r>
-      <w:hyperlink r:id="rId133">
-        <w:r>
-          <w:rPr>
-            <w:lang w:val="zh_TW" w:bidi="zh_TW"/>
-          </w:rPr>
-          <w:rPr>
-            <w:color w:val="0000EE"/>
-            <w:u w:val="single"/>
-          </w:rPr>
-          <w:t>啟22:11</w:t>
-        </w:r>
-      </w:hyperlink>
-      <w:r>
-        <w:rPr>
-          <w:lang w:val="zh_TW" w:bidi="zh_TW"/>
-        </w:rPr>
-        <w:t>），應受永遠的懲罰。</w:t>
-      </w:r>
-    </w:p>
-    <w:p>
-      <w:pPr/>
-      <w:r>
-        <w:rPr>
-          <w:lang w:val="zh_TW" w:bidi="zh_TW"/>
-        </w:rPr>
-      </w:r>
-      <w:r>
-        <w:rPr>
-          <w:lang w:val="zh_TW" w:bidi="zh_TW"/>
-        </w:rPr>
-        <w:t>地獄中信心與悔改的不可行性，也可從墮落意志的悲慘現實中看出。這種意志是由反覆叛逆神而形成和決定的。罪惡在意志中自我繁衍，性格趨於不可逆轉的固化。對於無止境的犯罪的罪人，神以無止境的懲罰作為對應回應。</w:t>
-      </w:r>
-    </w:p>
-    <w:p>
-      <w:pPr/>
-      <w:r>
-        <w:rPr>
-          <w:lang w:val="zh_TW" w:bidi="zh_TW"/>
-        </w:rPr>
-      </w:r>
-      <w:r>
-        <w:rPr>
-          <w:lang w:val="zh_TW" w:bidi="zh_TW"/>
-        </w:rPr>
-        <w:t>如果有人問：「一位慈愛的神怎能把人送入永恆的地獄？」答案應是：神並沒有為人選擇這樣的歸宿；而是人是自願選擇了這條道路。神只是同意他們自己選擇的道路，並揭示他們邪惡選擇的全部後果。必須始終記住，神不僅是慈愛的，祂也是聖潔和公義的。在一個反抗神並帶來巨大惡果的宇宙中，必須有適當的公義審判。</w:t>
-      </w:r>
-    </w:p>
-    <w:p>
-      <w:pPr/>
-      <w:r>
-        <w:rPr>
-          <w:lang w:val="zh_TW" w:bidi="zh_TW"/>
-        </w:rPr>
-      </w:r>
-      <w:r>
-        <w:rPr>
-          <w:lang w:val="zh_TW" w:bidi="zh_TW"/>
-        </w:rPr>
-        <w:t>雖然所有選擇那種命運的人在地獄中的懲罰是永恆的，但懲罰的程度會根據每個人罪責的不同而有所不同。只有神能判定這些程度，並將根據每個人的責任，以完美的公義分配懲罰。聖經中有明顯的經文顯示未來懲罰的等級差異（</w:t>
-      </w:r>
-      <w:hyperlink r:id="rId134">
-        <w:r>
-          <w:rPr>
-            <w:lang w:val="zh_TW" w:bidi="zh_TW"/>
-          </w:rPr>
-          <w:rPr>
-            <w:color w:val="0000EE"/>
-            <w:u w:val="single"/>
-          </w:rPr>
-          <w:t>太11:20–24</w:t>
-        </w:r>
-      </w:hyperlink>
-      <w:r>
-        <w:rPr>
-          <w:lang w:val="zh_TW" w:bidi="zh_TW"/>
-        </w:rPr>
-        <w:t>；</w:t>
-      </w:r>
-      <w:hyperlink r:id="rId135">
-        <w:r>
-          <w:rPr>
-            <w:lang w:val="zh_TW" w:bidi="zh_TW"/>
-          </w:rPr>
-          <w:rPr>
-            <w:color w:val="0000EE"/>
-            <w:u w:val="single"/>
-          </w:rPr>
-          <w:t>路12:47–48</w:t>
-        </w:r>
-      </w:hyperlink>
-      <w:r>
-        <w:rPr>
-          <w:lang w:val="zh_TW" w:bidi="zh_TW"/>
-        </w:rPr>
-        <w:t>；</w:t>
-      </w:r>
-      <w:hyperlink r:id="rId136">
-        <w:r>
-          <w:rPr>
-            <w:lang w:val="zh_TW" w:bidi="zh_TW"/>
-          </w:rPr>
-          <w:rPr>
-            <w:color w:val="0000EE"/>
-            <w:u w:val="single"/>
-          </w:rPr>
-          <w:t>啟20:12–13</w:t>
-        </w:r>
-      </w:hyperlink>
-      <w:r>
-        <w:rPr>
-          <w:lang w:val="zh_TW" w:bidi="zh_TW"/>
-        </w:rPr>
-        <w:t>；參</w:t>
-      </w:r>
-      <w:hyperlink r:id="rId137">
-        <w:r>
-          <w:rPr>
-            <w:lang w:val="zh_TW" w:bidi="zh_TW"/>
-          </w:rPr>
-          <w:rPr>
-            <w:color w:val="0000EE"/>
-            <w:u w:val="single"/>
-          </w:rPr>
-          <w:t>結16:48–61</w:t>
-        </w:r>
-      </w:hyperlink>
-      <w:r>
-        <w:rPr>
-          <w:lang w:val="zh_TW" w:bidi="zh_TW"/>
-        </w:rPr>
-        <w:t>）。這些經文中明顯比較了懲罰的不同強度，這與人們所享有的特權、知識和機會形成鮮明對比。</w:t>
-      </w:r>
-    </w:p>
-    <w:p>
-      <w:pPr/>
-      <w:r>
-        <w:rPr>
-          <w:lang w:val="zh_TW" w:bidi="zh_TW"/>
-        </w:rPr>
-      </w:r>
-      <w:r>
-        <w:rPr>
-          <w:lang w:val="zh_TW" w:bidi="zh_TW"/>
-        </w:rPr>
-        <w:t>由此可見，各種非合乎聖經的觀點都必須被排除，無論它們的支持者如何吸引人地呈現這些觀點，或它們在不同時代如何受歡迎。這些觀點中有一些是錯誤但有時具有說服力的教義，如普救論（universalism）、死後靈魂消滅論（annihilationism）和第二次機會論（second probation）。普救論主張神最終會拯救所有人；死後靈魂消滅論認為地獄不是一個有意識受苦的地方，而是最終的消滅；第二次機會論則是認為人們可以從地獄中被解救。我們始終必須記住，聖經是我們對地獄教義的信仰準則，無論這教義對自然理性或人情感而言多麼艱難。毫無疑問地揭示了地獄的可怕本質和永恆的持續性。拒絕或忽視這一教義將對教會的使命產生嚴重的影響。</w:t>
-      </w:r>
-    </w:p>
-    <w:p>
-      <w:pPr/>
-      <w:r>
-        <w:rPr>
-          <w:lang w:val="zh_TW" w:bidi="zh_TW"/>
-        </w:rPr>
-      </w:r>
-      <w:r>
-        <w:rPr>
-          <w:i/>
-          <w:lang w:val="zh_TW" w:bidi="zh_TW"/>
-        </w:rPr>
-        <w:t>另見</w:t>
-      </w:r>
-      <w:r>
-        <w:rPr>
-          <w:lang w:val="zh_TW" w:bidi="zh_TW"/>
-        </w:rPr>
-        <w:t xml:space="preserve"> </w:t>
-      </w:r>
-      <w:r>
-        <w:rPr>
-          <w:lang w:val="zh_TW" w:bidi="zh_TW"/>
-        </w:rPr>
-        <w:t>死者之地</w:t>
-      </w:r>
-      <w:r>
-        <w:rPr>
-          <w:lang w:val="zh_TW" w:bidi="zh_TW"/>
-        </w:rPr>
-        <w:t>，</w:t>
-      </w:r>
-      <w:r>
-        <w:rPr>
-          <w:lang w:val="zh_TW" w:bidi="zh_TW"/>
-        </w:rPr>
-        <w:t>死亡</w:t>
-      </w:r>
-      <w:r>
-        <w:rPr>
-          <w:lang w:val="zh_TW" w:bidi="zh_TW"/>
-        </w:rPr>
-        <w:t>，</w:t>
-      </w:r>
-      <w:r>
-        <w:rPr>
-          <w:lang w:val="zh_TW" w:bidi="zh_TW"/>
-        </w:rPr>
-        <w:t>地獄</w:t>
-      </w:r>
-      <w:r>
-        <w:rPr>
-          <w:lang w:val="zh_TW" w:bidi="zh_TW"/>
-        </w:rPr>
-        <w:t>，</w:t>
-      </w:r>
-      <w:r>
-        <w:rPr>
-          <w:lang w:val="zh_TW" w:bidi="zh_TW"/>
-        </w:rPr>
-        <w:t>陰間</w:t>
-      </w:r>
-      <w:r>
-        <w:rPr>
-          <w:lang w:val="zh_TW" w:bidi="zh_TW"/>
-        </w:rPr>
-        <w:t>，</w:t>
-      </w:r>
-      <w:r>
-        <w:rPr>
-          <w:lang w:val="zh_TW" w:bidi="zh_TW"/>
-        </w:rPr>
-        <w:t>中間狀態</w:t>
-      </w:r>
-      <w:r>
-        <w:rPr>
-          <w:lang w:val="zh_TW" w:bidi="zh_TW"/>
-        </w:rPr>
-        <w:t>，</w:t>
-      </w:r>
-      <w:r>
-        <w:rPr>
-          <w:lang w:val="zh_TW" w:bidi="zh_TW"/>
-        </w:rPr>
-        <w:t>陰間</w:t>
-      </w:r>
-      <w:r>
-        <w:rPr>
-          <w:lang w:val="zh_TW" w:bidi="zh_TW"/>
-        </w:rPr>
-        <w:t>，</w:t>
-      </w:r>
-      <w:r>
-        <w:rPr>
-          <w:lang w:val="zh_TW" w:bidi="zh_TW"/>
-        </w:rPr>
-        <w:t>神的忿怒</w:t>
-      </w:r>
-      <w:r>
-        <w:rPr>
-          <w:lang w:val="zh_TW" w:bidi="zh_TW"/>
-        </w:rPr>
-        <w:t>。</w:t>
-      </w:r>
-      <w:r>
-        <w:rPr>
-          <w:lang w:val="zh_TW" w:bidi="zh_TW"/>
-        </w:rPr>
-      </w:r>
-      <w:r>
-        <w:rPr>
-          <w:lang w:val="zh_TW" w:bidi="zh_TW"/>
-        </w:rPr>
-      </w:r>
-    </w:p>
-    <w:p>
-      <w:pPr/>
-      <w:r>
-        <w:rPr>
-          <w:lang w:val="zh_TW" w:bidi="zh_TW"/>
-        </w:rPr>
-      </w:r>
-    </w:p>
-    <w:p>
-      <w:pPr>
-        <w:pStyle w:val="Heading2"/>
-      </w:pPr>
-      <w:r>
-        <w:rPr>
-          <w:lang w:val="zh_TW" w:bidi="zh_TW"/>
-        </w:rPr>
-        <w:t>低加坡里</w:t>
-      </w:r>
-      <w:r>
-        <w:rPr>
-          <w:lang w:val="zh_TW" w:bidi="zh_TW"/>
-        </w:rPr>
-      </w:r>
-    </w:p>
-    <w:p>
-      <w:pPr/>
-      <w:r>
-        <w:rPr>
-          <w:lang w:val="zh_TW" w:bidi="zh_TW"/>
-        </w:rPr>
-      </w:r>
-      <w:r>
-        <w:rPr>
-          <w:lang w:val="zh_TW" w:bidi="zh_TW"/>
-        </w:rPr>
-        <w:t>低加坡里是一些城邦的聯盟，這些城是希臘人在公元前四世紀亞歷山大大帝征服該地區後定居的地方。除了位於約旦河西岸的</w:t>
-      </w:r>
-      <w:r>
-        <w:rPr>
-          <w:lang w:val="zh_TW" w:bidi="zh_TW"/>
-        </w:rPr>
-        <w:t>西古提波利斯</w:t>
-      </w:r>
-      <w:r>
-        <w:rPr>
-          <w:lang w:val="zh_TW" w:bidi="zh_TW"/>
-        </w:rPr>
-        <w:t>（Scythopolis）之外，其餘的城都位於加利利海東南方。大約在公元77年，普林尼（Pliny）記載了現存最早的這些城的名單，包括：加拿塔（Canatha）、大馬士革、迪翁（Dion）、迦大拉（Gadara）、格拉森（Gerasa）、希坡（Hippos）、比拉（Pella）、非拉鐵非、拉法納（Raphana）和西古提波利斯。</w:t>
-      </w:r>
-    </w:p>
-    <w:p>
-      <w:pPr/>
-      <w:r>
-        <w:rPr>
-          <w:lang w:val="zh_TW" w:bidi="zh_TW"/>
-        </w:rPr>
-      </w:r>
-      <w:r>
-        <w:rPr>
-          <w:lang w:val="zh_TW" w:bidi="zh_TW"/>
-        </w:rPr>
-        <w:t>隨著公元前二世紀猶太民族主義的興起，猶太王</w:t>
-      </w:r>
-      <w:r>
-        <w:rPr>
-          <w:lang w:val="zh_TW" w:bidi="zh_TW"/>
-        </w:rPr>
-        <w:t>亞歷山大·詹納烏斯（</w:t>
-      </w:r>
-      <w:r>
-        <w:rPr>
-          <w:lang w:val="zh_TW" w:bidi="zh_TW"/>
-        </w:rPr>
-        <w:t>Alexander Janneus</w:t>
-      </w:r>
-      <w:r>
-        <w:rPr>
-          <w:lang w:val="zh_TW" w:bidi="zh_TW"/>
-        </w:rPr>
-        <w:t>）</w:t>
-      </w:r>
-      <w:r>
-        <w:rPr>
-          <w:lang w:val="zh_TW" w:bidi="zh_TW"/>
-        </w:rPr>
-        <w:t>奪取了其中幾座城的控制權；這些城一直在以色列的掌控下，直到公元前63年被羅馬將軍龐培（Pompey）奪回。在耶穌的時代，低加坡里的這些城已發展為中等繁榮的貿易中心，並被整合成羅馬聯盟，用以防範可能發生的猶太叛亂。</w:t>
-      </w:r>
-    </w:p>
-    <w:p>
-      <w:pPr/>
-      <w:r>
-        <w:rPr>
-          <w:lang w:val="zh_TW" w:bidi="zh_TW"/>
-        </w:rPr>
-      </w:r>
-      <w:r>
-        <w:rPr>
-          <w:lang w:val="zh_TW" w:bidi="zh_TW"/>
-        </w:rPr>
-        <w:t>低加坡里在新約中出現了三次。第一次是在</w:t>
-      </w:r>
-      <w:hyperlink r:id="rId138">
-        <w:r>
-          <w:rPr>
-            <w:lang w:val="zh_TW" w:bidi="zh_TW"/>
-          </w:rPr>
-          <w:rPr>
-            <w:color w:val="0000EE"/>
-            <w:u w:val="single"/>
-          </w:rPr>
-          <w:t>馬太福音四章25節</w:t>
-        </w:r>
-      </w:hyperlink>
-      <w:r>
-        <w:rPr>
-          <w:lang w:val="zh_TW" w:bidi="zh_TW"/>
-        </w:rPr>
-        <w:t>，經文提到耶穌早期事工時，許多群眾（主要是希臘人和迦南人）跟隨祂。其次，在</w:t>
-      </w:r>
-      <w:hyperlink r:id="rId139">
-        <w:r>
-          <w:rPr>
-            <w:lang w:val="zh_TW" w:bidi="zh_TW"/>
-          </w:rPr>
-          <w:rPr>
-            <w:color w:val="0000EE"/>
-            <w:u w:val="single"/>
-          </w:rPr>
-          <w:t>馬可福音五章20節</w:t>
-        </w:r>
-      </w:hyperlink>
-      <w:r>
-        <w:rPr>
-          <w:lang w:val="zh_TW" w:bidi="zh_TW"/>
-        </w:rPr>
-        <w:t>，耶穌醫治的一位被鬼附著的人走遍低加坡里地區，傳揚耶穌的事蹟。最後，</w:t>
-      </w:r>
-      <w:hyperlink r:id="rId140">
-        <w:r>
-          <w:rPr>
-            <w:lang w:val="zh_TW" w:bidi="zh_TW"/>
-          </w:rPr>
-          <w:rPr>
-            <w:color w:val="0000EE"/>
-            <w:u w:val="single"/>
-          </w:rPr>
-          <w:t>馬可福音七章31節</w:t>
-        </w:r>
-      </w:hyperlink>
-      <w:r>
-        <w:rPr>
-          <w:lang w:val="zh_TW" w:bidi="zh_TW"/>
-        </w:rPr>
-        <w:t>提到耶穌從泰爾和西頓前往加利利海途中經過低加坡里地區。</w:t>
-      </w:r>
-      <w:r>
-        <w:rPr>
-          <w:lang w:val="zh_TW" w:bidi="zh_TW"/>
-        </w:rPr>
-      </w:r>
-      <w:r>
-        <w:rPr>
-          <w:lang w:val="zh_TW" w:bidi="zh_TW"/>
-        </w:rPr>
-      </w:r>
-    </w:p>
-    <w:p>
-      <w:pPr/>
-      <w:r>
-        <w:rPr>
-          <w:lang w:val="zh_TW" w:bidi="zh_TW"/>
-        </w:rPr>
-      </w:r>
-    </w:p>
-    <w:p>
-      <w:pPr>
-        <w:pStyle w:val="Heading2"/>
-      </w:pPr>
-      <w:r>
-        <w:rPr>
-          <w:lang w:val="zh_TW" w:bidi="zh_TW"/>
-        </w:rPr>
-        <w:t>底波拉</w:t>
-      </w:r>
-      <w:r>
-        <w:rPr>
-          <w:lang w:val="zh_TW" w:bidi="zh_TW"/>
-        </w:rPr>
-      </w:r>
-    </w:p>
-    <w:p>
-      <w:pPr/>
-      <w:r>
-        <w:rPr>
-          <w:lang w:val="zh_TW" w:bidi="zh_TW"/>
-        </w:rPr>
-      </w:r>
-      <w:r>
-        <w:rPr>
-          <w:lang w:val="zh_TW" w:bidi="zh_TW"/>
-        </w:rPr>
-        <w:t>底波拉是舊約聖經中兩位女性的名字。在希伯來文中，底波拉的意思是「蜜蜂」（</w:t>
-      </w:r>
-      <w:hyperlink r:id="rId141">
-        <w:r>
-          <w:rPr>
-            <w:lang w:val="zh_TW" w:bidi="zh_TW"/>
-          </w:rPr>
-          <w:rPr>
-            <w:color w:val="0000EE"/>
-            <w:u w:val="single"/>
-          </w:rPr>
-          <w:t>詩118:12</w:t>
-        </w:r>
-      </w:hyperlink>
-      <w:r>
-        <w:rPr>
-          <w:lang w:val="zh_TW" w:bidi="zh_TW"/>
-        </w:rPr>
-        <w:t>；</w:t>
-      </w:r>
-      <w:hyperlink r:id="rId142">
-        <w:r>
-          <w:rPr>
-            <w:lang w:val="zh_TW" w:bidi="zh_TW"/>
-          </w:rPr>
-          <w:rPr>
-            <w:color w:val="0000EE"/>
-            <w:u w:val="single"/>
-          </w:rPr>
-          <w:t>賽7:18</w:t>
+        <w:t>仔細回顧「道路」和「路徑」這些詞彙的使用，就會發現聖經使用這兩個詞語的字面意思是指交通所經過的一段地面，這些地面可能是曲折的山路、未鋪設但人們經常行走的路，或是精心鋪設的道路。聖經作者也常用這些詞彙作比喻，用來描述人與神之間的關係，以及神如何引導並豐富或削弱人類的生命。這些詞彙比喻性地描述了在人生各種情境中人類的行為和經歷。最後兩種用法的表達特別生動，如生命的道路（</w:t>
+      </w:r>
+      <w:hyperlink r:id="rId110">
+        <w:r>
+          <w:rPr>
+            <w:lang w:val="zh_TW" w:bidi="zh_TW"/>
+          </w:rPr>
+          <w:rPr>
+            <w:color w:val="0000EE"/>
+            <w:u w:val="single"/>
+          </w:rPr>
+          <w:t>詩16:11</w:t>
+        </w:r>
+      </w:hyperlink>
+      <w:r>
+        <w:rPr>
+          <w:lang w:val="zh_TW" w:bidi="zh_TW"/>
+        </w:rPr>
+        <w:t>）、平坦的路（</w:t>
+      </w:r>
+      <w:hyperlink r:id="rId127">
+        <w:r>
+          <w:rPr>
+            <w:lang w:val="zh_TW" w:bidi="zh_TW"/>
+          </w:rPr>
+          <w:rPr>
+            <w:color w:val="0000EE"/>
+            <w:u w:val="single"/>
+          </w:rPr>
+          <w:t>27:11</w:t>
+        </w:r>
+      </w:hyperlink>
+      <w:r>
+        <w:rPr>
+          <w:lang w:val="zh_TW" w:bidi="zh_TW"/>
+        </w:rPr>
+        <w:t>）、善道（</w:t>
+      </w:r>
+      <w:hyperlink r:id="rId121">
+        <w:r>
+          <w:rPr>
+            <w:lang w:val="zh_TW" w:bidi="zh_TW"/>
+          </w:rPr>
+          <w:rPr>
+            <w:color w:val="0000EE"/>
+            <w:u w:val="single"/>
+          </w:rPr>
+          <w:t>箴2:9</w:t>
+        </w:r>
+      </w:hyperlink>
+      <w:r>
+        <w:rPr>
+          <w:lang w:val="zh_TW" w:bidi="zh_TW"/>
+        </w:rPr>
+        <w:t>）、惡人的路（</w:t>
+      </w:r>
+      <w:hyperlink r:id="rId128">
+        <w:r>
+          <w:rPr>
+            <w:lang w:val="zh_TW" w:bidi="zh_TW"/>
+          </w:rPr>
+          <w:rPr>
+            <w:color w:val="0000EE"/>
+            <w:u w:val="single"/>
+          </w:rPr>
+          <w:t>4:14</w:t>
+        </w:r>
+      </w:hyperlink>
+      <w:r>
+        <w:rPr>
+          <w:lang w:val="zh_TW" w:bidi="zh_TW"/>
+        </w:rPr>
+        <w:t>）、義人的路（</w:t>
+      </w:r>
+      <w:hyperlink r:id="rId129">
+        <w:r>
+          <w:rPr>
+            <w:lang w:val="zh_TW" w:bidi="zh_TW"/>
+          </w:rPr>
+          <w:rPr>
+            <w:color w:val="0000EE"/>
+            <w:u w:val="single"/>
+          </w:rPr>
+          <w:t>18</w:t>
+        </w:r>
+      </w:hyperlink>
+      <w:r>
+        <w:rPr>
+          <w:lang w:val="zh_TW" w:bidi="zh_TW"/>
+        </w:rPr>
+        <w:t>節）、審判的道（</w:t>
+      </w:r>
+      <w:hyperlink r:id="rId130">
+        <w:r>
+          <w:rPr>
+            <w:lang w:val="zh_TW" w:bidi="zh_TW"/>
+          </w:rPr>
+          <w:rPr>
+            <w:color w:val="0000EE"/>
+            <w:u w:val="single"/>
+          </w:rPr>
+          <w:t>賽40:14</w:t>
+        </w:r>
+      </w:hyperlink>
+      <w:r>
+        <w:rPr>
+          <w:lang w:val="zh_TW" w:bidi="zh_TW"/>
+        </w:rPr>
+        <w:t>）、正直的路（</w:t>
+      </w:r>
+      <w:hyperlink r:id="rId131">
+        <w:r>
+          <w:rPr>
+            <w:lang w:val="zh_TW" w:bidi="zh_TW"/>
+          </w:rPr>
+          <w:rPr>
+            <w:color w:val="0000EE"/>
+            <w:u w:val="single"/>
+          </w:rPr>
+          <w:t>箴4:11</w:t>
+        </w:r>
+      </w:hyperlink>
+      <w:r>
+        <w:rPr>
+          <w:lang w:val="zh_TW" w:bidi="zh_TW"/>
+        </w:rPr>
+        <w:t>）和平安的路（</w:t>
+      </w:r>
+      <w:hyperlink r:id="rId117">
+        <w:r>
+          <w:rPr>
+            <w:lang w:val="zh_TW" w:bidi="zh_TW"/>
+          </w:rPr>
+          <w:rPr>
+            <w:color w:val="0000EE"/>
+            <w:u w:val="single"/>
+          </w:rPr>
+          <w:t>3:17</w:t>
         </w:r>
       </w:hyperlink>
       <w:r>
@@ -3764,1096 +3408,6 @@
           <w:lang w:val="zh_TW" w:bidi="zh_TW"/>
         </w:rPr>
         <w:t>）。</w:t>
-      </w:r>
-    </w:p>
-    <w:p>
-      <w:pPr>
-        <w:pStyle w:val="ListNumber"/>
-        <w:numPr>
-          <w:ilvl w:val="0"/>
-          <w:numId w:val="14"/>
-        </w:numPr>
-        <w:spacing w:line="240" w:lineRule="auto"/>
-        <w:ind w:left="720"/>
-      </w:pPr>
-      <w:r>
-        <w:rPr>
-          <w:lang w:val="zh_TW" w:bidi="zh_TW"/>
-        </w:rPr>
-      </w:r>
-      <w:r>
-        <w:rPr>
-          <w:lang w:val="zh_TW" w:bidi="zh_TW"/>
-        </w:rPr>
-        <w:t>利百加的乳母（</w:t>
-      </w:r>
-      <w:hyperlink r:id="rId143">
-        <w:r>
-          <w:rPr>
-            <w:lang w:val="zh_TW" w:bidi="zh_TW"/>
-          </w:rPr>
-          <w:rPr>
-            <w:color w:val="0000EE"/>
-            <w:u w:val="single"/>
-          </w:rPr>
-          <w:t>創35:8</w:t>
-        </w:r>
-      </w:hyperlink>
-      <w:r>
-        <w:rPr>
-          <w:lang w:val="zh_TW" w:bidi="zh_TW"/>
-        </w:rPr>
-        <w:t>）底波拉是利百加的乳母。她隨著主人雅各的家眷前往伯特利途中去世，葬在一處名為亞倫‧巴古（意即「哭泣之橡樹」）的地方。這地名顯示她深受眾人愛戴。她很可能是利百加多年相伴的朋友（見</w:t>
-      </w:r>
-      <w:hyperlink r:id="rId144">
-        <w:r>
-          <w:rPr>
-            <w:lang w:val="zh_TW" w:bidi="zh_TW"/>
-          </w:rPr>
-          <w:rPr>
-            <w:color w:val="0000EE"/>
-            <w:u w:val="single"/>
-          </w:rPr>
-          <w:t>創24:59–61</w:t>
-        </w:r>
-      </w:hyperlink>
-      <w:r>
-        <w:rPr>
-          <w:lang w:val="zh_TW" w:bidi="zh_TW"/>
-        </w:rPr>
-        <w:t>）。</w:t>
-      </w:r>
-    </w:p>
-    <w:p>
-      <w:pPr>
-        <w:pStyle w:val="ListNumber"/>
-        <w:spacing w:line="240" w:lineRule="auto"/>
-        <w:ind w:left="720"/>
-      </w:pPr>
-      <w:r>
-        <w:rPr>
-          <w:lang w:val="zh_TW" w:bidi="zh_TW"/>
-        </w:rPr>
-      </w:r>
-      <w:r>
-        <w:rPr>
-          <w:lang w:val="zh_TW" w:bidi="zh_TW"/>
-        </w:rPr>
-        <w:t>女先知與士師（</w:t>
-      </w:r>
-      <w:hyperlink r:id="rId145">
-        <w:r>
-          <w:rPr>
-            <w:lang w:val="zh_TW" w:bidi="zh_TW"/>
-          </w:rPr>
-          <w:rPr>
-            <w:color w:val="0000EE"/>
-            <w:u w:val="single"/>
-          </w:rPr>
-          <w:t>士4–5章</w:t>
-        </w:r>
-      </w:hyperlink>
-      <w:r>
-        <w:rPr>
-          <w:lang w:val="zh_TW" w:bidi="zh_TW"/>
-        </w:rPr>
-        <w:t>）。另一位底波拉是以色列的女先知與士師。作為先知，她傳達神的信息；作為士師，她成為以色列人的領袖。雖然聖經中也有其他女性先知，但這種情形並不常見。其他女先知包括：</w:t>
-      </w:r>
-    </w:p>
-    <w:p>
-      <w:pPr>
-        <w:pStyle w:val="ListBullet"/>
-        <w:spacing w:line="240" w:lineRule="auto"/>
-        <w:ind w:left="1440"/>
-      </w:pPr>
-      <w:r>
-        <w:rPr>
-          <w:lang w:val="zh_TW" w:bidi="zh_TW"/>
-        </w:rPr>
-      </w:r>
-      <w:r>
-        <w:rPr>
-          <w:lang w:val="zh_TW" w:bidi="zh_TW"/>
-        </w:rPr>
-        <w:t>米利暗（</w:t>
-      </w:r>
-      <w:hyperlink r:id="rId146">
-        <w:r>
-          <w:rPr>
-            <w:lang w:val="zh_TW" w:bidi="zh_TW"/>
-          </w:rPr>
-          <w:rPr>
-            <w:color w:val="0000EE"/>
-            <w:u w:val="single"/>
-          </w:rPr>
-          <w:t>出15:20</w:t>
-        </w:r>
-      </w:hyperlink>
-      <w:r>
-        <w:rPr>
-          <w:lang w:val="zh_TW" w:bidi="zh_TW"/>
-        </w:rPr>
-        <w:t>）</w:t>
-      </w:r>
-    </w:p>
-    <w:p>
-      <w:pPr>
-        <w:pStyle w:val="ListBullet"/>
-        <w:spacing w:line="240" w:lineRule="auto"/>
-        <w:ind w:left="1440"/>
-      </w:pPr>
-      <w:r>
-        <w:rPr>
-          <w:lang w:val="zh_TW" w:bidi="zh_TW"/>
-        </w:rPr>
-      </w:r>
-      <w:r>
-        <w:rPr>
-          <w:lang w:val="zh_TW" w:bidi="zh_TW"/>
-        </w:rPr>
-        <w:t>戶勒大（</w:t>
-      </w:r>
-      <w:hyperlink r:id="rId147">
-        <w:r>
-          <w:rPr>
-            <w:lang w:val="zh_TW" w:bidi="zh_TW"/>
-          </w:rPr>
-          <w:rPr>
-            <w:color w:val="0000EE"/>
-            <w:u w:val="single"/>
-          </w:rPr>
-          <w:t>王下22:14</w:t>
-        </w:r>
-      </w:hyperlink>
-      <w:r>
-        <w:rPr>
-          <w:lang w:val="zh_TW" w:bidi="zh_TW"/>
-        </w:rPr>
-        <w:t>）</w:t>
-      </w:r>
-    </w:p>
-    <w:p>
-      <w:pPr>
-        <w:pStyle w:val="ListBullet"/>
-        <w:spacing w:line="240" w:lineRule="auto"/>
-        <w:ind w:left="1440"/>
-      </w:pPr>
-      <w:r>
-        <w:rPr>
-          <w:lang w:val="zh_TW" w:bidi="zh_TW"/>
-        </w:rPr>
-      </w:r>
-      <w:r>
-        <w:rPr>
-          <w:lang w:val="zh_TW" w:bidi="zh_TW"/>
-        </w:rPr>
-        <w:t>亞拿（</w:t>
-      </w:r>
-      <w:hyperlink r:id="rId148">
-        <w:r>
-          <w:rPr>
-            <w:lang w:val="zh_TW" w:bidi="zh_TW"/>
-          </w:rPr>
-          <w:rPr>
-            <w:color w:val="0000EE"/>
-            <w:u w:val="single"/>
-          </w:rPr>
-          <w:t>路2:36</w:t>
-        </w:r>
-      </w:hyperlink>
-      <w:r>
-        <w:rPr>
-          <w:lang w:val="zh_TW" w:bidi="zh_TW"/>
-        </w:rPr>
-        <w:t>）</w:t>
-      </w:r>
-    </w:p>
-    <w:p>
-      <w:pPr/>
-      <w:r>
-        <w:rPr>
-          <w:lang w:val="zh_TW" w:bidi="zh_TW"/>
-        </w:rPr>
-      </w:r>
-      <w:r>
-        <w:rPr>
-          <w:lang w:val="zh_TW" w:bidi="zh_TW"/>
-        </w:rPr>
-        <w:t>底波拉的獨特之處在於，她在故事的主要事件發生之前，便已擔任士師並帶領百姓（</w:t>
-      </w:r>
-      <w:hyperlink r:id="rId149">
-        <w:r>
-          <w:rPr>
-            <w:lang w:val="zh_TW" w:bidi="zh_TW"/>
-          </w:rPr>
-          <w:rPr>
-            <w:color w:val="0000EE"/>
-            <w:u w:val="single"/>
-          </w:rPr>
-          <w:t>士4:4</w:t>
-        </w:r>
-      </w:hyperlink>
-      <w:r>
-        <w:rPr>
-          <w:lang w:val="zh_TW" w:bidi="zh_TW"/>
-        </w:rPr>
-        <w:t>）。至於她的丈夫拉比多，則沒有其它相關記載。</w:t>
-      </w:r>
-    </w:p>
-    <w:p>
-      <w:pPr/>
-      <w:r>
-        <w:rPr>
-          <w:lang w:val="zh_TW" w:bidi="zh_TW"/>
-        </w:rPr>
-      </w:r>
-      <w:r>
-        <w:rPr>
-          <w:lang w:val="zh_TW" w:bidi="zh_TW"/>
-        </w:rPr>
-        <w:t>底波拉被尊稱為「以色列的母」（</w:t>
-      </w:r>
-      <w:hyperlink r:id="rId150">
-        <w:r>
-          <w:rPr>
-            <w:lang w:val="zh_TW" w:bidi="zh_TW"/>
-          </w:rPr>
-          <w:rPr>
-            <w:color w:val="0000EE"/>
-            <w:u w:val="single"/>
-          </w:rPr>
-          <w:t>士5:7</w:t>
-        </w:r>
-      </w:hyperlink>
-      <w:r>
-        <w:rPr>
-          <w:lang w:val="zh_TW" w:bidi="zh_TW"/>
-        </w:rPr>
-        <w:t>）。她定居在一處地方，百姓會前來向她求問指引。200多年後，當士師記成書時，當地仍有一棵高大的棕樹作為標誌。雖然她居住在便雅憫地（</w:t>
-      </w:r>
-      <w:hyperlink r:id="rId151">
-        <w:r>
-          <w:rPr>
-            <w:lang w:val="zh_TW" w:bidi="zh_TW"/>
-          </w:rPr>
-          <w:rPr>
-            <w:color w:val="0000EE"/>
-            <w:u w:val="single"/>
-          </w:rPr>
-          <w:t>士4:5</w:t>
-        </w:r>
-      </w:hyperlink>
-      <w:r>
-        <w:rPr>
-          <w:lang w:val="zh_TW" w:bidi="zh_TW"/>
-        </w:rPr>
-        <w:t>；參</w:t>
-      </w:r>
-      <w:hyperlink r:id="rId152">
-        <w:r>
-          <w:rPr>
-            <w:lang w:val="zh_TW" w:bidi="zh_TW"/>
-          </w:rPr>
-          <w:rPr>
-            <w:color w:val="0000EE"/>
-            <w:u w:val="single"/>
-          </w:rPr>
-          <w:t>書16:2</w:t>
-        </w:r>
-      </w:hyperlink>
-      <w:r>
-        <w:rPr>
-          <w:lang w:val="zh_TW" w:bidi="zh_TW"/>
-        </w:rPr>
-        <w:t>，</w:t>
-      </w:r>
-      <w:hyperlink r:id="rId153">
-        <w:r>
-          <w:rPr>
-            <w:lang w:val="zh_TW" w:bidi="zh_TW"/>
-          </w:rPr>
-          <w:rPr>
-            <w:color w:val="0000EE"/>
-            <w:u w:val="single"/>
-          </w:rPr>
-          <w:t>18:13</w:t>
-        </w:r>
-      </w:hyperlink>
-      <w:r>
-        <w:rPr>
-          <w:lang w:val="zh_TW" w:bidi="zh_TW"/>
-        </w:rPr>
-        <w:t>），但她可能是出自北國最重要的支派——以法蓮支派；也有學者認為她來自以薩迦支派（</w:t>
-      </w:r>
-      <w:hyperlink r:id="rId154">
-        <w:r>
-          <w:rPr>
-            <w:lang w:val="zh_TW" w:bidi="zh_TW"/>
-          </w:rPr>
-          <w:rPr>
-            <w:color w:val="0000EE"/>
-            <w:u w:val="single"/>
-          </w:rPr>
-          <w:t>士5:14–15</w:t>
-        </w:r>
-      </w:hyperlink>
-      <w:r>
-        <w:rPr>
-          <w:lang w:val="zh_TW" w:bidi="zh_TW"/>
-        </w:rPr>
-        <w:t>）。當時，以色列各支派的組織較為鬆散，並非總是居住在所分配的地業中。</w:t>
-      </w:r>
-    </w:p>
-    <w:p>
-      <w:pPr/>
-      <w:r>
-        <w:rPr>
-          <w:lang w:val="zh_TW" w:bidi="zh_TW"/>
-        </w:rPr>
-      </w:r>
-      <w:r>
-        <w:rPr>
-          <w:lang w:val="zh_TW" w:bidi="zh_TW"/>
-        </w:rPr>
-        <w:t>在底波拉卓越的領導下，裝備簡陋的以色列人於耶斯列平原擊敗了迦南人（</w:t>
-      </w:r>
-      <w:hyperlink r:id="rId155">
-        <w:r>
-          <w:rPr>
-            <w:lang w:val="zh_TW" w:bidi="zh_TW"/>
-          </w:rPr>
-          <w:rPr>
-            <w:color w:val="0000EE"/>
-            <w:u w:val="single"/>
-          </w:rPr>
-          <w:t>士4:15</w:t>
-        </w:r>
-      </w:hyperlink>
-      <w:r>
-        <w:rPr>
-          <w:lang w:val="zh_TW" w:bidi="zh_TW"/>
-        </w:rPr>
-        <w:t>）。基順河的洪水使敵軍的戰車陷入混亂（</w:t>
-      </w:r>
-      <w:hyperlink r:id="rId156">
-        <w:r>
-          <w:rPr>
-            <w:lang w:val="zh_TW" w:bidi="zh_TW"/>
-          </w:rPr>
-          <w:rPr>
-            <w:color w:val="0000EE"/>
-            <w:u w:val="single"/>
-          </w:rPr>
-          <w:t>士5:21–22</w:t>
-        </w:r>
-      </w:hyperlink>
-      <w:r>
-        <w:rPr>
-          <w:lang w:val="zh_TW" w:bidi="zh_TW"/>
-        </w:rPr>
-        <w:t>）。迦南人潰逃向北，可能逃至米吉多附近的他納（</w:t>
-      </w:r>
-      <w:hyperlink r:id="rId157">
-        <w:r>
-          <w:rPr>
-            <w:lang w:val="zh_TW" w:bidi="zh_TW"/>
-          </w:rPr>
-          <w:rPr>
-            <w:color w:val="0000EE"/>
-            <w:u w:val="single"/>
-          </w:rPr>
-          <w:t>士5:19</w:t>
-        </w:r>
-      </w:hyperlink>
-      <w:r>
-        <w:rPr>
-          <w:lang w:val="zh_TW" w:bidi="zh_TW"/>
-        </w:rPr>
-        <w:t>），此後再未成為以色列境內的敵對勢力。底波拉之歌（</w:t>
-      </w:r>
-      <w:hyperlink r:id="rId158">
-        <w:r>
-          <w:rPr>
-            <w:lang w:val="zh_TW" w:bidi="zh_TW"/>
-          </w:rPr>
-          <w:rPr>
-            <w:color w:val="0000EE"/>
-            <w:u w:val="single"/>
-          </w:rPr>
-          <w:t>士5章</w:t>
-        </w:r>
-      </w:hyperlink>
-      <w:r>
-        <w:rPr>
-          <w:lang w:val="zh_TW" w:bidi="zh_TW"/>
-        </w:rPr>
-        <w:t>）則是以詩歌形式重述了對</w:t>
-      </w:r>
-      <w:hyperlink r:id="rId159">
-        <w:r>
-          <w:rPr>
-            <w:lang w:val="zh_TW" w:bidi="zh_TW"/>
-          </w:rPr>
-          <w:rPr>
-            <w:color w:val="0000EE"/>
-            <w:u w:val="single"/>
-          </w:rPr>
-          <w:t>士師記第四章</w:t>
-        </w:r>
-      </w:hyperlink>
-      <w:r>
-        <w:rPr>
-          <w:lang w:val="zh_TW" w:bidi="zh_TW"/>
-        </w:rPr>
-        <w:t>的敘事。</w:t>
-      </w:r>
-    </w:p>
-    <w:p>
-      <w:pPr/>
-      <w:r>
-        <w:rPr>
-          <w:lang w:val="zh_TW" w:bidi="zh_TW"/>
-        </w:rPr>
-      </w:r>
-      <w:r>
-        <w:rPr>
-          <w:i/>
-          <w:lang w:val="zh_TW" w:bidi="zh_TW"/>
-        </w:rPr>
-        <w:t>另見</w:t>
-      </w:r>
-      <w:r>
-        <w:rPr>
-          <w:lang w:val="zh_TW" w:bidi="zh_TW"/>
-        </w:rPr>
-        <w:t xml:space="preserve"> </w:t>
-      </w:r>
-      <w:r>
-        <w:rPr>
-          <w:lang w:val="zh_TW" w:bidi="zh_TW"/>
-        </w:rPr>
-        <w:t>巴拉；</w:t>
-      </w:r>
-      <w:r>
-        <w:rPr>
-          <w:lang w:val="zh_TW" w:bidi="zh_TW"/>
-        </w:rPr>
-        <w:t>底波拉之歌</w:t>
-      </w:r>
-      <w:r>
-        <w:rPr>
-          <w:lang w:val="zh_TW" w:bidi="zh_TW"/>
-        </w:rPr>
-        <w:t>；</w:t>
-      </w:r>
-      <w:r>
-        <w:rPr>
-          <w:lang w:val="zh_TW" w:bidi="zh_TW"/>
-        </w:rPr>
-        <w:t>士師記</w:t>
-      </w:r>
-      <w:r>
-        <w:rPr>
-          <w:lang w:val="zh_TW" w:bidi="zh_TW"/>
-        </w:rPr>
-        <w:t>。</w:t>
-      </w:r>
-      <w:r>
-        <w:rPr>
-          <w:lang w:val="zh_TW" w:bidi="zh_TW"/>
-        </w:rPr>
-      </w:r>
-      <w:r>
-        <w:rPr>
-          <w:lang w:val="zh_TW" w:bidi="zh_TW"/>
-        </w:rPr>
-      </w:r>
-    </w:p>
-    <w:p>
-      <w:pPr/>
-      <w:r>
-        <w:rPr>
-          <w:lang w:val="zh_TW" w:bidi="zh_TW"/>
-        </w:rPr>
-      </w:r>
-    </w:p>
-    <w:p>
-      <w:pPr>
-        <w:pStyle w:val="Heading2"/>
-      </w:pPr>
-      <w:r>
-        <w:rPr>
-          <w:lang w:val="zh_TW" w:bidi="zh_TW"/>
-        </w:rPr>
-        <w:t>底但（人物）</w:t>
-      </w:r>
-      <w:r>
-        <w:rPr>
-          <w:lang w:val="zh_TW" w:bidi="zh_TW"/>
-        </w:rPr>
-      </w:r>
-    </w:p>
-    <w:p>
-      <w:pPr/>
-      <w:r>
-        <w:rPr>
-          <w:lang w:val="zh_TW" w:bidi="zh_TW"/>
-        </w:rPr>
-      </w:r>
-      <w:r>
-        <w:rPr>
-          <w:lang w:val="zh_TW" w:bidi="zh_TW"/>
-        </w:rPr>
-        <w:t>1. 挪亞的後代名單中古實的孫子。他的父親是拉瑪，他兄弟的名字是示巴（</w:t>
-      </w:r>
-      <w:hyperlink r:id="rId160">
-        <w:r>
-          <w:rPr>
-            <w:lang w:val="zh_TW" w:bidi="zh_TW"/>
-          </w:rPr>
-          <w:rPr>
-            <w:color w:val="0000EE"/>
-            <w:u w:val="single"/>
-          </w:rPr>
-          <w:t>創10:7</w:t>
-        </w:r>
-      </w:hyperlink>
-      <w:r>
-        <w:rPr>
-          <w:lang w:val="zh_TW" w:bidi="zh_TW"/>
-        </w:rPr>
-        <w:t>；</w:t>
-      </w:r>
-      <w:hyperlink r:id="rId161">
-        <w:r>
-          <w:rPr>
-            <w:lang w:val="zh_TW" w:bidi="zh_TW"/>
-          </w:rPr>
-          <w:rPr>
-            <w:color w:val="0000EE"/>
-            <w:u w:val="single"/>
-          </w:rPr>
-          <w:t>代上1:9</w:t>
-        </w:r>
-      </w:hyperlink>
-      <w:r>
-        <w:rPr>
-          <w:lang w:val="zh_TW" w:bidi="zh_TW"/>
-        </w:rPr>
-        <w:t>）。</w:t>
-      </w:r>
-    </w:p>
-    <w:p>
-      <w:pPr/>
-      <w:r>
-        <w:rPr>
-          <w:lang w:val="zh_TW" w:bidi="zh_TW"/>
-        </w:rPr>
-      </w:r>
-      <w:r>
-        <w:rPr>
-          <w:lang w:val="zh_TW" w:bidi="zh_TW"/>
-        </w:rPr>
-        <w:t>2. 亞伯拉罕和基土拉之孫 （</w:t>
-      </w:r>
-      <w:hyperlink r:id="rId162">
-        <w:r>
-          <w:rPr>
-            <w:lang w:val="zh_TW" w:bidi="zh_TW"/>
-          </w:rPr>
-          <w:rPr>
-            <w:color w:val="0000EE"/>
-            <w:u w:val="single"/>
-          </w:rPr>
-          <w:t>創25:3</w:t>
-        </w:r>
-      </w:hyperlink>
-      <w:r>
-        <w:rPr>
-          <w:lang w:val="zh_TW" w:bidi="zh_TW"/>
-        </w:rPr>
-        <w:t>）。他的父親是約珊，兄弟是示巴，</w:t>
-      </w:r>
-      <w:r>
-        <w:rPr>
-          <w:lang w:val="zh_TW" w:bidi="zh_TW"/>
-        </w:rPr>
-        <w:t>後代是亞書利族、 利都是族和利烏米族</w:t>
-      </w:r>
-      <w:r>
-        <w:rPr>
-          <w:lang w:val="zh_TW" w:bidi="zh_TW"/>
-        </w:rPr>
-        <w:t>。</w:t>
-      </w:r>
-      <w:r>
-        <w:rPr>
-          <w:lang w:val="zh_TW" w:bidi="zh_TW"/>
-        </w:rPr>
-      </w:r>
-      <w:r>
-        <w:rPr>
-          <w:lang w:val="zh_TW" w:bidi="zh_TW"/>
-        </w:rPr>
-      </w:r>
-    </w:p>
-    <w:p>
-      <w:pPr/>
-      <w:r>
-        <w:rPr>
-          <w:lang w:val="zh_TW" w:bidi="zh_TW"/>
-        </w:rPr>
-      </w:r>
-    </w:p>
-    <w:p>
-      <w:pPr>
-        <w:pStyle w:val="Heading2"/>
-      </w:pPr>
-      <w:r>
-        <w:rPr>
-          <w:lang w:val="zh_TW" w:bidi="zh_TW"/>
-        </w:rPr>
-        <w:t>底格里斯河</w:t>
-      </w:r>
-      <w:r>
-        <w:rPr>
-          <w:lang w:val="zh_TW" w:bidi="zh_TW"/>
-        </w:rPr>
-      </w:r>
-    </w:p>
-    <w:p>
-      <w:pPr/>
-      <w:r>
-        <w:rPr>
-          <w:lang w:val="zh_TW" w:bidi="zh_TW"/>
-        </w:rPr>
-      </w:r>
-      <w:r>
-        <w:rPr>
-          <w:lang w:val="zh_TW" w:bidi="zh_TW"/>
-        </w:rPr>
-        <w:t>底格里斯河是流經古代美索不達米亞地區（今日主要位於伊拉克）的兩條大河之一。聖經中僅數次提及這條河。</w:t>
-      </w:r>
-    </w:p>
-    <w:p>
-      <w:pPr/>
-      <w:r>
-        <w:rPr>
-          <w:lang w:val="zh_TW" w:bidi="zh_TW"/>
-        </w:rPr>
-      </w:r>
-      <w:r>
-        <w:rPr>
-          <w:lang w:val="zh_TW" w:bidi="zh_TW"/>
-        </w:rPr>
-        <w:t>在伊甸園的描述中，底格里斯河是從灌溉園子的那條河分出來的四道河流中的第三道（</w:t>
-      </w:r>
-      <w:hyperlink r:id="rId163">
-        <w:r>
-          <w:rPr>
-            <w:lang w:val="zh_TW" w:bidi="zh_TW"/>
-          </w:rPr>
-          <w:rPr>
-            <w:color w:val="0000EE"/>
-            <w:u w:val="single"/>
-          </w:rPr>
-          <w:t>創2:14</w:t>
-        </w:r>
-      </w:hyperlink>
-      <w:r>
-        <w:rPr>
-          <w:lang w:val="zh_TW" w:bidi="zh_TW"/>
-        </w:rPr>
-        <w:t>）。然而，這段經文並不能幫助我們確定伊甸園的確切位置。</w:t>
-      </w:r>
-    </w:p>
-    <w:p>
-      <w:pPr/>
-      <w:r>
-        <w:rPr>
-          <w:lang w:val="zh_TW" w:bidi="zh_TW"/>
-        </w:rPr>
-      </w:r>
-      <w:r>
-        <w:rPr>
-          <w:lang w:val="zh_TW" w:bidi="zh_TW"/>
-        </w:rPr>
-        <w:t>聖經中另有直接提到底格里斯河的地方</w:t>
-      </w:r>
-      <w:r>
-        <w:rPr>
-          <w:lang w:val="zh_TW" w:bidi="zh_TW"/>
-        </w:rPr>
-        <w:t>出現在更後期的經文中</w:t>
-      </w:r>
-      <w:r>
-        <w:rPr>
-          <w:lang w:val="zh_TW" w:bidi="zh_TW"/>
-        </w:rPr>
-        <w:t>。先知但以理在描述他得異象的地點時，稱它為「底格里斯大河」（</w:t>
-      </w:r>
-      <w:hyperlink r:id="rId164">
-        <w:r>
-          <w:rPr>
-            <w:lang w:val="zh_TW" w:bidi="zh_TW"/>
-          </w:rPr>
-          <w:rPr>
-            <w:color w:val="0000EE"/>
-            <w:u w:val="single"/>
-          </w:rPr>
-          <w:t>但10:4</w:t>
-        </w:r>
-      </w:hyperlink>
-      <w:r>
-        <w:rPr>
-          <w:lang w:val="zh_TW" w:bidi="zh_TW"/>
-        </w:rPr>
-        <w:t>）。那鴻書在描述巴比倫圍攻尼尼微、河閘開放的情景時，所指的河流很可能就是底格里斯河（</w:t>
-      </w:r>
-      <w:hyperlink r:id="rId165">
-        <w:r>
-          <w:rPr>
-            <w:lang w:val="zh_TW" w:bidi="zh_TW"/>
-          </w:rPr>
-          <w:rPr>
-            <w:color w:val="0000EE"/>
-            <w:u w:val="single"/>
-          </w:rPr>
-          <w:t>鴻2:6</w:t>
-        </w:r>
-      </w:hyperlink>
-      <w:r>
-        <w:rPr>
-          <w:lang w:val="zh_TW" w:bidi="zh_TW"/>
-        </w:rPr>
-        <w:t>）。</w:t>
-      </w:r>
-    </w:p>
-    <w:p>
-      <w:pPr/>
-      <w:r>
-        <w:rPr>
-          <w:lang w:val="zh_TW" w:bidi="zh_TW"/>
-        </w:rPr>
-      </w:r>
-      <w:r>
-        <w:rPr>
-          <w:lang w:val="zh_TW" w:bidi="zh_TW"/>
-        </w:rPr>
-        <w:t>若把底格里斯河兩條主要支流包括在內，底格里斯河全長約1,844公里（1,146英里）。其源頭是名為哥倫吉克（Golenjik）的山中湖泊，距離幼發拉底河的河道僅數公里（約兩、三英里）。</w:t>
-      </w:r>
-    </w:p>
-    <w:p>
-      <w:pPr/>
-      <w:r>
-        <w:rPr>
-          <w:lang w:val="zh_TW" w:bidi="zh_TW"/>
-        </w:rPr>
-      </w:r>
-      <w:r>
-        <w:rPr>
-          <w:lang w:val="zh_TW" w:bidi="zh_TW"/>
-        </w:rPr>
-        <w:t>底格里斯河與該地區多數河流相似，水量隨季節變化而不同。洪水期自三月初開始，約於五月上旬至中旬達到高峰。雖然船隻可以在河上行駛，但歷史記載顯示，人們並沒有廣泛使用這條河於貿易往來。然而，在亞述帝國強盛的時期，底格里斯河在政治上具有重要地位。三個主要的亞述城（尼尼微、亞述和迦拉）都建於其河岸旁。然而，底格里斯河始終不足以成為堅固的天然屏障，無法有效抵禦外敵的攻擊。</w:t>
-      </w:r>
-      <w:r>
-        <w:rPr>
-          <w:lang w:val="zh_TW" w:bidi="zh_TW"/>
-        </w:rPr>
-      </w:r>
-      <w:r>
-        <w:rPr>
-          <w:lang w:val="zh_TW" w:bidi="zh_TW"/>
-        </w:rPr>
-      </w:r>
-    </w:p>
-    <w:p>
-      <w:pPr/>
-      <w:r>
-        <w:rPr>
-          <w:lang w:val="zh_TW" w:bidi="zh_TW"/>
-        </w:rPr>
-      </w:r>
-    </w:p>
-    <w:p>
-      <w:pPr>
-        <w:pStyle w:val="Heading2"/>
-      </w:pPr>
-      <w:r>
-        <w:rPr>
-          <w:lang w:val="zh_TW" w:bidi="zh_TW"/>
-        </w:rPr>
-        <w:t>底買</w:t>
-      </w:r>
-      <w:r>
-        <w:rPr>
-          <w:lang w:val="zh_TW" w:bidi="zh_TW"/>
-        </w:rPr>
-      </w:r>
-    </w:p>
-    <w:p>
-      <w:pPr/>
-      <w:r>
-        <w:rPr>
-          <w:lang w:val="zh_TW" w:bidi="zh_TW"/>
-        </w:rPr>
-      </w:r>
-      <w:r>
-        <w:rPr>
-          <w:lang w:val="zh_TW" w:bidi="zh_TW"/>
-        </w:rPr>
-        <w:t>底買是巴底買的父親。耶穌在通往耶利哥的城門附近，醫治了名叫瞎子巴底買的視力。（</w:t>
-      </w:r>
-      <w:hyperlink r:id="rId166">
-        <w:r>
-          <w:rPr>
-            <w:lang w:val="zh_TW" w:bidi="zh_TW"/>
-          </w:rPr>
-          <w:rPr>
-            <w:color w:val="0000EE"/>
-            <w:u w:val="single"/>
-          </w:rPr>
-          <w:t>馬可福音10:46</w:t>
-        </w:r>
-      </w:hyperlink>
-      <w:r>
-        <w:rPr>
-          <w:lang w:val="zh_TW" w:bidi="zh_TW"/>
-        </w:rPr>
-        <w:t>）。</w:t>
-      </w:r>
-      <w:r>
-        <w:rPr>
-          <w:lang w:val="zh_TW" w:bidi="zh_TW"/>
-        </w:rPr>
-      </w:r>
-      <w:r>
-        <w:rPr>
-          <w:lang w:val="zh_TW" w:bidi="zh_TW"/>
-        </w:rPr>
-      </w:r>
-    </w:p>
-    <w:p>
-      <w:pPr/>
-      <w:r>
-        <w:rPr>
-          <w:lang w:val="zh_TW" w:bidi="zh_TW"/>
-        </w:rPr>
-      </w:r>
-    </w:p>
-    <w:p>
-      <w:pPr>
-        <w:pStyle w:val="Heading2"/>
-      </w:pPr>
-      <w:r>
-        <w:rPr>
-          <w:lang w:val="zh_TW" w:bidi="zh_TW"/>
-        </w:rPr>
-        <w:t>第一次猶太起義</w:t>
-      </w:r>
-      <w:r>
-        <w:rPr>
-          <w:lang w:val="zh_TW" w:bidi="zh_TW"/>
-        </w:rPr>
-      </w:r>
-    </w:p>
-    <w:p>
-      <w:pPr/>
-      <w:r>
-        <w:rPr>
-          <w:lang w:val="zh_TW" w:bidi="zh_TW"/>
-        </w:rPr>
-      </w:r>
-      <w:r>
-        <w:rPr>
-          <w:lang w:val="zh_TW" w:bidi="zh_TW"/>
-        </w:rPr>
-        <w:t>公元66年至70年間發生的一次起義，起因於一連串猶太地區羅馬巡撫的治理不當。隨著最後一位猶太王亞基帕一世（Agrippa I，</w:t>
-      </w:r>
-      <w:hyperlink r:id="rId167">
-        <w:r>
-          <w:rPr>
-            <w:lang w:val="zh_TW" w:bidi="zh_TW"/>
-          </w:rPr>
-          <w:rPr>
-            <w:color w:val="0000EE"/>
-            <w:u w:val="single"/>
-          </w:rPr>
-          <w:t>徒12章</w:t>
-        </w:r>
-      </w:hyperlink>
-      <w:r>
-        <w:rPr>
-          <w:lang w:val="zh_TW" w:bidi="zh_TW"/>
-        </w:rPr>
-        <w:t>中的希律王）於公元44年去世，接下來的20年間，猶太人在巴勒斯坦遭受逼迫和羞辱。動亂升級為起義只差一導火線，而這個最終的導火線由公元64年任命的羅馬巡撫弗羅魯斯（Florus）引發。他在公元66年要求從聖殿庫房中索取錢財，激怒猶太人，因而引發了起義。在他的統治下，羅馬士兵屠殺猶太人並劫掠他們的財物。</w:t>
-      </w:r>
-    </w:p>
-    <w:p>
-      <w:pPr/>
-      <w:r>
-        <w:rPr>
-          <w:lang w:val="zh_TW" w:bidi="zh_TW"/>
-        </w:rPr>
-      </w:r>
-      <w:r>
-        <w:rPr>
-          <w:lang w:val="zh_TW" w:bidi="zh_TW"/>
-        </w:rPr>
-        <w:t>叛亂迅速蔓延整個巴勒斯坦，同時在地中海東部的幾個城之間引發猶太人與異教徒的普遍衝突。巴勒斯坦的起義由奮銳黨領導——這是一個長期希望羅馬人退出巴勒斯坦的猶太團體。猶太人在伯和崙山口的首次戰役中取得勝利後，皇帝尼祿（Nero）派遣其最善戰的將軍維斯帕先（Vespasian）執行對叛軍的懲罰行動。</w:t>
-      </w:r>
-    </w:p>
-    <w:p>
-      <w:pPr/>
-      <w:r>
-        <w:rPr>
-          <w:lang w:val="zh_TW" w:bidi="zh_TW"/>
-        </w:rPr>
-      </w:r>
-      <w:r>
-        <w:rPr>
-          <w:lang w:val="zh_TW" w:bidi="zh_TW"/>
-        </w:rPr>
-        <w:t>到公元67年底，羅馬重新控制了整個加利利地區及其它北部地區。在公元67年和68年間，羅馬在撒馬利亞和猶太地區推動進一步攻勢，使猶太人只剩下四個據點。然而，此時羅馬的戰役卻趨於放緩。公元68年，尼祿自殺。經歷了三位短命的皇帝後，維斯帕先將軍於公元69年掌握了帝國的控制權。他的兒子提圖斯（Titus）接管了巴勒斯坦的軍隊，並於公元70年圍攻耶路撒冷。</w:t>
-      </w:r>
-    </w:p>
-    <w:p>
-      <w:pPr/>
-      <w:r>
-        <w:rPr>
-          <w:lang w:val="zh_TW" w:bidi="zh_TW"/>
-        </w:rPr>
-      </w:r>
-      <w:r>
-        <w:rPr>
-          <w:lang w:val="zh_TW" w:bidi="zh_TW"/>
-        </w:rPr>
-        <w:t>耶路撒冷的猶太人本可利用羅馬內部的混亂來加強自己的地位，並解決內部猶太團體間的爭端，但他們並沒有樣做。然而，提圖斯帶領八萬士兵抵達，迫使他們團結起來，為城市做最後的抵抗。</w:t>
-      </w:r>
-    </w:p>
-    <w:p>
-      <w:pPr/>
-      <w:r>
-        <w:rPr>
-          <w:lang w:val="zh_TW" w:bidi="zh_TW"/>
-        </w:rPr>
-      </w:r>
-      <w:r>
-        <w:rPr>
-          <w:lang w:val="zh_TW" w:bidi="zh_TW"/>
-        </w:rPr>
-        <w:t>圍攻持續了五個月。耶路撒冷的猶太人英勇反擊，羅馬軍隊只能緩慢推進。公元70年8月初，猶太歷史上出現悲慘的一幕：聖殿的晨祭和晚祭首次中斷。大約在8月29日，在情況仍未明的狀況下，聖殿的至聖所被燒毀，整個聖殿被摧毀，這應驗了耶穌的預言（</w:t>
-      </w:r>
-      <w:hyperlink r:id="rId168">
-        <w:r>
-          <w:rPr>
-            <w:lang w:val="zh_TW" w:bidi="zh_TW"/>
-          </w:rPr>
-          <w:rPr>
-            <w:color w:val="0000EE"/>
-            <w:u w:val="single"/>
-          </w:rPr>
-          <w:t>太24:1–2</w:t>
-        </w:r>
-      </w:hyperlink>
-      <w:r>
-        <w:rPr>
-          <w:lang w:val="zh_TW" w:bidi="zh_TW"/>
-        </w:rPr>
-        <w:t>；</w:t>
-      </w:r>
-      <w:hyperlink r:id="rId169">
-        <w:r>
-          <w:rPr>
-            <w:lang w:val="zh_TW" w:bidi="zh_TW"/>
-          </w:rPr>
-          <w:rPr>
-            <w:color w:val="0000EE"/>
-            <w:u w:val="single"/>
-          </w:rPr>
-          <w:t>可13:1–2</w:t>
-        </w:r>
-      </w:hyperlink>
-      <w:r>
-        <w:rPr>
-          <w:lang w:val="zh_TW" w:bidi="zh_TW"/>
-        </w:rPr>
-        <w:t>；</w:t>
-      </w:r>
-      <w:hyperlink r:id="rId170">
-        <w:r>
-          <w:rPr>
-            <w:lang w:val="zh_TW" w:bidi="zh_TW"/>
-          </w:rPr>
-          <w:rPr>
-            <w:color w:val="0000EE"/>
-            <w:u w:val="single"/>
-          </w:rPr>
-          <w:t>路19:43–44，</w:t>
-        </w:r>
-      </w:hyperlink>
-      <w:hyperlink r:id="rId171">
-        <w:r>
-          <w:rPr>
-            <w:lang w:val="zh_TW" w:bidi="zh_TW"/>
-          </w:rPr>
-          <w:rPr>
-            <w:color w:val="0000EE"/>
-            <w:u w:val="single"/>
-          </w:rPr>
-          <w:t>21:5–7</w:t>
-        </w:r>
-      </w:hyperlink>
-      <w:r>
-        <w:rPr>
-          <w:lang w:val="zh_TW" w:bidi="zh_TW"/>
-        </w:rPr>
-        <w:t>）。隨後的抵抗持續了一個月，但到9月底，這座被毀的城完全陷落。此次起義中，約有一百萬猶太人喪生，九十萬人被擄。</w:t>
-      </w:r>
-    </w:p>
-    <w:p>
-      <w:pPr/>
-      <w:r>
-        <w:rPr>
-          <w:lang w:val="zh_TW" w:bidi="zh_TW"/>
-        </w:rPr>
-      </w:r>
-      <w:r>
-        <w:rPr>
-          <w:i/>
-          <w:lang w:val="zh_TW" w:bidi="zh_TW"/>
-        </w:rPr>
-        <w:t>另見</w:t>
-      </w:r>
-      <w:r>
-        <w:rPr>
-          <w:lang w:val="zh_TW" w:bidi="zh_TW"/>
-        </w:rPr>
-        <w:t xml:space="preserve"> </w:t>
-      </w:r>
-      <w:r>
-        <w:rPr>
-          <w:lang w:val="zh_TW" w:bidi="zh_TW"/>
-        </w:rPr>
-        <w:t>以色列的歷史；</w:t>
-      </w:r>
-      <w:r>
-        <w:rPr>
-          <w:lang w:val="zh_TW" w:bidi="zh_TW"/>
-        </w:rPr>
-        <w:t>耶路撒冷；</w:t>
-      </w:r>
-      <w:r>
-        <w:rPr>
-          <w:lang w:val="zh_TW" w:bidi="zh_TW"/>
-        </w:rPr>
-        <w:t>猶太教</w:t>
-      </w:r>
-      <w:r>
-        <w:rPr>
-          <w:lang w:val="zh_TW" w:bidi="zh_TW"/>
-        </w:rPr>
-        <w:t>。</w:t>
       </w:r>
       <w:r>
         <w:rPr>
@@ -6755,12 +5309,6 @@
   </w:num>
   <w:num w:numId="13" w16cid:durableId="592781308">
     <w:abstractNumId w:val="11"/>
-  </w:num>
-  <w:num w:numId="14">
-    <w:abstractNumId w:val="3"/>
-    <w:lvlOverride w:ilvl="0">
-      <w:startOverride w:val="1"/>
-    </w:lvlOverride>
   </w:num>
   <w:numIdMacAtCleanup w:val="10"/>
 </w:numbering>

--- a/zht/docx/027.content.docx
+++ b/zht/docx/027.content.docx
@@ -149,7 +149,7 @@
         <w:rPr>
           <w:lang w:val="zh_TW" w:bidi="zh_TW"/>
         </w:rPr>
-        <w:t>dao</w:t>
+        <w:t>dan</w:t>
       </w:r>
       <w:r>
         <w:rPr>
@@ -212,7 +212,7 @@
         <w:rPr>
           <w:lang w:val="zh_TW" w:bidi="zh_TW"/>
         </w:rPr>
-        <w:t>禱告</w:t>
+        <w:t>但（人物）</w:t>
       </w:r>
       <w:r>
         <w:rPr>
@@ -231,80 +231,7 @@
         <w:rPr>
           <w:lang w:val="zh_TW" w:bidi="zh_TW"/>
         </w:rPr>
-        <w:t>禱告是指向神的呼求和請願。儘管向神明祈求是許多（若非全部）宗教的特徵，但此處討論的重點只限於聖經的教導及其神學含義。基督教的禱告的一個經典定義是「</w:t>
-      </w:r>
-      <w:r>
-        <w:rPr>
-          <w:lang w:val="zh_TW" w:bidi="zh_TW"/>
-        </w:rPr>
-        <w:t>禱告是奉基督的名，向上帝表明我們的心願，祈求合乎祂旨意的事，承認我們的罪，並感謝</w:t>
-      </w:r>
-      <w:r>
-        <w:rPr>
-          <w:lang w:val="zh_TW" w:bidi="zh_TW"/>
-        </w:rPr>
-        <w:t>祂</w:t>
-      </w:r>
-      <w:r>
-        <w:rPr>
-          <w:lang w:val="zh_TW" w:bidi="zh_TW"/>
-        </w:rPr>
-        <w:t>的憐憫</w:t>
-      </w:r>
-      <w:r>
-        <w:rPr>
-          <w:lang w:val="zh_TW" w:bidi="zh_TW"/>
-        </w:rPr>
-        <w:t>」（韋斯敏斯德小要理問答</w:t>
-      </w:r>
-      <w:r>
-        <w:rPr>
-          <w:lang w:val="zh_TW" w:bidi="zh_TW"/>
-        </w:rPr>
-        <w:t>〔</w:t>
-      </w:r>
-      <w:r>
-        <w:rPr>
-          <w:lang w:val="zh_TW" w:bidi="zh_TW"/>
-        </w:rPr>
-        <w:t>Westminster Shorter Catechism</w:t>
-      </w:r>
-      <w:r>
-        <w:rPr>
-          <w:lang w:val="zh_TW" w:bidi="zh_TW"/>
-        </w:rPr>
-        <w:t>〕</w:t>
-      </w:r>
-      <w:r>
-        <w:rPr>
-          <w:lang w:val="zh_TW" w:bidi="zh_TW"/>
-        </w:rPr>
-        <w:t>）。基督教的禱告是神與人關係中長期變化和發展過程的最終產物，正如對聖經資料的調查所顯示的那樣。</w:t>
-      </w:r>
-    </w:p>
-    <w:p>
-      <w:pPr>
-        <w:pStyle w:val="Heading3"/>
-      </w:pPr>
-      <w:r>
-        <w:rPr>
-          <w:lang w:val="zh_TW" w:bidi="zh_TW"/>
-        </w:rPr>
-        <w:t>舊約聖經中的禱告</w:t>
-      </w:r>
-    </w:p>
-    <w:p>
-      <w:pPr/>
-      <w:r>
-        <w:rPr>
-          <w:lang w:val="zh_TW" w:bidi="zh_TW"/>
-        </w:rPr>
-      </w:r>
-      <w:r>
-        <w:rPr>
-          <w:lang w:val="zh_TW" w:bidi="zh_TW"/>
-        </w:rPr>
-        <w:t>人類受造原是為了與神團契，並與祂保持著親密的交通，但罪破壞了這種親密且直接的關係。儘管如此，當耶和華與亞伯拉罕立約時（</w:t>
+        <w:t>猶太族長雅各的第五個兒子。他的母親是辟拉；辟拉是雅各的妻子拉結的使女（</w:t>
       </w:r>
       <w:hyperlink r:id="rId13">
         <w:r>
@@ -315,14 +242,14 @@
             <w:color w:val="0000EE"/>
             <w:u w:val="single"/>
           </w:rPr>
-          <w:t>創15章</w:t>
+          <w:t>創30:1–6</w:t>
         </w:r>
       </w:hyperlink>
       <w:r>
         <w:rPr>
           <w:lang w:val="zh_TW" w:bidi="zh_TW"/>
         </w:rPr>
-        <w:t>）時，盟約雙方的關係再次開啟。亞伯拉罕為所多瑪和蛾摩拉的祈求（第</w:t>
+        <w:t>）。但的後裔定居在以色列境內戶勒平原（Huleh Plain）一帶。他們定居的地方原本是分配給但的同母兄弟拿弗他利（</w:t>
       </w:r>
       <w:hyperlink r:id="rId14">
         <w:r>
@@ -333,26 +260,14 @@
             <w:color w:val="0000EE"/>
             <w:u w:val="single"/>
           </w:rPr>
-          <w:t>18</w:t>
+          <w:t>創30:7–8</w:t>
         </w:r>
       </w:hyperlink>
       <w:r>
         <w:rPr>
           <w:lang w:val="zh_TW" w:bidi="zh_TW"/>
         </w:rPr>
-        <w:t>章）既是勇氣和堅持的結合，又是他渺小卑微（相對於神）的自覺。雅各在</w:t>
-      </w:r>
-      <w:r>
-        <w:rPr>
-          <w:lang w:val="zh_TW" w:bidi="zh_TW"/>
-        </w:rPr>
-        <w:t>毗努伊勒</w:t>
-      </w:r>
-      <w:r>
-        <w:rPr>
-          <w:lang w:val="zh_TW" w:bidi="zh_TW"/>
-        </w:rPr>
-        <w:t>與天使摔跤（第</w:t>
+        <w:t>，</w:t>
       </w:r>
       <w:hyperlink r:id="rId15">
         <w:r>
@@ -363,55 +278,14 @@
             <w:color w:val="0000EE"/>
             <w:u w:val="single"/>
           </w:rPr>
-          <w:t>32</w:t>
+          <w:t>35:25</w:t>
         </w:r>
       </w:hyperlink>
       <w:r>
         <w:rPr>
           <w:lang w:val="zh_TW" w:bidi="zh_TW"/>
         </w:rPr>
-        <w:t>章）也體現了同樣的精神。然而，這種坦然與直接不是因親近神而對衪失去敬畏的表現。聖經禱告的特徵在於：創造物與造物主之間因人的罪而存在距離，而這道鴻溝唯有靠神的恩典才能跨越。人親近神禱告的基礎，從來不單是「人對神的尋求」，而是神恩典的主動作為、盟約的建立，以及基於該盟約所給予的幫助與拯救的應許。正是這種盟約關係賦予了禱告的</w:t>
-      </w:r>
-      <w:r>
-        <w:rPr>
-          <w:i/>
-          <w:lang w:val="zh_TW" w:bidi="zh_TW"/>
-        </w:rPr>
-        <w:t>正當性</w:t>
-      </w:r>
-      <w:r>
-        <w:rPr>
-          <w:lang w:val="zh_TW" w:bidi="zh_TW"/>
-        </w:rPr>
-        <w:t>。因此，在族長時代，禱告總是與獻祭和順服緊密相連。</w:t>
-      </w:r>
-    </w:p>
-    <w:p>
-      <w:pPr/>
-      <w:r>
-        <w:rPr>
-          <w:lang w:val="zh_TW" w:bidi="zh_TW"/>
-        </w:rPr>
-      </w:r>
-      <w:r>
-        <w:rPr>
-          <w:lang w:val="zh_TW" w:bidi="zh_TW"/>
-        </w:rPr>
-        <w:t>以色列人出埃及、建立民族意識，標示出聖經發展的另一個階段。摩西不僅是以色列的政治領袖，也是神指定的中保與代求者。面對曠野路上的種種變數，以及百姓的不信與悖逆，摩西反覆「求告耶和華的名」。求告耶和華的名不應被視為某種咒語，而是提醒神祂所啟示的身分（神在燃燒荊棘中向摩西的自我啟示是理解此點的基礎）。在啟示中，神向祂的子民許下應許，而摩西在禱告中便是抓住這些應許來求告神。摩西絕非唯一的代求者，亞倫、撒母耳、所羅門和希西家都曾為百姓代求。</w:t>
-      </w:r>
-    </w:p>
-    <w:p>
-      <w:pPr/>
-      <w:r>
-        <w:rPr>
-          <w:lang w:val="zh_TW" w:bidi="zh_TW"/>
-        </w:rPr>
-      </w:r>
-      <w:r>
-        <w:rPr>
-          <w:lang w:val="zh_TW" w:bidi="zh_TW"/>
-        </w:rPr>
-        <w:t>隨著祭司制度的形成以及會幕（後為聖殿）禮儀崇拜的確立，敬拜神似乎帶有一層距離感。除了</w:t>
+        <w:t>；</w:t>
       </w:r>
       <w:hyperlink r:id="rId16">
         <w:r>
@@ -422,14 +296,14 @@
             <w:color w:val="0000EE"/>
             <w:u w:val="single"/>
           </w:rPr>
-          <w:t>申命記二十六章1至15節</w:t>
+          <w:t>書19:32–48</w:t>
         </w:r>
       </w:hyperlink>
       <w:r>
         <w:rPr>
           <w:lang w:val="zh_TW" w:bidi="zh_TW"/>
         </w:rPr>
-        <w:t>之外，所有給予百姓的崇拜指示中，幾乎沒有提到個人禱告。然而，詩篇中仍有跡象顯示獻祭與禱告是相互結合的（</w:t>
+        <w:t>）。聖經經常一同提及這兩兄弟（例：</w:t>
       </w:r>
       <w:hyperlink r:id="rId17">
         <w:r>
@@ -440,14 +314,28 @@
             <w:color w:val="0000EE"/>
             <w:u w:val="single"/>
           </w:rPr>
-          <w:t>詩50:7–15</w:t>
+          <w:t>出1:4</w:t>
         </w:r>
       </w:hyperlink>
       <w:r>
         <w:rPr>
           <w:lang w:val="zh_TW" w:bidi="zh_TW"/>
         </w:rPr>
-        <w:t>，</w:t>
+        <w:t>）。</w:t>
+      </w:r>
+    </w:p>
+    <w:p>
+      <w:pPr/>
+      <w:r>
+        <w:rPr>
+          <w:lang w:val="zh_TW" w:bidi="zh_TW"/>
+        </w:rPr>
+      </w:r>
+      <w:r>
+        <w:rPr>
+          <w:lang w:val="zh_TW" w:bidi="zh_TW"/>
+        </w:rPr>
+        <w:t>但這個名字不是他的母親辟拉取的，而是拉結給他取的；拉結把他視為自己的兒子。拉結多年不能生育（在古代文化中，婦人不能生育被視為羞恥的事）。她嫉妒雅各的另一個妻子利亞，因為利亞已經生了四個兒子。拉結認為辟拉生下這個兒子除去了她的羞恥，也顯明神認可她作為妻子的地位。但（意思是「祂審判」）這名字表示神已經審察她的處境，並藉著這個孩子的出生為她伸冤（</w:t>
       </w:r>
       <w:hyperlink r:id="rId18">
         <w:r>
@@ -458,14 +346,28 @@
             <w:color w:val="0000EE"/>
             <w:u w:val="single"/>
           </w:rPr>
-          <w:t>55:14</w:t>
+          <w:t>創30:6</w:t>
         </w:r>
       </w:hyperlink>
       <w:r>
         <w:rPr>
           <w:lang w:val="zh_TW" w:bidi="zh_TW"/>
         </w:rPr>
-        <w:t>）。許多詩篇的獨特之處在於，詩人坦承個人的困惑，進而「與神辯論」，最終使內心的衝突得到化解（例：</w:t>
+        <w:t>）。</w:t>
+      </w:r>
+    </w:p>
+    <w:p>
+      <w:pPr/>
+      <w:r>
+        <w:rPr>
+          <w:lang w:val="zh_TW" w:bidi="zh_TW"/>
+        </w:rPr>
+      </w:r>
+      <w:r>
+        <w:rPr>
+          <w:lang w:val="zh_TW" w:bidi="zh_TW"/>
+        </w:rPr>
+        <w:t>但只有一個兒子延續他的後代，就是戶伸（</w:t>
       </w:r>
       <w:hyperlink r:id="rId19">
         <w:r>
@@ -476,28 +378,14 @@
             <w:color w:val="0000EE"/>
             <w:u w:val="single"/>
           </w:rPr>
-          <w:t>詩73篇</w:t>
+          <w:t>創46:23</w:t>
         </w:r>
       </w:hyperlink>
       <w:r>
         <w:rPr>
           <w:lang w:val="zh_TW" w:bidi="zh_TW"/>
         </w:rPr>
-        <w:t>）。</w:t>
-      </w:r>
-    </w:p>
-    <w:p>
-      <w:pPr/>
-      <w:r>
-        <w:rPr>
-          <w:lang w:val="zh_TW" w:bidi="zh_TW"/>
-        </w:rPr>
-      </w:r>
-      <w:r>
-        <w:rPr>
-          <w:lang w:val="zh_TW" w:bidi="zh_TW"/>
-        </w:rPr>
-        <w:t>先知們也是禱告的人，神的話語似乎常在禱告中臨到他們（</w:t>
+        <w:t>；</w:t>
       </w:r>
       <w:hyperlink r:id="rId20">
         <w:r>
@@ -508,14 +396,14 @@
             <w:color w:val="0000EE"/>
             <w:u w:val="single"/>
           </w:rPr>
-          <w:t>賽6:5–13</w:t>
+          <w:t xml:space="preserve">民26:42–43 </w:t>
         </w:r>
       </w:hyperlink>
       <w:r>
         <w:rPr>
           <w:lang w:val="zh_TW" w:bidi="zh_TW"/>
         </w:rPr>
-        <w:t>，</w:t>
+        <w:t>稱他為「書含」）。雅各為眾子祝福時，應許但要在百姓中擔任「士師」的角色；但同時也形容他像蛇一樣詭詐而危險（</w:t>
       </w:r>
       <w:hyperlink r:id="rId21">
         <w:r>
@@ -526,839 +414,14 @@
             <w:color w:val="0000EE"/>
             <w:u w:val="single"/>
           </w:rPr>
-          <w:t>37:1–4</w:t>
+          <w:t>創49:16–17</w:t>
         </w:r>
       </w:hyperlink>
       <w:r>
         <w:rPr>
           <w:lang w:val="zh_TW" w:bidi="zh_TW"/>
         </w:rPr>
-        <w:t>；</w:t>
-      </w:r>
-      <w:hyperlink r:id="rId22">
-        <w:r>
-          <w:rPr>
-            <w:lang w:val="zh_TW" w:bidi="zh_TW"/>
-          </w:rPr>
-          <w:rPr>
-            <w:color w:val="0000EE"/>
-            <w:u w:val="single"/>
-          </w:rPr>
-          <w:t>耶11:20–23</w:t>
-        </w:r>
-      </w:hyperlink>
-      <w:r>
-        <w:rPr>
-          <w:lang w:val="zh_TW" w:bidi="zh_TW"/>
-        </w:rPr>
-        <w:t>）。耶利米事工的特徵，便是在禱告中經歷衝突（</w:t>
-      </w:r>
-      <w:hyperlink r:id="rId23">
-        <w:r>
-          <w:rPr>
-            <w:lang w:val="zh_TW" w:bidi="zh_TW"/>
-          </w:rPr>
-          <w:rPr>
-            <w:color w:val="0000EE"/>
-            <w:u w:val="single"/>
-          </w:rPr>
-          <w:t>耶18:19–23</w:t>
-        </w:r>
-      </w:hyperlink>
-      <w:r>
-        <w:rPr>
-          <w:lang w:val="zh_TW" w:bidi="zh_TW"/>
-        </w:rPr>
-        <w:t>，</w:t>
-      </w:r>
-      <w:hyperlink r:id="rId24">
-        <w:r>
-          <w:rPr>
-            <w:lang w:val="zh_TW" w:bidi="zh_TW"/>
-          </w:rPr>
-          <w:rPr>
-            <w:color w:val="0000EE"/>
-            <w:u w:val="single"/>
-          </w:rPr>
-          <w:t>20:7–18</w:t>
-        </w:r>
-      </w:hyperlink>
-      <w:r>
-        <w:rPr>
-          <w:lang w:val="zh_TW" w:bidi="zh_TW"/>
-        </w:rPr>
-        <w:t>），以及與神團契的平靜時刻（</w:t>
-      </w:r>
-      <w:hyperlink r:id="rId25">
-        <w:r>
-          <w:rPr>
-            <w:lang w:val="zh_TW" w:bidi="zh_TW"/>
-          </w:rPr>
-          <w:rPr>
-            <w:color w:val="0000EE"/>
-            <w:u w:val="single"/>
-          </w:rPr>
-          <w:t>10:23–25</w:t>
-        </w:r>
-      </w:hyperlink>
-      <w:r>
-        <w:rPr>
-          <w:lang w:val="zh_TW" w:bidi="zh_TW"/>
-        </w:rPr>
-        <w:t>，</w:t>
-      </w:r>
-      <w:hyperlink r:id="rId26">
-        <w:r>
-          <w:rPr>
-            <w:lang w:val="zh_TW" w:bidi="zh_TW"/>
-          </w:rPr>
-          <w:rPr>
-            <w:color w:val="0000EE"/>
-            <w:u w:val="single"/>
-          </w:rPr>
-          <w:t>12:1–4</w:t>
-        </w:r>
-      </w:hyperlink>
-      <w:r>
-        <w:rPr>
-          <w:lang w:val="zh_TW" w:bidi="zh_TW"/>
-        </w:rPr>
-        <w:t>，</w:t>
-      </w:r>
-      <w:hyperlink r:id="rId27">
-        <w:r>
-          <w:rPr>
-            <w:lang w:val="zh_TW" w:bidi="zh_TW"/>
-          </w:rPr>
-          <w:rPr>
-            <w:color w:val="0000EE"/>
-            <w:u w:val="single"/>
-          </w:rPr>
-          <w:t>14:7–9</w:t>
-        </w:r>
-      </w:hyperlink>
-      <w:r>
-        <w:rPr>
-          <w:lang w:val="zh_TW" w:bidi="zh_TW"/>
-        </w:rPr>
-        <w:t>，</w:t>
-      </w:r>
-      <w:hyperlink r:id="rId28">
-        <w:r>
-          <w:rPr>
-            <w:lang w:val="zh_TW" w:bidi="zh_TW"/>
-          </w:rPr>
-          <w:rPr>
-            <w:color w:val="0000EE"/>
-            <w:u w:val="single"/>
-          </w:rPr>
-          <w:t>15:15–18</w:t>
-        </w:r>
-      </w:hyperlink>
-      <w:r>
-        <w:rPr>
-          <w:lang w:val="zh_TW" w:bidi="zh_TW"/>
-        </w:rPr>
-        <w:t>）。被擄時期，隨著會堂的建立，集體禱告成為猶太崇拜的一個元素。被擄歸回後，便開始強調禱告的自發性，並強調虔誠不應只是機械式的例行公事（</w:t>
-      </w:r>
-      <w:hyperlink r:id="rId29">
-        <w:r>
-          <w:rPr>
-            <w:lang w:val="zh_TW" w:bidi="zh_TW"/>
-          </w:rPr>
-          <w:rPr>
-            <w:color w:val="0000EE"/>
-            <w:u w:val="single"/>
-          </w:rPr>
-          <w:t>尼2:4</w:t>
-        </w:r>
-      </w:hyperlink>
-      <w:r>
-        <w:rPr>
-          <w:lang w:val="zh_TW" w:bidi="zh_TW"/>
-        </w:rPr>
-        <w:t>，</w:t>
-      </w:r>
-      <w:hyperlink r:id="rId30">
-        <w:r>
-          <w:rPr>
-            <w:lang w:val="zh_TW" w:bidi="zh_TW"/>
-          </w:rPr>
-          <w:rPr>
-            <w:color w:val="0000EE"/>
-            <w:u w:val="single"/>
-          </w:rPr>
-          <w:t>4:4</w:t>
-        </w:r>
-      </w:hyperlink>
-      <w:r>
-        <w:rPr>
-          <w:lang w:val="zh_TW" w:bidi="zh_TW"/>
-        </w:rPr>
-        <w:t>、</w:t>
-      </w:r>
-      <w:hyperlink r:id="rId30">
-        <w:r>
-          <w:rPr>
-            <w:lang w:val="zh_TW" w:bidi="zh_TW"/>
-          </w:rPr>
-          <w:rPr>
-            <w:color w:val="0000EE"/>
-            <w:u w:val="single"/>
-          </w:rPr>
-          <w:t>9</w:t>
-        </w:r>
-      </w:hyperlink>
-      <w:r>
-        <w:rPr>
-          <w:lang w:val="zh_TW" w:bidi="zh_TW"/>
-        </w:rPr>
-        <w:t>）。</w:t>
-      </w:r>
-    </w:p>
-    <w:p>
-      <w:pPr>
-        <w:pStyle w:val="Heading3"/>
-      </w:pPr>
-      <w:r>
-        <w:rPr>
-          <w:lang w:val="zh_TW" w:bidi="zh_TW"/>
-        </w:rPr>
-        <w:t>新約聖經中的禱告</w:t>
-      </w:r>
-    </w:p>
-    <w:p>
-      <w:pPr/>
-      <w:r>
-        <w:rPr>
-          <w:lang w:val="zh_TW" w:bidi="zh_TW"/>
-        </w:rPr>
-      </w:r>
-      <w:r>
-        <w:rPr>
-          <w:lang w:val="zh_TW" w:bidi="zh_TW"/>
-        </w:rPr>
-        <w:t>新約聖經關於禱告的教導主要是由基督自己的榜樣和教導所主導。祂在做中保時對父的依賴，體現在祂反覆的禱告中，並在大祭司的禱告（</w:t>
-      </w:r>
-      <w:hyperlink r:id="rId31">
-        <w:r>
-          <w:rPr>
-            <w:lang w:val="zh_TW" w:bidi="zh_TW"/>
-          </w:rPr>
-          <w:rPr>
-            <w:color w:val="0000EE"/>
-            <w:u w:val="single"/>
-          </w:rPr>
-          <w:t>約17章</w:t>
-        </w:r>
-      </w:hyperlink>
-      <w:r>
-        <w:rPr>
-          <w:lang w:val="zh_TW" w:bidi="zh_TW"/>
-        </w:rPr>
-        <w:t>）、客西馬尼園的痛苦掙扎以及十字架上的禱告中達到巔峰。祂關於禱告的教導——特別是登山寶訓——應被理解為是與當時猶太人習俗形成對比，而不是與舊約聖經的理想相比。禱告是誠心所願的表達，並非為了告知神祂所不知道的事；禱告的功效也不受長短或重複次數的影響。個人禱告應當謹慎且隱密（</w:t>
-      </w:r>
-      <w:hyperlink r:id="rId32">
-        <w:r>
-          <w:rPr>
-            <w:lang w:val="zh_TW" w:bidi="zh_TW"/>
-          </w:rPr>
-          <w:rPr>
-            <w:color w:val="0000EE"/>
-            <w:u w:val="single"/>
-          </w:rPr>
-          <w:t>太6:5–15</w:t>
-        </w:r>
-      </w:hyperlink>
-      <w:r>
-        <w:rPr>
-          <w:lang w:val="zh_TW" w:bidi="zh_TW"/>
-        </w:rPr>
-        <w:t>）。</w:t>
-      </w:r>
-    </w:p>
-    <w:p>
-      <w:pPr/>
-      <w:r>
-        <w:rPr>
-          <w:lang w:val="zh_TW" w:bidi="zh_TW"/>
-        </w:rPr>
-      </w:r>
-      <w:r>
-        <w:rPr>
-          <w:lang w:val="zh_TW" w:bidi="zh_TW"/>
-        </w:rPr>
-        <w:t>耶穌的比喻是衪教導的另一個重要來源，強調禱告要恆切（</w:t>
-      </w:r>
-      <w:hyperlink r:id="rId33">
-        <w:r>
-          <w:rPr>
-            <w:lang w:val="zh_TW" w:bidi="zh_TW"/>
-          </w:rPr>
-          <w:rPr>
-            <w:color w:val="0000EE"/>
-            <w:u w:val="single"/>
-          </w:rPr>
-          <w:t>路18:1–8</w:t>
-        </w:r>
-      </w:hyperlink>
-      <w:r>
-        <w:rPr>
-          <w:lang w:val="zh_TW" w:bidi="zh_TW"/>
-        </w:rPr>
-        <w:t>）、簡單與謙卑（</w:t>
-      </w:r>
-      <w:hyperlink r:id="rId34">
-        <w:r>
-          <w:rPr>
-            <w:lang w:val="zh_TW" w:bidi="zh_TW"/>
-          </w:rPr>
-          <w:rPr>
-            <w:color w:val="0000EE"/>
-            <w:u w:val="single"/>
-          </w:rPr>
-          <w:t>10–14節</w:t>
-        </w:r>
-      </w:hyperlink>
-      <w:r>
-        <w:rPr>
-          <w:lang w:val="zh_TW" w:bidi="zh_TW"/>
-        </w:rPr>
-        <w:t>），以及情詞迫切（</w:t>
-      </w:r>
-      <w:hyperlink r:id="rId35">
-        <w:r>
-          <w:rPr>
-            <w:lang w:val="zh_TW" w:bidi="zh_TW"/>
-          </w:rPr>
-          <w:rPr>
-            <w:color w:val="0000EE"/>
-            <w:u w:val="single"/>
-          </w:rPr>
-          <w:t>11:5–8</w:t>
-        </w:r>
-      </w:hyperlink>
-      <w:r>
-        <w:rPr>
-          <w:lang w:val="zh_TW" w:bidi="zh_TW"/>
-        </w:rPr>
-        <w:t>）。第三個教導的來源是主禱文，它再次融合了直接的親密感（「我們......的父」）與敬畏的距離感（「在天上的......願人都尊你的名為聖」）。主禱文的祈求首先關注神、祂的國度和祂的榮耀，接著才是門徒對赦罪、每日供應與拯救的需求。有時，從我們的主的教導中似乎暗示凡祈求的都將無條件地允許，但這類教導必須放在基督關於禱告的整體教導（「願你的國降臨；願你的旨意行在地上，如同行在天上」）之中來理解。</w:t>
-      </w:r>
-    </w:p>
-    <w:p>
-      <w:pPr/>
-      <w:r>
-        <w:rPr>
-          <w:lang w:val="zh_TW" w:bidi="zh_TW"/>
-        </w:rPr>
-      </w:r>
-      <w:r>
-        <w:rPr>
-          <w:lang w:val="zh_TW" w:bidi="zh_TW"/>
-        </w:rPr>
-        <w:t>基督曾指出，當保惠師聖靈降臨時，門徒將奉基督的名向父祈求（</w:t>
-      </w:r>
-      <w:hyperlink r:id="rId36">
-        <w:r>
-          <w:rPr>
-            <w:lang w:val="zh_TW" w:bidi="zh_TW"/>
-          </w:rPr>
-          <w:rPr>
-            <w:color w:val="0000EE"/>
-            <w:u w:val="single"/>
-          </w:rPr>
-          <w:t>約16:23–25</w:t>
-        </w:r>
-      </w:hyperlink>
-      <w:r>
-        <w:rPr>
-          <w:lang w:val="zh_TW" w:bidi="zh_TW"/>
-        </w:rPr>
-        <w:t>）。因此，在五旬節聖靈降臨後，早期教會在使徒的帶領下（</w:t>
-      </w:r>
-      <w:hyperlink r:id="rId37">
-        <w:r>
-          <w:rPr>
-            <w:lang w:val="zh_TW" w:bidi="zh_TW"/>
-          </w:rPr>
-          <w:rPr>
-            <w:color w:val="0000EE"/>
-            <w:u w:val="single"/>
-          </w:rPr>
-          <w:t>徒6:4</w:t>
-        </w:r>
-      </w:hyperlink>
-      <w:r>
-        <w:rPr>
-          <w:lang w:val="zh_TW" w:bidi="zh_TW"/>
-        </w:rPr>
-        <w:t>）展現出禱告的特質（</w:t>
-      </w:r>
-      <w:hyperlink r:id="rId38">
-        <w:r>
-          <w:rPr>
-            <w:lang w:val="zh_TW" w:bidi="zh_TW"/>
-          </w:rPr>
-          <w:rPr>
-            <w:color w:val="0000EE"/>
-            <w:u w:val="single"/>
-          </w:rPr>
-          <w:t>徒2:42</w:t>
-        </w:r>
-      </w:hyperlink>
-      <w:r>
-        <w:rPr>
-          <w:lang w:val="zh_TW" w:bidi="zh_TW"/>
-        </w:rPr>
-        <w:t>）。教會為著神賜下聖子與聖靈而讚美祂，並在困苦時候向神祈求（</w:t>
-      </w:r>
-      <w:hyperlink r:id="rId39">
-        <w:r>
-          <w:rPr>
-            <w:lang w:val="zh_TW" w:bidi="zh_TW"/>
-          </w:rPr>
-          <w:rPr>
-            <w:color w:val="0000EE"/>
-            <w:u w:val="single"/>
-          </w:rPr>
-          <w:t>4:24</w:t>
-        </w:r>
-      </w:hyperlink>
-      <w:r>
-        <w:rPr>
-          <w:lang w:val="zh_TW" w:bidi="zh_TW"/>
-        </w:rPr>
-        <w:t>，</w:t>
-      </w:r>
-      <w:hyperlink r:id="rId40">
-        <w:r>
-          <w:rPr>
-            <w:lang w:val="zh_TW" w:bidi="zh_TW"/>
-          </w:rPr>
-          <w:rPr>
-            <w:color w:val="0000EE"/>
-            <w:u w:val="single"/>
-          </w:rPr>
-          <w:t>12:5</w:t>
-        </w:r>
-      </w:hyperlink>
-      <w:r>
-        <w:rPr>
-          <w:lang w:val="zh_TW" w:bidi="zh_TW"/>
-        </w:rPr>
-        <w:t>、</w:t>
-      </w:r>
-      <w:hyperlink r:id="rId40">
-        <w:r>
-          <w:rPr>
-            <w:lang w:val="zh_TW" w:bidi="zh_TW"/>
-          </w:rPr>
-          <w:rPr>
-            <w:color w:val="0000EE"/>
-            <w:u w:val="single"/>
-          </w:rPr>
-          <w:t>12</w:t>
-        </w:r>
-      </w:hyperlink>
-      <w:r>
-        <w:rPr>
-          <w:lang w:val="zh_TW" w:bidi="zh_TW"/>
-        </w:rPr>
-        <w:t>）。</w:t>
-      </w:r>
-    </w:p>
-    <w:p>
-      <w:pPr/>
-      <w:r>
-        <w:rPr>
-          <w:lang w:val="zh_TW" w:bidi="zh_TW"/>
-        </w:rPr>
-      </w:r>
-      <w:r>
-        <w:rPr>
-          <w:lang w:val="zh_TW" w:bidi="zh_TW"/>
-        </w:rPr>
-        <w:t>禱告的神學在保羅的著作中得到了最充分的發展。新約信徒的身分是兒子，而不僅是僕人。這位因基督得勝而臨到教會的聖靈，乃是使人得兒子名分的靈；祂使基督徒能以神為父，並帶著各樣的需要來到祂面前。在使徒的心中，這些需求中最重要的是增加對基督的信心和愛，並更明白神的愛（</w:t>
-      </w:r>
-      <w:hyperlink r:id="rId41">
-        <w:r>
-          <w:rPr>
-            <w:lang w:val="zh_TW" w:bidi="zh_TW"/>
-          </w:rPr>
-          <w:rPr>
-            <w:color w:val="0000EE"/>
-            <w:u w:val="single"/>
-          </w:rPr>
-          <w:t>弗3:14–19</w:t>
-        </w:r>
-      </w:hyperlink>
-      <w:r>
-        <w:rPr>
-          <w:lang w:val="zh_TW" w:bidi="zh_TW"/>
-        </w:rPr>
-        <w:t>）。禱告是基督徒抵禦撒但攻擊的屬靈軍裝之一（</w:t>
-      </w:r>
-      <w:hyperlink r:id="rId42">
-        <w:r>
-          <w:rPr>
-            <w:lang w:val="zh_TW" w:bidi="zh_TW"/>
-          </w:rPr>
-          <w:rPr>
-            <w:color w:val="0000EE"/>
-            <w:u w:val="single"/>
-          </w:rPr>
-          <w:t>6:18</w:t>
-        </w:r>
-      </w:hyperlink>
-      <w:r>
-        <w:rPr>
-          <w:lang w:val="zh_TW" w:bidi="zh_TW"/>
-        </w:rPr>
-        <w:t>）；神話語的事工的成效，也仰賴神子民的禱告（</w:t>
-      </w:r>
-      <w:hyperlink r:id="rId43">
-        <w:r>
-          <w:rPr>
-            <w:lang w:val="zh_TW" w:bidi="zh_TW"/>
-          </w:rPr>
-          <w:rPr>
-            <w:color w:val="0000EE"/>
-            <w:u w:val="single"/>
-          </w:rPr>
-          <w:t>18–19</w:t>
-        </w:r>
-      </w:hyperlink>
-      <w:r>
-        <w:rPr>
-          <w:lang w:val="zh_TW" w:bidi="zh_TW"/>
-        </w:rPr>
-        <w:t>）。此外，信徒受勉勵要帶著感恩的心為凡事祈求（</w:t>
-      </w:r>
-      <w:hyperlink r:id="rId44">
-        <w:r>
-          <w:rPr>
-            <w:lang w:val="zh_TW" w:bidi="zh_TW"/>
-          </w:rPr>
-          <w:rPr>
-            <w:color w:val="0000EE"/>
-            <w:u w:val="single"/>
-          </w:rPr>
-          <w:t>腓4:6</w:t>
-        </w:r>
-      </w:hyperlink>
-      <w:r>
-        <w:rPr>
-          <w:lang w:val="zh_TW" w:bidi="zh_TW"/>
-        </w:rPr>
-        <w:t>），從而免於憂慮。保羅自身的禱告榜樣，與他的教導同樣具有啟發性。</w:t>
-      </w:r>
-    </w:p>
-    <w:p>
-      <w:pPr/>
-      <w:r>
-        <w:rPr>
-          <w:lang w:val="zh_TW" w:bidi="zh_TW"/>
-        </w:rPr>
-      </w:r>
-      <w:r>
-        <w:rPr>
-          <w:lang w:val="zh_TW" w:bidi="zh_TW"/>
-        </w:rPr>
-        <w:t>基督徒的禱告，客觀上紮根於基督的代求，主觀上則仰賴聖靈的引導。教會是祭司的國度，獻上頌讚與感謝為屬靈的獻祭（</w:t>
-      </w:r>
-      <w:hyperlink r:id="rId45">
-        <w:r>
-          <w:rPr>
-            <w:lang w:val="zh_TW" w:bidi="zh_TW"/>
-          </w:rPr>
-          <w:rPr>
-            <w:color w:val="0000EE"/>
-            <w:u w:val="single"/>
-          </w:rPr>
-          <w:t>來13:15</w:t>
-        </w:r>
-      </w:hyperlink>
-      <w:r>
-        <w:rPr>
-          <w:lang w:val="zh_TW" w:bidi="zh_TW"/>
-        </w:rPr>
-        <w:t>；</w:t>
-      </w:r>
-      <w:hyperlink r:id="rId46">
-        <w:r>
-          <w:rPr>
-            <w:lang w:val="zh_TW" w:bidi="zh_TW"/>
-          </w:rPr>
-          <w:rPr>
-            <w:color w:val="0000EE"/>
-            <w:u w:val="single"/>
-          </w:rPr>
-          <w:t>彼前2:5</w:t>
-        </w:r>
-      </w:hyperlink>
-      <w:r>
-        <w:rPr>
-          <w:lang w:val="zh_TW" w:bidi="zh_TW"/>
-        </w:rPr>
-        <w:t>）；而基督則是那位「</w:t>
-      </w:r>
-      <w:r>
-        <w:rPr>
-          <w:lang w:val="zh_TW" w:bidi="zh_TW"/>
-        </w:rPr>
-        <w:t>尊榮的大祭司</w:t>
-      </w:r>
-      <w:r>
-        <w:rPr>
-          <w:lang w:val="zh_TW" w:bidi="zh_TW"/>
-        </w:rPr>
-        <w:t>」。希伯來書詳盡闡述了這一概念：因著基督人性的憐憫、祂代求的權能（即祂贖罪的得勝），以及祂超越舊有亞倫祭司體系的地位，教會要坦然無懼地來到神面前，在需要時蒙恩惠、得憐恤（</w:t>
-      </w:r>
-      <w:hyperlink r:id="rId47">
-        <w:r>
-          <w:rPr>
-            <w:lang w:val="zh_TW" w:bidi="zh_TW"/>
-          </w:rPr>
-          <w:rPr>
-            <w:color w:val="0000EE"/>
-            <w:u w:val="single"/>
-          </w:rPr>
-          <w:t>來4:14–16</w:t>
-        </w:r>
-      </w:hyperlink>
-      <w:r>
-        <w:rPr>
-          <w:lang w:val="zh_TW" w:bidi="zh_TW"/>
-        </w:rPr>
-        <w:t>，</w:t>
-      </w:r>
-      <w:hyperlink r:id="rId48">
-        <w:r>
-          <w:rPr>
-            <w:lang w:val="zh_TW" w:bidi="zh_TW"/>
-          </w:rPr>
-          <w:rPr>
-            <w:color w:val="0000EE"/>
-            <w:u w:val="single"/>
-          </w:rPr>
-          <w:t>9:24</w:t>
-        </w:r>
-      </w:hyperlink>
-      <w:r>
-        <w:rPr>
-          <w:lang w:val="zh_TW" w:bidi="zh_TW"/>
-        </w:rPr>
-        <w:t>，</w:t>
-      </w:r>
-      <w:hyperlink r:id="rId49">
-        <w:r>
-          <w:rPr>
-            <w:lang w:val="zh_TW" w:bidi="zh_TW"/>
-          </w:rPr>
-          <w:rPr>
-            <w:color w:val="0000EE"/>
-            <w:u w:val="single"/>
-          </w:rPr>
-          <w:t>10:19–23</w:t>
-        </w:r>
-      </w:hyperlink>
-      <w:r>
-        <w:rPr>
-          <w:lang w:val="zh_TW" w:bidi="zh_TW"/>
-        </w:rPr>
-        <w:t>）。無論在舊約聖經或新約聖經中，聖經從未鼓勵向神以外的對象禱告；聖經也從未暗示在神與人之間除了基督以外還有其它的中保（</w:t>
-      </w:r>
-      <w:hyperlink r:id="rId50">
-        <w:r>
-          <w:rPr>
-            <w:lang w:val="zh_TW" w:bidi="zh_TW"/>
-          </w:rPr>
-          <w:rPr>
-            <w:color w:val="0000EE"/>
-            <w:u w:val="single"/>
-          </w:rPr>
-          <w:t>提前2:5</w:t>
-        </w:r>
-      </w:hyperlink>
-      <w:r>
-        <w:rPr>
-          <w:lang w:val="zh_TW" w:bidi="zh_TW"/>
-        </w:rPr>
-        <w:t>）。</w:t>
-      </w:r>
-    </w:p>
-    <w:p>
-      <w:pPr>
-        <w:pStyle w:val="Heading3"/>
-      </w:pPr>
-      <w:r>
-        <w:rPr>
-          <w:lang w:val="zh_TW" w:bidi="zh_TW"/>
-        </w:rPr>
-        <w:t>禱告的要素</w:t>
-      </w:r>
-    </w:p>
-    <w:p>
-      <w:pPr/>
-      <w:r>
-        <w:rPr>
-          <w:lang w:val="zh_TW" w:bidi="zh_TW"/>
-        </w:rPr>
-      </w:r>
-      <w:r>
-        <w:rPr>
-          <w:lang w:val="zh_TW" w:bidi="zh_TW"/>
-        </w:rPr>
-        <w:t>雖然禱告通常是一種不自覺的行動，禱告的人在其中將自己奉獻給神。從聖經資料的討論中，可以區分出禱告中的各項要素。</w:t>
-      </w:r>
-      <w:r>
-        <w:rPr>
-          <w:i/>
-          <w:lang w:val="zh_TW" w:bidi="zh_TW"/>
-        </w:rPr>
-        <w:t>讚美</w:t>
-      </w:r>
-      <w:r>
-        <w:rPr>
-          <w:lang w:val="zh_TW" w:bidi="zh_TW"/>
-        </w:rPr>
-        <w:t>，是承認神是誰以及祂的作為。這是「將榮耀歸給神」，不是指為神增添榮耀（這是不可能的），而是心甘樂意地（且在合適的情況下，公開地）承認神為神。詩篇中可見此類讚美的典型表達（</w:t>
-      </w:r>
-      <w:hyperlink r:id="rId51">
-        <w:r>
-          <w:rPr>
-            <w:lang w:val="zh_TW" w:bidi="zh_TW"/>
-          </w:rPr>
-          <w:rPr>
-            <w:color w:val="0000EE"/>
-            <w:u w:val="single"/>
-          </w:rPr>
-          <w:t>詩148</w:t>
-        </w:r>
-      </w:hyperlink>
-      <w:hyperlink r:id="rId52">
-        <w:r>
-          <w:rPr>
-            <w:lang w:val="zh_TW" w:bidi="zh_TW"/>
-          </w:rPr>
-          <w:rPr>
-            <w:color w:val="0000EE"/>
-            <w:u w:val="single"/>
-          </w:rPr>
-          <w:t>篇</w:t>
-        </w:r>
-      </w:hyperlink>
-      <w:r>
-        <w:rPr>
-          <w:lang w:val="zh_TW" w:bidi="zh_TW"/>
-        </w:rPr>
-        <w:t>，</w:t>
-      </w:r>
-      <w:hyperlink r:id="rId52">
-        <w:r>
-          <w:rPr>
-            <w:lang w:val="zh_TW" w:bidi="zh_TW"/>
-          </w:rPr>
-          <w:rPr>
-            <w:color w:val="0000EE"/>
-            <w:u w:val="single"/>
-          </w:rPr>
-          <w:t>150篇</w:t>
-        </w:r>
-      </w:hyperlink>
-      <w:r>
-        <w:rPr>
-          <w:lang w:val="zh_TW" w:bidi="zh_TW"/>
-        </w:rPr>
-        <w:t>）。當認識到神的良善是關乎祂為禱告者本人或他人所行的事時，這樣的禱告就是</w:t>
-      </w:r>
-      <w:r>
-        <w:rPr>
-          <w:i/>
-          <w:lang w:val="zh_TW" w:bidi="zh_TW"/>
-        </w:rPr>
-        <w:t>感謝</w:t>
-      </w:r>
-      <w:r>
-        <w:rPr>
-          <w:lang w:val="zh_TW" w:bidi="zh_TW"/>
-        </w:rPr>
-        <w:t>。感謝的內容包括：生命本身、物質世界的功用與美麗、基督及其恩惠（見</w:t>
-      </w:r>
-      <w:hyperlink r:id="rId53">
-        <w:r>
-          <w:rPr>
-            <w:lang w:val="zh_TW" w:bidi="zh_TW"/>
-          </w:rPr>
-          <w:rPr>
-            <w:color w:val="0000EE"/>
-            <w:u w:val="single"/>
-          </w:rPr>
-          <w:t>林後9:15</w:t>
-        </w:r>
-      </w:hyperlink>
-      <w:r>
-        <w:rPr>
-          <w:lang w:val="zh_TW" w:bidi="zh_TW"/>
-        </w:rPr>
-        <w:t>），以及對具體禱告得蒙應允的感謝。</w:t>
-      </w:r>
-      <w:r>
-        <w:rPr>
-          <w:i/>
-          <w:lang w:val="zh_TW" w:bidi="zh_TW"/>
-        </w:rPr>
-        <w:t>認罪</w:t>
-      </w:r>
-      <w:r>
-        <w:rPr>
-          <w:lang w:val="zh_TW" w:bidi="zh_TW"/>
-        </w:rPr>
-        <w:t>是承認神的聖潔與衪至高無上的道德權威，同時也承認認罪者本人的責任。因此，認罪既是為神辯護、稱神為義，也是不保留地、明確地承認罪——不僅包括罪惡的動機與內在傾向，也包括其外在的行為表現。</w:t>
-      </w:r>
-      <w:hyperlink r:id="rId54">
-        <w:r>
-          <w:rPr>
-            <w:lang w:val="zh_TW" w:bidi="zh_TW"/>
-          </w:rPr>
-          <w:rPr>
-            <w:color w:val="0000EE"/>
-            <w:u w:val="single"/>
-          </w:rPr>
-          <w:t>詩篇五十一篇</w:t>
-        </w:r>
-      </w:hyperlink>
-      <w:r>
-        <w:rPr>
-          <w:lang w:val="zh_TW" w:bidi="zh_TW"/>
-        </w:rPr>
-        <w:t>——即大衛因拔示巴所作的認罪詩——是聖經中認罪禱告的經典例子。</w:t>
-      </w:r>
-      <w:r>
-        <w:rPr>
-          <w:i/>
-          <w:lang w:val="zh_TW" w:bidi="zh_TW"/>
-        </w:rPr>
-        <w:t>祈求</w:t>
-      </w:r>
-      <w:r>
-        <w:rPr>
-          <w:lang w:val="zh_TW" w:bidi="zh_TW"/>
-        </w:rPr>
-        <w:t>既可指為自己所求，也可指為他人代求，後者即為</w:t>
-      </w:r>
-      <w:r>
-        <w:rPr>
-          <w:i/>
-          <w:lang w:val="zh_TW" w:bidi="zh_TW"/>
-        </w:rPr>
-        <w:t>代禱</w:t>
-      </w:r>
-      <w:r>
-        <w:rPr>
-          <w:lang w:val="zh_TW" w:bidi="zh_TW"/>
-        </w:rPr>
-        <w:t>。聖經從未將為自己禱告視為有罪或在道德上不恰當的，這可從主禱文所提供的禱告模式中清楚看見。為他人禱告，是愛鄰舍的明顯表現，而愛鄰舍正是聖經倫理的核心。</w:t>
+        <w:t>）。不過，我們並不清楚，但的後裔是如何應驗這項祝福。聖經記載但本人的資料不多；這也與但支派後來較次要的地位相符。</w:t>
       </w:r>
     </w:p>
     <w:p>
@@ -1379,7 +442,13 @@
         <w:rPr>
           <w:lang w:val="zh_TW" w:bidi="zh_TW"/>
         </w:rPr>
-        <w:t>主禱文</w:t>
+        <w:t xml:space="preserve"> </w:t>
+      </w:r>
+      <w:r>
+        <w:rPr>
+          <w:lang w:val="zh_TW" w:bidi="zh_TW"/>
+        </w:rPr>
+        <w:t>但（地點）</w:t>
       </w:r>
       <w:r>
         <w:rPr>
@@ -1391,2023 +460,13 @@
         <w:rPr>
           <w:lang w:val="zh_TW" w:bidi="zh_TW"/>
         </w:rPr>
-        <w:t>讚美</w:t>
-      </w:r>
-      <w:r>
-        <w:rPr>
-          <w:lang w:val="zh_TW" w:bidi="zh_TW"/>
-        </w:rPr>
-        <w:t>；</w:t>
-      </w:r>
-      <w:r>
-        <w:rPr>
-          <w:lang w:val="zh_TW" w:bidi="zh_TW"/>
-        </w:rPr>
-        <w:t>崇拜</w:t>
+        <w:t>但支派</w:t>
       </w:r>
       <w:r>
         <w:rPr>
           <w:lang w:val="zh_TW" w:bidi="zh_TW"/>
         </w:rPr>
         <w:t>。</w:t>
-      </w:r>
-      <w:r>
-        <w:rPr>
-          <w:lang w:val="zh_TW" w:bidi="zh_TW"/>
-        </w:rPr>
-      </w:r>
-      <w:r>
-        <w:rPr>
-          <w:lang w:val="zh_TW" w:bidi="zh_TW"/>
-        </w:rPr>
-      </w:r>
-    </w:p>
-    <w:p>
-      <w:pPr/>
-      <w:r>
-        <w:rPr>
-          <w:lang w:val="zh_TW" w:bidi="zh_TW"/>
-        </w:rPr>
-      </w:r>
-    </w:p>
-    <w:p>
-      <w:pPr>
-        <w:pStyle w:val="Heading2"/>
-      </w:pPr>
-      <w:r>
-        <w:rPr>
-          <w:lang w:val="zh_TW" w:bidi="zh_TW"/>
-        </w:rPr>
-        <w:t>道成肉身</w:t>
-      </w:r>
-      <w:r>
-        <w:rPr>
-          <w:lang w:val="zh_TW" w:bidi="zh_TW"/>
-        </w:rPr>
-      </w:r>
-    </w:p>
-    <w:p>
-      <w:pPr/>
-      <w:r>
-        <w:rPr>
-          <w:lang w:val="zh_TW" w:bidi="zh_TW"/>
-        </w:rPr>
-      </w:r>
-      <w:r>
-        <w:rPr>
-          <w:lang w:val="zh_TW" w:bidi="zh_TW"/>
-        </w:rPr>
-        <w:t>從字面上來看，是「在肉身中」的意思；在神學上，指的是藉著拿撒勒人耶穌，神取了人的肉身，成為神-人（God-man）的這一教義。在歷史上，道成肉身的教義在教父時代是基督論辯論的核心，並且這個教義最近在學術界中再次成為了焦點。從聖經的角度來說，它表述的是耶穌身份的奧秘。</w:t>
-      </w:r>
-    </w:p>
-    <w:p>
-      <w:pPr>
-        <w:pStyle w:val="Heading3"/>
-      </w:pPr>
-      <w:r>
-        <w:rPr>
-          <w:lang w:val="zh_TW" w:bidi="zh_TW"/>
-        </w:rPr>
-        <w:t>新約中的見證</w:t>
-      </w:r>
-    </w:p>
-    <w:p>
-      <w:pPr>
-        <w:pStyle w:val="Heading4"/>
-      </w:pPr>
-      <w:r>
-        <w:rPr>
-          <w:lang w:val="zh_TW" w:bidi="zh_TW"/>
-        </w:rPr>
-        <w:t>對觀福音</w:t>
-      </w:r>
-    </w:p>
-    <w:p>
-      <w:pPr/>
-      <w:r>
-        <w:rPr>
-          <w:lang w:val="zh_TW" w:bidi="zh_TW"/>
-        </w:rPr>
-      </w:r>
-      <w:r>
-        <w:rPr>
-          <w:lang w:val="zh_TW" w:bidi="zh_TW"/>
-        </w:rPr>
-        <w:t>馬可福音沒有關於道成肉身的記載，並且強調耶穌的彌賽亞身份多過祂的神性。因此，有些人認為馬可福音代表了當時教會的神學還處於早期階段，是在道成肉身的教義尚未形成之前。但這一點值得懷疑，有以下兩個原因：道成肉身的經文，如腓立比書讚美詩這樣的（</w:t>
-      </w:r>
-      <w:hyperlink r:id="rId55">
-        <w:r>
-          <w:rPr>
-            <w:lang w:val="zh_TW" w:bidi="zh_TW"/>
-          </w:rPr>
-          <w:rPr>
-            <w:color w:val="0000EE"/>
-            <w:u w:val="single"/>
-          </w:rPr>
-          <w:t>腓2:6–11</w:t>
-        </w:r>
-      </w:hyperlink>
-      <w:r>
-        <w:rPr>
-          <w:lang w:val="zh_TW" w:bidi="zh_TW"/>
-        </w:rPr>
-        <w:t>），可能成書早於馬可福音，並且馬可對基督的二性有完整的神學論述。雖然他強調耶穌的人性，但是馬可是以強調神性來突顯這一點。耶穌在受洗和登山變像時，被天上的聲音稱為「愛子」（</w:t>
-      </w:r>
-      <w:hyperlink r:id="rId56">
-        <w:r>
-          <w:rPr>
-            <w:lang w:val="zh_TW" w:bidi="zh_TW"/>
-          </w:rPr>
-          <w:rPr>
-            <w:color w:val="0000EE"/>
-            <w:u w:val="single"/>
-          </w:rPr>
-          <w:t>可1:11</w:t>
-        </w:r>
-      </w:hyperlink>
-      <w:r>
-        <w:rPr>
-          <w:lang w:val="zh_TW" w:bidi="zh_TW"/>
-        </w:rPr>
-        <w:t>；</w:t>
-      </w:r>
-      <w:hyperlink r:id="rId57">
-        <w:r>
-          <w:rPr>
-            <w:lang w:val="zh_TW" w:bidi="zh_TW"/>
-          </w:rPr>
-          <w:rPr>
-            <w:color w:val="0000EE"/>
-            <w:u w:val="single"/>
-          </w:rPr>
-          <w:t>9:7</w:t>
-        </w:r>
-      </w:hyperlink>
-      <w:r>
-        <w:rPr>
-          <w:lang w:val="zh_TW" w:bidi="zh_TW"/>
-        </w:rPr>
-        <w:t>）；污鬼稱他為神的兒子（</w:t>
-      </w:r>
-      <w:hyperlink r:id="rId58">
-        <w:r>
-          <w:rPr>
-            <w:lang w:val="zh_TW" w:bidi="zh_TW"/>
-          </w:rPr>
-          <w:rPr>
-            <w:color w:val="0000EE"/>
-            <w:u w:val="single"/>
-          </w:rPr>
-          <w:t>3:11</w:t>
-        </w:r>
-      </w:hyperlink>
-      <w:r>
-        <w:rPr>
-          <w:lang w:val="zh_TW" w:bidi="zh_TW"/>
-        </w:rPr>
-        <w:t>；</w:t>
-      </w:r>
-      <w:hyperlink r:id="rId59">
-        <w:r>
-          <w:rPr>
-            <w:lang w:val="zh_TW" w:bidi="zh_TW"/>
-          </w:rPr>
-          <w:rPr>
-            <w:color w:val="0000EE"/>
-            <w:u w:val="single"/>
-          </w:rPr>
-          <w:t>5:7</w:t>
-        </w:r>
-      </w:hyperlink>
-      <w:r>
-        <w:rPr>
-          <w:lang w:val="zh_TW" w:bidi="zh_TW"/>
-        </w:rPr>
-        <w:t>），羅馬百夫長也如此稱呼祂（</w:t>
-      </w:r>
-      <w:hyperlink r:id="rId60">
-        <w:r>
-          <w:rPr>
-            <w:lang w:val="zh_TW" w:bidi="zh_TW"/>
-          </w:rPr>
-          <w:rPr>
-            <w:color w:val="0000EE"/>
-            <w:u w:val="single"/>
-          </w:rPr>
-          <w:t>15:39</w:t>
-        </w:r>
-      </w:hyperlink>
-      <w:r>
-        <w:rPr>
-          <w:lang w:val="zh_TW" w:bidi="zh_TW"/>
-        </w:rPr>
-        <w:t>）。耶穌的「阿爸父」禱告（</w:t>
-      </w:r>
-      <w:hyperlink r:id="rId61">
-        <w:r>
-          <w:rPr>
-            <w:lang w:val="zh_TW" w:bidi="zh_TW"/>
-          </w:rPr>
-          <w:rPr>
-            <w:color w:val="0000EE"/>
-            <w:u w:val="single"/>
-          </w:rPr>
-          <w:t>14:36</w:t>
-        </w:r>
-      </w:hyperlink>
-      <w:r>
-        <w:rPr>
-          <w:lang w:val="zh_TW" w:bidi="zh_TW"/>
-        </w:rPr>
-        <w:t>；參</w:t>
-      </w:r>
-      <w:hyperlink r:id="rId62">
-        <w:r>
-          <w:rPr>
-            <w:lang w:val="zh_TW" w:bidi="zh_TW"/>
-          </w:rPr>
-          <w:rPr>
-            <w:color w:val="0000EE"/>
-            <w:u w:val="single"/>
-          </w:rPr>
-          <w:t>太26:39</w:t>
-        </w:r>
-      </w:hyperlink>
-      <w:r>
-        <w:rPr>
-          <w:lang w:val="zh_TW" w:bidi="zh_TW"/>
-        </w:rPr>
-        <w:t>；</w:t>
-      </w:r>
-      <w:hyperlink r:id="rId63">
-        <w:r>
-          <w:rPr>
-            <w:lang w:val="zh_TW" w:bidi="zh_TW"/>
-          </w:rPr>
-          <w:rPr>
-            <w:color w:val="0000EE"/>
-            <w:u w:val="single"/>
-          </w:rPr>
-          <w:t>路22:42</w:t>
-        </w:r>
-      </w:hyperlink>
-      <w:r>
-        <w:rPr>
-          <w:lang w:val="zh_TW" w:bidi="zh_TW"/>
-        </w:rPr>
-        <w:t>）顯示了祂對自己神性身份的認知，並且在受審判時，祂被指控聲稱自己是「那當稱頌者的兒子」（</w:t>
-      </w:r>
-      <w:hyperlink r:id="rId64">
-        <w:r>
-          <w:rPr>
-            <w:lang w:val="zh_TW" w:bidi="zh_TW"/>
-          </w:rPr>
-          <w:rPr>
-            <w:color w:val="0000EE"/>
-            <w:u w:val="single"/>
-          </w:rPr>
-          <w:t>14:61–62</w:t>
-        </w:r>
-      </w:hyperlink>
-      <w:r>
-        <w:rPr>
-          <w:lang w:val="zh_TW" w:bidi="zh_TW"/>
-        </w:rPr>
-        <w:t>）。 因此，儘管馬可福音中沒有明確說明道成肉身，但卻間接的肯定了這一點。</w:t>
-      </w:r>
-    </w:p>
-    <w:p>
-      <w:pPr/>
-      <w:r>
-        <w:rPr>
-          <w:lang w:val="zh_TW" w:bidi="zh_TW"/>
-        </w:rPr>
-      </w:r>
-      <w:r>
-        <w:rPr>
-          <w:lang w:val="zh_TW" w:bidi="zh_TW"/>
-        </w:rPr>
-        <w:t>馬太和路加都記載了道成肉身。有關耶穌降生的記載當然首先強調的是其事件本身，但馬太側重耶穌的彌賽亞王權，路加則強調聖靈屬天的見證。馬太福音是以基督為中心的；路加福音則專注於基督是救主，更確切地說，是專注於救贖歷史。雖然馬太呈現了耶穌的人性，但他也強調了祂的主權（</w:t>
-      </w:r>
-      <w:hyperlink r:id="rId65">
-        <w:r>
-          <w:rPr>
-            <w:lang w:val="zh_TW" w:bidi="zh_TW"/>
-          </w:rPr>
-          <w:rPr>
-            <w:color w:val="0000EE"/>
-            <w:u w:val="single"/>
-          </w:rPr>
-          <w:t>太23:6–10</w:t>
-        </w:r>
-      </w:hyperlink>
-      <w:r>
-        <w:rPr>
-          <w:lang w:val="zh_TW" w:bidi="zh_TW"/>
-        </w:rPr>
-        <w:t>）和神子的身份。因此，道成肉身就是神成為人的方式，這是普遍能接受的觀點（</w:t>
-      </w:r>
-      <w:hyperlink r:id="rId66">
-        <w:r>
-          <w:rPr>
-            <w:lang w:val="zh_TW" w:bidi="zh_TW"/>
-          </w:rPr>
-          <w:rPr>
-            <w:color w:val="0000EE"/>
-            <w:u w:val="single"/>
-          </w:rPr>
-          <w:t>1:23</w:t>
-        </w:r>
-      </w:hyperlink>
-      <w:r>
-        <w:rPr>
-          <w:lang w:val="zh_TW" w:bidi="zh_TW"/>
-        </w:rPr>
-        <w:t>、</w:t>
-      </w:r>
-      <w:hyperlink r:id="rId67">
-        <w:r>
-          <w:rPr>
-            <w:lang w:val="zh_TW" w:bidi="zh_TW"/>
-          </w:rPr>
-          <w:rPr>
-            <w:color w:val="0000EE"/>
-            <w:u w:val="single"/>
-          </w:rPr>
-          <w:t>18:20</w:t>
-        </w:r>
-      </w:hyperlink>
-      <w:r>
-        <w:rPr>
-          <w:lang w:val="zh_TW" w:bidi="zh_TW"/>
-        </w:rPr>
-        <w:t>、</w:t>
-      </w:r>
-      <w:hyperlink r:id="rId68">
-        <w:r>
-          <w:rPr>
-            <w:lang w:val="zh_TW" w:bidi="zh_TW"/>
-          </w:rPr>
-          <w:rPr>
-            <w:color w:val="0000EE"/>
-            <w:u w:val="single"/>
-          </w:rPr>
-          <w:t>24:14</w:t>
-        </w:r>
-      </w:hyperlink>
-      <w:r>
-        <w:rPr>
-          <w:lang w:val="zh_TW" w:bidi="zh_TW"/>
-        </w:rPr>
-        <w:t>、</w:t>
-      </w:r>
-      <w:hyperlink r:id="rId69">
-        <w:r>
-          <w:rPr>
-            <w:lang w:val="zh_TW" w:bidi="zh_TW"/>
-          </w:rPr>
-          <w:rPr>
-            <w:color w:val="0000EE"/>
-            <w:u w:val="single"/>
-          </w:rPr>
-          <w:t>28:18–20</w:t>
-        </w:r>
-      </w:hyperlink>
-      <w:r>
-        <w:rPr>
-          <w:lang w:val="zh_TW" w:bidi="zh_TW"/>
-        </w:rPr>
-        <w:t>）。 在三部福音書的作者中，對耶穌在地上的生活最有興趣的是路加。然而，他的福音書不像馬可的那樣強調耶穌人性的一面。路加將耶穌主要描繪為歷史中神聖的救主（</w:t>
-      </w:r>
-      <w:hyperlink r:id="rId70">
-        <w:r>
-          <w:rPr>
-            <w:lang w:val="zh_TW" w:bidi="zh_TW"/>
-          </w:rPr>
-          <w:rPr>
-            <w:color w:val="0000EE"/>
-            <w:u w:val="single"/>
-          </w:rPr>
-          <w:t>路2:11</w:t>
-        </w:r>
-      </w:hyperlink>
-      <w:r>
-        <w:rPr>
-          <w:lang w:val="zh_TW" w:bidi="zh_TW"/>
-        </w:rPr>
-        <w:t>；</w:t>
-      </w:r>
-      <w:hyperlink r:id="rId71">
-        <w:r>
-          <w:rPr>
-            <w:lang w:val="zh_TW" w:bidi="zh_TW"/>
-          </w:rPr>
-          <w:rPr>
-            <w:color w:val="0000EE"/>
-            <w:u w:val="single"/>
-          </w:rPr>
-          <w:t>4:16–30</w:t>
-        </w:r>
-      </w:hyperlink>
-      <w:r>
-        <w:rPr>
-          <w:lang w:val="zh_TW" w:bidi="zh_TW"/>
-        </w:rPr>
-        <w:t>）。 他將耶穌的彌賽亞職分和神性結合在一起，表明道成肉身的神之子經過受苦與高昇，是為了將人帶到神的面前。</w:t>
-      </w:r>
-    </w:p>
-    <w:p>
-      <w:pPr>
-        <w:pStyle w:val="Heading4"/>
-      </w:pPr>
-      <w:r>
-        <w:rPr>
-          <w:lang w:val="zh_TW" w:bidi="zh_TW"/>
-        </w:rPr>
-        <w:t>約翰的著作</w:t>
-      </w:r>
-    </w:p>
-    <w:p>
-      <w:pPr/>
-      <w:r>
-        <w:rPr>
-          <w:lang w:val="zh_TW" w:bidi="zh_TW"/>
-        </w:rPr>
-      </w:r>
-      <w:r>
-        <w:rPr>
-          <w:lang w:val="zh_TW" w:bidi="zh_TW"/>
-        </w:rPr>
-        <w:t>使徒約翰關於道成肉身的教義比其他任何人的都更為明確，他不僅教導了耶穌的神-人（God-man）身份，還教導了祂先存的「榮耀」（</w:t>
-      </w:r>
-      <w:hyperlink r:id="rId72">
-        <w:r>
-          <w:rPr>
-            <w:lang w:val="zh_TW" w:bidi="zh_TW"/>
-          </w:rPr>
-          <w:rPr>
-            <w:color w:val="0000EE"/>
-            <w:u w:val="single"/>
-          </w:rPr>
-          <w:t>約1:1–18</w:t>
-        </w:r>
-      </w:hyperlink>
-      <w:r>
-        <w:rPr>
-          <w:lang w:val="zh_TW" w:bidi="zh_TW"/>
-        </w:rPr>
-        <w:t>）。 這一教義的核心就是耶穌與父神的合一（</w:t>
-      </w:r>
-      <w:hyperlink r:id="rId73">
-        <w:r>
-          <w:rPr>
-            <w:lang w:val="zh_TW" w:bidi="zh_TW"/>
-          </w:rPr>
-          <w:rPr>
-            <w:color w:val="0000EE"/>
-            <w:u w:val="single"/>
-          </w:rPr>
-          <w:t>10:29–30</w:t>
-        </w:r>
-      </w:hyperlink>
-      <w:r>
-        <w:rPr>
-          <w:lang w:val="zh_TW" w:bidi="zh_TW"/>
-        </w:rPr>
-        <w:t>，</w:t>
-      </w:r>
-      <w:hyperlink r:id="rId74">
-        <w:r>
-          <w:rPr>
-            <w:lang w:val="zh_TW" w:bidi="zh_TW"/>
-          </w:rPr>
-          <w:rPr>
-            <w:color w:val="0000EE"/>
-            <w:u w:val="single"/>
-          </w:rPr>
-          <w:t>14:8–11</w:t>
-        </w:r>
-      </w:hyperlink>
-      <w:r>
-        <w:rPr>
-          <w:lang w:val="zh_TW" w:bidi="zh_TW"/>
-        </w:rPr>
-        <w:t>，</w:t>
-      </w:r>
-      <w:hyperlink r:id="rId75">
-        <w:r>
-          <w:rPr>
-            <w:lang w:val="zh_TW" w:bidi="zh_TW"/>
-          </w:rPr>
-          <w:rPr>
-            <w:color w:val="0000EE"/>
-            <w:u w:val="single"/>
-          </w:rPr>
-          <w:t>約一2:23</w:t>
-        </w:r>
-      </w:hyperlink>
-      <w:r>
-        <w:rPr>
-          <w:lang w:val="zh_TW" w:bidi="zh_TW"/>
-        </w:rPr>
-        <w:t>）。「我是」（指的是基督，取自舊約中對獨一真神的稱呼，並且可能代表著神的個人名字，耶和華）來將神向祂的子民啓示出來（</w:t>
-      </w:r>
-      <w:hyperlink r:id="rId76">
-        <w:r>
-          <w:rPr>
-            <w:lang w:val="zh_TW" w:bidi="zh_TW"/>
-          </w:rPr>
-          <w:rPr>
-            <w:color w:val="0000EE"/>
-            <w:u w:val="single"/>
-          </w:rPr>
-          <w:t>約1:4–5、14、18</w:t>
-        </w:r>
-      </w:hyperlink>
-      <w:r>
-        <w:rPr>
-          <w:lang w:val="zh_TW" w:bidi="zh_TW"/>
-        </w:rPr>
-        <w:t>）。然而，約翰也對道成肉身有最平衡的呈現。神的道或聖言（</w:t>
-      </w:r>
-      <w:hyperlink r:id="rId72">
-        <w:r>
-          <w:rPr>
-            <w:lang w:val="zh_TW" w:bidi="zh_TW"/>
-          </w:rPr>
-          <w:rPr>
-            <w:color w:val="0000EE"/>
-            <w:u w:val="single"/>
-          </w:rPr>
-          <w:t>1:1–18</w:t>
-        </w:r>
-      </w:hyperlink>
-      <w:r>
-        <w:rPr>
-          <w:lang w:val="zh_TW" w:bidi="zh_TW"/>
-        </w:rPr>
-        <w:t>）是完美人性的典範；祂「成了肉身」（第</w:t>
-      </w:r>
-      <w:hyperlink r:id="rId77">
-        <w:r>
-          <w:rPr>
-            <w:lang w:val="zh_TW" w:bidi="zh_TW"/>
-          </w:rPr>
-          <w:rPr>
-            <w:color w:val="0000EE"/>
-            <w:u w:val="single"/>
-          </w:rPr>
-          <w:t>14</w:t>
-        </w:r>
-      </w:hyperlink>
-      <w:r>
-        <w:rPr>
-          <w:lang w:val="zh_TW" w:bidi="zh_TW"/>
-        </w:rPr>
-        <w:t>節）來向人類啓示（第</w:t>
-      </w:r>
-      <w:hyperlink r:id="rId78">
-        <w:r>
-          <w:rPr>
-            <w:lang w:val="zh_TW" w:bidi="zh_TW"/>
-          </w:rPr>
-          <w:rPr>
-            <w:color w:val="0000EE"/>
-            <w:u w:val="single"/>
-          </w:rPr>
-          <w:t>5、9</w:t>
-        </w:r>
-      </w:hyperlink>
-      <w:r>
-        <w:rPr>
-          <w:lang w:val="zh_TW" w:bidi="zh_TW"/>
-        </w:rPr>
-        <w:t>節）並在他們裡面產生「永生」（</w:t>
-      </w:r>
-      <w:hyperlink r:id="rId79">
-        <w:r>
-          <w:rPr>
-            <w:lang w:val="zh_TW" w:bidi="zh_TW"/>
-          </w:rPr>
-          <w:rPr>
-            <w:color w:val="0000EE"/>
-            <w:u w:val="single"/>
-          </w:rPr>
-          <w:t>3:14–18</w:t>
-        </w:r>
-      </w:hyperlink>
-      <w:r>
-        <w:rPr>
-          <w:lang w:val="zh_TW" w:bidi="zh_TW"/>
-        </w:rPr>
-        <w:t>；</w:t>
-      </w:r>
-      <w:hyperlink r:id="rId80">
-        <w:r>
-          <w:rPr>
-            <w:lang w:val="zh_TW" w:bidi="zh_TW"/>
-          </w:rPr>
-          <w:rPr>
-            <w:color w:val="0000EE"/>
-            <w:u w:val="single"/>
-          </w:rPr>
-          <w:t>約一1:1–3</w:t>
-        </w:r>
-      </w:hyperlink>
-      <w:r>
-        <w:rPr>
-          <w:lang w:val="zh_TW" w:bidi="zh_TW"/>
-        </w:rPr>
-        <w:t>；</w:t>
-      </w:r>
-      <w:hyperlink r:id="rId81">
-        <w:r>
-          <w:rPr>
-            <w:lang w:val="zh_TW" w:bidi="zh_TW"/>
-          </w:rPr>
-          <w:rPr>
-            <w:color w:val="0000EE"/>
-            <w:u w:val="single"/>
-          </w:rPr>
-          <w:t>4:9</w:t>
-        </w:r>
-      </w:hyperlink>
-      <w:r>
-        <w:rPr>
-          <w:lang w:val="zh_TW" w:bidi="zh_TW"/>
-        </w:rPr>
-        <w:t>）。</w:t>
-      </w:r>
-    </w:p>
-    <w:p>
-      <w:pPr>
-        <w:pStyle w:val="Heading4"/>
-      </w:pPr>
-      <w:r>
-        <w:rPr>
-          <w:lang w:val="zh_TW" w:bidi="zh_TW"/>
-        </w:rPr>
-        <w:t>保羅的書信</w:t>
-      </w:r>
-    </w:p>
-    <w:p>
-      <w:pPr/>
-      <w:r>
-        <w:rPr>
-          <w:lang w:val="zh_TW" w:bidi="zh_TW"/>
-        </w:rPr>
-      </w:r>
-      <w:r>
-        <w:rPr>
-          <w:lang w:val="zh_TW" w:bidi="zh_TW"/>
-        </w:rPr>
-        <w:t>使徒保羅將道成肉身描述為一條耶穌通往受苦與救贖的道路。在</w:t>
-      </w:r>
-      <w:hyperlink r:id="rId82">
-        <w:r>
-          <w:rPr>
-            <w:lang w:val="zh_TW" w:bidi="zh_TW"/>
-          </w:rPr>
-          <w:rPr>
-            <w:color w:val="0000EE"/>
-            <w:u w:val="single"/>
-          </w:rPr>
-          <w:t>加4:4–5</w:t>
-        </w:r>
-      </w:hyperlink>
-      <w:r>
-        <w:rPr>
-          <w:lang w:val="zh_TW" w:bidi="zh_TW"/>
-        </w:rPr>
-        <w:t>中，道成肉身（「由女人所生」）是在「時候滿足」的時候，或在救恩歷史的頂點而到來的，要「救贖那些在律法以下的人」。在腓立比書的讚美詩中（</w:t>
-      </w:r>
-      <w:hyperlink r:id="rId55">
-        <w:r>
-          <w:rPr>
-            <w:lang w:val="zh_TW" w:bidi="zh_TW"/>
-          </w:rPr>
-          <w:rPr>
-            <w:color w:val="0000EE"/>
-            <w:u w:val="single"/>
-          </w:rPr>
-          <w:t>腓2:6–11</w:t>
-        </w:r>
-      </w:hyperlink>
-      <w:r>
-        <w:rPr>
-          <w:lang w:val="zh_TW" w:bidi="zh_TW"/>
-        </w:rPr>
-        <w:t>），道成肉身被視為先存的（「他本有神的形象」），降卑的（「虛己⋯⋯卑微」），和順服的（「順服以至於死」）。 道成肉身的目的是十字架（「且死在十字架上」），其結果是基督的高昇。這首詩歌或許是新約中關於道成肉身的最高神學論述。耶穌的人生是一種「倒空」，是對緊握不放祂神性特權（「不以自己與神同等為強奪的」）的拒絕。</w:t>
-      </w:r>
-    </w:p>
-    <w:p>
-      <w:pPr/>
-      <w:r>
-        <w:rPr>
-          <w:lang w:val="zh_TW" w:bidi="zh_TW"/>
-        </w:rPr>
-      </w:r>
-      <w:r>
-        <w:rPr>
-          <w:lang w:val="zh_TW" w:bidi="zh_TW"/>
-        </w:rPr>
-        <w:t>保羅將基督描述為末後的亞當（</w:t>
-      </w:r>
-      <w:hyperlink r:id="rId83">
-        <w:r>
-          <w:rPr>
-            <w:lang w:val="zh_TW" w:bidi="zh_TW"/>
-          </w:rPr>
-          <w:rPr>
-            <w:color w:val="0000EE"/>
-            <w:u w:val="single"/>
-          </w:rPr>
-          <w:t>羅5:12–19</w:t>
-        </w:r>
-      </w:hyperlink>
-      <w:r>
-        <w:rPr>
-          <w:lang w:val="zh_TW" w:bidi="zh_TW"/>
-        </w:rPr>
-        <w:t>；</w:t>
-      </w:r>
-      <w:hyperlink r:id="rId84">
-        <w:r>
-          <w:rPr>
-            <w:lang w:val="zh_TW" w:bidi="zh_TW"/>
-          </w:rPr>
-          <w:rPr>
-            <w:color w:val="0000EE"/>
-            <w:u w:val="single"/>
-          </w:rPr>
-          <w:t>林前15:45–47</w:t>
-        </w:r>
-      </w:hyperlink>
-      <w:r>
-        <w:rPr>
-          <w:lang w:val="zh_TW" w:bidi="zh_TW"/>
-        </w:rPr>
-        <w:t>），亞當所失去的，祂將其帶了回來，使我們有可能重新獲得。通過取了人的樣式，基督成為了使人與神和好的救贖主（</w:t>
-      </w:r>
-      <w:hyperlink r:id="rId85">
-        <w:r>
-          <w:rPr>
-            <w:lang w:val="zh_TW" w:bidi="zh_TW"/>
-          </w:rPr>
-          <w:rPr>
-            <w:color w:val="0000EE"/>
-            <w:u w:val="single"/>
-          </w:rPr>
-          <w:t>羅3:25</w:t>
-        </w:r>
-      </w:hyperlink>
-      <w:r>
-        <w:rPr>
-          <w:lang w:val="zh_TW" w:bidi="zh_TW"/>
-        </w:rPr>
-        <w:t>；</w:t>
-      </w:r>
-      <w:hyperlink r:id="rId86">
-        <w:r>
-          <w:rPr>
-            <w:lang w:val="zh_TW" w:bidi="zh_TW"/>
-          </w:rPr>
-          <w:rPr>
-            <w:color w:val="0000EE"/>
-            <w:u w:val="single"/>
-          </w:rPr>
-          <w:t>林後5:19</w:t>
-        </w:r>
-      </w:hyperlink>
-      <w:r>
-        <w:rPr>
-          <w:lang w:val="zh_TW" w:bidi="zh_TW"/>
-        </w:rPr>
-        <w:t>；</w:t>
-      </w:r>
-      <w:hyperlink r:id="rId87">
-        <w:r>
-          <w:rPr>
-            <w:lang w:val="zh_TW" w:bidi="zh_TW"/>
-          </w:rPr>
-          <w:rPr>
-            <w:color w:val="0000EE"/>
-            <w:u w:val="single"/>
-          </w:rPr>
-          <w:t>提前1:15</w:t>
-        </w:r>
-      </w:hyperlink>
-      <w:r>
-        <w:rPr>
-          <w:lang w:val="zh_TW" w:bidi="zh_TW"/>
-        </w:rPr>
-        <w:t>）。然而，保羅更強調，被高昇的基督帶來了新的生命（</w:t>
-      </w:r>
-      <w:hyperlink r:id="rId88">
-        <w:r>
-          <w:rPr>
-            <w:lang w:val="zh_TW" w:bidi="zh_TW"/>
-          </w:rPr>
-          <w:rPr>
-            <w:color w:val="0000EE"/>
-            <w:u w:val="single"/>
-          </w:rPr>
-          <w:t>羅6:4–6</w:t>
-        </w:r>
-      </w:hyperlink>
-      <w:r>
-        <w:rPr>
-          <w:lang w:val="zh_TW" w:bidi="zh_TW"/>
-        </w:rPr>
-        <w:t>；</w:t>
-      </w:r>
-      <w:hyperlink r:id="rId89">
-        <w:r>
-          <w:rPr>
-            <w:lang w:val="zh_TW" w:bidi="zh_TW"/>
-          </w:rPr>
-          <w:rPr>
-            <w:color w:val="0000EE"/>
-            <w:u w:val="single"/>
-          </w:rPr>
-          <w:t>林後3:17–18</w:t>
-        </w:r>
-      </w:hyperlink>
-      <w:r>
-        <w:rPr>
-          <w:lang w:val="zh_TW" w:bidi="zh_TW"/>
-        </w:rPr>
-        <w:t>；</w:t>
-      </w:r>
-      <w:hyperlink r:id="rId90">
-        <w:r>
-          <w:rPr>
-            <w:lang w:val="zh_TW" w:bidi="zh_TW"/>
-          </w:rPr>
-          <w:rPr>
-            <w:color w:val="0000EE"/>
-            <w:u w:val="single"/>
-          </w:rPr>
-          <w:t>西3:1–4</w:t>
-        </w:r>
-      </w:hyperlink>
-      <w:r>
-        <w:rPr>
-          <w:lang w:val="zh_TW" w:bidi="zh_TW"/>
-        </w:rPr>
-        <w:t>）。 歌羅西書</w:t>
-      </w:r>
-      <w:hyperlink r:id="rId91">
-        <w:r>
-          <w:rPr>
-            <w:lang w:val="zh_TW" w:bidi="zh_TW"/>
-          </w:rPr>
-          <w:rPr>
-            <w:color w:val="0000EE"/>
-            <w:u w:val="single"/>
-          </w:rPr>
-          <w:t>1:15–20</w:t>
-        </w:r>
-      </w:hyperlink>
-      <w:r>
-        <w:rPr>
-          <w:lang w:val="zh_TW" w:bidi="zh_TW"/>
-        </w:rPr>
-        <w:t>中的讚美詩，運用了猶太智慧思辨，可能還混有希臘元素，它顯明了基督是「首生的」和「神的豐盛」。那位永存為神的，通過祂的犧牲死亡，成為被尊崇的主，並將人帶到神面前（另見</w:t>
-      </w:r>
-      <w:hyperlink r:id="rId92">
-        <w:r>
-          <w:rPr>
-            <w:lang w:val="zh_TW" w:bidi="zh_TW"/>
-          </w:rPr>
-          <w:rPr>
-            <w:color w:val="0000EE"/>
-            <w:u w:val="single"/>
-          </w:rPr>
-          <w:t>羅1:3–4</w:t>
-        </w:r>
-      </w:hyperlink>
-      <w:r>
-        <w:rPr>
-          <w:lang w:val="zh_TW" w:bidi="zh_TW"/>
-        </w:rPr>
-        <w:t>、</w:t>
-      </w:r>
-      <w:hyperlink r:id="rId93">
-        <w:r>
-          <w:rPr>
-            <w:lang w:val="zh_TW" w:bidi="zh_TW"/>
-          </w:rPr>
-          <w:rPr>
-            <w:color w:val="0000EE"/>
-            <w:u w:val="single"/>
-          </w:rPr>
-          <w:t>提前3:16</w:t>
-        </w:r>
-      </w:hyperlink>
-      <w:r>
-        <w:rPr>
-          <w:lang w:val="zh_TW" w:bidi="zh_TW"/>
-        </w:rPr>
-        <w:t>中的「肉體—靈」主題）。</w:t>
-      </w:r>
-    </w:p>
-    <w:p>
-      <w:pPr>
-        <w:pStyle w:val="Heading4"/>
-      </w:pPr>
-      <w:r>
-        <w:rPr>
-          <w:lang w:val="zh_TW" w:bidi="zh_TW"/>
-        </w:rPr>
-        <w:t>希伯來書</w:t>
-      </w:r>
-    </w:p>
-    <w:p>
-      <w:pPr/>
-      <w:r>
-        <w:rPr>
-          <w:lang w:val="zh_TW" w:bidi="zh_TW"/>
-        </w:rPr>
-      </w:r>
-      <w:r>
-        <w:rPr>
-          <w:lang w:val="zh_TW" w:bidi="zh_TW"/>
-        </w:rPr>
-        <w:t>希伯來書多處提到了道成肉身。開場讚美詩（</w:t>
-      </w:r>
-      <w:hyperlink r:id="rId94">
-        <w:r>
-          <w:rPr>
-            <w:lang w:val="zh_TW" w:bidi="zh_TW"/>
-          </w:rPr>
-          <w:rPr>
-            <w:color w:val="0000EE"/>
-            <w:u w:val="single"/>
-          </w:rPr>
-          <w:t>來1:1–3</w:t>
-        </w:r>
-      </w:hyperlink>
-      <w:r>
-        <w:rPr>
-          <w:lang w:val="zh_TW" w:bidi="zh_TW"/>
-        </w:rPr>
-        <w:t>）就強調了基督崇高的地位，祂是神形象的「真實印記」和榮耀所發的光輝。基督比天使更尊貴（</w:t>
-      </w:r>
-      <w:hyperlink r:id="rId95">
-        <w:r>
-          <w:rPr>
-            <w:lang w:val="zh_TW" w:bidi="zh_TW"/>
-          </w:rPr>
-          <w:rPr>
-            <w:color w:val="0000EE"/>
-            <w:u w:val="single"/>
-          </w:rPr>
-          <w:t>1:4–9</w:t>
-        </w:r>
-      </w:hyperlink>
-      <w:r>
-        <w:rPr>
-          <w:lang w:val="zh_TW" w:bidi="zh_TW"/>
-        </w:rPr>
-        <w:t>），但祂成為人，為拯救人類而受苦（</w:t>
-      </w:r>
-      <w:hyperlink r:id="rId96">
-        <w:r>
-          <w:rPr>
-            <w:lang w:val="zh_TW" w:bidi="zh_TW"/>
-          </w:rPr>
-          <w:rPr>
-            <w:color w:val="0000EE"/>
-            <w:u w:val="single"/>
-          </w:rPr>
-          <w:t>2:9</w:t>
-        </w:r>
-      </w:hyperlink>
-      <w:r>
-        <w:rPr>
-          <w:lang w:val="zh_TW" w:bidi="zh_TW"/>
-        </w:rPr>
-        <w:t>、</w:t>
-      </w:r>
-      <w:hyperlink r:id="rId97">
-        <w:r>
-          <w:rPr>
-            <w:lang w:val="zh_TW" w:bidi="zh_TW"/>
-          </w:rPr>
-          <w:rPr>
-            <w:color w:val="0000EE"/>
-            <w:u w:val="single"/>
-          </w:rPr>
-          <w:t>5:7–9</w:t>
-        </w:r>
-      </w:hyperlink>
-      <w:r>
-        <w:rPr>
-          <w:lang w:val="zh_TW" w:bidi="zh_TW"/>
-        </w:rPr>
-        <w:t>）。道成肉身符合罪人對救主的需求。希伯來書的目的是要表明基督之於舊約祭祀無可比擬的超越性，同時強調祂的救贖工作。祂真實的受試探（</w:t>
-      </w:r>
-      <w:hyperlink r:id="rId98">
-        <w:r>
-          <w:rPr>
-            <w:lang w:val="zh_TW" w:bidi="zh_TW"/>
-          </w:rPr>
-          <w:rPr>
-            <w:color w:val="0000EE"/>
-            <w:u w:val="single"/>
-          </w:rPr>
-          <w:t>2:18</w:t>
-        </w:r>
-      </w:hyperlink>
-      <w:r>
-        <w:rPr>
-          <w:lang w:val="zh_TW" w:bidi="zh_TW"/>
-        </w:rPr>
-        <w:t>；</w:t>
-      </w:r>
-      <w:hyperlink r:id="rId99">
-        <w:r>
-          <w:rPr>
-            <w:lang w:val="zh_TW" w:bidi="zh_TW"/>
-          </w:rPr>
-          <w:rPr>
-            <w:color w:val="0000EE"/>
-            <w:u w:val="single"/>
-          </w:rPr>
-          <w:t>4:15</w:t>
-        </w:r>
-      </w:hyperlink>
-      <w:r>
-        <w:rPr>
-          <w:lang w:val="zh_TW" w:bidi="zh_TW"/>
-        </w:rPr>
-        <w:t>）與祂的無罪結合在一起（</w:t>
-      </w:r>
-      <w:hyperlink r:id="rId99">
-        <w:r>
-          <w:rPr>
-            <w:lang w:val="zh_TW" w:bidi="zh_TW"/>
-          </w:rPr>
-          <w:rPr>
-            <w:color w:val="0000EE"/>
-            <w:u w:val="single"/>
-          </w:rPr>
-          <w:t>4:15</w:t>
-        </w:r>
-      </w:hyperlink>
-      <w:r>
-        <w:rPr>
-          <w:lang w:val="zh_TW" w:bidi="zh_TW"/>
-        </w:rPr>
-        <w:t>、</w:t>
-      </w:r>
-      <w:hyperlink r:id="rId100">
-        <w:r>
-          <w:rPr>
-            <w:lang w:val="zh_TW" w:bidi="zh_TW"/>
-          </w:rPr>
-          <w:rPr>
-            <w:color w:val="0000EE"/>
-            <w:u w:val="single"/>
-          </w:rPr>
-          <w:t>5:9</w:t>
-        </w:r>
-      </w:hyperlink>
-      <w:r>
-        <w:rPr>
-          <w:lang w:val="zh_TW" w:bidi="zh_TW"/>
-        </w:rPr>
-        <w:t>、</w:t>
-      </w:r>
-      <w:hyperlink r:id="rId101">
-        <w:r>
-          <w:rPr>
-            <w:lang w:val="zh_TW" w:bidi="zh_TW"/>
-          </w:rPr>
-          <w:rPr>
-            <w:color w:val="0000EE"/>
-            <w:u w:val="single"/>
-          </w:rPr>
-          <w:t>7:26</w:t>
-        </w:r>
-      </w:hyperlink>
-      <w:r>
-        <w:rPr>
-          <w:lang w:val="zh_TW" w:bidi="zh_TW"/>
-        </w:rPr>
-        <w:t>），完成了以人的身份來對人的罪的救贖。道成肉身是一條基督最終只要一次獻上贖罪祭，就能永遠勝過罪的途徑（</w:t>
-      </w:r>
-      <w:hyperlink r:id="rId102">
-        <w:r>
-          <w:rPr>
-            <w:lang w:val="zh_TW" w:bidi="zh_TW"/>
-          </w:rPr>
-          <w:rPr>
-            <w:color w:val="0000EE"/>
-            <w:u w:val="single"/>
-          </w:rPr>
-          <w:t>7:28</w:t>
-        </w:r>
-      </w:hyperlink>
-      <w:r>
-        <w:rPr>
-          <w:lang w:val="zh_TW" w:bidi="zh_TW"/>
-        </w:rPr>
-        <w:t>；</w:t>
-      </w:r>
-      <w:hyperlink r:id="rId103">
-        <w:r>
-          <w:rPr>
-            <w:lang w:val="zh_TW" w:bidi="zh_TW"/>
-          </w:rPr>
-          <w:rPr>
-            <w:color w:val="0000EE"/>
-            <w:u w:val="single"/>
-          </w:rPr>
-          <w:t>9:26</w:t>
-        </w:r>
-      </w:hyperlink>
-      <w:r>
-        <w:rPr>
-          <w:lang w:val="zh_TW" w:bidi="zh_TW"/>
-        </w:rPr>
-        <w:t>）。</w:t>
-      </w:r>
-    </w:p>
-    <w:p>
-      <w:pPr>
-        <w:pStyle w:val="Heading3"/>
-      </w:pPr>
-      <w:r>
-        <w:rPr>
-          <w:lang w:val="zh_TW" w:bidi="zh_TW"/>
-        </w:rPr>
-        <w:t>歷史沿革</w:t>
-      </w:r>
-    </w:p>
-    <w:p>
-      <w:pPr/>
-      <w:r>
-        <w:rPr>
-          <w:lang w:val="zh_TW" w:bidi="zh_TW"/>
-        </w:rPr>
-      </w:r>
-      <w:r>
-        <w:rPr>
-          <w:lang w:val="zh_TW" w:bidi="zh_TW"/>
-        </w:rPr>
-        <w:t>第一個挑戰傳統道成肉身教義的群體是諾斯底派，他們在第一世紀末否認耶穌是真正的人。這個源自希臘的信仰認為物質世界是邪惡的，因此他們否認道成肉身。他們認為基督是一個類靈體（quasi-spiritual）的存在，只是看起來像人類。神學家馬吉安（Marcion，死於公元後160年），受諾斯底派教師的訓練，也接受了幻影說（docetic）對基督的解釋（即祂的人性只是表象）。 馬吉安傳授他的教義以對抗當時基督教中偏向舊約和猶太教的傾向。在公元144年被逐出教會後，馬吉安創立了自己的教會，他的觀點在接下來的兩個世紀中被廣泛的傳播。大公教會之所以統一了教義，部分原因也是为了對抗馬吉安的基督論異端。</w:t>
-      </w:r>
-    </w:p>
-    <w:p>
-      <w:pPr/>
-      <w:r>
-        <w:rPr>
-          <w:lang w:val="zh_TW" w:bidi="zh_TW"/>
-        </w:rPr>
-      </w:r>
-      <w:r>
-        <w:rPr>
-          <w:lang w:val="zh_TW" w:bidi="zh_TW"/>
-        </w:rPr>
-        <w:t>對正統觀點的下一個挑戰來自於三世紀和四世紀的亞流派（Arian）、亞玻里拿留派（</w:t>
-      </w:r>
-      <w:r>
-        <w:rPr>
-          <w:lang w:val="zh_TW" w:bidi="zh_TW"/>
-        </w:rPr>
-        <w:t>Apollinarian</w:t>
-      </w:r>
-      <w:r>
-        <w:rPr>
-          <w:lang w:val="zh_TW" w:bidi="zh_TW"/>
-        </w:rPr>
-        <w:t>）和</w:t>
-      </w:r>
-      <w:r>
-        <w:rPr>
-          <w:lang w:val="zh_TW" w:bidi="zh_TW"/>
-        </w:rPr>
-        <w:t>涅斯多留派</w:t>
-      </w:r>
-      <w:r>
-        <w:rPr>
-          <w:lang w:val="zh_TW" w:bidi="zh_TW"/>
-        </w:rPr>
-        <w:t>（Nestorian）的爭議。亞流主義認為道成肉身是完全的，因此神的道基督不再是完全的神。同時，祂也不是完全的人，因此基督是介於兩種本性之間的存在。尼西亞大公會議（公元325年）確認耶穌確實既是神又是人。然而，很快又出現了一個新的問題，就是關於祂兩種本性之間的關係。亞玻里拿留（公元310？–390年？）教導說，耶穌只有肉體是人；祂的靈魂則完全被融入到神的道之中。涅斯多留（約公元381–451年）教導說，基督的兩種本性在其位格中必須始終保持分別；它們一起運作但在其存有上是分開的。在迦克墩會議（公元451年）上，確認了耶穌的兩性合一。許多迦克墩會議的反對者隨後出現，他們被稱為基督一性論者，他們相信耶穌只有一種神性，只是在某種意義上是人。那場運動引起了嚴重的政治和宗教上的分裂，直到君士坦丁堡會議（公元680–681年）重申了迦克墩會議的決議，並確立了正統的道成肉身神學。</w:t>
-      </w:r>
-    </w:p>
-    <w:p>
-      <w:pPr/>
-      <w:r>
-        <w:rPr>
-          <w:lang w:val="zh_TW" w:bidi="zh_TW"/>
-        </w:rPr>
-      </w:r>
-      <w:r>
-        <w:rPr>
-          <w:lang w:val="zh_TW" w:bidi="zh_TW"/>
-        </w:rPr>
-        <w:t>在第八世紀，西班牙和法國是「</w:t>
-      </w:r>
-      <w:r>
-        <w:rPr>
-          <w:lang w:val="zh_TW" w:bidi="zh_TW"/>
-        </w:rPr>
-        <w:t>嗣子論（adoptionist）</w:t>
-      </w:r>
-      <w:r>
-        <w:rPr>
-          <w:lang w:val="zh_TW" w:bidi="zh_TW"/>
-        </w:rPr>
-        <w:t>」爭論的中心。嗣子論教導說耶穌在出生時是人類，但在他的洗禮時經歷了「第二次出生（second birth）」並被「收養（adopted）」為神之子。它在一系列的宗教會議中被譴責，直到近代才得到許多人的追捧。在經院哲學時代，</w:t>
-      </w:r>
-      <w:r>
-        <w:rPr>
-          <w:lang w:val="zh_TW" w:bidi="zh_TW"/>
-        </w:rPr>
-        <w:t>彼得·倫巴都</w:t>
-      </w:r>
-      <w:r>
-        <w:rPr>
-          <w:lang w:val="zh_TW" w:bidi="zh_TW"/>
-        </w:rPr>
-        <w:t>（Peter Lombard，公元1095？–1160年）提倡了後來被稱為「虛無主義（nihilism）」的觀點。他假定道成肉身並未對耶穌的神性造成根本性的改變，但他人的本性既無實質性也無必要性（insubstantial and unessential）。這種觀點同樣被教皇亞歷山大三世（Pope Alexander III，公元1159–1181年）所譴責。當時的另一個爭論焦點是人的墮落與道成肉身之間的關係。阿奎那（Thomas Aquinas，公元1224–1274年）得出有存在因果關係的結論；道成肉身是對付罪的必然要求，而不是在墮落之外預定的。</w:t>
-      </w:r>
-    </w:p>
-    <w:p>
-      <w:pPr/>
-      <w:r>
-        <w:rPr>
-          <w:lang w:val="zh_TW" w:bidi="zh_TW"/>
-        </w:rPr>
-      </w:r>
-      <w:r>
-        <w:rPr>
-          <w:lang w:val="zh_TW" w:bidi="zh_TW"/>
-        </w:rPr>
-        <w:t>羅馬天主教會和新教改教家們在道成肉身上基本遵循相同的正統教義觀。宗教改革的衝突更多集中在救恩論（救恩的教義）上。然而，幾個反對三位一體的異端利用了教會權威的崩塌。米迦勒·</w:t>
-      </w:r>
-      <w:r>
-        <w:rPr>
-          <w:lang w:val="zh_TW" w:bidi="zh_TW"/>
-        </w:rPr>
-        <w:t>塞爾韋特</w:t>
-      </w:r>
-      <w:r>
-        <w:rPr>
-          <w:lang w:val="zh_TW" w:bidi="zh_TW"/>
-        </w:rPr>
-        <w:t>（Michael Servetus，公元1511–1553年）教導了一種泛神論的道成肉身觀點，其重點在於神的靈在耶穌的人形中顯現。因此，道不是三一神中的一個獨立位格，也與每個人心中的「神性火花（divine spark）」沒有本質性的區別。同時，拉埃利烏斯·蘇西尼（Laelius Socinus，公元1525–1562年）和他的侄子，浮士德·</w:t>
-      </w:r>
-      <w:r>
-        <w:rPr>
-          <w:lang w:val="zh_TW" w:bidi="zh_TW"/>
-        </w:rPr>
-        <w:t>蘇西尼</w:t>
-      </w:r>
-      <w:r>
-        <w:rPr>
-          <w:lang w:val="zh_TW" w:bidi="zh_TW"/>
-        </w:rPr>
-        <w:t>（Faustus Socinus，公元1539–1604年），教授一種神格一位論（unitarian）的體系。道成肉身不是神性本質的轉移，而是神性權柄和啟示的傳達。因此，基督的死不是為了贖罪，而是樹立道德榜樣。塞爾韋特和蘇西尼主義都被天主教徒和新教徒所譴責。</w:t>
-      </w:r>
-    </w:p>
-    <w:p>
-      <w:pPr/>
-      <w:r>
-        <w:rPr>
-          <w:lang w:val="zh_TW" w:bidi="zh_TW"/>
-        </w:rPr>
-      </w:r>
-      <w:r>
-        <w:rPr>
-          <w:lang w:val="zh_TW" w:bidi="zh_TW"/>
-        </w:rPr>
-        <w:t>在17和18世紀，「虛己論（kenoticism）」（來自希臘語「空（empty）」）教導在道成肉身時，道完全的「倒空」（</w:t>
-      </w:r>
-      <w:hyperlink r:id="rId104">
-        <w:r>
-          <w:rPr>
-            <w:lang w:val="zh_TW" w:bidi="zh_TW"/>
-          </w:rPr>
-          <w:rPr>
-            <w:color w:val="0000EE"/>
-            <w:u w:val="single"/>
-          </w:rPr>
-          <w:t>腓2:7</w:t>
-        </w:r>
-      </w:hyperlink>
-      <w:r>
-        <w:rPr>
-          <w:lang w:val="zh_TW" w:bidi="zh_TW"/>
-        </w:rPr>
-        <w:t>）了神性。這個教義代表著經院時期討論耶穌的神人二性之間的相通已進入了最後階段。祂的人性是全能的嗎？如果不是，那麼耶穌這個人又是如何行使神性的？虛己學派認為耶穌是完全的人，祂的神性在升天之前是靜止的。祂的神奇力量是外來的，由聖靈所賜予的。與此觀點相反，大多數神學家認為耶穌始終是神和人，並且在</w:t>
-      </w:r>
-      <w:hyperlink r:id="rId105">
-        <w:r>
-          <w:rPr>
-            <w:lang w:val="zh_TW" w:bidi="zh_TW"/>
-          </w:rPr>
-          <w:rPr>
-            <w:color w:val="0000EE"/>
-            <w:u w:val="single"/>
-          </w:rPr>
-          <w:t>腓2:6–8</w:t>
-        </w:r>
-      </w:hyperlink>
-      <w:r>
-        <w:rPr>
-          <w:lang w:val="zh_TW" w:bidi="zh_TW"/>
-        </w:rPr>
-        <w:t>中，耶穌並沒有放棄神性的屬性（祂仍然顯示出「神的形象」），而是放棄了與神性相關的威嚴（majesty）。</w:t>
-      </w:r>
-    </w:p>
-    <w:p>
-      <w:pPr/>
-      <w:r>
-        <w:rPr>
-          <w:lang w:val="zh_TW" w:bidi="zh_TW"/>
-        </w:rPr>
-      </w:r>
-      <w:r>
-        <w:rPr>
-          <w:lang w:val="zh_TW" w:bidi="zh_TW"/>
-        </w:rPr>
-        <w:t>19世紀和20世紀出現了一種觀點，認為道成肉身是一個「神話故事（myth）」，是一種描述神如何透過耶穌說話的圖像化表達。童女生子並不是一個歷史事件，福音書中的任何超自然事件也都從未發生過。相反，福音書中的故事是後來教會所杜撰的，旨在描繪耶穌對教會運動的影響。然而，福音書的歷史真實性太強，這種觀點不可能佔上風（見</w:t>
-      </w:r>
-      <w:hyperlink r:id="rId106">
-        <w:r>
-          <w:rPr>
-            <w:lang w:val="zh_TW" w:bidi="zh_TW"/>
-          </w:rPr>
-          <w:rPr>
-            <w:color w:val="0000EE"/>
-            <w:u w:val="single"/>
-          </w:rPr>
-          <w:t>路1:1–5</w:t>
-        </w:r>
-      </w:hyperlink>
-      <w:r>
-        <w:rPr>
-          <w:lang w:val="zh_TW" w:bidi="zh_TW"/>
-        </w:rPr>
-        <w:t>、</w:t>
-      </w:r>
-      <w:hyperlink r:id="rId107">
-        <w:r>
-          <w:rPr>
-            <w:lang w:val="zh_TW" w:bidi="zh_TW"/>
-          </w:rPr>
-          <w:rPr>
-            <w:color w:val="0000EE"/>
-            <w:u w:val="single"/>
-          </w:rPr>
-          <w:t>約19:35</w:t>
-        </w:r>
-      </w:hyperlink>
-      <w:r>
-        <w:rPr>
-          <w:lang w:val="zh_TW" w:bidi="zh_TW"/>
-        </w:rPr>
-        <w:t>、</w:t>
-      </w:r>
-      <w:hyperlink r:id="rId108">
-        <w:r>
-          <w:rPr>
-            <w:lang w:val="zh_TW" w:bidi="zh_TW"/>
-          </w:rPr>
-          <w:rPr>
-            <w:color w:val="0000EE"/>
-            <w:u w:val="single"/>
-          </w:rPr>
-          <w:t>21:24</w:t>
-        </w:r>
-      </w:hyperlink>
-      <w:r>
-        <w:rPr>
-          <w:lang w:val="zh_TW" w:bidi="zh_TW"/>
-        </w:rPr>
-        <w:t>）。</w:t>
-      </w:r>
-    </w:p>
-    <w:p>
-      <w:pPr>
-        <w:pStyle w:val="Heading3"/>
-      </w:pPr>
-      <w:r>
-        <w:rPr>
-          <w:lang w:val="zh_TW" w:bidi="zh_TW"/>
-        </w:rPr>
-        <w:t>結論</w:t>
-      </w:r>
-    </w:p>
-    <w:p>
-      <w:pPr/>
-      <w:r>
-        <w:rPr>
-          <w:lang w:val="zh_TW" w:bidi="zh_TW"/>
-        </w:rPr>
-      </w:r>
-      <w:r>
-        <w:rPr>
-          <w:lang w:val="zh_TW" w:bidi="zh_TW"/>
-        </w:rPr>
-        <w:t>新約關於道成肉身的教導平衡了基督的人性和神性。 在任何神學體系中，這兩個事實都必須協調一致，因為二者都是神救贖計劃中絕對必要的部分。在道成肉身中，耶穌成為了一個完美的人。作為道成肉身的神，祂成為無罪的替罪羊承受了神的懲罰。作為神和人，耶穌同時揭示了神對人類生活的旨意，並通過祂自己完美的生命和死亡使罪人與神和好。因此，因為道成肉身，信基督的人得與神和好，並從神那裡得著新生命。</w:t>
-      </w:r>
-    </w:p>
-    <w:p>
-      <w:pPr/>
-      <w:r>
-        <w:rPr>
-          <w:lang w:val="zh_TW" w:bidi="zh_TW"/>
-        </w:rPr>
-      </w:r>
-      <w:r>
-        <w:rPr>
-          <w:i/>
-          <w:lang w:val="zh_TW" w:bidi="zh_TW"/>
-        </w:rPr>
-        <w:t>另見</w:t>
-      </w:r>
-      <w:r>
-        <w:rPr>
-          <w:lang w:val="zh_TW" w:bidi="zh_TW"/>
-        </w:rPr>
-        <w:t xml:space="preserve"> </w:t>
-      </w:r>
-      <w:r>
-        <w:rPr>
-          <w:lang w:val="zh_TW" w:bidi="zh_TW"/>
-        </w:rPr>
-        <w:t>基督論</w:t>
-      </w:r>
-      <w:r>
-        <w:rPr>
-          <w:lang w:val="zh_TW" w:bidi="zh_TW"/>
-        </w:rPr>
-        <w:t>；</w:t>
-      </w:r>
-      <w:r>
-        <w:rPr>
-          <w:lang w:val="zh_TW" w:bidi="zh_TW"/>
-        </w:rPr>
-        <w:t>耶穌基督的生平和教導</w:t>
-      </w:r>
-      <w:r>
-        <w:rPr>
-          <w:lang w:val="zh_TW" w:bidi="zh_TW"/>
-        </w:rPr>
-        <w:t>；</w:t>
-      </w:r>
-      <w:r>
-        <w:rPr>
-          <w:lang w:val="zh_TW" w:bidi="zh_TW"/>
-        </w:rPr>
-        <w:t>耶穌基督的家譜</w:t>
-      </w:r>
-      <w:r>
-        <w:rPr>
-          <w:lang w:val="zh_TW" w:bidi="zh_TW"/>
-        </w:rPr>
-        <w:t>；</w:t>
-      </w:r>
-      <w:r>
-        <w:rPr>
-          <w:lang w:val="zh_TW" w:bidi="zh_TW"/>
-        </w:rPr>
-        <w:t>耶穌的童貞女誕生</w:t>
-      </w:r>
-      <w:r>
-        <w:rPr>
-          <w:lang w:val="zh_TW" w:bidi="zh_TW"/>
-        </w:rPr>
-        <w:t>。</w:t>
-      </w:r>
-      <w:r>
-        <w:rPr>
-          <w:lang w:val="zh_TW" w:bidi="zh_TW"/>
-        </w:rPr>
-      </w:r>
-      <w:r>
-        <w:rPr>
-          <w:lang w:val="zh_TW" w:bidi="zh_TW"/>
-        </w:rPr>
-      </w:r>
-    </w:p>
-    <w:p>
-      <w:pPr/>
-      <w:r>
-        <w:rPr>
-          <w:lang w:val="zh_TW" w:bidi="zh_TW"/>
-        </w:rPr>
-      </w:r>
-    </w:p>
-    <w:p>
-      <w:pPr>
-        <w:pStyle w:val="Heading2"/>
-      </w:pPr>
-      <w:r>
-        <w:rPr>
-          <w:lang w:val="zh_TW" w:bidi="zh_TW"/>
-        </w:rPr>
-        <w:t>道路</w:t>
-      </w:r>
-      <w:r>
-        <w:rPr>
-          <w:lang w:val="zh_TW" w:bidi="zh_TW"/>
-        </w:rPr>
-      </w:r>
-    </w:p>
-    <w:p>
-      <w:pPr/>
-      <w:r>
-        <w:rPr>
-          <w:lang w:val="zh_TW" w:bidi="zh_TW"/>
-        </w:rPr>
-      </w:r>
-      <w:r>
-        <w:rPr>
-          <w:lang w:val="zh_TW" w:bidi="zh_TW"/>
-        </w:rPr>
-        <w:t>指經常行走而成的小徑或道路。「道路」和「路徑」在聖經中用來翻譯多種詞彙：（1）一條被頻繁使用的常用道路（</w:t>
-      </w:r>
-      <w:hyperlink r:id="rId109">
-        <w:r>
-          <w:rPr>
-            <w:lang w:val="zh_TW" w:bidi="zh_TW"/>
-          </w:rPr>
-          <w:rPr>
-            <w:color w:val="0000EE"/>
-            <w:u w:val="single"/>
-          </w:rPr>
-          <w:t>創49:17</w:t>
-        </w:r>
-      </w:hyperlink>
-      <w:r>
-        <w:rPr>
-          <w:lang w:val="zh_TW" w:bidi="zh_TW"/>
-        </w:rPr>
-        <w:t>；</w:t>
-      </w:r>
-      <w:hyperlink r:id="rId110">
-        <w:r>
-          <w:rPr>
-            <w:lang w:val="zh_TW" w:bidi="zh_TW"/>
-          </w:rPr>
-          <w:rPr>
-            <w:color w:val="0000EE"/>
-            <w:u w:val="single"/>
-          </w:rPr>
-          <w:t>詩16:11，</w:t>
-        </w:r>
-      </w:hyperlink>
-      <w:hyperlink r:id="rId111">
-        <w:r>
-          <w:rPr>
-            <w:lang w:val="zh_TW" w:bidi="zh_TW"/>
-          </w:rPr>
-          <w:rPr>
-            <w:color w:val="0000EE"/>
-            <w:u w:val="single"/>
-          </w:rPr>
-          <w:t>139:3</w:t>
-        </w:r>
-      </w:hyperlink>
-      <w:r>
-        <w:rPr>
-          <w:lang w:val="zh_TW" w:bidi="zh_TW"/>
-        </w:rPr>
-        <w:t>；</w:t>
-      </w:r>
-      <w:hyperlink r:id="rId112">
-        <w:r>
-          <w:rPr>
-            <w:lang w:val="zh_TW" w:bidi="zh_TW"/>
-          </w:rPr>
-          <w:rPr>
-            <w:color w:val="0000EE"/>
-            <w:u w:val="single"/>
-          </w:rPr>
-          <w:t>箴2:8、19</w:t>
-        </w:r>
-      </w:hyperlink>
-      <w:r>
-        <w:rPr>
-          <w:lang w:val="zh_TW" w:bidi="zh_TW"/>
-        </w:rPr>
-        <w:t>）；（2）一條交通要道或大道（</w:t>
-      </w:r>
-      <w:hyperlink r:id="rId113">
-        <w:r>
-          <w:rPr>
-            <w:lang w:val="zh_TW" w:bidi="zh_TW"/>
-          </w:rPr>
-          <w:rPr>
-            <w:color w:val="0000EE"/>
-            <w:u w:val="single"/>
-          </w:rPr>
-          <w:t>賽59:7</w:t>
-        </w:r>
-      </w:hyperlink>
-      <w:r>
-        <w:rPr>
-          <w:lang w:val="zh_TW" w:bidi="zh_TW"/>
-        </w:rPr>
-        <w:t>；</w:t>
-      </w:r>
-      <w:hyperlink r:id="rId114">
-        <w:r>
-          <w:rPr>
-            <w:lang w:val="zh_TW" w:bidi="zh_TW"/>
-          </w:rPr>
-          <w:rPr>
-            <w:color w:val="0000EE"/>
-            <w:u w:val="single"/>
-          </w:rPr>
-          <w:t>珥2:8</w:t>
-        </w:r>
-      </w:hyperlink>
-      <w:r>
-        <w:rPr>
-          <w:lang w:val="zh_TW" w:bidi="zh_TW"/>
-        </w:rPr>
-        <w:t>）；（3）一條穿越田野、越過山丘和通過山谷的步道（</w:t>
-      </w:r>
-      <w:hyperlink r:id="rId115">
-        <w:r>
-          <w:rPr>
-            <w:lang w:val="zh_TW" w:bidi="zh_TW"/>
-          </w:rPr>
-          <w:rPr>
-            <w:color w:val="0000EE"/>
-            <w:u w:val="single"/>
-          </w:rPr>
-          <w:t>伯30:13</w:t>
-        </w:r>
-      </w:hyperlink>
-      <w:r>
-        <w:rPr>
-          <w:lang w:val="zh_TW" w:bidi="zh_TW"/>
-        </w:rPr>
-        <w:t>；</w:t>
-      </w:r>
-      <w:hyperlink r:id="rId116">
-        <w:r>
-          <w:rPr>
-            <w:lang w:val="zh_TW" w:bidi="zh_TW"/>
-          </w:rPr>
-          <w:rPr>
-            <w:color w:val="0000EE"/>
-            <w:u w:val="single"/>
-          </w:rPr>
-          <w:t>詩119:35</w:t>
-        </w:r>
-      </w:hyperlink>
-      <w:r>
-        <w:rPr>
-          <w:lang w:val="zh_TW" w:bidi="zh_TW"/>
-        </w:rPr>
-        <w:t>；</w:t>
-      </w:r>
-      <w:hyperlink r:id="rId117">
-        <w:r>
-          <w:rPr>
-            <w:lang w:val="zh_TW" w:bidi="zh_TW"/>
-          </w:rPr>
-          <w:rPr>
-            <w:color w:val="0000EE"/>
-            <w:u w:val="single"/>
-          </w:rPr>
-          <w:t>箴3:17</w:t>
-        </w:r>
-      </w:hyperlink>
-      <w:r>
-        <w:rPr>
-          <w:lang w:val="zh_TW" w:bidi="zh_TW"/>
-        </w:rPr>
-        <w:t>）；（4）帶有流動意象的路徑或通道（</w:t>
-      </w:r>
-      <w:hyperlink r:id="rId118">
-        <w:r>
-          <w:rPr>
-            <w:lang w:val="zh_TW" w:bidi="zh_TW"/>
-          </w:rPr>
-          <w:rPr>
-            <w:color w:val="0000EE"/>
-            <w:u w:val="single"/>
-          </w:rPr>
-          <w:t>詩77:19</w:t>
-        </w:r>
-      </w:hyperlink>
-      <w:r>
-        <w:rPr>
-          <w:lang w:val="zh_TW" w:bidi="zh_TW"/>
-        </w:rPr>
-        <w:t>；</w:t>
-      </w:r>
-      <w:hyperlink r:id="rId119">
-        <w:r>
-          <w:rPr>
-            <w:lang w:val="zh_TW" w:bidi="zh_TW"/>
-          </w:rPr>
-          <w:rPr>
-            <w:color w:val="0000EE"/>
-            <w:u w:val="single"/>
-          </w:rPr>
-          <w:t>耶18:15</w:t>
-        </w:r>
-      </w:hyperlink>
-      <w:r>
-        <w:rPr>
-          <w:lang w:val="zh_TW" w:bidi="zh_TW"/>
-        </w:rPr>
-        <w:t>）；（5）一條圓形道路，如壕溝或護欄中的小徑（</w:t>
-      </w:r>
-      <w:hyperlink r:id="rId120">
-        <w:r>
-          <w:rPr>
-            <w:lang w:val="zh_TW" w:bidi="zh_TW"/>
-          </w:rPr>
-          <w:rPr>
-            <w:color w:val="0000EE"/>
-            <w:u w:val="single"/>
-          </w:rPr>
-          <w:t>詩65:11</w:t>
-        </w:r>
-      </w:hyperlink>
-      <w:r>
-        <w:rPr>
-          <w:lang w:val="zh_TW" w:bidi="zh_TW"/>
-        </w:rPr>
-        <w:t>；</w:t>
-      </w:r>
-      <w:hyperlink r:id="rId121">
-        <w:r>
-          <w:rPr>
-            <w:lang w:val="zh_TW" w:bidi="zh_TW"/>
-          </w:rPr>
-          <w:rPr>
-            <w:color w:val="0000EE"/>
-            <w:u w:val="single"/>
-          </w:rPr>
-          <w:t>箴2:9</w:t>
-        </w:r>
-      </w:hyperlink>
-      <w:r>
-        <w:rPr>
-          <w:lang w:val="zh_TW" w:bidi="zh_TW"/>
-        </w:rPr>
-        <w:t>）；以及（6）一條狹窄的通道，如穿過洞口的通路（</w:t>
-      </w:r>
-      <w:hyperlink r:id="rId122">
-        <w:r>
-          <w:rPr>
-            <w:lang w:val="zh_TW" w:bidi="zh_TW"/>
-          </w:rPr>
-          <w:rPr>
-            <w:color w:val="0000EE"/>
-            <w:u w:val="single"/>
-          </w:rPr>
-          <w:t>民22:24</w:t>
-        </w:r>
-      </w:hyperlink>
-      <w:r>
-        <w:rPr>
-          <w:lang w:val="zh_TW" w:bidi="zh_TW"/>
-        </w:rPr>
-        <w:t>）。「道路」用來翻譯希臘文中意為磨損的道路（</w:t>
-      </w:r>
-      <w:hyperlink r:id="rId123">
-        <w:r>
-          <w:rPr>
-            <w:lang w:val="zh_TW" w:bidi="zh_TW"/>
-          </w:rPr>
-          <w:rPr>
-            <w:color w:val="0000EE"/>
-            <w:u w:val="single"/>
-          </w:rPr>
-          <w:t>太3:3</w:t>
-        </w:r>
-      </w:hyperlink>
-      <w:r>
-        <w:rPr>
-          <w:lang w:val="zh_TW" w:bidi="zh_TW"/>
-        </w:rPr>
-        <w:t>；</w:t>
-      </w:r>
-      <w:hyperlink r:id="rId124">
-        <w:r>
-          <w:rPr>
-            <w:lang w:val="zh_TW" w:bidi="zh_TW"/>
-          </w:rPr>
-          <w:rPr>
-            <w:color w:val="0000EE"/>
-            <w:u w:val="single"/>
-          </w:rPr>
-          <w:t>可1:3</w:t>
-        </w:r>
-      </w:hyperlink>
-      <w:r>
-        <w:rPr>
-          <w:lang w:val="zh_TW" w:bidi="zh_TW"/>
-        </w:rPr>
-        <w:t>；</w:t>
-      </w:r>
-      <w:hyperlink r:id="rId125">
-        <w:r>
-          <w:rPr>
-            <w:lang w:val="zh_TW" w:bidi="zh_TW"/>
-          </w:rPr>
-          <w:rPr>
-            <w:color w:val="0000EE"/>
-            <w:u w:val="single"/>
-          </w:rPr>
-          <w:t>路3:4</w:t>
-        </w:r>
-      </w:hyperlink>
-      <w:r>
-        <w:rPr>
-          <w:lang w:val="zh_TW" w:bidi="zh_TW"/>
-        </w:rPr>
-        <w:t>）和車轍（</w:t>
-      </w:r>
-      <w:hyperlink r:id="rId126">
-        <w:r>
-          <w:rPr>
-            <w:lang w:val="zh_TW" w:bidi="zh_TW"/>
-          </w:rPr>
-          <w:rPr>
-            <w:color w:val="0000EE"/>
-            <w:u w:val="single"/>
-          </w:rPr>
-          <w:t>來12:13</w:t>
-        </w:r>
-      </w:hyperlink>
-      <w:r>
-        <w:rPr>
-          <w:lang w:val="zh_TW" w:bidi="zh_TW"/>
-        </w:rPr>
-        <w:t>）。</w:t>
-      </w:r>
-    </w:p>
-    <w:p>
-      <w:pPr/>
-      <w:r>
-        <w:rPr>
-          <w:lang w:val="zh_TW" w:bidi="zh_TW"/>
-        </w:rPr>
-      </w:r>
-      <w:r>
-        <w:rPr>
-          <w:lang w:val="zh_TW" w:bidi="zh_TW"/>
-        </w:rPr>
-        <w:t>仔細回顧「道路」和「路徑」這些詞彙的使用，就會發現聖經使用這兩個詞語的字面意思是指交通所經過的一段地面，這些地面可能是曲折的山路、未鋪設但人們經常行走的路，或是精心鋪設的道路。聖經作者也常用這些詞彙作比喻，用來描述人與神之間的關係，以及神如何引導並豐富或削弱人類的生命。這些詞彙比喻性地描述了在人生各種情境中人類的行為和經歷。最後兩種用法的表達特別生動，如生命的道路（</w:t>
-      </w:r>
-      <w:hyperlink r:id="rId110">
-        <w:r>
-          <w:rPr>
-            <w:lang w:val="zh_TW" w:bidi="zh_TW"/>
-          </w:rPr>
-          <w:rPr>
-            <w:color w:val="0000EE"/>
-            <w:u w:val="single"/>
-          </w:rPr>
-          <w:t>詩16:11</w:t>
-        </w:r>
-      </w:hyperlink>
-      <w:r>
-        <w:rPr>
-          <w:lang w:val="zh_TW" w:bidi="zh_TW"/>
-        </w:rPr>
-        <w:t>）、平坦的路（</w:t>
-      </w:r>
-      <w:hyperlink r:id="rId127">
-        <w:r>
-          <w:rPr>
-            <w:lang w:val="zh_TW" w:bidi="zh_TW"/>
-          </w:rPr>
-          <w:rPr>
-            <w:color w:val="0000EE"/>
-            <w:u w:val="single"/>
-          </w:rPr>
-          <w:t>27:11</w:t>
-        </w:r>
-      </w:hyperlink>
-      <w:r>
-        <w:rPr>
-          <w:lang w:val="zh_TW" w:bidi="zh_TW"/>
-        </w:rPr>
-        <w:t>）、善道（</w:t>
-      </w:r>
-      <w:hyperlink r:id="rId121">
-        <w:r>
-          <w:rPr>
-            <w:lang w:val="zh_TW" w:bidi="zh_TW"/>
-          </w:rPr>
-          <w:rPr>
-            <w:color w:val="0000EE"/>
-            <w:u w:val="single"/>
-          </w:rPr>
-          <w:t>箴2:9</w:t>
-        </w:r>
-      </w:hyperlink>
-      <w:r>
-        <w:rPr>
-          <w:lang w:val="zh_TW" w:bidi="zh_TW"/>
-        </w:rPr>
-        <w:t>）、惡人的路（</w:t>
-      </w:r>
-      <w:hyperlink r:id="rId128">
-        <w:r>
-          <w:rPr>
-            <w:lang w:val="zh_TW" w:bidi="zh_TW"/>
-          </w:rPr>
-          <w:rPr>
-            <w:color w:val="0000EE"/>
-            <w:u w:val="single"/>
-          </w:rPr>
-          <w:t>4:14</w:t>
-        </w:r>
-      </w:hyperlink>
-      <w:r>
-        <w:rPr>
-          <w:lang w:val="zh_TW" w:bidi="zh_TW"/>
-        </w:rPr>
-        <w:t>）、義人的路（</w:t>
-      </w:r>
-      <w:hyperlink r:id="rId129">
-        <w:r>
-          <w:rPr>
-            <w:lang w:val="zh_TW" w:bidi="zh_TW"/>
-          </w:rPr>
-          <w:rPr>
-            <w:color w:val="0000EE"/>
-            <w:u w:val="single"/>
-          </w:rPr>
-          <w:t>18</w:t>
-        </w:r>
-      </w:hyperlink>
-      <w:r>
-        <w:rPr>
-          <w:lang w:val="zh_TW" w:bidi="zh_TW"/>
-        </w:rPr>
-        <w:t>節）、審判的道（</w:t>
-      </w:r>
-      <w:hyperlink r:id="rId130">
-        <w:r>
-          <w:rPr>
-            <w:lang w:val="zh_TW" w:bidi="zh_TW"/>
-          </w:rPr>
-          <w:rPr>
-            <w:color w:val="0000EE"/>
-            <w:u w:val="single"/>
-          </w:rPr>
-          <w:t>賽40:14</w:t>
-        </w:r>
-      </w:hyperlink>
-      <w:r>
-        <w:rPr>
-          <w:lang w:val="zh_TW" w:bidi="zh_TW"/>
-        </w:rPr>
-        <w:t>）、正直的路（</w:t>
-      </w:r>
-      <w:hyperlink r:id="rId131">
-        <w:r>
-          <w:rPr>
-            <w:lang w:val="zh_TW" w:bidi="zh_TW"/>
-          </w:rPr>
-          <w:rPr>
-            <w:color w:val="0000EE"/>
-            <w:u w:val="single"/>
-          </w:rPr>
-          <w:t>箴4:11</w:t>
-        </w:r>
-      </w:hyperlink>
-      <w:r>
-        <w:rPr>
-          <w:lang w:val="zh_TW" w:bidi="zh_TW"/>
-        </w:rPr>
-        <w:t>）和平安的路（</w:t>
-      </w:r>
-      <w:hyperlink r:id="rId117">
-        <w:r>
-          <w:rPr>
-            <w:lang w:val="zh_TW" w:bidi="zh_TW"/>
-          </w:rPr>
-          <w:rPr>
-            <w:color w:val="0000EE"/>
-            <w:u w:val="single"/>
-          </w:rPr>
-          <w:t>3:17</w:t>
-        </w:r>
-      </w:hyperlink>
-      <w:r>
-        <w:rPr>
-          <w:lang w:val="zh_TW" w:bidi="zh_TW"/>
-        </w:rPr>
-        <w:t>）。</w:t>
       </w:r>
       <w:r>
         <w:rPr>

--- a/zht/docx/027.content.docx
+++ b/zht/docx/027.content.docx
@@ -233,90 +233,60 @@
         </w:rPr>
         <w:t>猶太族長雅各的第五個兒子。他的母親是辟拉；辟拉是雅各的妻子拉結的使女（</w:t>
       </w:r>
-      <w:hyperlink r:id="rId13">
-        <w:r>
-          <w:rPr>
-            <w:lang w:val="zh_TW" w:bidi="zh_TW"/>
-          </w:rPr>
-          <w:rPr>
-            <w:color w:val="0000EE"/>
-            <w:u w:val="single"/>
-          </w:rPr>
-          <w:t>創30:1–6</w:t>
-        </w:r>
-      </w:hyperlink>
+      <w:r>
+        <w:rPr>
+          <w:lang w:val="zh_TW" w:bidi="zh_TW"/>
+        </w:rPr>
+        <w:t>創30:1–6</w:t>
+      </w:r>
       <w:r>
         <w:rPr>
           <w:lang w:val="zh_TW" w:bidi="zh_TW"/>
         </w:rPr>
         <w:t>）。但的後裔定居在以色列境內戶勒平原（Huleh Plain）一帶。他們定居的地方原本是分配給但的同母兄弟拿弗他利（</w:t>
       </w:r>
-      <w:hyperlink r:id="rId14">
-        <w:r>
-          <w:rPr>
-            <w:lang w:val="zh_TW" w:bidi="zh_TW"/>
-          </w:rPr>
-          <w:rPr>
-            <w:color w:val="0000EE"/>
-            <w:u w:val="single"/>
-          </w:rPr>
-          <w:t>創30:7–8</w:t>
-        </w:r>
-      </w:hyperlink>
+      <w:r>
+        <w:rPr>
+          <w:lang w:val="zh_TW" w:bidi="zh_TW"/>
+        </w:rPr>
+        <w:t>創30:7–8</w:t>
+      </w:r>
       <w:r>
         <w:rPr>
           <w:lang w:val="zh_TW" w:bidi="zh_TW"/>
         </w:rPr>
         <w:t>，</w:t>
       </w:r>
-      <w:hyperlink r:id="rId15">
-        <w:r>
-          <w:rPr>
-            <w:lang w:val="zh_TW" w:bidi="zh_TW"/>
-          </w:rPr>
-          <w:rPr>
-            <w:color w:val="0000EE"/>
-            <w:u w:val="single"/>
-          </w:rPr>
-          <w:t>35:25</w:t>
-        </w:r>
-      </w:hyperlink>
+      <w:r>
+        <w:rPr>
+          <w:lang w:val="zh_TW" w:bidi="zh_TW"/>
+        </w:rPr>
+        <w:t>35:25</w:t>
+      </w:r>
       <w:r>
         <w:rPr>
           <w:lang w:val="zh_TW" w:bidi="zh_TW"/>
         </w:rPr>
         <w:t>；</w:t>
       </w:r>
-      <w:hyperlink r:id="rId16">
-        <w:r>
-          <w:rPr>
-            <w:lang w:val="zh_TW" w:bidi="zh_TW"/>
-          </w:rPr>
-          <w:rPr>
-            <w:color w:val="0000EE"/>
-            <w:u w:val="single"/>
-          </w:rPr>
-          <w:t>書19:32–48</w:t>
-        </w:r>
-      </w:hyperlink>
+      <w:r>
+        <w:rPr>
+          <w:lang w:val="zh_TW" w:bidi="zh_TW"/>
+        </w:rPr>
+        <w:t>書19:32–48</w:t>
+      </w:r>
       <w:r>
         <w:rPr>
           <w:lang w:val="zh_TW" w:bidi="zh_TW"/>
         </w:rPr>
         <w:t>）。聖經經常一同提及這兩兄弟（例：</w:t>
       </w:r>
-      <w:hyperlink r:id="rId17">
-        <w:r>
-          <w:rPr>
-            <w:lang w:val="zh_TW" w:bidi="zh_TW"/>
-          </w:rPr>
-          <w:rPr>
-            <w:color w:val="0000EE"/>
-            <w:u w:val="single"/>
-          </w:rPr>
-          <w:t>出1:4</w:t>
-        </w:r>
-      </w:hyperlink>
+      <w:r>
+        <w:rPr>
+          <w:lang w:val="zh_TW" w:bidi="zh_TW"/>
+        </w:rPr>
+        <w:t>出1:4</w:t>
+      </w:r>
       <w:r>
         <w:rPr>
           <w:lang w:val="zh_TW" w:bidi="zh_TW"/>
@@ -337,18 +307,12 @@
         </w:rPr>
         <w:t>但這個名字不是他的母親辟拉取的，而是拉結給他取的；拉結把他視為自己的兒子。拉結多年不能生育（在古代文化中，婦人不能生育被視為羞恥的事）。她嫉妒雅各的另一個妻子利亞，因為利亞已經生了四個兒子。拉結認為辟拉生下這個兒子除去了她的羞恥，也顯明神認可她作為妻子的地位。但（意思是「祂審判」）這名字表示神已經審察她的處境，並藉著這個孩子的出生為她伸冤（</w:t>
       </w:r>
-      <w:hyperlink r:id="rId18">
-        <w:r>
-          <w:rPr>
-            <w:lang w:val="zh_TW" w:bidi="zh_TW"/>
-          </w:rPr>
-          <w:rPr>
-            <w:color w:val="0000EE"/>
-            <w:u w:val="single"/>
-          </w:rPr>
-          <w:t>創30:6</w:t>
-        </w:r>
-      </w:hyperlink>
+      <w:r>
+        <w:rPr>
+          <w:lang w:val="zh_TW" w:bidi="zh_TW"/>
+        </w:rPr>
+        <w:t>創30:6</w:t>
+      </w:r>
       <w:r>
         <w:rPr>
           <w:lang w:val="zh_TW" w:bidi="zh_TW"/>
@@ -369,54 +333,36 @@
         </w:rPr>
         <w:t>但只有一個兒子延續他的後代，就是戶伸（</w:t>
       </w:r>
-      <w:hyperlink r:id="rId19">
-        <w:r>
-          <w:rPr>
-            <w:lang w:val="zh_TW" w:bidi="zh_TW"/>
-          </w:rPr>
-          <w:rPr>
-            <w:color w:val="0000EE"/>
-            <w:u w:val="single"/>
-          </w:rPr>
-          <w:t>創46:23</w:t>
-        </w:r>
-      </w:hyperlink>
+      <w:r>
+        <w:rPr>
+          <w:lang w:val="zh_TW" w:bidi="zh_TW"/>
+        </w:rPr>
+        <w:t>創46:23</w:t>
+      </w:r>
       <w:r>
         <w:rPr>
           <w:lang w:val="zh_TW" w:bidi="zh_TW"/>
         </w:rPr>
         <w:t>；</w:t>
       </w:r>
-      <w:hyperlink r:id="rId20">
-        <w:r>
-          <w:rPr>
-            <w:lang w:val="zh_TW" w:bidi="zh_TW"/>
-          </w:rPr>
-          <w:rPr>
-            <w:color w:val="0000EE"/>
-            <w:u w:val="single"/>
-          </w:rPr>
-          <w:t xml:space="preserve">民26:42–43 </w:t>
-        </w:r>
-      </w:hyperlink>
+      <w:r>
+        <w:rPr>
+          <w:lang w:val="zh_TW" w:bidi="zh_TW"/>
+        </w:rPr>
+        <w:t xml:space="preserve">民26:42–43 </w:t>
+      </w:r>
       <w:r>
         <w:rPr>
           <w:lang w:val="zh_TW" w:bidi="zh_TW"/>
         </w:rPr>
         <w:t>稱他為「書含」）。雅各為眾子祝福時，應許但要在百姓中擔任「士師」的角色；但同時也形容他像蛇一樣詭詐而危險（</w:t>
       </w:r>
-      <w:hyperlink r:id="rId21">
-        <w:r>
-          <w:rPr>
-            <w:lang w:val="zh_TW" w:bidi="zh_TW"/>
-          </w:rPr>
-          <w:rPr>
-            <w:color w:val="0000EE"/>
-            <w:u w:val="single"/>
-          </w:rPr>
-          <w:t>創49:16–17</w:t>
-        </w:r>
-      </w:hyperlink>
+      <w:r>
+        <w:rPr>
+          <w:lang w:val="zh_TW" w:bidi="zh_TW"/>
+        </w:rPr>
+        <w:t>創49:16–17</w:t>
+      </w:r>
       <w:r>
         <w:rPr>
           <w:lang w:val="zh_TW" w:bidi="zh_TW"/>
